--- a/assets/_docs_/informe_sonarqube.docx
+++ b/assets/_docs_/informe_sonarqube.docx
@@ -38,12 +38,6 @@
     </w:p>
     <w:p>
       <w:pPr>
-        <w:spacing w:after="0" w:line="240" w:lineRule="auto"/>
-        <w:jc w:val="both"/>
-      </w:pPr>
-    </w:p>
-    <w:p>
-      <w:pPr>
         <w:pStyle w:val="Prrafodelista"/>
         <w:numPr>
           <w:ilvl w:val="0"/>
@@ -61,6 +55,40 @@
           <w:b/>
           <w:bCs/>
         </w:rPr>
+        <w:t>CREAR CUENTA EN SONARQUBECLUD</w:t>
+      </w:r>
+    </w:p>
+    <w:p>
+      <w:pPr>
+        <w:spacing w:after="0" w:line="240" w:lineRule="auto"/>
+        <w:jc w:val="both"/>
+      </w:pPr>
+    </w:p>
+    <w:p>
+      <w:pPr>
+        <w:spacing w:after="0" w:line="240" w:lineRule="auto"/>
+        <w:jc w:val="both"/>
+      </w:pPr>
+    </w:p>
+    <w:p>
+      <w:pPr>
+        <w:pStyle w:val="Prrafodelista"/>
+        <w:numPr>
+          <w:ilvl w:val="0"/>
+          <w:numId w:val="1"/>
+        </w:numPr>
+        <w:spacing w:after="0" w:line="240" w:lineRule="auto"/>
+        <w:jc w:val="both"/>
+        <w:rPr>
+          <w:b/>
+          <w:bCs/>
+        </w:rPr>
+      </w:pPr>
+      <w:r>
+        <w:rPr>
+          <w:b/>
+          <w:bCs/>
+        </w:rPr>
         <w:t>ASOCIAR PROYECTO A SONARCLOUD.IO</w:t>
       </w:r>
     </w:p>
@@ -81,26 +109,22 @@
         <w:jc w:val="both"/>
       </w:pPr>
       <w:r>
-        <w:t xml:space="preserve">Debe tener la sesión iniciada en Github: </w:t>
+        <w:t xml:space="preserve">Debe tener la sesión iniciada en </w:t>
+      </w:r>
+      <w:proofErr w:type="spellStart"/>
+      <w:r>
+        <w:t>Github</w:t>
+      </w:r>
+      <w:proofErr w:type="spellEnd"/>
+      <w:r>
+        <w:t xml:space="preserve">: </w:t>
       </w:r>
       <w:hyperlink r:id="rId7" w:history="1">
         <w:r>
           <w:rPr>
             <w:rStyle w:val="Hipervnculo"/>
           </w:rPr>
-          <w:t>https://gith</w:t>
-        </w:r>
-        <w:r>
-          <w:rPr>
-            <w:rStyle w:val="Hipervnculo"/>
-          </w:rPr>
-          <w:t>u</w:t>
-        </w:r>
-        <w:r>
-          <w:rPr>
-            <w:rStyle w:val="Hipervnculo"/>
-          </w:rPr>
-          <w:t>b.com/</w:t>
+          <w:t>https://github.com/</w:t>
         </w:r>
       </w:hyperlink>
       <w:r>
@@ -125,7 +149,21 @@
         <w:rPr>
           <w:lang w:val="en-US"/>
         </w:rPr>
-        <w:t xml:space="preserve">Dar click en: Sign in </w:t>
+        <w:t xml:space="preserve">Dar click </w:t>
+      </w:r>
+      <w:proofErr w:type="spellStart"/>
+      <w:r>
+        <w:rPr>
+          <w:lang w:val="en-US"/>
+        </w:rPr>
+        <w:t>en</w:t>
+      </w:r>
+      <w:proofErr w:type="spellEnd"/>
+      <w:r>
+        <w:rPr>
+          <w:lang w:val="en-US"/>
+        </w:rPr>
+        <w:t xml:space="preserve">: Sign in </w:t>
       </w:r>
     </w:p>
     <w:p>
@@ -143,8 +181,37 @@
         <w:t>Escribir las credenciales</w:t>
       </w:r>
       <w:r>
-        <w:t>: Username or email address y Password</w:t>
-      </w:r>
+        <w:t xml:space="preserve">: </w:t>
+      </w:r>
+      <w:proofErr w:type="spellStart"/>
+      <w:r>
+        <w:t>Username</w:t>
+      </w:r>
+      <w:proofErr w:type="spellEnd"/>
+      <w:r>
+        <w:t xml:space="preserve"> </w:t>
+      </w:r>
+      <w:proofErr w:type="spellStart"/>
+      <w:r>
+        <w:t>or</w:t>
+      </w:r>
+      <w:proofErr w:type="spellEnd"/>
+      <w:r>
+        <w:t xml:space="preserve"> email </w:t>
+      </w:r>
+      <w:proofErr w:type="spellStart"/>
+      <w:r>
+        <w:t>address</w:t>
+      </w:r>
+      <w:proofErr w:type="spellEnd"/>
+      <w:r>
+        <w:t xml:space="preserve"> y </w:t>
+      </w:r>
+      <w:proofErr w:type="spellStart"/>
+      <w:r>
+        <w:t>Password</w:t>
+      </w:r>
+      <w:proofErr w:type="spellEnd"/>
       <w:r>
         <w:t xml:space="preserve"> </w:t>
       </w:r>
@@ -164,7 +231,21 @@
         <w:rPr>
           <w:lang w:val="en-US"/>
         </w:rPr>
-        <w:t>Dar click en: Sign in</w:t>
+        <w:t xml:space="preserve">Dar click </w:t>
+      </w:r>
+      <w:proofErr w:type="spellStart"/>
+      <w:r>
+        <w:rPr>
+          <w:lang w:val="en-US"/>
+        </w:rPr>
+        <w:t>en</w:t>
+      </w:r>
+      <w:proofErr w:type="spellEnd"/>
+      <w:r>
+        <w:rPr>
+          <w:lang w:val="en-US"/>
+        </w:rPr>
+        <w:t>: Sign in</w:t>
       </w:r>
     </w:p>
     <w:p>
@@ -179,11 +260,39 @@
         <w:jc w:val="both"/>
       </w:pPr>
       <w:r>
-        <w:t xml:space="preserve">Dar click en: Open </w:t>
-      </w:r>
-      <w:r>
-        <w:t>user navigator menú / Repositories</w:t>
-      </w:r>
+        <w:t xml:space="preserve">Dar </w:t>
+      </w:r>
+      <w:proofErr w:type="spellStart"/>
+      <w:proofErr w:type="gramStart"/>
+      <w:r>
+        <w:t>click</w:t>
+      </w:r>
+      <w:proofErr w:type="spellEnd"/>
+      <w:proofErr w:type="gramEnd"/>
+      <w:r>
+        <w:t xml:space="preserve"> en: Open </w:t>
+      </w:r>
+      <w:proofErr w:type="spellStart"/>
+      <w:r>
+        <w:t>user</w:t>
+      </w:r>
+      <w:proofErr w:type="spellEnd"/>
+      <w:r>
+        <w:t xml:space="preserve"> </w:t>
+      </w:r>
+      <w:proofErr w:type="spellStart"/>
+      <w:r>
+        <w:t>navigator</w:t>
+      </w:r>
+      <w:proofErr w:type="spellEnd"/>
+      <w:r>
+        <w:t xml:space="preserve"> menú / </w:t>
+      </w:r>
+      <w:proofErr w:type="spellStart"/>
+      <w:r>
+        <w:t>Repositories</w:t>
+      </w:r>
+      <w:proofErr w:type="spellEnd"/>
     </w:p>
     <w:p>
       <w:pPr>
@@ -218,19 +327,7 @@
           <w:rPr>
             <w:rStyle w:val="Hipervnculo"/>
           </w:rPr>
-          <w:t>https://www.s</w:t>
-        </w:r>
-        <w:r>
-          <w:rPr>
-            <w:rStyle w:val="Hipervnculo"/>
-          </w:rPr>
-          <w:t>o</w:t>
-        </w:r>
-        <w:r>
-          <w:rPr>
-            <w:rStyle w:val="Hipervnculo"/>
-          </w:rPr>
-          <w:t>narsource.com/products/sonarqube/cloud/</w:t>
+          <w:t>https://www.sonarsource.com/products/sonarqube/cloud/</w:t>
         </w:r>
       </w:hyperlink>
     </w:p>
@@ -245,7 +342,17 @@
         <w:jc w:val="both"/>
       </w:pPr>
       <w:r>
-        <w:t>Dar click en: Log</w:t>
+        <w:t xml:space="preserve">Dar </w:t>
+      </w:r>
+      <w:proofErr w:type="spellStart"/>
+      <w:proofErr w:type="gramStart"/>
+      <w:r>
+        <w:t>click</w:t>
+      </w:r>
+      <w:proofErr w:type="spellEnd"/>
+      <w:proofErr w:type="gramEnd"/>
+      <w:r>
+        <w:t xml:space="preserve"> en: Log</w:t>
       </w:r>
       <w:r>
         <w:t xml:space="preserve"> </w:t>
@@ -265,8 +372,52 @@
         <w:jc w:val="both"/>
       </w:pPr>
       <w:r>
-        <w:t>Dar click en: GitHub</w:t>
-      </w:r>
+        <w:t xml:space="preserve">Dar </w:t>
+      </w:r>
+      <w:proofErr w:type="spellStart"/>
+      <w:proofErr w:type="gramStart"/>
+      <w:r>
+        <w:t>click</w:t>
+      </w:r>
+      <w:proofErr w:type="spellEnd"/>
+      <w:proofErr w:type="gramEnd"/>
+      <w:r>
+        <w:t xml:space="preserve"> en: GitHub</w:t>
+      </w:r>
+    </w:p>
+    <w:p>
+      <w:pPr>
+        <w:spacing w:after="0" w:line="240" w:lineRule="auto"/>
+        <w:jc w:val="both"/>
+      </w:pPr>
+    </w:p>
+    <w:p>
+      <w:pPr>
+        <w:pStyle w:val="Prrafodelista"/>
+        <w:numPr>
+          <w:ilvl w:val="0"/>
+          <w:numId w:val="1"/>
+        </w:numPr>
+        <w:spacing w:after="0" w:line="240" w:lineRule="auto"/>
+        <w:jc w:val="both"/>
+        <w:rPr>
+          <w:b/>
+          <w:bCs/>
+        </w:rPr>
+      </w:pPr>
+      <w:r>
+        <w:rPr>
+          <w:b/>
+          <w:bCs/>
+        </w:rPr>
+        <w:t>CONFIGURACIÓN DEL PROYECTO</w:t>
+      </w:r>
+    </w:p>
+    <w:p>
+      <w:pPr>
+        <w:spacing w:after="0" w:line="240" w:lineRule="auto"/>
+        <w:jc w:val="both"/>
+      </w:pPr>
     </w:p>
     <w:p>
       <w:pPr>
@@ -277,52 +428,1147 @@
         </w:numPr>
         <w:spacing w:after="0" w:line="240" w:lineRule="auto"/>
         <w:jc w:val="both"/>
-      </w:pPr>
-    </w:p>
-    <w:p>
-      <w:pPr>
-        <w:spacing w:after="0" w:line="240" w:lineRule="auto"/>
-        <w:jc w:val="both"/>
-      </w:pPr>
-    </w:p>
-    <w:p>
-      <w:pPr>
-        <w:spacing w:after="0" w:line="240" w:lineRule="auto"/>
-        <w:jc w:val="both"/>
-      </w:pPr>
-    </w:p>
-    <w:p>
-      <w:pPr>
-        <w:spacing w:after="0" w:line="240" w:lineRule="auto"/>
-        <w:jc w:val="both"/>
-      </w:pPr>
+        <w:rPr>
+          <w:b/>
+          <w:bCs/>
+          <w:lang w:val="en-US"/>
+        </w:rPr>
+      </w:pPr>
+      <w:r>
+        <w:rPr>
+          <w:b/>
+          <w:bCs/>
+          <w:lang w:val="en-US"/>
+        </w:rPr>
+        <w:t xml:space="preserve">Crear </w:t>
+      </w:r>
+      <w:proofErr w:type="spellStart"/>
+      <w:r>
+        <w:rPr>
+          <w:b/>
+          <w:bCs/>
+          <w:lang w:val="en-US"/>
+        </w:rPr>
+        <w:t>archivo</w:t>
+      </w:r>
+      <w:proofErr w:type="spellEnd"/>
+      <w:r>
+        <w:rPr>
+          <w:b/>
+          <w:bCs/>
+          <w:lang w:val="en-US"/>
+        </w:rPr>
+        <w:t xml:space="preserve"> .</w:t>
+      </w:r>
+      <w:proofErr w:type="spellStart"/>
+      <w:r>
+        <w:rPr>
+          <w:b/>
+          <w:bCs/>
+          <w:lang w:val="en-US"/>
+        </w:rPr>
+        <w:t>github</w:t>
+      </w:r>
+      <w:proofErr w:type="spellEnd"/>
+      <w:r>
+        <w:rPr>
+          <w:b/>
+          <w:bCs/>
+          <w:lang w:val="en-US"/>
+        </w:rPr>
+        <w:t>/workflows/</w:t>
+      </w:r>
+      <w:proofErr w:type="spellStart"/>
+      <w:r>
+        <w:rPr>
+          <w:b/>
+          <w:bCs/>
+          <w:lang w:val="en-US"/>
+        </w:rPr>
+        <w:t>sonarcloud.yml</w:t>
+      </w:r>
+      <w:proofErr w:type="spellEnd"/>
+    </w:p>
+    <w:p>
+      <w:pPr>
+        <w:spacing w:after="0" w:line="240" w:lineRule="auto"/>
+        <w:jc w:val="both"/>
+        <w:rPr>
+          <w:lang w:val="en-US"/>
+        </w:rPr>
+      </w:pPr>
+    </w:p>
+    <w:p>
+      <w:pPr>
+        <w:spacing w:after="0" w:line="240" w:lineRule="auto"/>
+        <w:ind w:left="84" w:firstLine="708"/>
+        <w:jc w:val="both"/>
+        <w:rPr>
+          <w:b/>
+          <w:bCs/>
+        </w:rPr>
+      </w:pPr>
+      <w:r>
+        <w:rPr>
+          <w:b/>
+          <w:bCs/>
+        </w:rPr>
+        <w:t>OPCIÓN 1: Desde GitHub Web (Recomendado)</w:t>
+      </w:r>
     </w:p>
     <w:p>
       <w:pPr>
         <w:pStyle w:val="Prrafodelista"/>
         <w:numPr>
           <w:ilvl w:val="0"/>
-          <w:numId w:val="1"/>
+          <w:numId w:val="3"/>
         </w:numPr>
         <w:spacing w:after="0" w:line="240" w:lineRule="auto"/>
-        <w:jc w:val="both"/>
-        <w:rPr>
-          <w:b/>
-          <w:bCs/>
-        </w:rPr>
-      </w:pPr>
-      <w:r>
-        <w:rPr>
-          <w:b/>
-          <w:bCs/>
-        </w:rPr>
-        <w:t>CONFIGURACIÓN DEL PROYECTO</w:t>
-      </w:r>
-    </w:p>
-    <w:p>
-      <w:pPr>
-        <w:spacing w:after="0" w:line="240" w:lineRule="auto"/>
-        <w:jc w:val="both"/>
+        <w:ind w:left="1560"/>
+        <w:jc w:val="both"/>
+      </w:pPr>
+      <w:r>
+        <w:t xml:space="preserve">Estar ubicado en </w:t>
+      </w:r>
+      <w:r>
+        <w:t>el repositorio</w:t>
+      </w:r>
+      <w:r>
+        <w:t xml:space="preserve"> de </w:t>
+      </w:r>
+      <w:proofErr w:type="spellStart"/>
+      <w:r>
+        <w:t>Github</w:t>
+      </w:r>
+      <w:proofErr w:type="spellEnd"/>
+    </w:p>
+    <w:p>
+      <w:pPr>
+        <w:pStyle w:val="Prrafodelista"/>
+        <w:numPr>
+          <w:ilvl w:val="0"/>
+          <w:numId w:val="3"/>
+        </w:numPr>
+        <w:spacing w:after="0" w:line="240" w:lineRule="auto"/>
+        <w:ind w:left="1560"/>
+        <w:jc w:val="both"/>
+        <w:rPr>
+          <w:lang w:val="en-US"/>
+        </w:rPr>
+      </w:pPr>
+      <w:r>
+        <w:rPr>
+          <w:lang w:val="en-US"/>
+        </w:rPr>
+        <w:t xml:space="preserve">Dar click </w:t>
+      </w:r>
+      <w:proofErr w:type="spellStart"/>
+      <w:r>
+        <w:rPr>
+          <w:lang w:val="en-US"/>
+        </w:rPr>
+        <w:t>en</w:t>
+      </w:r>
+      <w:proofErr w:type="spellEnd"/>
+      <w:r>
+        <w:rPr>
+          <w:lang w:val="en-US"/>
+        </w:rPr>
+        <w:t>:</w:t>
+      </w:r>
+      <w:r>
+        <w:rPr>
+          <w:lang w:val="en-US"/>
+        </w:rPr>
+        <w:t xml:space="preserve"> Add file </w:t>
+      </w:r>
+      <w:r>
+        <w:rPr>
+          <w:lang w:val="en-US"/>
+        </w:rPr>
+        <w:t>/</w:t>
+      </w:r>
+      <w:r>
+        <w:rPr>
+          <w:lang w:val="en-US"/>
+        </w:rPr>
+        <w:t xml:space="preserve"> Create new file</w:t>
+      </w:r>
+    </w:p>
+    <w:p>
+      <w:pPr>
+        <w:pStyle w:val="Prrafodelista"/>
+        <w:numPr>
+          <w:ilvl w:val="0"/>
+          <w:numId w:val="3"/>
+        </w:numPr>
+        <w:spacing w:after="0" w:line="240" w:lineRule="auto"/>
+        <w:ind w:left="1560"/>
+        <w:jc w:val="both"/>
+      </w:pPr>
+      <w:r>
+        <w:t>Escribe la ruta: `.</w:t>
+      </w:r>
+      <w:proofErr w:type="spellStart"/>
+      <w:r>
+        <w:t>github</w:t>
+      </w:r>
+      <w:proofErr w:type="spellEnd"/>
+      <w:r>
+        <w:t>/</w:t>
+      </w:r>
+      <w:proofErr w:type="spellStart"/>
+      <w:r>
+        <w:t>workflows</w:t>
+      </w:r>
+      <w:proofErr w:type="spellEnd"/>
+      <w:r>
+        <w:t>/</w:t>
+      </w:r>
+      <w:proofErr w:type="spellStart"/>
+      <w:r>
+        <w:t>sonarcloud.yml</w:t>
+      </w:r>
+      <w:proofErr w:type="spellEnd"/>
+      <w:r>
+        <w:t>`</w:t>
+      </w:r>
+    </w:p>
+    <w:p>
+      <w:pPr>
+        <w:pStyle w:val="Prrafodelista"/>
+        <w:numPr>
+          <w:ilvl w:val="0"/>
+          <w:numId w:val="3"/>
+        </w:numPr>
+        <w:spacing w:after="0" w:line="240" w:lineRule="auto"/>
+        <w:ind w:left="1560"/>
+        <w:jc w:val="both"/>
+      </w:pPr>
+      <w:r>
+        <w:t>Pega el contenido</w:t>
+      </w:r>
+      <w:r>
+        <w:t>:</w:t>
+      </w:r>
+    </w:p>
+    <w:p>
+      <w:pPr>
+        <w:pStyle w:val="Prrafodelista"/>
+        <w:spacing w:after="0" w:line="240" w:lineRule="auto"/>
+        <w:ind w:left="1560"/>
+        <w:jc w:val="both"/>
+        <w:rPr>
+          <w:lang w:val="en-US"/>
+        </w:rPr>
+      </w:pPr>
+      <w:r>
+        <w:rPr>
+          <w:lang w:val="en-US"/>
+        </w:rPr>
+        <w:t xml:space="preserve">name: </w:t>
+      </w:r>
+      <w:proofErr w:type="spellStart"/>
+      <w:r>
+        <w:rPr>
+          <w:lang w:val="en-US"/>
+        </w:rPr>
+        <w:t>SonarCloud</w:t>
+      </w:r>
+      <w:proofErr w:type="spellEnd"/>
+      <w:r>
+        <w:rPr>
+          <w:lang w:val="en-US"/>
+        </w:rPr>
+        <w:t xml:space="preserve"> Analysis PHP</w:t>
+      </w:r>
+    </w:p>
+    <w:p>
+      <w:pPr>
+        <w:pStyle w:val="Prrafodelista"/>
+        <w:spacing w:after="0" w:line="240" w:lineRule="auto"/>
+        <w:ind w:left="1560"/>
+        <w:jc w:val="both"/>
+        <w:rPr>
+          <w:lang w:val="en-US"/>
+        </w:rPr>
+      </w:pPr>
+      <w:r>
+        <w:rPr>
+          <w:lang w:val="en-US"/>
+        </w:rPr>
+        <w:t>on:</w:t>
+      </w:r>
+    </w:p>
+    <w:p>
+      <w:pPr>
+        <w:pStyle w:val="Prrafodelista"/>
+        <w:spacing w:after="0" w:line="240" w:lineRule="auto"/>
+        <w:ind w:left="1560"/>
+        <w:jc w:val="both"/>
+        <w:rPr>
+          <w:lang w:val="en-US"/>
+        </w:rPr>
+      </w:pPr>
+      <w:r>
+        <w:rPr>
+          <w:lang w:val="en-US"/>
+        </w:rPr>
+        <w:t xml:space="preserve">  push:</w:t>
+      </w:r>
+    </w:p>
+    <w:p>
+      <w:pPr>
+        <w:pStyle w:val="Prrafodelista"/>
+        <w:spacing w:after="0" w:line="240" w:lineRule="auto"/>
+        <w:ind w:left="1560"/>
+        <w:jc w:val="both"/>
+        <w:rPr>
+          <w:lang w:val="en-US"/>
+        </w:rPr>
+      </w:pPr>
+      <w:r>
+        <w:rPr>
+          <w:lang w:val="en-US"/>
+        </w:rPr>
+        <w:t xml:space="preserve">    branches: [ </w:t>
+      </w:r>
+      <w:proofErr w:type="gramStart"/>
+      <w:r>
+        <w:rPr>
+          <w:lang w:val="en-US"/>
+        </w:rPr>
+        <w:t>main ]</w:t>
+      </w:r>
+      <w:proofErr w:type="gramEnd"/>
+    </w:p>
+    <w:p>
+      <w:pPr>
+        <w:pStyle w:val="Prrafodelista"/>
+        <w:spacing w:after="0" w:line="240" w:lineRule="auto"/>
+        <w:ind w:left="1560"/>
+        <w:jc w:val="both"/>
+        <w:rPr>
+          <w:lang w:val="en-US"/>
+        </w:rPr>
+      </w:pPr>
+      <w:r>
+        <w:rPr>
+          <w:lang w:val="en-US"/>
+        </w:rPr>
+        <w:t xml:space="preserve">  </w:t>
+      </w:r>
+      <w:proofErr w:type="spellStart"/>
+      <w:r>
+        <w:rPr>
+          <w:lang w:val="en-US"/>
+        </w:rPr>
+        <w:t>pull_request</w:t>
+      </w:r>
+      <w:proofErr w:type="spellEnd"/>
+      <w:r>
+        <w:rPr>
+          <w:lang w:val="en-US"/>
+        </w:rPr>
+        <w:t>:</w:t>
+      </w:r>
+    </w:p>
+    <w:p>
+      <w:pPr>
+        <w:pStyle w:val="Prrafodelista"/>
+        <w:spacing w:after="0" w:line="240" w:lineRule="auto"/>
+        <w:ind w:left="1560"/>
+        <w:jc w:val="both"/>
+        <w:rPr>
+          <w:lang w:val="en-US"/>
+        </w:rPr>
+      </w:pPr>
+      <w:r>
+        <w:rPr>
+          <w:lang w:val="en-US"/>
+        </w:rPr>
+        <w:t xml:space="preserve">    branches: [ </w:t>
+      </w:r>
+      <w:proofErr w:type="gramStart"/>
+      <w:r>
+        <w:rPr>
+          <w:lang w:val="en-US"/>
+        </w:rPr>
+        <w:t>main ]</w:t>
+      </w:r>
+      <w:proofErr w:type="gramEnd"/>
+    </w:p>
+    <w:p>
+      <w:pPr>
+        <w:pStyle w:val="Prrafodelista"/>
+        <w:spacing w:after="0" w:line="240" w:lineRule="auto"/>
+        <w:ind w:left="1560"/>
+        <w:jc w:val="both"/>
+        <w:rPr>
+          <w:lang w:val="en-US"/>
+        </w:rPr>
+      </w:pPr>
+    </w:p>
+    <w:p>
+      <w:pPr>
+        <w:pStyle w:val="Prrafodelista"/>
+        <w:spacing w:after="0" w:line="240" w:lineRule="auto"/>
+        <w:ind w:left="1560"/>
+        <w:jc w:val="both"/>
+        <w:rPr>
+          <w:lang w:val="en-US"/>
+        </w:rPr>
+      </w:pPr>
+      <w:r>
+        <w:rPr>
+          <w:lang w:val="en-US"/>
+        </w:rPr>
+        <w:t>jobs:</w:t>
+      </w:r>
+    </w:p>
+    <w:p>
+      <w:pPr>
+        <w:pStyle w:val="Prrafodelista"/>
+        <w:spacing w:after="0" w:line="240" w:lineRule="auto"/>
+        <w:ind w:left="1560"/>
+        <w:jc w:val="both"/>
+        <w:rPr>
+          <w:lang w:val="en-US"/>
+        </w:rPr>
+      </w:pPr>
+      <w:r>
+        <w:rPr>
+          <w:lang w:val="en-US"/>
+        </w:rPr>
+        <w:t xml:space="preserve">  </w:t>
+      </w:r>
+      <w:proofErr w:type="spellStart"/>
+      <w:r>
+        <w:rPr>
+          <w:lang w:val="en-US"/>
+        </w:rPr>
+        <w:t>sonarcloud</w:t>
+      </w:r>
+      <w:proofErr w:type="spellEnd"/>
+      <w:r>
+        <w:rPr>
+          <w:lang w:val="en-US"/>
+        </w:rPr>
+        <w:t>:</w:t>
+      </w:r>
+    </w:p>
+    <w:p>
+      <w:pPr>
+        <w:pStyle w:val="Prrafodelista"/>
+        <w:spacing w:after="0" w:line="240" w:lineRule="auto"/>
+        <w:ind w:left="1560"/>
+        <w:jc w:val="both"/>
+        <w:rPr>
+          <w:lang w:val="en-US"/>
+        </w:rPr>
+      </w:pPr>
+      <w:r>
+        <w:rPr>
+          <w:lang w:val="en-US"/>
+        </w:rPr>
+        <w:t xml:space="preserve">    name: </w:t>
+      </w:r>
+      <w:proofErr w:type="spellStart"/>
+      <w:r>
+        <w:rPr>
+          <w:lang w:val="en-US"/>
+        </w:rPr>
+        <w:t>SonarCloud</w:t>
+      </w:r>
+      <w:proofErr w:type="spellEnd"/>
+      <w:r>
+        <w:rPr>
+          <w:lang w:val="en-US"/>
+        </w:rPr>
+        <w:t xml:space="preserve"> Scan</w:t>
+      </w:r>
+    </w:p>
+    <w:p>
+      <w:pPr>
+        <w:pStyle w:val="Prrafodelista"/>
+        <w:spacing w:after="0" w:line="240" w:lineRule="auto"/>
+        <w:ind w:left="1560"/>
+        <w:jc w:val="both"/>
+        <w:rPr>
+          <w:lang w:val="en-US"/>
+        </w:rPr>
+      </w:pPr>
+      <w:r>
+        <w:rPr>
+          <w:lang w:val="en-US"/>
+        </w:rPr>
+        <w:t xml:space="preserve">    runs-on: ubuntu-latest</w:t>
+      </w:r>
+    </w:p>
+    <w:p>
+      <w:pPr>
+        <w:pStyle w:val="Prrafodelista"/>
+        <w:spacing w:after="0" w:line="240" w:lineRule="auto"/>
+        <w:ind w:left="1560"/>
+        <w:jc w:val="both"/>
+        <w:rPr>
+          <w:lang w:val="en-US"/>
+        </w:rPr>
+      </w:pPr>
+      <w:r>
+        <w:rPr>
+          <w:lang w:val="en-US"/>
+        </w:rPr>
+        <w:t xml:space="preserve">    </w:t>
+      </w:r>
+    </w:p>
+    <w:p>
+      <w:pPr>
+        <w:pStyle w:val="Prrafodelista"/>
+        <w:spacing w:after="0" w:line="240" w:lineRule="auto"/>
+        <w:ind w:left="1560"/>
+        <w:jc w:val="both"/>
+        <w:rPr>
+          <w:lang w:val="en-US"/>
+        </w:rPr>
+      </w:pPr>
+      <w:r>
+        <w:rPr>
+          <w:lang w:val="en-US"/>
+        </w:rPr>
+        <w:t xml:space="preserve">    </w:t>
+      </w:r>
+      <w:proofErr w:type="gramStart"/>
+      <w:r>
+        <w:rPr>
+          <w:lang w:val="en-US"/>
+        </w:rPr>
+        <w:t>steps</w:t>
+      </w:r>
+      <w:proofErr w:type="gramEnd"/>
+      <w:r>
+        <w:rPr>
+          <w:lang w:val="en-US"/>
+        </w:rPr>
+        <w:t>:</w:t>
+      </w:r>
+    </w:p>
+    <w:p>
+      <w:pPr>
+        <w:pStyle w:val="Prrafodelista"/>
+        <w:spacing w:after="0" w:line="240" w:lineRule="auto"/>
+        <w:ind w:left="1560"/>
+        <w:jc w:val="both"/>
+        <w:rPr>
+          <w:lang w:val="en-US"/>
+        </w:rPr>
+      </w:pPr>
+      <w:r>
+        <w:rPr>
+          <w:lang w:val="en-US"/>
+        </w:rPr>
+        <w:t xml:space="preserve">    - name: Checkout code</w:t>
+      </w:r>
+    </w:p>
+    <w:p>
+      <w:pPr>
+        <w:pStyle w:val="Prrafodelista"/>
+        <w:spacing w:after="0" w:line="240" w:lineRule="auto"/>
+        <w:ind w:left="1560"/>
+        <w:jc w:val="both"/>
+        <w:rPr>
+          <w:lang w:val="en-US"/>
+        </w:rPr>
+      </w:pPr>
+      <w:r>
+        <w:rPr>
+          <w:lang w:val="en-US"/>
+        </w:rPr>
+        <w:t xml:space="preserve">      uses: actions/checkout@v3</w:t>
+      </w:r>
+    </w:p>
+    <w:p>
+      <w:pPr>
+        <w:pStyle w:val="Prrafodelista"/>
+        <w:spacing w:after="0" w:line="240" w:lineRule="auto"/>
+        <w:ind w:left="1560"/>
+        <w:jc w:val="both"/>
+        <w:rPr>
+          <w:lang w:val="en-US"/>
+        </w:rPr>
+      </w:pPr>
+      <w:r>
+        <w:rPr>
+          <w:lang w:val="en-US"/>
+        </w:rPr>
+        <w:t xml:space="preserve">      with:</w:t>
+      </w:r>
+    </w:p>
+    <w:p>
+      <w:pPr>
+        <w:pStyle w:val="Prrafodelista"/>
+        <w:spacing w:after="0" w:line="240" w:lineRule="auto"/>
+        <w:ind w:left="1560"/>
+        <w:jc w:val="both"/>
+        <w:rPr>
+          <w:lang w:val="en-US"/>
+        </w:rPr>
+      </w:pPr>
+      <w:r>
+        <w:rPr>
+          <w:lang w:val="en-US"/>
+        </w:rPr>
+        <w:t xml:space="preserve">        fetch-depth: 0</w:t>
+      </w:r>
+    </w:p>
+    <w:p>
+      <w:pPr>
+        <w:pStyle w:val="Prrafodelista"/>
+        <w:spacing w:after="0" w:line="240" w:lineRule="auto"/>
+        <w:ind w:left="1560"/>
+        <w:jc w:val="both"/>
+        <w:rPr>
+          <w:lang w:val="en-US"/>
+        </w:rPr>
+      </w:pPr>
+      <w:r>
+        <w:rPr>
+          <w:lang w:val="en-US"/>
+        </w:rPr>
+        <w:lastRenderedPageBreak/>
+        <w:t xml:space="preserve">        </w:t>
+      </w:r>
+    </w:p>
+    <w:p>
+      <w:pPr>
+        <w:pStyle w:val="Prrafodelista"/>
+        <w:spacing w:after="0" w:line="240" w:lineRule="auto"/>
+        <w:ind w:left="1560"/>
+        <w:jc w:val="both"/>
+        <w:rPr>
+          <w:lang w:val="en-US"/>
+        </w:rPr>
+      </w:pPr>
+      <w:r>
+        <w:rPr>
+          <w:lang w:val="en-US"/>
+        </w:rPr>
+        <w:t xml:space="preserve">    - name: Setup PHP</w:t>
+      </w:r>
+    </w:p>
+    <w:p>
+      <w:pPr>
+        <w:pStyle w:val="Prrafodelista"/>
+        <w:spacing w:after="0" w:line="240" w:lineRule="auto"/>
+        <w:ind w:left="1560"/>
+        <w:jc w:val="both"/>
+        <w:rPr>
+          <w:lang w:val="en-US"/>
+        </w:rPr>
+      </w:pPr>
+      <w:r>
+        <w:rPr>
+          <w:lang w:val="en-US"/>
+        </w:rPr>
+        <w:t xml:space="preserve">      uses: </w:t>
+      </w:r>
+      <w:proofErr w:type="spellStart"/>
+      <w:r>
+        <w:rPr>
+          <w:lang w:val="en-US"/>
+        </w:rPr>
+        <w:t>shivammathur</w:t>
+      </w:r>
+      <w:proofErr w:type="spellEnd"/>
+      <w:r>
+        <w:rPr>
+          <w:lang w:val="en-US"/>
+        </w:rPr>
+        <w:t>/setup-php@v2</w:t>
+      </w:r>
+    </w:p>
+    <w:p>
+      <w:pPr>
+        <w:pStyle w:val="Prrafodelista"/>
+        <w:spacing w:after="0" w:line="240" w:lineRule="auto"/>
+        <w:ind w:left="1560"/>
+        <w:jc w:val="both"/>
+        <w:rPr>
+          <w:lang w:val="en-US"/>
+        </w:rPr>
+      </w:pPr>
+      <w:r>
+        <w:rPr>
+          <w:lang w:val="en-US"/>
+        </w:rPr>
+        <w:t xml:space="preserve">      with:</w:t>
+      </w:r>
+    </w:p>
+    <w:p>
+      <w:pPr>
+        <w:pStyle w:val="Prrafodelista"/>
+        <w:spacing w:after="0" w:line="240" w:lineRule="auto"/>
+        <w:ind w:left="1560"/>
+        <w:jc w:val="both"/>
+        <w:rPr>
+          <w:lang w:val="en-US"/>
+        </w:rPr>
+      </w:pPr>
+      <w:r>
+        <w:rPr>
+          <w:lang w:val="en-US"/>
+        </w:rPr>
+        <w:t xml:space="preserve">        </w:t>
+      </w:r>
+      <w:proofErr w:type="spellStart"/>
+      <w:r>
+        <w:rPr>
+          <w:lang w:val="en-US"/>
+        </w:rPr>
+        <w:t>php</w:t>
+      </w:r>
+      <w:proofErr w:type="spellEnd"/>
+      <w:r>
+        <w:rPr>
+          <w:lang w:val="en-US"/>
+        </w:rPr>
+        <w:t>-version: '8.1'</w:t>
+      </w:r>
+    </w:p>
+    <w:p>
+      <w:pPr>
+        <w:pStyle w:val="Prrafodelista"/>
+        <w:spacing w:after="0" w:line="240" w:lineRule="auto"/>
+        <w:ind w:left="1560"/>
+        <w:jc w:val="both"/>
+        <w:rPr>
+          <w:lang w:val="en-US"/>
+        </w:rPr>
+      </w:pPr>
+      <w:r>
+        <w:rPr>
+          <w:lang w:val="en-US"/>
+        </w:rPr>
+        <w:t xml:space="preserve">        </w:t>
+      </w:r>
+    </w:p>
+    <w:p>
+      <w:pPr>
+        <w:pStyle w:val="Prrafodelista"/>
+        <w:spacing w:after="0" w:line="240" w:lineRule="auto"/>
+        <w:ind w:left="1560"/>
+        <w:jc w:val="both"/>
+        <w:rPr>
+          <w:lang w:val="en-US"/>
+        </w:rPr>
+      </w:pPr>
+      <w:r>
+        <w:rPr>
+          <w:lang w:val="en-US"/>
+        </w:rPr>
+        <w:t xml:space="preserve">    - name: </w:t>
+      </w:r>
+      <w:proofErr w:type="spellStart"/>
+      <w:r>
+        <w:rPr>
+          <w:lang w:val="en-US"/>
+        </w:rPr>
+        <w:t>SonarCloud</w:t>
+      </w:r>
+      <w:proofErr w:type="spellEnd"/>
+      <w:r>
+        <w:rPr>
+          <w:lang w:val="en-US"/>
+        </w:rPr>
+        <w:t xml:space="preserve"> Scan</w:t>
+      </w:r>
+    </w:p>
+    <w:p>
+      <w:pPr>
+        <w:pStyle w:val="Prrafodelista"/>
+        <w:spacing w:after="0" w:line="240" w:lineRule="auto"/>
+        <w:ind w:left="1560"/>
+        <w:jc w:val="both"/>
+        <w:rPr>
+          <w:lang w:val="en-US"/>
+        </w:rPr>
+      </w:pPr>
+      <w:r>
+        <w:rPr>
+          <w:lang w:val="en-US"/>
+        </w:rPr>
+        <w:t xml:space="preserve">      uses: </w:t>
+      </w:r>
+      <w:proofErr w:type="spellStart"/>
+      <w:r>
+        <w:rPr>
+          <w:lang w:val="en-US"/>
+        </w:rPr>
+        <w:t>SonarSource</w:t>
+      </w:r>
+      <w:proofErr w:type="spellEnd"/>
+      <w:r>
+        <w:rPr>
+          <w:lang w:val="en-US"/>
+        </w:rPr>
+        <w:t>/sonarcloud-github-action@v2</w:t>
+      </w:r>
+    </w:p>
+    <w:p>
+      <w:pPr>
+        <w:pStyle w:val="Prrafodelista"/>
+        <w:spacing w:after="0" w:line="240" w:lineRule="auto"/>
+        <w:ind w:left="1560"/>
+        <w:jc w:val="both"/>
+        <w:rPr>
+          <w:lang w:val="en-US"/>
+        </w:rPr>
+      </w:pPr>
+      <w:r>
+        <w:rPr>
+          <w:lang w:val="en-US"/>
+        </w:rPr>
+        <w:t xml:space="preserve">      env:</w:t>
+      </w:r>
+    </w:p>
+    <w:p>
+      <w:pPr>
+        <w:pStyle w:val="Prrafodelista"/>
+        <w:spacing w:after="0" w:line="240" w:lineRule="auto"/>
+        <w:ind w:left="1560"/>
+        <w:jc w:val="both"/>
+        <w:rPr>
+          <w:lang w:val="en-US"/>
+        </w:rPr>
+      </w:pPr>
+      <w:r>
+        <w:rPr>
+          <w:lang w:val="en-US"/>
+        </w:rPr>
+        <w:t xml:space="preserve">        GITHUB_TOKEN: $</w:t>
+      </w:r>
+      <w:proofErr w:type="gramStart"/>
+      <w:r>
+        <w:rPr>
+          <w:lang w:val="en-US"/>
+        </w:rPr>
+        <w:t xml:space="preserve">{{ </w:t>
+      </w:r>
+      <w:proofErr w:type="spellStart"/>
+      <w:r>
+        <w:rPr>
+          <w:lang w:val="en-US"/>
+        </w:rPr>
+        <w:t>secrets</w:t>
+      </w:r>
+      <w:proofErr w:type="gramEnd"/>
+      <w:r>
+        <w:rPr>
+          <w:lang w:val="en-US"/>
+        </w:rPr>
+        <w:t>.GITHUB_</w:t>
+      </w:r>
+      <w:proofErr w:type="gramStart"/>
+      <w:r>
+        <w:rPr>
+          <w:lang w:val="en-US"/>
+        </w:rPr>
+        <w:t>TOKEN</w:t>
+      </w:r>
+      <w:proofErr w:type="spellEnd"/>
+      <w:r>
+        <w:rPr>
+          <w:lang w:val="en-US"/>
+        </w:rPr>
+        <w:t xml:space="preserve"> }</w:t>
+      </w:r>
+      <w:proofErr w:type="gramEnd"/>
+      <w:r>
+        <w:rPr>
+          <w:lang w:val="en-US"/>
+        </w:rPr>
+        <w:t>}</w:t>
+      </w:r>
+    </w:p>
+    <w:p>
+      <w:pPr>
+        <w:pStyle w:val="Prrafodelista"/>
+        <w:spacing w:after="0" w:line="240" w:lineRule="auto"/>
+        <w:ind w:left="1560"/>
+        <w:jc w:val="both"/>
+        <w:rPr>
+          <w:lang w:val="en-US"/>
+        </w:rPr>
+      </w:pPr>
+      <w:r>
+        <w:rPr>
+          <w:lang w:val="en-US"/>
+        </w:rPr>
+        <w:t xml:space="preserve">        SONAR_TOKEN: $</w:t>
+      </w:r>
+      <w:proofErr w:type="gramStart"/>
+      <w:r>
+        <w:rPr>
+          <w:lang w:val="en-US"/>
+        </w:rPr>
+        <w:t xml:space="preserve">{{ </w:t>
+      </w:r>
+      <w:proofErr w:type="spellStart"/>
+      <w:r>
+        <w:rPr>
+          <w:lang w:val="en-US"/>
+        </w:rPr>
+        <w:t>secrets</w:t>
+      </w:r>
+      <w:proofErr w:type="gramEnd"/>
+      <w:r>
+        <w:rPr>
+          <w:lang w:val="en-US"/>
+        </w:rPr>
+        <w:t>.SONAR_</w:t>
+      </w:r>
+      <w:proofErr w:type="gramStart"/>
+      <w:r>
+        <w:rPr>
+          <w:lang w:val="en-US"/>
+        </w:rPr>
+        <w:t>TOKEN</w:t>
+      </w:r>
+      <w:proofErr w:type="spellEnd"/>
+      <w:r>
+        <w:rPr>
+          <w:lang w:val="en-US"/>
+        </w:rPr>
+        <w:t xml:space="preserve"> }</w:t>
+      </w:r>
+      <w:proofErr w:type="gramEnd"/>
+      <w:r>
+        <w:rPr>
+          <w:lang w:val="en-US"/>
+        </w:rPr>
+        <w:t>}</w:t>
+      </w:r>
+    </w:p>
+    <w:p>
+      <w:pPr>
+        <w:pStyle w:val="Prrafodelista"/>
+        <w:numPr>
+          <w:ilvl w:val="0"/>
+          <w:numId w:val="3"/>
+        </w:numPr>
+        <w:spacing w:after="0" w:line="240" w:lineRule="auto"/>
+        <w:ind w:left="1560"/>
+        <w:jc w:val="both"/>
+        <w:rPr>
+          <w:lang w:val="en-US"/>
+        </w:rPr>
+      </w:pPr>
+      <w:r>
+        <w:rPr>
+          <w:lang w:val="en-US"/>
+        </w:rPr>
+        <w:t xml:space="preserve">Commit </w:t>
+      </w:r>
+      <w:proofErr w:type="spellStart"/>
+      <w:r>
+        <w:rPr>
+          <w:lang w:val="en-US"/>
+        </w:rPr>
+        <w:t>directo</w:t>
+      </w:r>
+      <w:proofErr w:type="spellEnd"/>
+      <w:r>
+        <w:rPr>
+          <w:lang w:val="en-US"/>
+        </w:rPr>
+        <w:t xml:space="preserve"> a main branch</w:t>
+      </w:r>
+    </w:p>
+    <w:p>
+      <w:pPr>
+        <w:spacing w:after="0" w:line="240" w:lineRule="auto"/>
+        <w:jc w:val="both"/>
+        <w:rPr>
+          <w:lang w:val="en-US"/>
+        </w:rPr>
+      </w:pPr>
+    </w:p>
+    <w:p>
+      <w:pPr>
+        <w:spacing w:after="0" w:line="240" w:lineRule="auto"/>
+        <w:ind w:left="720"/>
+        <w:jc w:val="both"/>
+        <w:rPr>
+          <w:b/>
+          <w:bCs/>
+        </w:rPr>
+      </w:pPr>
+      <w:r>
+        <w:rPr>
+          <w:b/>
+          <w:bCs/>
+        </w:rPr>
+        <w:t>OPCIÓN 2: Desde tu Máquina Local</w:t>
+      </w:r>
+    </w:p>
+    <w:p>
+      <w:pPr>
+        <w:pStyle w:val="Prrafodelista"/>
+        <w:numPr>
+          <w:ilvl w:val="0"/>
+          <w:numId w:val="4"/>
+        </w:numPr>
+        <w:spacing w:after="0" w:line="240" w:lineRule="auto"/>
+        <w:ind w:left="1560"/>
+        <w:jc w:val="both"/>
+      </w:pPr>
+      <w:r>
+        <w:t>Crea la carpeta y archivo:</w:t>
+      </w:r>
+    </w:p>
+    <w:p>
+      <w:pPr>
+        <w:pStyle w:val="Prrafodelista"/>
+        <w:spacing w:after="0" w:line="240" w:lineRule="auto"/>
+        <w:ind w:left="1560"/>
+        <w:jc w:val="both"/>
+      </w:pPr>
+      <w:proofErr w:type="spellStart"/>
+      <w:r>
+        <w:t>mkdir</w:t>
+      </w:r>
+      <w:proofErr w:type="spellEnd"/>
+      <w:r>
+        <w:t xml:space="preserve"> -</w:t>
+      </w:r>
+      <w:proofErr w:type="gramStart"/>
+      <w:r>
+        <w:t>p .</w:t>
+      </w:r>
+      <w:proofErr w:type="spellStart"/>
+      <w:r>
+        <w:t>github</w:t>
+      </w:r>
+      <w:proofErr w:type="spellEnd"/>
+      <w:proofErr w:type="gramEnd"/>
+      <w:r>
+        <w:t>/</w:t>
+      </w:r>
+      <w:proofErr w:type="spellStart"/>
+      <w:r>
+        <w:t>workflows</w:t>
+      </w:r>
+      <w:proofErr w:type="spellEnd"/>
+    </w:p>
+    <w:p>
+      <w:pPr>
+        <w:pStyle w:val="Prrafodelista"/>
+        <w:numPr>
+          <w:ilvl w:val="0"/>
+          <w:numId w:val="4"/>
+        </w:numPr>
+        <w:spacing w:after="0" w:line="240" w:lineRule="auto"/>
+        <w:ind w:left="1560"/>
+        <w:jc w:val="both"/>
+      </w:pPr>
+      <w:r>
+        <w:t>Crea el archivo con el contenido YAML</w:t>
+      </w:r>
+    </w:p>
+    <w:p>
+      <w:pPr>
+        <w:pStyle w:val="Prrafodelista"/>
+        <w:spacing w:after="0" w:line="240" w:lineRule="auto"/>
+        <w:ind w:left="1560"/>
+        <w:jc w:val="both"/>
+        <w:rPr>
+          <w:lang w:val="en-US"/>
+        </w:rPr>
+      </w:pPr>
+      <w:r>
+        <w:rPr>
+          <w:lang w:val="en-US"/>
+        </w:rPr>
+        <w:t>git add .</w:t>
+      </w:r>
+      <w:proofErr w:type="spellStart"/>
+      <w:r>
+        <w:rPr>
+          <w:lang w:val="en-US"/>
+        </w:rPr>
+        <w:t>github</w:t>
+      </w:r>
+      <w:proofErr w:type="spellEnd"/>
+      <w:r>
+        <w:rPr>
+          <w:lang w:val="en-US"/>
+        </w:rPr>
+        <w:t>/workflows/</w:t>
+      </w:r>
+      <w:proofErr w:type="spellStart"/>
+      <w:r>
+        <w:rPr>
+          <w:lang w:val="en-US"/>
+        </w:rPr>
+        <w:t>sonarcloud.yml</w:t>
+      </w:r>
+      <w:proofErr w:type="spellEnd"/>
+    </w:p>
+    <w:p>
+      <w:pPr>
+        <w:pStyle w:val="Prrafodelista"/>
+        <w:spacing w:after="0" w:line="240" w:lineRule="auto"/>
+        <w:ind w:left="1560"/>
+        <w:jc w:val="both"/>
+        <w:rPr>
+          <w:lang w:val="en-US"/>
+        </w:rPr>
+      </w:pPr>
+      <w:r>
+        <w:rPr>
+          <w:lang w:val="en-US"/>
+        </w:rPr>
+        <w:t xml:space="preserve">git commit -m "feat: add </w:t>
+      </w:r>
+      <w:proofErr w:type="spellStart"/>
+      <w:r>
+        <w:rPr>
+          <w:lang w:val="en-US"/>
+        </w:rPr>
+        <w:t>sonarcloud</w:t>
+      </w:r>
+      <w:proofErr w:type="spellEnd"/>
+      <w:r>
+        <w:rPr>
+          <w:lang w:val="en-US"/>
+        </w:rPr>
+        <w:t xml:space="preserve"> analysis workflow"</w:t>
+      </w:r>
+    </w:p>
+    <w:p>
+      <w:pPr>
+        <w:pStyle w:val="Prrafodelista"/>
+        <w:spacing w:after="0" w:line="240" w:lineRule="auto"/>
+        <w:ind w:left="1560"/>
+        <w:jc w:val="both"/>
+        <w:rPr>
+          <w:lang w:val="en-US"/>
+        </w:rPr>
+      </w:pPr>
+      <w:r>
+        <w:rPr>
+          <w:lang w:val="en-US"/>
+        </w:rPr>
+        <w:t>git push origin main</w:t>
+      </w:r>
+    </w:p>
+    <w:p>
+      <w:pPr>
+        <w:spacing w:after="0" w:line="240" w:lineRule="auto"/>
+        <w:jc w:val="both"/>
+        <w:rPr>
+          <w:lang w:val="en-US"/>
+        </w:rPr>
       </w:pPr>
     </w:p>
     <w:p>
@@ -346,784 +1592,54 @@
           <w:bCs/>
           <w:lang w:val="en-US"/>
         </w:rPr>
-        <w:t>Crear archivo .github/workflows/sonarcloud.yml</w:t>
-      </w:r>
-    </w:p>
-    <w:p>
-      <w:pPr>
-        <w:spacing w:after="0" w:line="240" w:lineRule="auto"/>
-        <w:jc w:val="both"/>
-        <w:rPr>
-          <w:lang w:val="en-US"/>
-        </w:rPr>
-      </w:pPr>
-    </w:p>
-    <w:p>
-      <w:pPr>
-        <w:spacing w:after="0" w:line="240" w:lineRule="auto"/>
-        <w:ind w:left="84" w:firstLine="708"/>
-        <w:jc w:val="both"/>
-        <w:rPr>
-          <w:b/>
-          <w:bCs/>
-        </w:rPr>
-      </w:pPr>
-      <w:r>
-        <w:rPr>
-          <w:b/>
-          <w:bCs/>
-        </w:rPr>
-        <w:t>OPCIÓN 1: Desde GitHub Web (Recomendado)</w:t>
-      </w:r>
-    </w:p>
-    <w:p>
-      <w:pPr>
-        <w:pStyle w:val="Prrafodelista"/>
-        <w:numPr>
-          <w:ilvl w:val="0"/>
-          <w:numId w:val="3"/>
-        </w:numPr>
-        <w:spacing w:after="0" w:line="240" w:lineRule="auto"/>
-        <w:ind w:left="1560"/>
-        <w:jc w:val="both"/>
-      </w:pPr>
-      <w:r>
-        <w:t xml:space="preserve">Estar ubicado en </w:t>
-      </w:r>
-      <w:r>
-        <w:t>el repositorio</w:t>
-      </w:r>
-      <w:r>
-        <w:t xml:space="preserve"> de Github</w:t>
-      </w:r>
-    </w:p>
-    <w:p>
-      <w:pPr>
-        <w:pStyle w:val="Prrafodelista"/>
-        <w:numPr>
-          <w:ilvl w:val="0"/>
-          <w:numId w:val="3"/>
-        </w:numPr>
-        <w:spacing w:after="0" w:line="240" w:lineRule="auto"/>
-        <w:ind w:left="1560"/>
-        <w:jc w:val="both"/>
-        <w:rPr>
-          <w:lang w:val="en-US"/>
-        </w:rPr>
-      </w:pPr>
-      <w:r>
-        <w:rPr>
-          <w:lang w:val="en-US"/>
-        </w:rPr>
-        <w:t xml:space="preserve">Dar click </w:t>
-      </w:r>
-      <w:r>
-        <w:rPr>
-          <w:lang w:val="en-US"/>
-        </w:rPr>
-        <w:t>en</w:t>
-      </w:r>
-      <w:r>
-        <w:rPr>
-          <w:lang w:val="en-US"/>
-        </w:rPr>
-        <w:t>:</w:t>
-      </w:r>
-      <w:r>
-        <w:rPr>
-          <w:lang w:val="en-US"/>
-        </w:rPr>
-        <w:t xml:space="preserve"> Add file </w:t>
-      </w:r>
-      <w:r>
-        <w:rPr>
-          <w:lang w:val="en-US"/>
-        </w:rPr>
-        <w:t>/</w:t>
-      </w:r>
-      <w:r>
-        <w:rPr>
-          <w:lang w:val="en-US"/>
-        </w:rPr>
-        <w:t xml:space="preserve"> Create new file</w:t>
-      </w:r>
-    </w:p>
-    <w:p>
-      <w:pPr>
-        <w:pStyle w:val="Prrafodelista"/>
-        <w:numPr>
-          <w:ilvl w:val="0"/>
-          <w:numId w:val="3"/>
-        </w:numPr>
-        <w:spacing w:after="0" w:line="240" w:lineRule="auto"/>
-        <w:ind w:left="1560"/>
-        <w:jc w:val="both"/>
-      </w:pPr>
-      <w:r>
-        <w:t>Escribe la ruta: `.github/workflows/sonarcloud.yml`</w:t>
-      </w:r>
-    </w:p>
-    <w:p>
-      <w:pPr>
-        <w:pStyle w:val="Prrafodelista"/>
-        <w:numPr>
-          <w:ilvl w:val="0"/>
-          <w:numId w:val="3"/>
-        </w:numPr>
-        <w:spacing w:after="0" w:line="240" w:lineRule="auto"/>
-        <w:ind w:left="1560"/>
-        <w:jc w:val="both"/>
-      </w:pPr>
-      <w:r>
-        <w:t>Pega el contenido</w:t>
-      </w:r>
-      <w:r>
-        <w:t>:</w:t>
-      </w:r>
-    </w:p>
-    <w:p>
-      <w:pPr>
-        <w:pStyle w:val="Prrafodelista"/>
-        <w:spacing w:after="0" w:line="240" w:lineRule="auto"/>
-        <w:ind w:left="1560"/>
-        <w:jc w:val="both"/>
-        <w:rPr>
-          <w:lang w:val="en-US"/>
-        </w:rPr>
-      </w:pPr>
-      <w:r>
-        <w:rPr>
-          <w:lang w:val="en-US"/>
-        </w:rPr>
-        <w:t>name: SonarCloud Analysis PHP</w:t>
-      </w:r>
-    </w:p>
-    <w:p>
-      <w:pPr>
-        <w:pStyle w:val="Prrafodelista"/>
-        <w:spacing w:after="0" w:line="240" w:lineRule="auto"/>
-        <w:ind w:left="1560"/>
-        <w:jc w:val="both"/>
-        <w:rPr>
-          <w:lang w:val="en-US"/>
-        </w:rPr>
-      </w:pPr>
-      <w:r>
-        <w:rPr>
-          <w:lang w:val="en-US"/>
-        </w:rPr>
-        <w:t>on:</w:t>
-      </w:r>
-    </w:p>
-    <w:p>
-      <w:pPr>
-        <w:pStyle w:val="Prrafodelista"/>
-        <w:spacing w:after="0" w:line="240" w:lineRule="auto"/>
-        <w:ind w:left="1560"/>
-        <w:jc w:val="both"/>
-        <w:rPr>
-          <w:lang w:val="en-US"/>
-        </w:rPr>
-      </w:pPr>
-      <w:r>
-        <w:rPr>
-          <w:lang w:val="en-US"/>
-        </w:rPr>
-        <w:t xml:space="preserve">  push:</w:t>
-      </w:r>
-    </w:p>
-    <w:p>
-      <w:pPr>
-        <w:pStyle w:val="Prrafodelista"/>
-        <w:spacing w:after="0" w:line="240" w:lineRule="auto"/>
-        <w:ind w:left="1560"/>
-        <w:jc w:val="both"/>
-        <w:rPr>
-          <w:lang w:val="en-US"/>
-        </w:rPr>
-      </w:pPr>
-      <w:r>
-        <w:rPr>
-          <w:lang w:val="en-US"/>
-        </w:rPr>
-        <w:t xml:space="preserve">    branches: [ main ]</w:t>
-      </w:r>
-    </w:p>
-    <w:p>
-      <w:pPr>
-        <w:pStyle w:val="Prrafodelista"/>
-        <w:spacing w:after="0" w:line="240" w:lineRule="auto"/>
-        <w:ind w:left="1560"/>
-        <w:jc w:val="both"/>
-        <w:rPr>
-          <w:lang w:val="en-US"/>
-        </w:rPr>
-      </w:pPr>
-      <w:r>
-        <w:rPr>
-          <w:lang w:val="en-US"/>
-        </w:rPr>
-        <w:t xml:space="preserve">  pull_request:</w:t>
-      </w:r>
-    </w:p>
-    <w:p>
-      <w:pPr>
-        <w:pStyle w:val="Prrafodelista"/>
-        <w:spacing w:after="0" w:line="240" w:lineRule="auto"/>
-        <w:ind w:left="1560"/>
-        <w:jc w:val="both"/>
-        <w:rPr>
-          <w:lang w:val="en-US"/>
-        </w:rPr>
-      </w:pPr>
-      <w:r>
-        <w:rPr>
-          <w:lang w:val="en-US"/>
-        </w:rPr>
-        <w:t xml:space="preserve">    branches: [ main ]</w:t>
-      </w:r>
-    </w:p>
-    <w:p>
-      <w:pPr>
-        <w:pStyle w:val="Prrafodelista"/>
-        <w:spacing w:after="0" w:line="240" w:lineRule="auto"/>
-        <w:ind w:left="1560"/>
-        <w:jc w:val="both"/>
-        <w:rPr>
-          <w:lang w:val="en-US"/>
-        </w:rPr>
-      </w:pPr>
-    </w:p>
-    <w:p>
-      <w:pPr>
-        <w:pStyle w:val="Prrafodelista"/>
-        <w:spacing w:after="0" w:line="240" w:lineRule="auto"/>
-        <w:ind w:left="1560"/>
-        <w:jc w:val="both"/>
-        <w:rPr>
-          <w:lang w:val="en-US"/>
-        </w:rPr>
-      </w:pPr>
-      <w:r>
-        <w:rPr>
-          <w:lang w:val="en-US"/>
-        </w:rPr>
-        <w:t>jobs:</w:t>
-      </w:r>
-    </w:p>
-    <w:p>
-      <w:pPr>
-        <w:pStyle w:val="Prrafodelista"/>
-        <w:spacing w:after="0" w:line="240" w:lineRule="auto"/>
-        <w:ind w:left="1560"/>
-        <w:jc w:val="both"/>
-        <w:rPr>
-          <w:lang w:val="en-US"/>
-        </w:rPr>
-      </w:pPr>
-      <w:r>
-        <w:rPr>
-          <w:lang w:val="en-US"/>
-        </w:rPr>
-        <w:t xml:space="preserve">  sonarcloud:</w:t>
-      </w:r>
-    </w:p>
-    <w:p>
-      <w:pPr>
-        <w:pStyle w:val="Prrafodelista"/>
-        <w:spacing w:after="0" w:line="240" w:lineRule="auto"/>
-        <w:ind w:left="1560"/>
-        <w:jc w:val="both"/>
-        <w:rPr>
-          <w:lang w:val="en-US"/>
-        </w:rPr>
-      </w:pPr>
-      <w:r>
-        <w:rPr>
-          <w:lang w:val="en-US"/>
-        </w:rPr>
-        <w:t xml:space="preserve">    name: SonarCloud Scan</w:t>
-      </w:r>
-    </w:p>
-    <w:p>
-      <w:pPr>
-        <w:pStyle w:val="Prrafodelista"/>
-        <w:spacing w:after="0" w:line="240" w:lineRule="auto"/>
-        <w:ind w:left="1560"/>
-        <w:jc w:val="both"/>
-        <w:rPr>
-          <w:lang w:val="en-US"/>
-        </w:rPr>
-      </w:pPr>
-      <w:r>
-        <w:rPr>
-          <w:lang w:val="en-US"/>
-        </w:rPr>
-        <w:t xml:space="preserve">    runs-on: ubuntu-latest</w:t>
-      </w:r>
-    </w:p>
-    <w:p>
-      <w:pPr>
-        <w:pStyle w:val="Prrafodelista"/>
-        <w:spacing w:after="0" w:line="240" w:lineRule="auto"/>
-        <w:ind w:left="1560"/>
-        <w:jc w:val="both"/>
-        <w:rPr>
-          <w:lang w:val="en-US"/>
-        </w:rPr>
-      </w:pPr>
-      <w:r>
-        <w:rPr>
-          <w:lang w:val="en-US"/>
-        </w:rPr>
-        <w:t xml:space="preserve">    </w:t>
-      </w:r>
-    </w:p>
-    <w:p>
-      <w:pPr>
-        <w:pStyle w:val="Prrafodelista"/>
-        <w:spacing w:after="0" w:line="240" w:lineRule="auto"/>
-        <w:ind w:left="1560"/>
-        <w:jc w:val="both"/>
-        <w:rPr>
-          <w:lang w:val="en-US"/>
-        </w:rPr>
-      </w:pPr>
-      <w:r>
-        <w:rPr>
-          <w:lang w:val="en-US"/>
-        </w:rPr>
-        <w:t xml:space="preserve">    steps:</w:t>
-      </w:r>
-    </w:p>
-    <w:p>
-      <w:pPr>
-        <w:pStyle w:val="Prrafodelista"/>
-        <w:spacing w:after="0" w:line="240" w:lineRule="auto"/>
-        <w:ind w:left="1560"/>
-        <w:jc w:val="both"/>
-        <w:rPr>
-          <w:lang w:val="en-US"/>
-        </w:rPr>
-      </w:pPr>
-      <w:r>
-        <w:rPr>
-          <w:lang w:val="en-US"/>
-        </w:rPr>
-        <w:t xml:space="preserve">    - name: Checkout code</w:t>
-      </w:r>
-    </w:p>
-    <w:p>
-      <w:pPr>
-        <w:pStyle w:val="Prrafodelista"/>
-        <w:spacing w:after="0" w:line="240" w:lineRule="auto"/>
-        <w:ind w:left="1560"/>
-        <w:jc w:val="both"/>
-        <w:rPr>
-          <w:lang w:val="en-US"/>
-        </w:rPr>
-      </w:pPr>
-      <w:r>
-        <w:rPr>
-          <w:lang w:val="en-US"/>
-        </w:rPr>
-        <w:t xml:space="preserve">      uses: actions/checkout@v3</w:t>
-      </w:r>
-    </w:p>
-    <w:p>
-      <w:pPr>
-        <w:pStyle w:val="Prrafodelista"/>
-        <w:spacing w:after="0" w:line="240" w:lineRule="auto"/>
-        <w:ind w:left="1560"/>
-        <w:jc w:val="both"/>
-        <w:rPr>
-          <w:lang w:val="en-US"/>
-        </w:rPr>
-      </w:pPr>
-      <w:r>
-        <w:rPr>
-          <w:lang w:val="en-US"/>
-        </w:rPr>
-        <w:t xml:space="preserve">      with:</w:t>
-      </w:r>
-    </w:p>
-    <w:p>
-      <w:pPr>
-        <w:pStyle w:val="Prrafodelista"/>
-        <w:spacing w:after="0" w:line="240" w:lineRule="auto"/>
-        <w:ind w:left="1560"/>
-        <w:jc w:val="both"/>
-        <w:rPr>
-          <w:lang w:val="en-US"/>
-        </w:rPr>
-      </w:pPr>
-      <w:r>
-        <w:rPr>
-          <w:lang w:val="en-US"/>
-        </w:rPr>
-        <w:lastRenderedPageBreak/>
-        <w:t xml:space="preserve">        fetch-depth: 0</w:t>
-      </w:r>
-    </w:p>
-    <w:p>
-      <w:pPr>
-        <w:pStyle w:val="Prrafodelista"/>
-        <w:spacing w:after="0" w:line="240" w:lineRule="auto"/>
-        <w:ind w:left="1560"/>
-        <w:jc w:val="both"/>
-        <w:rPr>
-          <w:lang w:val="en-US"/>
-        </w:rPr>
-      </w:pPr>
-      <w:r>
-        <w:rPr>
-          <w:lang w:val="en-US"/>
-        </w:rPr>
-        <w:t xml:space="preserve">        </w:t>
-      </w:r>
-    </w:p>
-    <w:p>
-      <w:pPr>
-        <w:pStyle w:val="Prrafodelista"/>
-        <w:spacing w:after="0" w:line="240" w:lineRule="auto"/>
-        <w:ind w:left="1560"/>
-        <w:jc w:val="both"/>
-        <w:rPr>
-          <w:lang w:val="en-US"/>
-        </w:rPr>
-      </w:pPr>
-      <w:r>
-        <w:rPr>
-          <w:lang w:val="en-US"/>
-        </w:rPr>
-        <w:t xml:space="preserve">    - name: Setup PHP</w:t>
-      </w:r>
-    </w:p>
-    <w:p>
-      <w:pPr>
-        <w:pStyle w:val="Prrafodelista"/>
-        <w:spacing w:after="0" w:line="240" w:lineRule="auto"/>
-        <w:ind w:left="1560"/>
-        <w:jc w:val="both"/>
-        <w:rPr>
-          <w:lang w:val="en-US"/>
-        </w:rPr>
-      </w:pPr>
-      <w:r>
-        <w:rPr>
-          <w:lang w:val="en-US"/>
-        </w:rPr>
-        <w:t xml:space="preserve">      uses: shivammathur/setup-php@v2</w:t>
-      </w:r>
-    </w:p>
-    <w:p>
-      <w:pPr>
-        <w:pStyle w:val="Prrafodelista"/>
-        <w:spacing w:after="0" w:line="240" w:lineRule="auto"/>
-        <w:ind w:left="1560"/>
-        <w:jc w:val="both"/>
-        <w:rPr>
-          <w:lang w:val="en-US"/>
-        </w:rPr>
-      </w:pPr>
-      <w:r>
-        <w:rPr>
-          <w:lang w:val="en-US"/>
-        </w:rPr>
-        <w:t xml:space="preserve">      with:</w:t>
-      </w:r>
-    </w:p>
-    <w:p>
-      <w:pPr>
-        <w:pStyle w:val="Prrafodelista"/>
-        <w:spacing w:after="0" w:line="240" w:lineRule="auto"/>
-        <w:ind w:left="1560"/>
-        <w:jc w:val="both"/>
-        <w:rPr>
-          <w:lang w:val="en-US"/>
-        </w:rPr>
-      </w:pPr>
-      <w:r>
-        <w:rPr>
-          <w:lang w:val="en-US"/>
-        </w:rPr>
-        <w:t xml:space="preserve">        php-version: '8.1'</w:t>
-      </w:r>
-    </w:p>
-    <w:p>
-      <w:pPr>
-        <w:pStyle w:val="Prrafodelista"/>
-        <w:spacing w:after="0" w:line="240" w:lineRule="auto"/>
-        <w:ind w:left="1560"/>
-        <w:jc w:val="both"/>
-        <w:rPr>
-          <w:lang w:val="en-US"/>
-        </w:rPr>
-      </w:pPr>
-      <w:r>
-        <w:rPr>
-          <w:lang w:val="en-US"/>
-        </w:rPr>
-        <w:t xml:space="preserve">        </w:t>
-      </w:r>
-    </w:p>
-    <w:p>
-      <w:pPr>
-        <w:pStyle w:val="Prrafodelista"/>
-        <w:spacing w:after="0" w:line="240" w:lineRule="auto"/>
-        <w:ind w:left="1560"/>
-        <w:jc w:val="both"/>
-        <w:rPr>
-          <w:lang w:val="en-US"/>
-        </w:rPr>
-      </w:pPr>
-      <w:r>
-        <w:rPr>
-          <w:lang w:val="en-US"/>
-        </w:rPr>
-        <w:t xml:space="preserve">    - name: SonarCloud Scan</w:t>
-      </w:r>
-    </w:p>
-    <w:p>
-      <w:pPr>
-        <w:pStyle w:val="Prrafodelista"/>
-        <w:spacing w:after="0" w:line="240" w:lineRule="auto"/>
-        <w:ind w:left="1560"/>
-        <w:jc w:val="both"/>
-        <w:rPr>
-          <w:lang w:val="en-US"/>
-        </w:rPr>
-      </w:pPr>
-      <w:r>
-        <w:rPr>
-          <w:lang w:val="en-US"/>
-        </w:rPr>
-        <w:t xml:space="preserve">      uses: SonarSource/sonarcloud-github-action@v2</w:t>
-      </w:r>
-    </w:p>
-    <w:p>
-      <w:pPr>
-        <w:pStyle w:val="Prrafodelista"/>
-        <w:spacing w:after="0" w:line="240" w:lineRule="auto"/>
-        <w:ind w:left="1560"/>
-        <w:jc w:val="both"/>
-        <w:rPr>
-          <w:lang w:val="en-US"/>
-        </w:rPr>
-      </w:pPr>
-      <w:r>
-        <w:rPr>
-          <w:lang w:val="en-US"/>
-        </w:rPr>
-        <w:t xml:space="preserve">      env:</w:t>
-      </w:r>
-    </w:p>
-    <w:p>
-      <w:pPr>
-        <w:pStyle w:val="Prrafodelista"/>
-        <w:spacing w:after="0" w:line="240" w:lineRule="auto"/>
-        <w:ind w:left="1560"/>
-        <w:jc w:val="both"/>
-        <w:rPr>
-          <w:lang w:val="en-US"/>
-        </w:rPr>
-      </w:pPr>
-      <w:r>
-        <w:rPr>
-          <w:lang w:val="en-US"/>
-        </w:rPr>
-        <w:t xml:space="preserve">        GITHUB_TOKEN: ${{ secrets.GITHUB_TOKEN }}</w:t>
-      </w:r>
-    </w:p>
-    <w:p>
-      <w:pPr>
-        <w:pStyle w:val="Prrafodelista"/>
-        <w:spacing w:after="0" w:line="240" w:lineRule="auto"/>
-        <w:ind w:left="1560"/>
-        <w:jc w:val="both"/>
-        <w:rPr>
-          <w:lang w:val="en-US"/>
-        </w:rPr>
-      </w:pPr>
-      <w:r>
-        <w:rPr>
-          <w:lang w:val="en-US"/>
-        </w:rPr>
-        <w:t xml:space="preserve">        SONAR_TOKEN: ${{ secrets.SONAR_TOKEN }}</w:t>
-      </w:r>
-    </w:p>
-    <w:p>
-      <w:pPr>
-        <w:pStyle w:val="Prrafodelista"/>
-        <w:numPr>
-          <w:ilvl w:val="0"/>
-          <w:numId w:val="3"/>
-        </w:numPr>
-        <w:spacing w:after="0" w:line="240" w:lineRule="auto"/>
-        <w:ind w:left="1560"/>
-        <w:jc w:val="both"/>
-        <w:rPr>
-          <w:lang w:val="en-US"/>
-        </w:rPr>
-      </w:pPr>
-      <w:r>
-        <w:rPr>
-          <w:lang w:val="en-US"/>
-        </w:rPr>
-        <w:t>Commit directo a main branch</w:t>
-      </w:r>
-    </w:p>
-    <w:p>
-      <w:pPr>
-        <w:spacing w:after="0" w:line="240" w:lineRule="auto"/>
-        <w:jc w:val="both"/>
-        <w:rPr>
-          <w:lang w:val="en-US"/>
-        </w:rPr>
-      </w:pPr>
-    </w:p>
-    <w:p>
-      <w:pPr>
-        <w:spacing w:after="0" w:line="240" w:lineRule="auto"/>
-        <w:ind w:left="720"/>
-        <w:jc w:val="both"/>
-        <w:rPr>
-          <w:b/>
-          <w:bCs/>
-        </w:rPr>
-      </w:pPr>
-      <w:r>
-        <w:rPr>
-          <w:b/>
-          <w:bCs/>
-        </w:rPr>
-        <w:t>OPCIÓN 2: Desde tu Máquina Local</w:t>
-      </w:r>
-    </w:p>
-    <w:p>
-      <w:pPr>
-        <w:pStyle w:val="Prrafodelista"/>
-        <w:numPr>
-          <w:ilvl w:val="0"/>
-          <w:numId w:val="4"/>
-        </w:numPr>
-        <w:spacing w:after="0" w:line="240" w:lineRule="auto"/>
-        <w:ind w:left="1560"/>
-        <w:jc w:val="both"/>
-      </w:pPr>
-      <w:r>
-        <w:t>Crea la carpeta y archivo:</w:t>
-      </w:r>
-    </w:p>
-    <w:p>
-      <w:pPr>
-        <w:pStyle w:val="Prrafodelista"/>
-        <w:spacing w:after="0" w:line="240" w:lineRule="auto"/>
-        <w:ind w:left="1560"/>
-        <w:jc w:val="both"/>
-      </w:pPr>
-      <w:r>
-        <w:t>mkdir -p .github/workflows</w:t>
-      </w:r>
-    </w:p>
-    <w:p>
-      <w:pPr>
-        <w:pStyle w:val="Prrafodelista"/>
-        <w:numPr>
-          <w:ilvl w:val="0"/>
-          <w:numId w:val="4"/>
-        </w:numPr>
-        <w:spacing w:after="0" w:line="240" w:lineRule="auto"/>
-        <w:ind w:left="1560"/>
-        <w:jc w:val="both"/>
-      </w:pPr>
-      <w:r>
-        <w:t>Crea el archivo con el contenido YAML</w:t>
-      </w:r>
-    </w:p>
-    <w:p>
-      <w:pPr>
-        <w:pStyle w:val="Prrafodelista"/>
-        <w:spacing w:after="0" w:line="240" w:lineRule="auto"/>
-        <w:ind w:left="1560"/>
-        <w:jc w:val="both"/>
-        <w:rPr>
-          <w:lang w:val="en-US"/>
-        </w:rPr>
-      </w:pPr>
-      <w:r>
-        <w:rPr>
-          <w:lang w:val="en-US"/>
-        </w:rPr>
-        <w:t>git add .github/workflows/sonarcloud.yml</w:t>
-      </w:r>
-    </w:p>
-    <w:p>
-      <w:pPr>
-        <w:pStyle w:val="Prrafodelista"/>
-        <w:spacing w:after="0" w:line="240" w:lineRule="auto"/>
-        <w:ind w:left="1560"/>
-        <w:jc w:val="both"/>
-        <w:rPr>
-          <w:lang w:val="en-US"/>
-        </w:rPr>
-      </w:pPr>
-      <w:r>
-        <w:rPr>
-          <w:lang w:val="en-US"/>
-        </w:rPr>
-        <w:t>git commit -m "feat: add sonarcloud analysis workflow"</w:t>
-      </w:r>
-    </w:p>
-    <w:p>
-      <w:pPr>
-        <w:pStyle w:val="Prrafodelista"/>
-        <w:spacing w:after="0" w:line="240" w:lineRule="auto"/>
-        <w:ind w:left="1560"/>
-        <w:jc w:val="both"/>
-        <w:rPr>
-          <w:lang w:val="en-US"/>
-        </w:rPr>
-      </w:pPr>
-      <w:r>
-        <w:rPr>
-          <w:lang w:val="en-US"/>
-        </w:rPr>
-        <w:t>git push origin main</w:t>
-      </w:r>
-    </w:p>
-    <w:p>
-      <w:pPr>
-        <w:spacing w:after="0" w:line="240" w:lineRule="auto"/>
-        <w:jc w:val="both"/>
-        <w:rPr>
-          <w:lang w:val="en-US"/>
-        </w:rPr>
-      </w:pPr>
-    </w:p>
-    <w:p>
-      <w:pPr>
-        <w:pStyle w:val="Prrafodelista"/>
-        <w:numPr>
-          <w:ilvl w:val="1"/>
-          <w:numId w:val="1"/>
-        </w:numPr>
-        <w:spacing w:after="0" w:line="240" w:lineRule="auto"/>
-        <w:jc w:val="both"/>
-        <w:rPr>
-          <w:b/>
-          <w:bCs/>
-          <w:lang w:val="en-US"/>
-        </w:rPr>
-      </w:pPr>
-      <w:r>
-        <w:rPr>
-          <w:b/>
-          <w:bCs/>
-          <w:lang w:val="en-US"/>
-        </w:rPr>
-        <w:t>Crear archivo .github/workflows/sonarcloud.yml</w:t>
-      </w:r>
+        <w:t xml:space="preserve">Crear </w:t>
+      </w:r>
+      <w:proofErr w:type="spellStart"/>
+      <w:r>
+        <w:rPr>
+          <w:b/>
+          <w:bCs/>
+          <w:lang w:val="en-US"/>
+        </w:rPr>
+        <w:t>archivo</w:t>
+      </w:r>
+      <w:proofErr w:type="spellEnd"/>
+      <w:r>
+        <w:rPr>
+          <w:b/>
+          <w:bCs/>
+          <w:lang w:val="en-US"/>
+        </w:rPr>
+        <w:t xml:space="preserve"> .</w:t>
+      </w:r>
+      <w:proofErr w:type="spellStart"/>
+      <w:r>
+        <w:rPr>
+          <w:b/>
+          <w:bCs/>
+          <w:lang w:val="en-US"/>
+        </w:rPr>
+        <w:t>github</w:t>
+      </w:r>
+      <w:proofErr w:type="spellEnd"/>
+      <w:r>
+        <w:rPr>
+          <w:b/>
+          <w:bCs/>
+          <w:lang w:val="en-US"/>
+        </w:rPr>
+        <w:t>/workflows/</w:t>
+      </w:r>
+      <w:proofErr w:type="spellStart"/>
+      <w:r>
+        <w:rPr>
+          <w:b/>
+          <w:bCs/>
+          <w:lang w:val="en-US"/>
+        </w:rPr>
+        <w:t>sonarcloud.yml</w:t>
+      </w:r>
+      <w:proofErr w:type="spellEnd"/>
     </w:p>
     <w:p>
       <w:pPr>
@@ -1191,7 +1707,35 @@
         <w:rPr>
           <w:lang w:val="en-US"/>
         </w:rPr>
-        <w:t>Haz clic en "Add file" → "Create new file"</w:t>
+        <w:t xml:space="preserve">Haz </w:t>
+      </w:r>
+      <w:proofErr w:type="spellStart"/>
+      <w:r>
+        <w:rPr>
+          <w:lang w:val="en-US"/>
+        </w:rPr>
+        <w:t>clic</w:t>
+      </w:r>
+      <w:proofErr w:type="spellEnd"/>
+      <w:r>
+        <w:rPr>
+          <w:lang w:val="en-US"/>
+        </w:rPr>
+        <w:t xml:space="preserve"> </w:t>
+      </w:r>
+      <w:proofErr w:type="spellStart"/>
+      <w:r>
+        <w:rPr>
+          <w:lang w:val="en-US"/>
+        </w:rPr>
+        <w:t>en</w:t>
+      </w:r>
+      <w:proofErr w:type="spellEnd"/>
+      <w:r>
+        <w:rPr>
+          <w:lang w:val="en-US"/>
+        </w:rPr>
+        <w:t xml:space="preserve"> "Add file" → "Create new file"</w:t>
       </w:r>
     </w:p>
     <w:p>
@@ -1208,8 +1752,15 @@
         <w:t>Escribe la ruta: `</w:t>
       </w:r>
       <w:r>
-        <w:t>sonar-project.properties</w:t>
-      </w:r>
+        <w:t>sonar-</w:t>
+      </w:r>
+      <w:proofErr w:type="spellStart"/>
+      <w:proofErr w:type="gramStart"/>
+      <w:r>
+        <w:t>project.properties</w:t>
+      </w:r>
+      <w:proofErr w:type="spellEnd"/>
+      <w:proofErr w:type="gramEnd"/>
       <w:r>
         <w:t>`</w:t>
       </w:r>
@@ -1241,12 +1792,30 @@
           <w:lang w:val="en-US"/>
         </w:rPr>
       </w:pPr>
-      <w:r>
-        <w:rPr>
-          <w:lang w:val="en-US"/>
-        </w:rPr>
-        <w:t>sonar.projectKey=ProfeAlbeiro_php_puro</w:t>
-      </w:r>
+      <w:proofErr w:type="spellStart"/>
+      <w:proofErr w:type="gramStart"/>
+      <w:r>
+        <w:rPr>
+          <w:lang w:val="en-US"/>
+        </w:rPr>
+        <w:t>sonar.projectKey</w:t>
+      </w:r>
+      <w:proofErr w:type="spellEnd"/>
+      <w:proofErr w:type="gramEnd"/>
+      <w:r>
+        <w:rPr>
+          <w:lang w:val="en-US"/>
+        </w:rPr>
+        <w:t>=</w:t>
+      </w:r>
+      <w:proofErr w:type="spellStart"/>
+      <w:r>
+        <w:rPr>
+          <w:lang w:val="en-US"/>
+        </w:rPr>
+        <w:t>ProfeAlbeiro_php_puro</w:t>
+      </w:r>
+      <w:proofErr w:type="spellEnd"/>
     </w:p>
     <w:p>
       <w:pPr>
@@ -1258,12 +1827,30 @@
           <w:lang w:val="en-US"/>
         </w:rPr>
       </w:pPr>
-      <w:r>
-        <w:rPr>
-          <w:lang w:val="en-US"/>
-        </w:rPr>
-        <w:t>sonar.organization=profealbeiro</w:t>
-      </w:r>
+      <w:proofErr w:type="spellStart"/>
+      <w:proofErr w:type="gramStart"/>
+      <w:r>
+        <w:rPr>
+          <w:lang w:val="en-US"/>
+        </w:rPr>
+        <w:t>sonar.organization</w:t>
+      </w:r>
+      <w:proofErr w:type="spellEnd"/>
+      <w:proofErr w:type="gramEnd"/>
+      <w:r>
+        <w:rPr>
+          <w:lang w:val="en-US"/>
+        </w:rPr>
+        <w:t>=</w:t>
+      </w:r>
+      <w:proofErr w:type="spellStart"/>
+      <w:r>
+        <w:rPr>
+          <w:lang w:val="en-US"/>
+        </w:rPr>
+        <w:t>profealbeiro</w:t>
+      </w:r>
+      <w:proofErr w:type="spellEnd"/>
     </w:p>
     <w:p>
       <w:pPr>
@@ -1275,11 +1862,21 @@
           <w:lang w:val="en-US"/>
         </w:rPr>
       </w:pPr>
-      <w:r>
-        <w:rPr>
-          <w:lang w:val="en-US"/>
-        </w:rPr>
-        <w:t>sonar.projectName=PHP Puro Project</w:t>
+      <w:proofErr w:type="spellStart"/>
+      <w:proofErr w:type="gramStart"/>
+      <w:r>
+        <w:rPr>
+          <w:lang w:val="en-US"/>
+        </w:rPr>
+        <w:t>sonar.projectName</w:t>
+      </w:r>
+      <w:proofErr w:type="spellEnd"/>
+      <w:proofErr w:type="gramEnd"/>
+      <w:r>
+        <w:rPr>
+          <w:lang w:val="en-US"/>
+        </w:rPr>
+        <w:t>=PHP Puro Project</w:t>
       </w:r>
     </w:p>
     <w:p>
@@ -1292,11 +1889,21 @@
           <w:lang w:val="en-US"/>
         </w:rPr>
       </w:pPr>
-      <w:r>
-        <w:rPr>
-          <w:lang w:val="en-US"/>
-        </w:rPr>
-        <w:t>sonar.projectVersion=1.0</w:t>
+      <w:proofErr w:type="spellStart"/>
+      <w:proofErr w:type="gramStart"/>
+      <w:r>
+        <w:rPr>
+          <w:lang w:val="en-US"/>
+        </w:rPr>
+        <w:t>sonar.projectVersion</w:t>
+      </w:r>
+      <w:proofErr w:type="spellEnd"/>
+      <w:proofErr w:type="gramEnd"/>
+      <w:r>
+        <w:rPr>
+          <w:lang w:val="en-US"/>
+        </w:rPr>
+        <w:t>=1.0</w:t>
       </w:r>
     </w:p>
     <w:p>
@@ -1309,11 +1916,21 @@
           <w:lang w:val="en-US"/>
         </w:rPr>
       </w:pPr>
-      <w:r>
-        <w:rPr>
-          <w:lang w:val="en-US"/>
-        </w:rPr>
-        <w:t>sonar.sources=.</w:t>
+      <w:proofErr w:type="spellStart"/>
+      <w:proofErr w:type="gramStart"/>
+      <w:r>
+        <w:rPr>
+          <w:lang w:val="en-US"/>
+        </w:rPr>
+        <w:t>sonar.sources</w:t>
+      </w:r>
+      <w:proofErr w:type="spellEnd"/>
+      <w:proofErr w:type="gramEnd"/>
+      <w:r>
+        <w:rPr>
+          <w:lang w:val="en-US"/>
+        </w:rPr>
+        <w:t>=.</w:t>
       </w:r>
     </w:p>
     <w:p>
@@ -1326,11 +1943,63 @@
           <w:lang w:val="en-US"/>
         </w:rPr>
       </w:pPr>
-      <w:r>
-        <w:rPr>
-          <w:lang w:val="en-US"/>
-        </w:rPr>
-        <w:t>sonar.exclusions=**/vendor/**,**/node_modules/**,**/tests/**</w:t>
+      <w:proofErr w:type="spellStart"/>
+      <w:proofErr w:type="gramStart"/>
+      <w:r>
+        <w:rPr>
+          <w:lang w:val="en-US"/>
+        </w:rPr>
+        <w:t>sonar.exclusions</w:t>
+      </w:r>
+      <w:proofErr w:type="spellEnd"/>
+      <w:proofErr w:type="gramEnd"/>
+      <w:r>
+        <w:rPr>
+          <w:lang w:val="en-US"/>
+        </w:rPr>
+        <w:t>=**/vendor/*</w:t>
+      </w:r>
+      <w:proofErr w:type="gramStart"/>
+      <w:r>
+        <w:rPr>
+          <w:lang w:val="en-US"/>
+        </w:rPr>
+        <w:t>*,*</w:t>
+      </w:r>
+      <w:proofErr w:type="gramEnd"/>
+      <w:r>
+        <w:rPr>
+          <w:lang w:val="en-US"/>
+        </w:rPr>
+        <w:t>*/</w:t>
+      </w:r>
+      <w:proofErr w:type="spellStart"/>
+      <w:r>
+        <w:rPr>
+          <w:lang w:val="en-US"/>
+        </w:rPr>
+        <w:t>node_modules</w:t>
+      </w:r>
+      <w:proofErr w:type="spellEnd"/>
+      <w:r>
+        <w:rPr>
+          <w:lang w:val="en-US"/>
+        </w:rPr>
+        <w:t>/*</w:t>
+      </w:r>
+      <w:proofErr w:type="gramStart"/>
+      <w:r>
+        <w:rPr>
+          <w:lang w:val="en-US"/>
+        </w:rPr>
+        <w:t>*,*</w:t>
+      </w:r>
+      <w:proofErr w:type="gramEnd"/>
+      <w:r>
+        <w:rPr>
+          <w:lang w:val="en-US"/>
+        </w:rPr>
+        <w:t>*/tests/**</w:t>
       </w:r>
     </w:p>
     <w:p>
@@ -1343,11 +2012,21 @@
           <w:lang w:val="en-US"/>
         </w:rPr>
       </w:pPr>
-      <w:r>
-        <w:rPr>
-          <w:lang w:val="en-US"/>
-        </w:rPr>
-        <w:t>sonar.php.version=8.1</w:t>
+      <w:proofErr w:type="spellStart"/>
+      <w:proofErr w:type="gramStart"/>
+      <w:r>
+        <w:rPr>
+          <w:lang w:val="en-US"/>
+        </w:rPr>
+        <w:t>sonar.php.version</w:t>
+      </w:r>
+      <w:proofErr w:type="spellEnd"/>
+      <w:proofErr w:type="gramEnd"/>
+      <w:r>
+        <w:rPr>
+          <w:lang w:val="en-US"/>
+        </w:rPr>
+        <w:t>=8.1</w:t>
       </w:r>
     </w:p>
     <w:p>
@@ -1360,11 +2039,21 @@
           <w:lang w:val="en-US"/>
         </w:rPr>
       </w:pPr>
-      <w:r>
-        <w:rPr>
-          <w:lang w:val="en-US"/>
-        </w:rPr>
-        <w:t>sonar.sourceEncoding=UTF-8</w:t>
+      <w:proofErr w:type="spellStart"/>
+      <w:proofErr w:type="gramStart"/>
+      <w:r>
+        <w:rPr>
+          <w:lang w:val="en-US"/>
+        </w:rPr>
+        <w:t>sonar.sourceEncoding</w:t>
+      </w:r>
+      <w:proofErr w:type="spellEnd"/>
+      <w:proofErr w:type="gramEnd"/>
+      <w:r>
+        <w:rPr>
+          <w:lang w:val="en-US"/>
+        </w:rPr>
+        <w:t>=UTF-8</w:t>
       </w:r>
     </w:p>
     <w:p>
@@ -1377,9 +2066,27 @@
         <w:spacing w:after="0" w:line="240" w:lineRule="auto"/>
         <w:jc w:val="both"/>
       </w:pPr>
-      <w:r>
-        <w:t>Commit directo a main branch</w:t>
-      </w:r>
+      <w:proofErr w:type="spellStart"/>
+      <w:r>
+        <w:t>Commit</w:t>
+      </w:r>
+      <w:proofErr w:type="spellEnd"/>
+      <w:r>
+        <w:t xml:space="preserve"> directo a </w:t>
+      </w:r>
+      <w:proofErr w:type="spellStart"/>
+      <w:r>
+        <w:t>main</w:t>
+      </w:r>
+      <w:proofErr w:type="spellEnd"/>
+      <w:r>
+        <w:t xml:space="preserve"> </w:t>
+      </w:r>
+      <w:proofErr w:type="spellStart"/>
+      <w:r>
+        <w:t>branch</w:t>
+      </w:r>
+      <w:proofErr w:type="spellEnd"/>
     </w:p>
     <w:p>
       <w:pPr>
@@ -1412,8 +2119,17 @@
           <w:b/>
           <w:bCs/>
         </w:rPr>
-        <w:t>Obtener SONAR_TOKEN de SonarCloud</w:t>
-      </w:r>
+        <w:t xml:space="preserve">Obtener SONAR_TOKEN de </w:t>
+      </w:r>
+      <w:proofErr w:type="spellStart"/>
+      <w:r>
+        <w:rPr>
+          <w:b/>
+          <w:bCs/>
+        </w:rPr>
+        <w:t>SonarCloud</w:t>
+      </w:r>
+      <w:proofErr w:type="spellEnd"/>
     </w:p>
     <w:p>
       <w:pPr>
@@ -1433,7 +2149,15 @@
         <w:jc w:val="both"/>
       </w:pPr>
       <w:r>
-        <w:t>Ve a SonarCloud: https://sonarcloud.io</w:t>
+        <w:t xml:space="preserve">Ve a </w:t>
+      </w:r>
+      <w:proofErr w:type="spellStart"/>
+      <w:r>
+        <w:t>SonarCloud</w:t>
+      </w:r>
+      <w:proofErr w:type="spellEnd"/>
+      <w:r>
+        <w:t>: https://sonarcloud.io</w:t>
       </w:r>
     </w:p>
     <w:p>
@@ -1454,7 +2178,49 @@
         <w:rPr>
           <w:lang w:val="en-US"/>
         </w:rPr>
-        <w:t>Haz clic en tu avatar → "My Account"</w:t>
+        <w:t xml:space="preserve">Haz </w:t>
+      </w:r>
+      <w:proofErr w:type="spellStart"/>
+      <w:r>
+        <w:rPr>
+          <w:lang w:val="en-US"/>
+        </w:rPr>
+        <w:t>clic</w:t>
+      </w:r>
+      <w:proofErr w:type="spellEnd"/>
+      <w:r>
+        <w:rPr>
+          <w:lang w:val="en-US"/>
+        </w:rPr>
+        <w:t xml:space="preserve"> </w:t>
+      </w:r>
+      <w:proofErr w:type="spellStart"/>
+      <w:r>
+        <w:rPr>
+          <w:lang w:val="en-US"/>
+        </w:rPr>
+        <w:t>en</w:t>
+      </w:r>
+      <w:proofErr w:type="spellEnd"/>
+      <w:r>
+        <w:rPr>
+          <w:lang w:val="en-US"/>
+        </w:rPr>
+        <w:t xml:space="preserve"> </w:t>
+      </w:r>
+      <w:proofErr w:type="spellStart"/>
+      <w:r>
+        <w:rPr>
+          <w:lang w:val="en-US"/>
+        </w:rPr>
+        <w:t>tu</w:t>
+      </w:r>
+      <w:proofErr w:type="spellEnd"/>
+      <w:r>
+        <w:rPr>
+          <w:lang w:val="en-US"/>
+        </w:rPr>
+        <w:t xml:space="preserve"> avatar → "My Account"</w:t>
       </w:r>
     </w:p>
     <w:p>
@@ -1469,7 +2235,6 @@
         <w:jc w:val="both"/>
       </w:pPr>
       <w:r>
-        <w:lastRenderedPageBreak/>
         <w:t>Ve a la pestaña "Security"</w:t>
       </w:r>
     </w:p>
@@ -1485,6 +2250,7 @@
         <w:jc w:val="both"/>
       </w:pPr>
       <w:r>
+        <w:lastRenderedPageBreak/>
         <w:t xml:space="preserve">Genera un token: </w:t>
       </w:r>
     </w:p>
@@ -1500,7 +2266,15 @@
         <w:jc w:val="both"/>
       </w:pPr>
       <w:r>
-        <w:t>Name: "php_puro_analysis"</w:t>
+        <w:t>Name: "</w:t>
+      </w:r>
+      <w:proofErr w:type="spellStart"/>
+      <w:r>
+        <w:t>php_puro_analysis</w:t>
+      </w:r>
+      <w:proofErr w:type="spellEnd"/>
+      <w:r>
+        <w:t>"</w:t>
       </w:r>
     </w:p>
     <w:p>
@@ -1514,8 +2288,21 @@
         <w:ind w:left="2232"/>
         <w:jc w:val="both"/>
       </w:pPr>
-      <w:r>
-        <w:t>Expiration: "No expiration" (para proyectos educativos)</w:t>
+      <w:proofErr w:type="spellStart"/>
+      <w:r>
+        <w:t>Expiration</w:t>
+      </w:r>
+      <w:proofErr w:type="spellEnd"/>
+      <w:r>
+        <w:t xml:space="preserve">: "No </w:t>
+      </w:r>
+      <w:proofErr w:type="spellStart"/>
+      <w:r>
+        <w:t>expiration</w:t>
+      </w:r>
+      <w:proofErr w:type="spellEnd"/>
+      <w:r>
+        <w:t>" (para proyectos educativos)</w:t>
       </w:r>
     </w:p>
     <w:p>
@@ -1554,13 +2341,23 @@
           <w:lang w:val="en-US"/>
         </w:rPr>
       </w:pPr>
-      <w:r>
-        <w:rPr>
-          <w:b/>
-          <w:bCs/>
-          <w:lang w:val="en-US"/>
-        </w:rPr>
-        <w:t>Agregar SONAR_TOKEN a GitHub Secrets</w:t>
+      <w:proofErr w:type="spellStart"/>
+      <w:r>
+        <w:rPr>
+          <w:b/>
+          <w:bCs/>
+          <w:lang w:val="en-US"/>
+        </w:rPr>
+        <w:t>Agregar</w:t>
+      </w:r>
+      <w:proofErr w:type="spellEnd"/>
+      <w:r>
+        <w:rPr>
+          <w:b/>
+          <w:bCs/>
+          <w:lang w:val="en-US"/>
+        </w:rPr>
+        <w:t xml:space="preserve"> SONAR_TOKEN a GitHub Secrets</w:t>
       </w:r>
     </w:p>
     <w:p>
@@ -1589,7 +2386,21 @@
         <w:rPr>
           <w:lang w:val="en-US"/>
         </w:rPr>
-        <w:t>Ve a tu repo GitHub: Settings → Secrets and variables → Actions</w:t>
+        <w:t xml:space="preserve">Ve a </w:t>
+      </w:r>
+      <w:proofErr w:type="spellStart"/>
+      <w:r>
+        <w:rPr>
+          <w:lang w:val="en-US"/>
+        </w:rPr>
+        <w:t>tu</w:t>
+      </w:r>
+      <w:proofErr w:type="spellEnd"/>
+      <w:r>
+        <w:rPr>
+          <w:lang w:val="en-US"/>
+        </w:rPr>
+        <w:t xml:space="preserve"> repo GitHub: Settings → Secrets and variables → Actions</w:t>
       </w:r>
     </w:p>
     <w:p>
@@ -1609,7 +2420,35 @@
         <w:rPr>
           <w:lang w:val="en-US"/>
         </w:rPr>
-        <w:t>Haz clic en "New repository secret"</w:t>
+        <w:t xml:space="preserve">Haz </w:t>
+      </w:r>
+      <w:proofErr w:type="spellStart"/>
+      <w:r>
+        <w:rPr>
+          <w:lang w:val="en-US"/>
+        </w:rPr>
+        <w:t>clic</w:t>
+      </w:r>
+      <w:proofErr w:type="spellEnd"/>
+      <w:r>
+        <w:rPr>
+          <w:lang w:val="en-US"/>
+        </w:rPr>
+        <w:t xml:space="preserve"> </w:t>
+      </w:r>
+      <w:proofErr w:type="spellStart"/>
+      <w:r>
+        <w:rPr>
+          <w:lang w:val="en-US"/>
+        </w:rPr>
+        <w:t>en</w:t>
+      </w:r>
+      <w:proofErr w:type="spellEnd"/>
+      <w:r>
+        <w:rPr>
+          <w:lang w:val="en-US"/>
+        </w:rPr>
+        <w:t xml:space="preserve"> "New repository secret"</w:t>
       </w:r>
     </w:p>
     <w:p>
@@ -1637,8 +2476,13 @@
         <w:jc w:val="both"/>
       </w:pPr>
       <w:r>
-        <w:t>Valor: Pega el token que copiaste de SonarCloud</w:t>
-      </w:r>
+        <w:t xml:space="preserve">Valor: Pega el token que copiaste de </w:t>
+      </w:r>
+      <w:proofErr w:type="spellStart"/>
+      <w:r>
+        <w:t>SonarCloud</w:t>
+      </w:r>
+      <w:proofErr w:type="spellEnd"/>
     </w:p>
     <w:p>
       <w:pPr>
@@ -1653,12 +2497,14 @@
           <w:lang w:val="en-US"/>
         </w:rPr>
       </w:pPr>
+      <w:proofErr w:type="spellStart"/>
       <w:r>
         <w:rPr>
           <w:lang w:val="en-US"/>
         </w:rPr>
         <w:t>Guardar</w:t>
       </w:r>
+      <w:proofErr w:type="spellEnd"/>
     </w:p>
     <w:p>
       <w:pPr>
@@ -1716,7 +2562,39 @@
           <w:b/>
           <w:bCs/>
         </w:rPr>
-        <w:t>Haz un pequeño cambio para triggerear el workflow:</w:t>
+        <w:t xml:space="preserve">Haz un pequeño cambio para </w:t>
+      </w:r>
+      <w:proofErr w:type="spellStart"/>
+      <w:r>
+        <w:rPr>
+          <w:b/>
+          <w:bCs/>
+        </w:rPr>
+        <w:t>triggerear</w:t>
+      </w:r>
+      <w:proofErr w:type="spellEnd"/>
+      <w:r>
+        <w:rPr>
+          <w:b/>
+          <w:bCs/>
+        </w:rPr>
+        <w:t xml:space="preserve"> el </w:t>
+      </w:r>
+      <w:proofErr w:type="spellStart"/>
+      <w:r>
+        <w:rPr>
+          <w:b/>
+          <w:bCs/>
+        </w:rPr>
+        <w:t>workflow</w:t>
+      </w:r>
+      <w:proofErr w:type="spellEnd"/>
+      <w:r>
+        <w:rPr>
+          <w:b/>
+          <w:bCs/>
+        </w:rPr>
+        <w:t>:</w:t>
       </w:r>
     </w:p>
     <w:p>
@@ -1767,7 +2645,21 @@
         <w:rPr>
           <w:lang w:val="en-US"/>
         </w:rPr>
-        <w:t>git commit -m "trigger: sonarcloud analysis"</w:t>
+        <w:t xml:space="preserve">git commit -m "trigger: </w:t>
+      </w:r>
+      <w:proofErr w:type="spellStart"/>
+      <w:r>
+        <w:rPr>
+          <w:lang w:val="en-US"/>
+        </w:rPr>
+        <w:t>sonarcloud</w:t>
+      </w:r>
+      <w:proofErr w:type="spellEnd"/>
+      <w:r>
+        <w:rPr>
+          <w:lang w:val="en-US"/>
+        </w:rPr>
+        <w:t xml:space="preserve"> analysis"</w:t>
       </w:r>
     </w:p>
     <w:p>
@@ -1777,9 +2669,35 @@
         <w:ind w:left="1512"/>
         <w:jc w:val="both"/>
       </w:pPr>
-      <w:r>
-        <w:t>git push origin main</w:t>
-      </w:r>
+      <w:proofErr w:type="spellStart"/>
+      <w:r>
+        <w:t>git</w:t>
+      </w:r>
+      <w:proofErr w:type="spellEnd"/>
+      <w:r>
+        <w:t xml:space="preserve"> </w:t>
+      </w:r>
+      <w:proofErr w:type="spellStart"/>
+      <w:r>
+        <w:t>push</w:t>
+      </w:r>
+      <w:proofErr w:type="spellEnd"/>
+      <w:r>
+        <w:t xml:space="preserve"> </w:t>
+      </w:r>
+      <w:proofErr w:type="spellStart"/>
+      <w:r>
+        <w:t>origin</w:t>
+      </w:r>
+      <w:proofErr w:type="spellEnd"/>
+      <w:r>
+        <w:t xml:space="preserve"> </w:t>
+      </w:r>
+      <w:proofErr w:type="spellStart"/>
+      <w:r>
+        <w:t>main</w:t>
+      </w:r>
+      <w:proofErr w:type="spellEnd"/>
     </w:p>
     <w:p>
       <w:pPr>
@@ -1800,8 +2718,17 @@
           <w:b/>
           <w:bCs/>
         </w:rPr>
-        <w:t>Verificar en GitHub Actions</w:t>
-      </w:r>
+        <w:t xml:space="preserve">Verificar en GitHub </w:t>
+      </w:r>
+      <w:proofErr w:type="spellStart"/>
+      <w:r>
+        <w:rPr>
+          <w:b/>
+          <w:bCs/>
+        </w:rPr>
+        <w:t>Actions</w:t>
+      </w:r>
+      <w:proofErr w:type="spellEnd"/>
       <w:r>
         <w:rPr>
           <w:b/>
@@ -1818,8 +2745,29 @@
         <w:jc w:val="both"/>
       </w:pPr>
       <w:r>
-        <w:t>- "SonarCloud Analysis PHP" en la lista de workflows</w:t>
-      </w:r>
+        <w:t>- "</w:t>
+      </w:r>
+      <w:proofErr w:type="spellStart"/>
+      <w:r>
+        <w:t>SonarCloud</w:t>
+      </w:r>
+      <w:proofErr w:type="spellEnd"/>
+      <w:r>
+        <w:t xml:space="preserve"> </w:t>
+      </w:r>
+      <w:proofErr w:type="spellStart"/>
+      <w:r>
+        <w:t>Analysis</w:t>
+      </w:r>
+      <w:proofErr w:type="spellEnd"/>
+      <w:r>
+        <w:t xml:space="preserve"> PHP" en la lista de </w:t>
+      </w:r>
+      <w:proofErr w:type="spellStart"/>
+      <w:r>
+        <w:t>workflows</w:t>
+      </w:r>
+      <w:proofErr w:type="spellEnd"/>
     </w:p>
     <w:p>
       <w:pPr>
@@ -1888,8 +2836,17 @@
           <w:b/>
           <w:bCs/>
         </w:rPr>
-        <w:t>Revisar resultados actualizados en SonarCloud</w:t>
-      </w:r>
+        <w:t xml:space="preserve">Revisar resultados actualizados en </w:t>
+      </w:r>
+      <w:proofErr w:type="spellStart"/>
+      <w:r>
+        <w:rPr>
+          <w:b/>
+          <w:bCs/>
+        </w:rPr>
+        <w:t>SonarCloud</w:t>
+      </w:r>
+      <w:proofErr w:type="spellEnd"/>
     </w:p>
     <w:p>
       <w:pPr>
@@ -1899,7 +2856,23 @@
         <w:jc w:val="both"/>
       </w:pPr>
       <w:r>
-        <w:t>- Click en ‘ProfeAlbeiro / PHP Puro Project’</w:t>
+        <w:t xml:space="preserve">- </w:t>
+      </w:r>
+      <w:proofErr w:type="gramStart"/>
+      <w:r>
+        <w:t>Click</w:t>
+      </w:r>
+      <w:proofErr w:type="gramEnd"/>
+      <w:r>
+        <w:t xml:space="preserve"> en ‘</w:t>
+      </w:r>
+      <w:proofErr w:type="spellStart"/>
+      <w:r>
+        <w:t>ProfeAlbeiro</w:t>
+      </w:r>
+      <w:proofErr w:type="spellEnd"/>
+      <w:r>
+        <w:t xml:space="preserve"> / PHP Puro Project’</w:t>
       </w:r>
     </w:p>
     <w:p>
@@ -1918,9 +2891,19 @@
       <w:r>
         <w:t>Verificar que en ‘</w:t>
       </w:r>
-      <w:r>
-        <w:t>Latest Activity</w:t>
-      </w:r>
+      <w:proofErr w:type="spellStart"/>
+      <w:r>
+        <w:t>Latest</w:t>
+      </w:r>
+      <w:proofErr w:type="spellEnd"/>
+      <w:r>
+        <w:t xml:space="preserve"> </w:t>
+      </w:r>
+      <w:proofErr w:type="spellStart"/>
+      <w:r>
+        <w:t>Activity</w:t>
+      </w:r>
+      <w:proofErr w:type="spellEnd"/>
       <w:r>
         <w:t>’, se encuentre la fecha de hoy</w:t>
       </w:r>
@@ -2385,7 +3368,25 @@
         <w:t xml:space="preserve"> ‘</w:t>
       </w:r>
       <w:r>
-        <w:t>$password = "Contradb.";</w:t>
+        <w:t>$</w:t>
+      </w:r>
+      <w:proofErr w:type="spellStart"/>
+      <w:proofErr w:type="gramStart"/>
+      <w:r>
+        <w:t>password</w:t>
+      </w:r>
+      <w:proofErr w:type="spellEnd"/>
+      <w:proofErr w:type="gramEnd"/>
+      <w:r>
+        <w:t xml:space="preserve"> = "</w:t>
+      </w:r>
+      <w:proofErr w:type="spellStart"/>
+      <w:r>
+        <w:t>Contradb</w:t>
+      </w:r>
+      <w:proofErr w:type="spellEnd"/>
+      <w:r>
+        <w:t>.";</w:t>
       </w:r>
     </w:p>
     <w:p>
@@ -2405,7 +3406,37 @@
         <w:rPr>
           <w:u w:val="single"/>
         </w:rPr>
-        <w:t>$password = getenv('DB_PASSWORD');</w:t>
+        <w:t>$</w:t>
+      </w:r>
+      <w:proofErr w:type="spellStart"/>
+      <w:proofErr w:type="gramStart"/>
+      <w:r>
+        <w:rPr>
+          <w:u w:val="single"/>
+        </w:rPr>
+        <w:t>password</w:t>
+      </w:r>
+      <w:proofErr w:type="spellEnd"/>
+      <w:proofErr w:type="gramEnd"/>
+      <w:r>
+        <w:rPr>
+          <w:u w:val="single"/>
+        </w:rPr>
+        <w:t xml:space="preserve"> = </w:t>
+      </w:r>
+      <w:proofErr w:type="spellStart"/>
+      <w:r>
+        <w:rPr>
+          <w:u w:val="single"/>
+        </w:rPr>
+        <w:t>getenv</w:t>
+      </w:r>
+      <w:proofErr w:type="spellEnd"/>
+      <w:r>
+        <w:rPr>
+          <w:u w:val="single"/>
+        </w:rPr>
+        <w:t>('DB_PASSWORD');</w:t>
       </w:r>
       <w:r>
         <w:t>’</w:t>
@@ -2463,8 +3494,13 @@
         <w:spacing w:after="0" w:line="240" w:lineRule="auto"/>
         <w:jc w:val="both"/>
       </w:pPr>
-      <w:r>
-        <w:t>Configuration / Variables de Entorno</w:t>
+      <w:proofErr w:type="spellStart"/>
+      <w:r>
+        <w:t>Configuration</w:t>
+      </w:r>
+      <w:proofErr w:type="spellEnd"/>
+      <w:r>
+        <w:t xml:space="preserve"> / Variables de Entorno</w:t>
       </w:r>
     </w:p>
     <w:p>
@@ -2500,7 +3536,23 @@
         <w:jc w:val="both"/>
       </w:pPr>
       <w:r>
-        <w:t>- Value: Contradb.</w:t>
+        <w:t xml:space="preserve">- </w:t>
+      </w:r>
+      <w:proofErr w:type="spellStart"/>
+      <w:r>
+        <w:t>Value</w:t>
+      </w:r>
+      <w:proofErr w:type="spellEnd"/>
+      <w:r>
+        <w:t xml:space="preserve">: </w:t>
+      </w:r>
+      <w:proofErr w:type="spellStart"/>
+      <w:r>
+        <w:t>Contradb</w:t>
+      </w:r>
+      <w:proofErr w:type="spellEnd"/>
+      <w:r>
+        <w:t>.</w:t>
       </w:r>
     </w:p>
     <w:p>
@@ -2511,7 +3563,15 @@
         <w:jc w:val="both"/>
       </w:pPr>
       <w:r>
-        <w:t>- Slot setting: ✓</w:t>
+        <w:t xml:space="preserve">- Slot </w:t>
+      </w:r>
+      <w:proofErr w:type="spellStart"/>
+      <w:r>
+        <w:t>setting</w:t>
+      </w:r>
+      <w:proofErr w:type="spellEnd"/>
+      <w:r>
+        <w:t>: ✓</w:t>
       </w:r>
     </w:p>
     <w:p>
@@ -2556,13 +3616,34 @@
         <w:jc w:val="both"/>
       </w:pPr>
       <w:r>
-        <w:t>Crear en la raíz el archivo ‘.env’</w:t>
+        <w:t xml:space="preserve">Crear en la raíz el archivo </w:t>
+      </w:r>
+      <w:proofErr w:type="gramStart"/>
+      <w:r>
+        <w:t>‘.</w:t>
+      </w:r>
+      <w:proofErr w:type="spellStart"/>
+      <w:r>
+        <w:t>env</w:t>
+      </w:r>
+      <w:proofErr w:type="spellEnd"/>
+      <w:proofErr w:type="gramEnd"/>
+      <w:r>
+        <w:t>’</w:t>
       </w:r>
       <w:r>
         <w:t xml:space="preserve"> y escribir: ‘</w:t>
       </w:r>
       <w:r>
-        <w:t>DB_PASSWORD=Contradb.</w:t>
+        <w:t>DB_PASSWORD=</w:t>
+      </w:r>
+      <w:proofErr w:type="spellStart"/>
+      <w:r>
+        <w:t>Contradb</w:t>
+      </w:r>
+      <w:proofErr w:type="spellEnd"/>
+      <w:r>
+        <w:t>.</w:t>
       </w:r>
       <w:r>
         <w:t>’</w:t>
@@ -2579,7 +3660,23 @@
         <w:jc w:val="both"/>
       </w:pPr>
       <w:r>
-        <w:t>Modificar el código ‘models/DataBase.php’</w:t>
+        <w:t>Modificar el código ‘</w:t>
+      </w:r>
+      <w:proofErr w:type="spellStart"/>
+      <w:r>
+        <w:t>models</w:t>
+      </w:r>
+      <w:proofErr w:type="spellEnd"/>
+      <w:r>
+        <w:t>/</w:t>
+      </w:r>
+      <w:proofErr w:type="spellStart"/>
+      <w:r>
+        <w:t>DataBase.php</w:t>
+      </w:r>
+      <w:proofErr w:type="spellEnd"/>
+      <w:r>
+        <w:t>’</w:t>
       </w:r>
     </w:p>
     <w:p>
@@ -2600,8 +3697,34 @@
         <w:ind w:left="1068"/>
         <w:jc w:val="both"/>
       </w:pPr>
-      <w:r>
-        <w:t>if (file_exists('.env')) {</w:t>
+      <w:proofErr w:type="spellStart"/>
+      <w:r>
+        <w:t>if</w:t>
+      </w:r>
+      <w:proofErr w:type="spellEnd"/>
+      <w:r>
+        <w:t xml:space="preserve"> (</w:t>
+      </w:r>
+      <w:proofErr w:type="spellStart"/>
+      <w:r>
+        <w:t>file_exists</w:t>
+      </w:r>
+      <w:proofErr w:type="spellEnd"/>
+      <w:r>
+        <w:t>(</w:t>
+      </w:r>
+      <w:proofErr w:type="gramStart"/>
+      <w:r>
+        <w:t>'.</w:t>
+      </w:r>
+      <w:proofErr w:type="spellStart"/>
+      <w:r>
+        <w:t>env</w:t>
+      </w:r>
+      <w:proofErr w:type="spellEnd"/>
+      <w:proofErr w:type="gramEnd"/>
+      <w:r>
+        <w:t>')) {</w:t>
       </w:r>
     </w:p>
     <w:p>
@@ -2612,7 +3735,36 @@
         <w:jc w:val="both"/>
       </w:pPr>
       <w:r>
-        <w:t xml:space="preserve">    $env = parse_ini_file('.env');</w:t>
+        <w:t xml:space="preserve">    $</w:t>
+      </w:r>
+      <w:proofErr w:type="spellStart"/>
+      <w:r>
+        <w:t>env</w:t>
+      </w:r>
+      <w:proofErr w:type="spellEnd"/>
+      <w:r>
+        <w:t xml:space="preserve"> = </w:t>
+      </w:r>
+      <w:proofErr w:type="spellStart"/>
+      <w:r>
+        <w:t>parse_ini_file</w:t>
+      </w:r>
+      <w:proofErr w:type="spellEnd"/>
+      <w:r>
+        <w:t>(</w:t>
+      </w:r>
+      <w:proofErr w:type="gramStart"/>
+      <w:r>
+        <w:t>'.</w:t>
+      </w:r>
+      <w:proofErr w:type="spellStart"/>
+      <w:r>
+        <w:t>env</w:t>
+      </w:r>
+      <w:proofErr w:type="spellEnd"/>
+      <w:proofErr w:type="gramEnd"/>
+      <w:r>
+        <w:t>');</w:t>
       </w:r>
     </w:p>
     <w:p>
@@ -2632,8 +3784,16 @@
         <w:rPr>
           <w:lang w:val="en-US"/>
         </w:rPr>
-        <w:t>$password = $env['DB_PASSWORD'];</w:t>
-      </w:r>
+        <w:t>$password = $env['DB_PASSWORD'</w:t>
+      </w:r>
+      <w:proofErr w:type="gramStart"/>
+      <w:r>
+        <w:rPr>
+          <w:lang w:val="en-US"/>
+        </w:rPr>
+        <w:t>];</w:t>
+      </w:r>
+      <w:proofErr w:type="gramEnd"/>
     </w:p>
     <w:p>
       <w:pPr>
@@ -2677,7 +3837,25 @@
         <w:jc w:val="both"/>
       </w:pPr>
       <w:r>
-        <w:t xml:space="preserve">    $password = getenv('DB_PASSWORD');</w:t>
+        <w:t xml:space="preserve">    $</w:t>
+      </w:r>
+      <w:proofErr w:type="spellStart"/>
+      <w:proofErr w:type="gramStart"/>
+      <w:r>
+        <w:t>password</w:t>
+      </w:r>
+      <w:proofErr w:type="spellEnd"/>
+      <w:proofErr w:type="gramEnd"/>
+      <w:r>
+        <w:t xml:space="preserve"> = </w:t>
+      </w:r>
+      <w:proofErr w:type="spellStart"/>
+      <w:r>
+        <w:t>getenv</w:t>
+      </w:r>
+      <w:proofErr w:type="spellEnd"/>
+      <w:r>
+        <w:t>('DB_PASSWORD');</w:t>
       </w:r>
     </w:p>
     <w:p>
@@ -2731,8 +3909,33 @@
           <w:b/>
           <w:bCs/>
         </w:rPr>
-        <w:t>Hacer commit y push</w:t>
-      </w:r>
+        <w:t xml:space="preserve">Hacer </w:t>
+      </w:r>
+      <w:proofErr w:type="spellStart"/>
+      <w:r>
+        <w:rPr>
+          <w:b/>
+          <w:bCs/>
+        </w:rPr>
+        <w:t>commit</w:t>
+      </w:r>
+      <w:proofErr w:type="spellEnd"/>
+      <w:r>
+        <w:rPr>
+          <w:b/>
+          <w:bCs/>
+        </w:rPr>
+        <w:t xml:space="preserve"> y </w:t>
+      </w:r>
+      <w:proofErr w:type="spellStart"/>
+      <w:r>
+        <w:rPr>
+          <w:b/>
+          <w:bCs/>
+        </w:rPr>
+        <w:t>push</w:t>
+      </w:r>
+      <w:proofErr w:type="spellEnd"/>
     </w:p>
     <w:p>
       <w:pPr>
@@ -2753,7 +3956,39 @@
           <w:b/>
           <w:bCs/>
         </w:rPr>
-        <w:t>Verificar en SonarCloud que el issue se resuelve</w:t>
+        <w:t xml:space="preserve">Verificar en </w:t>
+      </w:r>
+      <w:proofErr w:type="spellStart"/>
+      <w:r>
+        <w:rPr>
+          <w:b/>
+          <w:bCs/>
+        </w:rPr>
+        <w:t>SonarCloud</w:t>
+      </w:r>
+      <w:proofErr w:type="spellEnd"/>
+      <w:r>
+        <w:rPr>
+          <w:b/>
+          <w:bCs/>
+        </w:rPr>
+        <w:t xml:space="preserve"> que el </w:t>
+      </w:r>
+      <w:proofErr w:type="spellStart"/>
+      <w:r>
+        <w:rPr>
+          <w:b/>
+          <w:bCs/>
+        </w:rPr>
+        <w:t>issue</w:t>
+      </w:r>
+      <w:proofErr w:type="spellEnd"/>
+      <w:r>
+        <w:rPr>
+          <w:b/>
+          <w:bCs/>
+        </w:rPr>
+        <w:t xml:space="preserve"> se resuelve</w:t>
       </w:r>
     </w:p>
     <w:p>

--- a/assets/_docs_/informe_sonarqube.docx
+++ b/assets/_docs_/informe_sonarqube.docx
@@ -3696,36 +3696,38 @@
         <w:spacing w:after="0" w:line="240" w:lineRule="auto"/>
         <w:ind w:left="1068"/>
         <w:jc w:val="both"/>
-      </w:pPr>
-      <w:proofErr w:type="spellStart"/>
-      <w:r>
-        <w:t>if</w:t>
-      </w:r>
-      <w:proofErr w:type="spellEnd"/>
-      <w:r>
-        <w:t xml:space="preserve"> (</w:t>
-      </w:r>
-      <w:proofErr w:type="spellStart"/>
-      <w:r>
-        <w:t>file_exists</w:t>
-      </w:r>
-      <w:proofErr w:type="spellEnd"/>
-      <w:r>
-        <w:t>(</w:t>
+        <w:rPr>
+          <w:lang w:val="en-US"/>
+        </w:rPr>
+      </w:pPr>
+      <w:r>
+        <w:rPr>
+          <w:lang w:val="en-US"/>
+        </w:rPr>
+        <w:t>if (file_exists(</w:t>
       </w:r>
       <w:proofErr w:type="gramStart"/>
       <w:r>
-        <w:t>'.</w:t>
-      </w:r>
-      <w:proofErr w:type="spellStart"/>
-      <w:r>
-        <w:t>env</w:t>
-      </w:r>
-      <w:proofErr w:type="spellEnd"/>
+        <w:rPr>
+          <w:lang w:val="en-US"/>
+        </w:rPr>
+        <w:t>'.env</w:t>
+      </w:r>
       <w:proofErr w:type="gramEnd"/>
       <w:r>
-        <w:t>')) {</w:t>
-      </w:r>
+        <w:rPr>
+          <w:lang w:val="en-US"/>
+        </w:rPr>
+        <w:t>'</w:t>
+      </w:r>
+      <w:proofErr w:type="gramStart"/>
+      <w:r>
+        <w:rPr>
+          <w:lang w:val="en-US"/>
+        </w:rPr>
+        <w:t>)) {</w:t>
+      </w:r>
+      <w:proofErr w:type="gramEnd"/>
     </w:p>
     <w:p>
       <w:pPr>
@@ -3735,7 +3737,13 @@
         <w:jc w:val="both"/>
       </w:pPr>
       <w:r>
-        <w:t xml:space="preserve">    $</w:t>
+        <w:rPr>
+          <w:lang w:val="en-US"/>
+        </w:rPr>
+        <w:t xml:space="preserve">    </w:t>
+      </w:r>
+      <w:r>
+        <w:t>$</w:t>
       </w:r>
       <w:proofErr w:type="spellStart"/>
       <w:r>

--- a/assets/_docs_/informe_sonarqube.docx
+++ b/assets/_docs_/informe_sonarqube.docx
@@ -66,40 +66,6 @@
     </w:p>
     <w:p>
       <w:pPr>
-        <w:spacing w:after="0" w:line="240" w:lineRule="auto"/>
-        <w:jc w:val="both"/>
-      </w:pPr>
-    </w:p>
-    <w:p>
-      <w:pPr>
-        <w:pStyle w:val="Prrafodelista"/>
-        <w:numPr>
-          <w:ilvl w:val="0"/>
-          <w:numId w:val="1"/>
-        </w:numPr>
-        <w:spacing w:after="0" w:line="240" w:lineRule="auto"/>
-        <w:jc w:val="both"/>
-        <w:rPr>
-          <w:b/>
-          <w:bCs/>
-        </w:rPr>
-      </w:pPr>
-      <w:r>
-        <w:rPr>
-          <w:b/>
-          <w:bCs/>
-        </w:rPr>
-        <w:t>ASOCIAR PROYECTO A SONARCLOUD.IO</w:t>
-      </w:r>
-    </w:p>
-    <w:p>
-      <w:pPr>
-        <w:spacing w:after="0" w:line="240" w:lineRule="auto"/>
-        <w:jc w:val="both"/>
-      </w:pPr>
-    </w:p>
-    <w:p>
-      <w:pPr>
         <w:pStyle w:val="Prrafodelista"/>
         <w:numPr>
           <w:ilvl w:val="1"/>
@@ -109,225 +75,20 @@
         <w:jc w:val="both"/>
       </w:pPr>
       <w:r>
-        <w:t xml:space="preserve">Debe tener la sesión iniciada en </w:t>
-      </w:r>
-      <w:proofErr w:type="spellStart"/>
-      <w:r>
-        <w:t>Github</w:t>
-      </w:r>
-      <w:proofErr w:type="spellEnd"/>
+        <w:t xml:space="preserve">Ir </w:t>
+      </w:r>
+      <w:r>
+        <w:t>a</w:t>
+      </w:r>
       <w:r>
         <w:t xml:space="preserve">: </w:t>
-      </w:r>
-      <w:hyperlink r:id="rId7" w:history="1">
-        <w:r>
-          <w:rPr>
-            <w:rStyle w:val="Hipervnculo"/>
-          </w:rPr>
-          <w:t>https://github.com/</w:t>
-        </w:r>
-      </w:hyperlink>
-      <w:r>
-        <w:t xml:space="preserve">  </w:t>
-      </w:r>
-    </w:p>
-    <w:p>
-      <w:pPr>
-        <w:pStyle w:val="Prrafodelista"/>
-        <w:numPr>
-          <w:ilvl w:val="2"/>
-          <w:numId w:val="1"/>
-        </w:numPr>
-        <w:spacing w:after="0" w:line="240" w:lineRule="auto"/>
-        <w:ind w:left="1560" w:hanging="709"/>
-        <w:jc w:val="both"/>
-        <w:rPr>
-          <w:lang w:val="en-US"/>
-        </w:rPr>
-      </w:pPr>
-      <w:r>
-        <w:rPr>
-          <w:lang w:val="en-US"/>
-        </w:rPr>
-        <w:t xml:space="preserve">Dar click </w:t>
-      </w:r>
-      <w:proofErr w:type="spellStart"/>
-      <w:r>
-        <w:rPr>
-          <w:lang w:val="en-US"/>
-        </w:rPr>
-        <w:t>en</w:t>
-      </w:r>
-      <w:proofErr w:type="spellEnd"/>
-      <w:r>
-        <w:rPr>
-          <w:lang w:val="en-US"/>
-        </w:rPr>
-        <w:t xml:space="preserve">: Sign in </w:t>
-      </w:r>
-    </w:p>
-    <w:p>
-      <w:pPr>
-        <w:pStyle w:val="Prrafodelista"/>
-        <w:numPr>
-          <w:ilvl w:val="2"/>
-          <w:numId w:val="1"/>
-        </w:numPr>
-        <w:spacing w:after="0" w:line="240" w:lineRule="auto"/>
-        <w:ind w:left="1560" w:hanging="709"/>
-        <w:jc w:val="both"/>
-      </w:pPr>
-      <w:r>
-        <w:t>Escribir las credenciales</w:t>
-      </w:r>
-      <w:r>
-        <w:t xml:space="preserve">: </w:t>
-      </w:r>
-      <w:proofErr w:type="spellStart"/>
-      <w:r>
-        <w:t>Username</w:t>
-      </w:r>
-      <w:proofErr w:type="spellEnd"/>
-      <w:r>
-        <w:t xml:space="preserve"> </w:t>
-      </w:r>
-      <w:proofErr w:type="spellStart"/>
-      <w:r>
-        <w:t>or</w:t>
-      </w:r>
-      <w:proofErr w:type="spellEnd"/>
-      <w:r>
-        <w:t xml:space="preserve"> email </w:t>
-      </w:r>
-      <w:proofErr w:type="spellStart"/>
-      <w:r>
-        <w:t>address</w:t>
-      </w:r>
-      <w:proofErr w:type="spellEnd"/>
-      <w:r>
-        <w:t xml:space="preserve"> y </w:t>
-      </w:r>
-      <w:proofErr w:type="spellStart"/>
-      <w:r>
-        <w:t>Password</w:t>
-      </w:r>
-      <w:proofErr w:type="spellEnd"/>
-      <w:r>
-        <w:t xml:space="preserve"> </w:t>
-      </w:r>
-    </w:p>
-    <w:p>
-      <w:pPr>
-        <w:pStyle w:val="Prrafodelista"/>
-        <w:numPr>
-          <w:ilvl w:val="2"/>
-          <w:numId w:val="1"/>
-        </w:numPr>
-        <w:spacing w:after="0" w:line="240" w:lineRule="auto"/>
-        <w:ind w:left="1560" w:hanging="709"/>
-        <w:jc w:val="both"/>
-      </w:pPr>
-      <w:r>
-        <w:rPr>
-          <w:lang w:val="en-US"/>
-        </w:rPr>
-        <w:t xml:space="preserve">Dar click </w:t>
-      </w:r>
-      <w:proofErr w:type="spellStart"/>
-      <w:r>
-        <w:rPr>
-          <w:lang w:val="en-US"/>
-        </w:rPr>
-        <w:t>en</w:t>
-      </w:r>
-      <w:proofErr w:type="spellEnd"/>
-      <w:r>
-        <w:rPr>
-          <w:lang w:val="en-US"/>
-        </w:rPr>
-        <w:t>: Sign in</w:t>
-      </w:r>
-    </w:p>
-    <w:p>
-      <w:pPr>
-        <w:pStyle w:val="Prrafodelista"/>
-        <w:numPr>
-          <w:ilvl w:val="2"/>
-          <w:numId w:val="1"/>
-        </w:numPr>
-        <w:spacing w:after="0" w:line="240" w:lineRule="auto"/>
-        <w:ind w:left="1560" w:hanging="709"/>
-        <w:jc w:val="both"/>
-      </w:pPr>
-      <w:r>
-        <w:t xml:space="preserve">Dar </w:t>
-      </w:r>
-      <w:proofErr w:type="spellStart"/>
-      <w:proofErr w:type="gramStart"/>
-      <w:r>
-        <w:t>click</w:t>
-      </w:r>
-      <w:proofErr w:type="spellEnd"/>
-      <w:proofErr w:type="gramEnd"/>
-      <w:r>
-        <w:t xml:space="preserve"> en: Open </w:t>
-      </w:r>
-      <w:proofErr w:type="spellStart"/>
-      <w:r>
-        <w:t>user</w:t>
-      </w:r>
-      <w:proofErr w:type="spellEnd"/>
-      <w:r>
-        <w:t xml:space="preserve"> </w:t>
-      </w:r>
-      <w:proofErr w:type="spellStart"/>
-      <w:r>
-        <w:t>navigator</w:t>
-      </w:r>
-      <w:proofErr w:type="spellEnd"/>
-      <w:r>
-        <w:t xml:space="preserve"> menú / </w:t>
-      </w:r>
-      <w:proofErr w:type="spellStart"/>
-      <w:r>
-        <w:t>Repositories</w:t>
-      </w:r>
-      <w:proofErr w:type="spellEnd"/>
-    </w:p>
-    <w:p>
-      <w:pPr>
-        <w:pStyle w:val="Prrafodelista"/>
-        <w:numPr>
-          <w:ilvl w:val="2"/>
-          <w:numId w:val="1"/>
-        </w:numPr>
-        <w:spacing w:after="0" w:line="240" w:lineRule="auto"/>
-        <w:ind w:left="1560" w:hanging="709"/>
-        <w:jc w:val="both"/>
-      </w:pPr>
-      <w:r>
-        <w:t>Seleccionar el repositorio</w:t>
-      </w:r>
-    </w:p>
-    <w:p>
-      <w:pPr>
-        <w:pStyle w:val="Prrafodelista"/>
-        <w:numPr>
-          <w:ilvl w:val="1"/>
-          <w:numId w:val="1"/>
-        </w:numPr>
-        <w:spacing w:after="0" w:line="240" w:lineRule="auto"/>
-        <w:jc w:val="both"/>
-      </w:pPr>
-      <w:r>
-        <w:t xml:space="preserve">Ir a: </w:t>
       </w:r>
       <w:hyperlink r:id="rId8" w:history="1">
         <w:r>
           <w:rPr>
             <w:rStyle w:val="Hipervnculo"/>
           </w:rPr>
-          <w:t>https://www.sonarsource.com/products/sonarqube/cloud/</w:t>
+          <w:t>https://sonarcloud.io</w:t>
         </w:r>
       </w:hyperlink>
     </w:p>
@@ -344,21 +105,14 @@
       <w:r>
         <w:t xml:space="preserve">Dar </w:t>
       </w:r>
-      <w:proofErr w:type="spellStart"/>
-      <w:proofErr w:type="gramStart"/>
-      <w:r>
-        <w:t>click</w:t>
-      </w:r>
-      <w:proofErr w:type="spellEnd"/>
-      <w:proofErr w:type="gramEnd"/>
-      <w:r>
-        <w:t xml:space="preserve"> en: Log</w:t>
-      </w:r>
-      <w:r>
-        <w:t xml:space="preserve"> </w:t>
-      </w:r>
-      <w:r>
-        <w:t>in</w:t>
+      <w:r>
+        <w:t>clic</w:t>
+      </w:r>
+      <w:r>
+        <w:t>k</w:t>
+      </w:r>
+      <w:r>
+        <w:t xml:space="preserve"> en "Start for free" o "Log in with GitHub".</w:t>
       </w:r>
     </w:p>
     <w:p>
@@ -372,17 +126,34 @@
         <w:jc w:val="both"/>
       </w:pPr>
       <w:r>
-        <w:t xml:space="preserve">Dar </w:t>
-      </w:r>
-      <w:proofErr w:type="spellStart"/>
-      <w:proofErr w:type="gramStart"/>
-      <w:r>
-        <w:t>click</w:t>
-      </w:r>
-      <w:proofErr w:type="spellEnd"/>
-      <w:proofErr w:type="gramEnd"/>
-      <w:r>
-        <w:t xml:space="preserve"> en: GitHub</w:t>
+        <w:t xml:space="preserve">Iniciar </w:t>
+      </w:r>
+      <w:r>
+        <w:t xml:space="preserve">sesión con </w:t>
+      </w:r>
+      <w:r>
+        <w:t xml:space="preserve">la </w:t>
+      </w:r>
+      <w:r>
+        <w:t>cuenta de GitHub</w:t>
+      </w:r>
+      <w:r>
+        <w:t xml:space="preserve"> (</w:t>
+      </w:r>
+      <w:r>
+        <w:t xml:space="preserve"> Esto permitirá que SonarQube Cloud acceda a </w:t>
+      </w:r>
+      <w:r>
+        <w:t xml:space="preserve">los </w:t>
+      </w:r>
+      <w:r>
+        <w:t>repositorios</w:t>
+      </w:r>
+      <w:r>
+        <w:t>)</w:t>
+      </w:r>
+      <w:r>
+        <w:t xml:space="preserve">. </w:t>
       </w:r>
     </w:p>
     <w:p>
@@ -410,7 +181,21 @@
           <w:b/>
           <w:bCs/>
         </w:rPr>
-        <w:t>CONFIGURACIÓN DEL PROYECTO</w:t>
+        <w:t xml:space="preserve">AUTORIZAR E IMPORTAR </w:t>
+      </w:r>
+      <w:r>
+        <w:rPr>
+          <w:b/>
+          <w:bCs/>
+        </w:rPr>
+        <w:t>EL</w:t>
+      </w:r>
+      <w:r>
+        <w:rPr>
+          <w:b/>
+          <w:bCs/>
+        </w:rPr>
+        <w:t xml:space="preserve"> REPOSITORIO DE GITHUB</w:t>
       </w:r>
     </w:p>
     <w:p>
@@ -429,90 +214,1474 @@
         <w:spacing w:after="0" w:line="240" w:lineRule="auto"/>
         <w:jc w:val="both"/>
         <w:rPr>
+          <w:lang w:val="en-US"/>
+        </w:rPr>
+      </w:pPr>
+      <w:r>
+        <w:rPr>
+          <w:lang w:val="en-US"/>
+        </w:rPr>
+        <w:t xml:space="preserve">Dar </w:t>
+      </w:r>
+      <w:r>
+        <w:rPr>
+          <w:lang w:val="en-US"/>
+        </w:rPr>
+        <w:t>clic</w:t>
+      </w:r>
+      <w:r>
+        <w:rPr>
+          <w:lang w:val="en-US"/>
+        </w:rPr>
+        <w:t>k</w:t>
+      </w:r>
+      <w:r>
+        <w:rPr>
+          <w:lang w:val="en-US"/>
+        </w:rPr>
+        <w:t xml:space="preserve"> en "Analyze new project" (botón </w:t>
+      </w:r>
+      <w:r>
+        <w:rPr>
+          <w:lang w:val="en-US"/>
+        </w:rPr>
+        <w:t>+</w:t>
+      </w:r>
+      <w:r>
+        <w:rPr>
+          <w:lang w:val="en-US"/>
+        </w:rPr>
+        <w:t>).</w:t>
+      </w:r>
+    </w:p>
+    <w:p>
+      <w:pPr>
+        <w:pStyle w:val="Prrafodelista"/>
+        <w:numPr>
+          <w:ilvl w:val="1"/>
+          <w:numId w:val="1"/>
+        </w:numPr>
+        <w:spacing w:after="0" w:line="240" w:lineRule="auto"/>
+        <w:jc w:val="both"/>
+      </w:pPr>
+      <w:r>
+        <w:t xml:space="preserve">Autorizar </w:t>
+      </w:r>
+      <w:r>
+        <w:t xml:space="preserve">a SonarCloud a acceder a </w:t>
+      </w:r>
+      <w:r>
+        <w:t xml:space="preserve">los </w:t>
+      </w:r>
+      <w:r>
+        <w:t xml:space="preserve">repositorios de GitHub (si no </w:t>
+      </w:r>
+      <w:r>
+        <w:t xml:space="preserve">se hizo </w:t>
+      </w:r>
+      <w:r>
+        <w:t xml:space="preserve">antes). </w:t>
+      </w:r>
+      <w:r>
+        <w:t xml:space="preserve">Dar </w:t>
+      </w:r>
+      <w:r>
+        <w:t>clic</w:t>
+      </w:r>
+      <w:r>
+        <w:t>k</w:t>
+      </w:r>
+      <w:r>
+        <w:t xml:space="preserve"> en "Install &amp; authorize".</w:t>
+      </w:r>
+    </w:p>
+    <w:p>
+      <w:pPr>
+        <w:pStyle w:val="Prrafodelista"/>
+        <w:numPr>
+          <w:ilvl w:val="1"/>
+          <w:numId w:val="1"/>
+        </w:numPr>
+        <w:spacing w:after="0" w:line="240" w:lineRule="auto"/>
+        <w:jc w:val="both"/>
+      </w:pPr>
+      <w:r>
+        <w:t>Selecciona</w:t>
+      </w:r>
+      <w:r>
+        <w:t>r</w:t>
+      </w:r>
+      <w:r>
+        <w:t xml:space="preserve"> el proyecto que </w:t>
+      </w:r>
+      <w:r>
+        <w:t xml:space="preserve">se desea </w:t>
+      </w:r>
+      <w:r>
+        <w:t>analizar (marca</w:t>
+      </w:r>
+      <w:r>
+        <w:t>r</w:t>
+      </w:r>
+      <w:r>
+        <w:t xml:space="preserve"> la casilla junto a su nombre).</w:t>
+      </w:r>
+    </w:p>
+    <w:p>
+      <w:pPr>
+        <w:pStyle w:val="Prrafodelista"/>
+        <w:numPr>
+          <w:ilvl w:val="1"/>
+          <w:numId w:val="1"/>
+        </w:numPr>
+        <w:spacing w:after="0" w:line="240" w:lineRule="auto"/>
+        <w:jc w:val="both"/>
+        <w:rPr>
+          <w:lang w:val="en-US"/>
+        </w:rPr>
+      </w:pPr>
+      <w:r>
+        <w:rPr>
+          <w:lang w:val="en-US"/>
+        </w:rPr>
+        <w:t xml:space="preserve">Dar </w:t>
+      </w:r>
+      <w:r>
+        <w:rPr>
+          <w:lang w:val="en-US"/>
+        </w:rPr>
+        <w:t>clic</w:t>
+      </w:r>
+      <w:r>
+        <w:rPr>
+          <w:lang w:val="en-US"/>
+        </w:rPr>
+        <w:t>k</w:t>
+      </w:r>
+      <w:r>
+        <w:rPr>
+          <w:lang w:val="en-US"/>
+        </w:rPr>
+        <w:t xml:space="preserve"> en "Set up" o "Add repository".</w:t>
+      </w:r>
+    </w:p>
+    <w:p>
+      <w:pPr>
+        <w:pStyle w:val="Prrafodelista"/>
+        <w:numPr>
+          <w:ilvl w:val="1"/>
+          <w:numId w:val="1"/>
+        </w:numPr>
+        <w:spacing w:after="0" w:line="240" w:lineRule="auto"/>
+        <w:jc w:val="both"/>
+        <w:rPr>
+          <w:lang w:val="en-US"/>
+        </w:rPr>
+      </w:pPr>
+      <w:r>
+        <w:rPr>
+          <w:lang w:val="en-US"/>
+        </w:rPr>
+        <w:t>Seleccionar</w:t>
+      </w:r>
+      <w:r>
+        <w:rPr>
+          <w:lang w:val="en-US"/>
+        </w:rPr>
+        <w:t xml:space="preserve">: </w:t>
+      </w:r>
+      <w:r>
+        <w:rPr>
+          <w:lang w:val="en-US"/>
+        </w:rPr>
+        <w:t>‘Number of days’ / ‘Define the number of days: ’ 30</w:t>
+      </w:r>
+      <w:r>
+        <w:rPr>
+          <w:lang w:val="en-US"/>
+        </w:rPr>
+        <w:t xml:space="preserve"> / ‘Create project’</w:t>
+      </w:r>
+    </w:p>
+    <w:p>
+      <w:pPr>
+        <w:spacing w:after="0" w:line="240" w:lineRule="auto"/>
+        <w:jc w:val="both"/>
+        <w:rPr>
+          <w:lang w:val="en-US"/>
+        </w:rPr>
+      </w:pPr>
+    </w:p>
+    <w:p>
+      <w:pPr>
+        <w:pStyle w:val="Prrafodelista"/>
+        <w:numPr>
+          <w:ilvl w:val="0"/>
+          <w:numId w:val="1"/>
+        </w:numPr>
+        <w:spacing w:after="0" w:line="240" w:lineRule="auto"/>
+        <w:jc w:val="both"/>
+        <w:rPr>
           <w:b/>
           <w:bCs/>
-          <w:lang w:val="en-US"/>
         </w:rPr>
       </w:pPr>
       <w:r>
         <w:rPr>
           <w:b/>
           <w:bCs/>
-          <w:lang w:val="en-US"/>
-        </w:rPr>
-        <w:t xml:space="preserve">Crear </w:t>
-      </w:r>
-      <w:proofErr w:type="spellStart"/>
+        </w:rPr>
+        <w:t>EXPLICACIÓN DEL PANEL</w:t>
+      </w:r>
       <w:r>
         <w:rPr>
           <w:b/>
           <w:bCs/>
+        </w:rPr>
+        <w:t xml:space="preserve"> (SUMMARY)</w:t>
+      </w:r>
+    </w:p>
+    <w:p>
+      <w:pPr>
+        <w:spacing w:after="0" w:line="240" w:lineRule="auto"/>
+        <w:jc w:val="both"/>
+      </w:pPr>
+    </w:p>
+    <w:p>
+      <w:pPr>
+        <w:spacing w:after="0" w:line="240" w:lineRule="auto"/>
+        <w:jc w:val="both"/>
+      </w:pPr>
+      <w:r>
+        <w:rPr>
+          <w:noProof/>
+        </w:rPr>
+        <w:drawing>
+          <wp:inline distT="0" distB="0" distL="0" distR="0" wp14:anchorId="292870C7" wp14:editId="65F34CB5">
+            <wp:extent cx="5943600" cy="3050540"/>
+            <wp:effectExtent l="0" t="0" r="0" b="0"/>
+            <wp:docPr id="1434431740" name="Imagen 1"/>
+            <wp:cNvGraphicFramePr>
+              <a:graphicFrameLocks xmlns:a="http://schemas.openxmlformats.org/drawingml/2006/main" noChangeAspect="1"/>
+            </wp:cNvGraphicFramePr>
+            <a:graphic xmlns:a="http://schemas.openxmlformats.org/drawingml/2006/main">
+              <a:graphicData uri="http://schemas.openxmlformats.org/drawingml/2006/picture">
+                <pic:pic xmlns:pic="http://schemas.openxmlformats.org/drawingml/2006/picture">
+                  <pic:nvPicPr>
+                    <pic:cNvPr id="1434431740" name=""/>
+                    <pic:cNvPicPr/>
+                  </pic:nvPicPr>
+                  <pic:blipFill>
+                    <a:blip r:embed="rId9"/>
+                    <a:stretch>
+                      <a:fillRect/>
+                    </a:stretch>
+                  </pic:blipFill>
+                  <pic:spPr>
+                    <a:xfrm>
+                      <a:off x="0" y="0"/>
+                      <a:ext cx="5943600" cy="3050540"/>
+                    </a:xfrm>
+                    <a:prstGeom prst="rect">
+                      <a:avLst/>
+                    </a:prstGeom>
+                  </pic:spPr>
+                </pic:pic>
+              </a:graphicData>
+            </a:graphic>
+          </wp:inline>
+        </w:drawing>
+      </w:r>
+    </w:p>
+    <w:p>
+      <w:pPr>
+        <w:spacing w:after="0" w:line="240" w:lineRule="auto"/>
+        <w:jc w:val="both"/>
+      </w:pPr>
+    </w:p>
+    <w:p>
+      <w:pPr>
+        <w:pStyle w:val="Prrafodelista"/>
+        <w:numPr>
+          <w:ilvl w:val="1"/>
+          <w:numId w:val="1"/>
+        </w:numPr>
+        <w:spacing w:after="0" w:line="240" w:lineRule="auto"/>
+        <w:jc w:val="both"/>
+        <w:rPr>
           <w:lang w:val="en-US"/>
         </w:rPr>
-        <w:t>archivo</w:t>
-      </w:r>
-      <w:proofErr w:type="spellEnd"/>
+      </w:pPr>
+      <w:r>
+        <w:rPr>
+          <w:lang w:val="en-US"/>
+        </w:rPr>
+        <w:t>Resumen general (parte superior)</w:t>
+      </w:r>
+    </w:p>
+    <w:p>
+      <w:pPr>
+        <w:spacing w:after="0" w:line="240" w:lineRule="auto"/>
+        <w:jc w:val="both"/>
+        <w:rPr>
+          <w:lang w:val="en-US"/>
+        </w:rPr>
+      </w:pPr>
+    </w:p>
+    <w:p>
+      <w:pPr>
+        <w:pStyle w:val="Prrafodelista"/>
+        <w:numPr>
+          <w:ilvl w:val="0"/>
+          <w:numId w:val="12"/>
+        </w:numPr>
+        <w:spacing w:after="0" w:line="240" w:lineRule="auto"/>
+        <w:jc w:val="both"/>
+      </w:pPr>
+      <w:r>
+        <w:t>Nombre del proyecto: app_web_php_dss_test</w:t>
+      </w:r>
+    </w:p>
+    <w:p>
+      <w:pPr>
+        <w:pStyle w:val="Prrafodelista"/>
+        <w:numPr>
+          <w:ilvl w:val="0"/>
+          <w:numId w:val="12"/>
+        </w:numPr>
+        <w:spacing w:after="0" w:line="240" w:lineRule="auto"/>
+        <w:jc w:val="both"/>
+      </w:pPr>
+      <w:r>
+        <w:t>Líneas de código: 8.3k (8,300 líneas)</w:t>
+      </w:r>
+    </w:p>
+    <w:p>
+      <w:pPr>
+        <w:pStyle w:val="Prrafodelista"/>
+        <w:numPr>
+          <w:ilvl w:val="0"/>
+          <w:numId w:val="12"/>
+        </w:numPr>
+        <w:spacing w:after="0" w:line="240" w:lineRule="auto"/>
+        <w:jc w:val="both"/>
+      </w:pPr>
+      <w:r>
+        <w:t>Último análisis: hace 25 minutos (recién se ejecutó)</w:t>
+      </w:r>
+    </w:p>
+    <w:p>
+      <w:pPr>
+        <w:pStyle w:val="Prrafodelista"/>
+        <w:numPr>
+          <w:ilvl w:val="0"/>
+          <w:numId w:val="12"/>
+        </w:numPr>
+        <w:spacing w:after="0" w:line="240" w:lineRule="auto"/>
+        <w:jc w:val="both"/>
+        <w:rPr>
+          <w:lang w:val="en-US"/>
+        </w:rPr>
+      </w:pPr>
+      <w:r>
+        <w:rPr>
+          <w:lang w:val="en-US"/>
+        </w:rPr>
+        <w:lastRenderedPageBreak/>
+        <w:t>Repositorio: Privado</w:t>
+      </w:r>
+    </w:p>
+    <w:p>
+      <w:pPr>
+        <w:pStyle w:val="Prrafodelista"/>
+        <w:numPr>
+          <w:ilvl w:val="0"/>
+          <w:numId w:val="12"/>
+        </w:numPr>
+        <w:spacing w:after="0" w:line="240" w:lineRule="auto"/>
+        <w:jc w:val="both"/>
+        <w:rPr>
+          <w:lang w:val="en-US"/>
+        </w:rPr>
+      </w:pPr>
+      <w:r>
+        <w:rPr>
+          <w:lang w:val="en-US"/>
+        </w:rPr>
+        <w:t>Rama analizada: main</w:t>
+      </w:r>
+    </w:p>
+    <w:p>
+      <w:pPr>
+        <w:spacing w:after="0" w:line="240" w:lineRule="auto"/>
+        <w:jc w:val="both"/>
+        <w:rPr>
+          <w:lang w:val="en-US"/>
+        </w:rPr>
+      </w:pPr>
+    </w:p>
+    <w:p>
+      <w:pPr>
+        <w:pStyle w:val="Prrafodelista"/>
+        <w:numPr>
+          <w:ilvl w:val="1"/>
+          <w:numId w:val="1"/>
+        </w:numPr>
+        <w:spacing w:after="0" w:line="240" w:lineRule="auto"/>
+        <w:jc w:val="both"/>
+      </w:pPr>
+      <w:r>
+        <w:t>Quality Gate (Puerta de Calidad)</w:t>
+      </w:r>
+    </w:p>
+    <w:p>
+      <w:pPr>
+        <w:spacing w:after="0" w:line="240" w:lineRule="auto"/>
+        <w:jc w:val="both"/>
+      </w:pPr>
+    </w:p>
+    <w:p>
+      <w:pPr>
+        <w:pStyle w:val="Prrafodelista"/>
+        <w:numPr>
+          <w:ilvl w:val="0"/>
+          <w:numId w:val="12"/>
+        </w:numPr>
+        <w:spacing w:after="0" w:line="240" w:lineRule="auto"/>
+        <w:jc w:val="both"/>
+      </w:pPr>
+      <w:r>
+        <w:t>Dice: "Not computed" → "No calculada"</w:t>
+      </w:r>
+      <w:r>
+        <w:t>:</w:t>
+      </w:r>
+    </w:p>
+    <w:p>
+      <w:pPr>
+        <w:pStyle w:val="Prrafodelista"/>
+        <w:numPr>
+          <w:ilvl w:val="1"/>
+          <w:numId w:val="12"/>
+        </w:numPr>
+        <w:spacing w:after="0" w:line="240" w:lineRule="auto"/>
+        <w:jc w:val="both"/>
+      </w:pPr>
+      <w:r>
+        <w:t>Esto significa que el análisis se completó, pero aún no se ha generado un veredicto final (aprobado/reprobado).</w:t>
+      </w:r>
+    </w:p>
+    <w:p>
+      <w:pPr>
+        <w:pStyle w:val="Prrafodelista"/>
+        <w:numPr>
+          <w:ilvl w:val="1"/>
+          <w:numId w:val="12"/>
+        </w:numPr>
+        <w:spacing w:after="0" w:line="240" w:lineRule="auto"/>
+        <w:jc w:val="both"/>
+      </w:pPr>
+      <w:r>
+        <w:t>La razón: "Next scan will generate a Quality Gate" → Necesitas ejecutar otro análisis (el segundo) para que calcule si tu código cumple los estándares.</w:t>
+      </w:r>
+    </w:p>
+    <w:p>
+      <w:pPr>
+        <w:spacing w:after="0" w:line="240" w:lineRule="auto"/>
+        <w:jc w:val="both"/>
+      </w:pPr>
+    </w:p>
+    <w:p>
+      <w:pPr>
+        <w:pStyle w:val="Prrafodelista"/>
+        <w:numPr>
+          <w:ilvl w:val="1"/>
+          <w:numId w:val="1"/>
+        </w:numPr>
+        <w:spacing w:after="0" w:line="240" w:lineRule="auto"/>
+        <w:jc w:val="both"/>
+      </w:pPr>
+      <w:r>
+        <w:t>Métricas principales (tres columnas)</w:t>
+      </w:r>
+    </w:p>
+    <w:p>
+      <w:pPr>
+        <w:spacing w:after="0" w:line="240" w:lineRule="auto"/>
+        <w:jc w:val="both"/>
+      </w:pPr>
+    </w:p>
+    <w:tbl>
+      <w:tblPr>
+        <w:tblStyle w:val="Tablaconcuadrcula"/>
+        <w:tblW w:w="0" w:type="auto"/>
+        <w:tblInd w:w="846" w:type="dxa"/>
+        <w:tblLook w:val="04A0" w:firstRow="1" w:lastRow="0" w:firstColumn="1" w:lastColumn="0" w:noHBand="0" w:noVBand="1"/>
+      </w:tblPr>
+      <w:tblGrid>
+        <w:gridCol w:w="1742"/>
+        <w:gridCol w:w="2510"/>
+        <w:gridCol w:w="4252"/>
+      </w:tblGrid>
+      <w:tr>
+        <w:tc>
+          <w:tcPr>
+            <w:tcW w:w="1742" w:type="dxa"/>
+            <w:shd w:val="clear" w:color="auto" w:fill="60CAF3" w:themeFill="accent4" w:themeFillTint="99"/>
+            <w:vAlign w:val="center"/>
+          </w:tcPr>
+          <w:p>
+            <w:pPr>
+              <w:jc w:val="center"/>
+              <w:rPr>
+                <w:b/>
+                <w:bCs/>
+                <w:sz w:val="20"/>
+                <w:szCs w:val="20"/>
+              </w:rPr>
+            </w:pPr>
+            <w:r>
+              <w:rPr>
+                <w:b/>
+                <w:bCs/>
+                <w:sz w:val="20"/>
+                <w:szCs w:val="20"/>
+              </w:rPr>
+              <w:t>Categoría</w:t>
+            </w:r>
+          </w:p>
+        </w:tc>
+        <w:tc>
+          <w:tcPr>
+            <w:tcW w:w="2510" w:type="dxa"/>
+            <w:shd w:val="clear" w:color="auto" w:fill="60CAF3" w:themeFill="accent4" w:themeFillTint="99"/>
+            <w:vAlign w:val="center"/>
+          </w:tcPr>
+          <w:p>
+            <w:pPr>
+              <w:jc w:val="center"/>
+              <w:rPr>
+                <w:b/>
+                <w:bCs/>
+                <w:sz w:val="20"/>
+                <w:szCs w:val="20"/>
+              </w:rPr>
+            </w:pPr>
+            <w:r>
+              <w:rPr>
+                <w:b/>
+                <w:bCs/>
+                <w:sz w:val="20"/>
+                <w:szCs w:val="20"/>
+              </w:rPr>
+              <w:t xml:space="preserve">Issues </w:t>
+            </w:r>
+          </w:p>
+          <w:p>
+            <w:pPr>
+              <w:jc w:val="center"/>
+              <w:rPr>
+                <w:b/>
+                <w:bCs/>
+                <w:sz w:val="20"/>
+                <w:szCs w:val="20"/>
+              </w:rPr>
+            </w:pPr>
+            <w:r>
+              <w:rPr>
+                <w:b/>
+                <w:bCs/>
+                <w:sz w:val="20"/>
+                <w:szCs w:val="20"/>
+              </w:rPr>
+              <w:t>(problemas)</w:t>
+            </w:r>
+          </w:p>
+        </w:tc>
+        <w:tc>
+          <w:tcPr>
+            <w:tcW w:w="4252" w:type="dxa"/>
+            <w:shd w:val="clear" w:color="auto" w:fill="60CAF3" w:themeFill="accent4" w:themeFillTint="99"/>
+            <w:vAlign w:val="center"/>
+          </w:tcPr>
+          <w:p>
+            <w:pPr>
+              <w:jc w:val="center"/>
+              <w:rPr>
+                <w:b/>
+                <w:bCs/>
+                <w:sz w:val="20"/>
+                <w:szCs w:val="20"/>
+              </w:rPr>
+            </w:pPr>
+            <w:r>
+              <w:rPr>
+                <w:b/>
+                <w:bCs/>
+                <w:sz w:val="20"/>
+                <w:szCs w:val="20"/>
+              </w:rPr>
+              <w:t>Significado</w:t>
+            </w:r>
+          </w:p>
+        </w:tc>
+      </w:tr>
+      <w:tr>
+        <w:tc>
+          <w:tcPr>
+            <w:tcW w:w="1742" w:type="dxa"/>
+            <w:vAlign w:val="center"/>
+          </w:tcPr>
+          <w:p>
+            <w:pPr>
+              <w:jc w:val="center"/>
+              <w:rPr>
+                <w:b/>
+                <w:bCs/>
+                <w:sz w:val="20"/>
+                <w:szCs w:val="20"/>
+              </w:rPr>
+            </w:pPr>
+            <w:r>
+              <w:rPr>
+                <w:b/>
+                <w:bCs/>
+                <w:sz w:val="20"/>
+                <w:szCs w:val="20"/>
+              </w:rPr>
+              <w:t>Security</w:t>
+            </w:r>
+          </w:p>
+          <w:p>
+            <w:pPr>
+              <w:jc w:val="center"/>
+              <w:rPr>
+                <w:sz w:val="20"/>
+                <w:szCs w:val="20"/>
+              </w:rPr>
+            </w:pPr>
+            <w:r>
+              <w:rPr>
+                <w:sz w:val="20"/>
+                <w:szCs w:val="20"/>
+              </w:rPr>
+              <w:t>(Seguridad)</w:t>
+            </w:r>
+          </w:p>
+        </w:tc>
+        <w:tc>
+          <w:tcPr>
+            <w:tcW w:w="2510" w:type="dxa"/>
+            <w:vAlign w:val="center"/>
+          </w:tcPr>
+          <w:p>
+            <w:pPr>
+              <w:jc w:val="center"/>
+              <w:rPr>
+                <w:sz w:val="20"/>
+                <w:szCs w:val="20"/>
+              </w:rPr>
+            </w:pPr>
+            <w:r>
+              <w:rPr>
+                <w:sz w:val="20"/>
+                <w:szCs w:val="20"/>
+              </w:rPr>
+              <w:t>5</w:t>
+            </w:r>
+          </w:p>
+        </w:tc>
+        <w:tc>
+          <w:tcPr>
+            <w:tcW w:w="4252" w:type="dxa"/>
+            <w:vAlign w:val="center"/>
+          </w:tcPr>
+          <w:p>
+            <w:pPr>
+              <w:rPr>
+                <w:sz w:val="20"/>
+                <w:szCs w:val="20"/>
+              </w:rPr>
+            </w:pPr>
+            <w:r>
+              <w:rPr>
+                <w:sz w:val="20"/>
+                <w:szCs w:val="20"/>
+              </w:rPr>
+              <w:t>Problemas de seguridad (vulnerabilidades)</w:t>
+            </w:r>
+          </w:p>
+        </w:tc>
+      </w:tr>
+      <w:tr>
+        <w:tc>
+          <w:tcPr>
+            <w:tcW w:w="1742" w:type="dxa"/>
+            <w:vAlign w:val="center"/>
+          </w:tcPr>
+          <w:p>
+            <w:pPr>
+              <w:jc w:val="center"/>
+              <w:rPr>
+                <w:b/>
+                <w:bCs/>
+                <w:sz w:val="20"/>
+                <w:szCs w:val="20"/>
+              </w:rPr>
+            </w:pPr>
+            <w:r>
+              <w:rPr>
+                <w:b/>
+                <w:bCs/>
+                <w:sz w:val="20"/>
+                <w:szCs w:val="20"/>
+              </w:rPr>
+              <w:t>Reliability</w:t>
+            </w:r>
+          </w:p>
+          <w:p>
+            <w:pPr>
+              <w:jc w:val="center"/>
+              <w:rPr>
+                <w:sz w:val="20"/>
+                <w:szCs w:val="20"/>
+              </w:rPr>
+            </w:pPr>
+            <w:r>
+              <w:rPr>
+                <w:sz w:val="20"/>
+                <w:szCs w:val="20"/>
+              </w:rPr>
+              <w:t>(</w:t>
+            </w:r>
+            <w:r>
+              <w:rPr>
+                <w:sz w:val="20"/>
+                <w:szCs w:val="20"/>
+              </w:rPr>
+              <w:t>Fiabilidad</w:t>
+            </w:r>
+            <w:r>
+              <w:rPr>
+                <w:sz w:val="20"/>
+                <w:szCs w:val="20"/>
+              </w:rPr>
+              <w:t>)</w:t>
+            </w:r>
+          </w:p>
+        </w:tc>
+        <w:tc>
+          <w:tcPr>
+            <w:tcW w:w="2510" w:type="dxa"/>
+            <w:vAlign w:val="center"/>
+          </w:tcPr>
+          <w:p>
+            <w:pPr>
+              <w:jc w:val="center"/>
+              <w:rPr>
+                <w:sz w:val="20"/>
+                <w:szCs w:val="20"/>
+              </w:rPr>
+            </w:pPr>
+            <w:r>
+              <w:rPr>
+                <w:sz w:val="20"/>
+                <w:szCs w:val="20"/>
+              </w:rPr>
+              <w:t>21</w:t>
+            </w:r>
+          </w:p>
+        </w:tc>
+        <w:tc>
+          <w:tcPr>
+            <w:tcW w:w="4252" w:type="dxa"/>
+            <w:vAlign w:val="center"/>
+          </w:tcPr>
+          <w:p>
+            <w:pPr>
+              <w:rPr>
+                <w:sz w:val="20"/>
+                <w:szCs w:val="20"/>
+              </w:rPr>
+            </w:pPr>
+            <w:r>
+              <w:rPr>
+                <w:sz w:val="20"/>
+                <w:szCs w:val="20"/>
+              </w:rPr>
+              <w:t>Bugs o problemas que pueden causar fallos</w:t>
+            </w:r>
+          </w:p>
+        </w:tc>
+      </w:tr>
+      <w:tr>
+        <w:tc>
+          <w:tcPr>
+            <w:tcW w:w="1742" w:type="dxa"/>
+            <w:vAlign w:val="center"/>
+          </w:tcPr>
+          <w:p>
+            <w:pPr>
+              <w:jc w:val="center"/>
+              <w:rPr>
+                <w:b/>
+                <w:bCs/>
+                <w:sz w:val="20"/>
+                <w:szCs w:val="20"/>
+              </w:rPr>
+            </w:pPr>
+            <w:r>
+              <w:rPr>
+                <w:b/>
+                <w:bCs/>
+                <w:sz w:val="20"/>
+                <w:szCs w:val="20"/>
+              </w:rPr>
+              <w:t>Maintainability</w:t>
+            </w:r>
+          </w:p>
+          <w:p>
+            <w:pPr>
+              <w:jc w:val="center"/>
+              <w:rPr>
+                <w:sz w:val="20"/>
+                <w:szCs w:val="20"/>
+              </w:rPr>
+            </w:pPr>
+            <w:r>
+              <w:rPr>
+                <w:sz w:val="20"/>
+                <w:szCs w:val="20"/>
+              </w:rPr>
+              <w:t>(</w:t>
+            </w:r>
+            <w:r>
+              <w:rPr>
+                <w:sz w:val="20"/>
+                <w:szCs w:val="20"/>
+              </w:rPr>
+              <w:t>Mantenibilidad</w:t>
+            </w:r>
+            <w:r>
+              <w:rPr>
+                <w:sz w:val="20"/>
+                <w:szCs w:val="20"/>
+              </w:rPr>
+              <w:t>)</w:t>
+            </w:r>
+          </w:p>
+        </w:tc>
+        <w:tc>
+          <w:tcPr>
+            <w:tcW w:w="2510" w:type="dxa"/>
+            <w:vAlign w:val="center"/>
+          </w:tcPr>
+          <w:p>
+            <w:pPr>
+              <w:jc w:val="center"/>
+              <w:rPr>
+                <w:sz w:val="20"/>
+                <w:szCs w:val="20"/>
+              </w:rPr>
+            </w:pPr>
+            <w:r>
+              <w:rPr>
+                <w:sz w:val="20"/>
+                <w:szCs w:val="20"/>
+              </w:rPr>
+              <w:t>139</w:t>
+            </w:r>
+          </w:p>
+        </w:tc>
+        <w:tc>
+          <w:tcPr>
+            <w:tcW w:w="4252" w:type="dxa"/>
+            <w:vAlign w:val="center"/>
+          </w:tcPr>
+          <w:p>
+            <w:pPr>
+              <w:rPr>
+                <w:sz w:val="20"/>
+                <w:szCs w:val="20"/>
+              </w:rPr>
+            </w:pPr>
+            <w:r>
+              <w:rPr>
+                <w:sz w:val="20"/>
+                <w:szCs w:val="20"/>
+              </w:rPr>
+              <w:t>Deuda técnica (código difícil de mantener, duplicado, confuso)</w:t>
+            </w:r>
+          </w:p>
+        </w:tc>
+      </w:tr>
+      <w:tr>
+        <w:tc>
+          <w:tcPr>
+            <w:tcW w:w="8504" w:type="dxa"/>
+            <w:gridSpan w:val="3"/>
+            <w:vAlign w:val="center"/>
+          </w:tcPr>
+          <w:p>
+            <w:pPr>
+              <w:rPr>
+                <w:b/>
+                <w:bCs/>
+                <w:sz w:val="10"/>
+                <w:szCs w:val="20"/>
+              </w:rPr>
+            </w:pPr>
+          </w:p>
+          <w:p>
+            <w:pPr>
+              <w:jc w:val="right"/>
+              <w:rPr>
+                <w:b/>
+                <w:bCs/>
+                <w:sz w:val="20"/>
+                <w:szCs w:val="20"/>
+              </w:rPr>
+            </w:pPr>
+            <w:r>
+              <w:rPr>
+                <w:b/>
+                <w:bCs/>
+                <w:sz w:val="20"/>
+                <w:szCs w:val="20"/>
+              </w:rPr>
+              <w:t xml:space="preserve">Total de issues: </w:t>
+            </w:r>
+            <w:r>
+              <w:rPr>
+                <w:sz w:val="20"/>
+                <w:szCs w:val="20"/>
+              </w:rPr>
+              <w:t>165 problemas encontrados</w:t>
+            </w:r>
+            <w:r>
+              <w:rPr>
+                <w:b/>
+                <w:bCs/>
+                <w:sz w:val="20"/>
+                <w:szCs w:val="20"/>
+              </w:rPr>
+              <w:t>.</w:t>
+            </w:r>
+          </w:p>
+          <w:p>
+            <w:pPr>
+              <w:jc w:val="right"/>
+              <w:rPr>
+                <w:b/>
+                <w:bCs/>
+                <w:sz w:val="10"/>
+                <w:szCs w:val="20"/>
+              </w:rPr>
+            </w:pPr>
+          </w:p>
+        </w:tc>
+      </w:tr>
+    </w:tbl>
+    <w:p>
+      <w:pPr>
+        <w:spacing w:after="0" w:line="240" w:lineRule="auto"/>
+        <w:jc w:val="both"/>
+      </w:pPr>
+    </w:p>
+    <w:p>
+      <w:pPr>
+        <w:pStyle w:val="Prrafodelista"/>
+        <w:numPr>
+          <w:ilvl w:val="1"/>
+          <w:numId w:val="1"/>
+        </w:numPr>
+        <w:spacing w:after="0" w:line="240" w:lineRule="auto"/>
+        <w:jc w:val="both"/>
+      </w:pPr>
+      <w:r>
+        <w:t>Otras métricas</w:t>
+      </w:r>
+    </w:p>
+    <w:p>
+      <w:pPr>
+        <w:spacing w:after="0" w:line="240" w:lineRule="auto"/>
+        <w:jc w:val="both"/>
+      </w:pPr>
+    </w:p>
+    <w:p>
+      <w:pPr>
+        <w:pStyle w:val="Prrafodelista"/>
+        <w:numPr>
+          <w:ilvl w:val="0"/>
+          <w:numId w:val="12"/>
+        </w:numPr>
+        <w:spacing w:after="0" w:line="240" w:lineRule="auto"/>
+        <w:jc w:val="both"/>
+      </w:pPr>
       <w:r>
         <w:rPr>
           <w:b/>
           <w:bCs/>
-          <w:lang w:val="en-US"/>
-        </w:rPr>
-        <w:t xml:space="preserve"> .</w:t>
-      </w:r>
-      <w:proofErr w:type="spellStart"/>
+        </w:rPr>
+        <w:t>Coverage (Cobertura de pruebas)</w:t>
+      </w:r>
+      <w:r>
+        <w:t>: 0.4% → Muy baja. Significa que casi no hay pruebas automatizadas.</w:t>
+      </w:r>
+    </w:p>
+    <w:p>
+      <w:pPr>
+        <w:pStyle w:val="Prrafodelista"/>
+        <w:numPr>
+          <w:ilvl w:val="0"/>
+          <w:numId w:val="12"/>
+        </w:numPr>
+        <w:spacing w:after="0" w:line="240" w:lineRule="auto"/>
+        <w:jc w:val="both"/>
+      </w:pPr>
       <w:r>
         <w:rPr>
           <w:b/>
           <w:bCs/>
-          <w:lang w:val="en-US"/>
-        </w:rPr>
-        <w:t>github</w:t>
-      </w:r>
-      <w:proofErr w:type="spellEnd"/>
+        </w:rPr>
+        <w:t>Duplications (Duplicación)</w:t>
+      </w:r>
+      <w:r>
+        <w:t>: "No conditions set" → No hay regla definida, pero seguramente hay código duplicado.</w:t>
+      </w:r>
+    </w:p>
+    <w:p>
+      <w:pPr>
+        <w:pStyle w:val="Prrafodelista"/>
+        <w:numPr>
+          <w:ilvl w:val="0"/>
+          <w:numId w:val="12"/>
+        </w:numPr>
+        <w:spacing w:after="0" w:line="240" w:lineRule="auto"/>
+        <w:jc w:val="both"/>
+      </w:pPr>
       <w:r>
         <w:rPr>
           <w:b/>
           <w:bCs/>
-          <w:lang w:val="en-US"/>
-        </w:rPr>
-        <w:t>/workflows/</w:t>
-      </w:r>
-      <w:proofErr w:type="spellStart"/>
+        </w:rPr>
+        <w:t>Security Hotspots</w:t>
+      </w:r>
+      <w:r>
+        <w:t>: Puntos que revisar manualmente por seguridad.</w:t>
+      </w:r>
+    </w:p>
+    <w:p>
+      <w:pPr>
+        <w:spacing w:after="0" w:line="240" w:lineRule="auto"/>
+        <w:jc w:val="both"/>
+      </w:pPr>
+    </w:p>
+    <w:p>
+      <w:pPr>
+        <w:pStyle w:val="Prrafodelista"/>
+        <w:numPr>
+          <w:ilvl w:val="1"/>
+          <w:numId w:val="1"/>
+        </w:numPr>
+        <w:spacing w:after="0" w:line="240" w:lineRule="auto"/>
+        <w:jc w:val="both"/>
+      </w:pPr>
+      <w:r>
+        <w:t>Conclusiones</w:t>
+      </w:r>
+    </w:p>
+    <w:p>
+      <w:pPr>
+        <w:spacing w:after="0" w:line="240" w:lineRule="auto"/>
+        <w:jc w:val="both"/>
+      </w:pPr>
+    </w:p>
+    <w:p>
+      <w:pPr>
+        <w:pStyle w:val="Prrafodelista"/>
+        <w:numPr>
+          <w:ilvl w:val="0"/>
+          <w:numId w:val="12"/>
+        </w:numPr>
+        <w:spacing w:after="0" w:line="240" w:lineRule="auto"/>
+        <w:jc w:val="both"/>
+      </w:pPr>
       <w:r>
         <w:rPr>
           <w:b/>
           <w:bCs/>
-          <w:lang w:val="en-US"/>
-        </w:rPr>
-        <w:t>sonarcloud.yml</w:t>
-      </w:r>
-      <w:proofErr w:type="spellEnd"/>
-    </w:p>
-    <w:p>
-      <w:pPr>
-        <w:spacing w:after="0" w:line="240" w:lineRule="auto"/>
-        <w:jc w:val="both"/>
-        <w:rPr>
-          <w:lang w:val="en-US"/>
-        </w:rPr>
-      </w:pPr>
-    </w:p>
-    <w:p>
-      <w:pPr>
-        <w:spacing w:after="0" w:line="240" w:lineRule="auto"/>
-        <w:ind w:left="84" w:firstLine="708"/>
-        <w:jc w:val="both"/>
+        </w:rPr>
+        <w:t>139 problemas de mantenibilidad (lo más alto)</w:t>
+      </w:r>
+      <w:r>
+        <w:t xml:space="preserve"> → Código que se puede simplificar o limpiar.</w:t>
+      </w:r>
+    </w:p>
+    <w:p>
+      <w:pPr>
+        <w:pStyle w:val="Prrafodelista"/>
+        <w:numPr>
+          <w:ilvl w:val="0"/>
+          <w:numId w:val="12"/>
+        </w:numPr>
+        <w:spacing w:after="0" w:line="240" w:lineRule="auto"/>
+        <w:jc w:val="both"/>
+      </w:pPr>
+      <w:r>
         <w:rPr>
           <w:b/>
           <w:bCs/>
         </w:rPr>
+        <w:t>21 bugs potenciales</w:t>
+      </w:r>
+      <w:r>
+        <w:t xml:space="preserve"> → Vale la pena revisarlos.</w:t>
+      </w:r>
+    </w:p>
+    <w:p>
+      <w:pPr>
+        <w:pStyle w:val="Prrafodelista"/>
+        <w:numPr>
+          <w:ilvl w:val="0"/>
+          <w:numId w:val="12"/>
+        </w:numPr>
+        <w:spacing w:after="0" w:line="240" w:lineRule="auto"/>
+        <w:jc w:val="both"/>
       </w:pPr>
       <w:r>
         <w:rPr>
           <w:b/>
           <w:bCs/>
         </w:rPr>
+        <w:t>5 vulnerabilidades</w:t>
+      </w:r>
+      <w:r>
+        <w:t xml:space="preserve"> → Prioridad alta.</w:t>
+      </w:r>
+    </w:p>
+    <w:p>
+      <w:pPr>
+        <w:spacing w:after="0" w:line="240" w:lineRule="auto"/>
+        <w:jc w:val="both"/>
+      </w:pPr>
+    </w:p>
+    <w:p>
+      <w:pPr>
+        <w:spacing w:after="0" w:line="240" w:lineRule="auto"/>
+        <w:jc w:val="both"/>
+      </w:pPr>
+    </w:p>
+    <w:p>
+      <w:pPr>
+        <w:spacing w:after="0" w:line="240" w:lineRule="auto"/>
+        <w:jc w:val="both"/>
+      </w:pPr>
+    </w:p>
+    <w:p>
+      <w:pPr>
+        <w:spacing w:after="0" w:line="240" w:lineRule="auto"/>
+        <w:jc w:val="both"/>
+      </w:pPr>
+    </w:p>
+    <w:p>
+      <w:pPr>
+        <w:spacing w:after="0" w:line="240" w:lineRule="auto"/>
+        <w:jc w:val="both"/>
+      </w:pPr>
+    </w:p>
+    <w:p>
+      <w:pPr>
+        <w:spacing w:after="0" w:line="240" w:lineRule="auto"/>
+        <w:jc w:val="both"/>
+      </w:pPr>
+    </w:p>
+    <w:p>
+      <w:pPr>
+        <w:pStyle w:val="Prrafodelista"/>
+        <w:numPr>
+          <w:ilvl w:val="0"/>
+          <w:numId w:val="1"/>
+        </w:numPr>
+        <w:spacing w:after="0" w:line="240" w:lineRule="auto"/>
+        <w:jc w:val="both"/>
+        <w:rPr>
+          <w:b/>
+          <w:bCs/>
+        </w:rPr>
+      </w:pPr>
+      <w:r>
+        <w:rPr>
+          <w:b/>
+          <w:bCs/>
+        </w:rPr>
+        <w:lastRenderedPageBreak/>
+        <w:t>CONFIGURAR GITHUB ACTIONS PARA EL ANÁLISIS AUTOMÁTICO</w:t>
+      </w:r>
+    </w:p>
+    <w:p>
+      <w:pPr>
+        <w:spacing w:after="0" w:line="240" w:lineRule="auto"/>
+        <w:jc w:val="both"/>
+      </w:pPr>
+    </w:p>
+    <w:p>
+      <w:pPr>
+        <w:pStyle w:val="Prrafodelista"/>
+        <w:numPr>
+          <w:ilvl w:val="1"/>
+          <w:numId w:val="1"/>
+        </w:numPr>
+        <w:spacing w:after="0" w:line="240" w:lineRule="auto"/>
+        <w:jc w:val="both"/>
+      </w:pPr>
+      <w:r>
+        <w:t>Deshabilitar el análisis automático de SonarCloud</w:t>
+      </w:r>
+    </w:p>
+    <w:p>
+      <w:pPr>
+        <w:spacing w:after="0" w:line="240" w:lineRule="auto"/>
+        <w:jc w:val="both"/>
+      </w:pPr>
+    </w:p>
+    <w:p>
+      <w:pPr>
+        <w:pStyle w:val="Prrafodelista"/>
+        <w:numPr>
+          <w:ilvl w:val="0"/>
+          <w:numId w:val="14"/>
+        </w:numPr>
+        <w:spacing w:after="0" w:line="240" w:lineRule="auto"/>
+        <w:jc w:val="both"/>
+      </w:pPr>
+      <w:r>
+        <w:t>En el menú lateral izquierdo, desplazar hacia abajo y hacer clic en Administration</w:t>
+      </w:r>
+    </w:p>
+    <w:p>
+      <w:pPr>
+        <w:pStyle w:val="Prrafodelista"/>
+        <w:numPr>
+          <w:ilvl w:val="0"/>
+          <w:numId w:val="14"/>
+        </w:numPr>
+        <w:spacing w:after="0" w:line="240" w:lineRule="auto"/>
+        <w:jc w:val="both"/>
+        <w:rPr>
+          <w:lang w:val="en-US"/>
+        </w:rPr>
+      </w:pPr>
+      <w:r>
+        <w:rPr>
+          <w:lang w:val="en-US"/>
+        </w:rPr>
+        <w:t>Hacer clic en Analysis method (o General settings)</w:t>
+      </w:r>
+    </w:p>
+    <w:p>
+      <w:pPr>
+        <w:pStyle w:val="Prrafodelista"/>
+        <w:numPr>
+          <w:ilvl w:val="0"/>
+          <w:numId w:val="14"/>
+        </w:numPr>
+        <w:spacing w:after="0" w:line="240" w:lineRule="auto"/>
+        <w:jc w:val="both"/>
+      </w:pPr>
+      <w:r>
+        <w:t>Buscar la opción "Automatic Analysis"</w:t>
+      </w:r>
+    </w:p>
+    <w:p>
+      <w:pPr>
+        <w:pStyle w:val="Prrafodelista"/>
+        <w:numPr>
+          <w:ilvl w:val="0"/>
+          <w:numId w:val="14"/>
+        </w:numPr>
+        <w:spacing w:after="0" w:line="240" w:lineRule="auto"/>
+        <w:jc w:val="both"/>
+      </w:pPr>
+      <w:r>
+        <w:t xml:space="preserve">Deshabilitar (apagar) el análisis automático haciendo clic en </w:t>
+      </w:r>
+      <w:r>
+        <w:t>‘</w:t>
+      </w:r>
+      <w:r>
+        <w:t>Switch off Automatic Analysis</w:t>
+      </w:r>
+      <w:r>
+        <w:t>’</w:t>
+      </w:r>
+      <w:r>
+        <w:t xml:space="preserve"> / Confirmar que está en </w:t>
+      </w:r>
+      <w:r>
+        <w:t>"Off"</w:t>
+      </w:r>
+    </w:p>
+    <w:p>
+      <w:pPr>
+        <w:spacing w:after="0" w:line="240" w:lineRule="auto"/>
+        <w:jc w:val="both"/>
+      </w:pPr>
+    </w:p>
+    <w:p>
+      <w:pPr>
+        <w:pStyle w:val="Prrafodelista"/>
+        <w:numPr>
+          <w:ilvl w:val="1"/>
+          <w:numId w:val="1"/>
+        </w:numPr>
+        <w:spacing w:after="0" w:line="240" w:lineRule="auto"/>
+        <w:jc w:val="both"/>
+      </w:pPr>
+    </w:p>
+    <w:p>
+      <w:pPr>
+        <w:spacing w:after="0" w:line="240" w:lineRule="auto"/>
+        <w:jc w:val="both"/>
+      </w:pPr>
+    </w:p>
+    <w:p>
+      <w:pPr>
+        <w:spacing w:after="0" w:line="240" w:lineRule="auto"/>
+        <w:jc w:val="both"/>
+      </w:pPr>
+    </w:p>
+    <w:p>
+      <w:pPr>
+        <w:spacing w:after="0" w:line="240" w:lineRule="auto"/>
+        <w:jc w:val="both"/>
+      </w:pPr>
+    </w:p>
+    <w:p>
+      <w:pPr>
+        <w:pStyle w:val="Prrafodelista"/>
+        <w:numPr>
+          <w:ilvl w:val="0"/>
+          <w:numId w:val="1"/>
+        </w:numPr>
+        <w:spacing w:after="0" w:line="240" w:lineRule="auto"/>
+        <w:jc w:val="both"/>
+        <w:rPr>
+          <w:b/>
+          <w:bCs/>
+        </w:rPr>
+      </w:pPr>
+      <w:r>
+        <w:rPr>
+          <w:b/>
+          <w:bCs/>
+        </w:rPr>
+        <w:t xml:space="preserve">AUTORIZAR E IMPORTAR </w:t>
+      </w:r>
+      <w:r>
+        <w:rPr>
+          <w:b/>
+          <w:bCs/>
+        </w:rPr>
+        <w:t>EL</w:t>
+      </w:r>
+      <w:r>
+        <w:rPr>
+          <w:b/>
+          <w:bCs/>
+        </w:rPr>
+        <w:t xml:space="preserve"> REPOSITORIO DE GITHUB</w:t>
+      </w:r>
+    </w:p>
+    <w:p>
+      <w:pPr>
+        <w:spacing w:after="0" w:line="240" w:lineRule="auto"/>
+        <w:jc w:val="both"/>
+      </w:pPr>
+    </w:p>
+    <w:p>
+      <w:pPr>
+        <w:spacing w:after="0" w:line="240" w:lineRule="auto"/>
+        <w:jc w:val="both"/>
+      </w:pPr>
+    </w:p>
+    <w:p>
+      <w:pPr>
+        <w:spacing w:after="0" w:line="240" w:lineRule="auto"/>
+        <w:jc w:val="both"/>
+      </w:pPr>
+    </w:p>
+    <w:p>
+      <w:pPr>
+        <w:pStyle w:val="Prrafodelista"/>
+        <w:numPr>
+          <w:ilvl w:val="0"/>
+          <w:numId w:val="1"/>
+        </w:numPr>
+        <w:spacing w:after="0" w:line="240" w:lineRule="auto"/>
+        <w:jc w:val="both"/>
+        <w:rPr>
+          <w:b/>
+          <w:bCs/>
+        </w:rPr>
+      </w:pPr>
+      <w:r>
+        <w:rPr>
+          <w:b/>
+          <w:bCs/>
+        </w:rPr>
+        <w:t>CONFIGURACIÓN DEL PROYECTO</w:t>
+      </w:r>
+    </w:p>
+    <w:p>
+      <w:pPr>
+        <w:spacing w:after="0" w:line="240" w:lineRule="auto"/>
+        <w:jc w:val="both"/>
+      </w:pPr>
+    </w:p>
+    <w:p>
+      <w:pPr>
+        <w:pStyle w:val="Prrafodelista"/>
+        <w:numPr>
+          <w:ilvl w:val="1"/>
+          <w:numId w:val="1"/>
+        </w:numPr>
+        <w:spacing w:after="0" w:line="240" w:lineRule="auto"/>
+        <w:jc w:val="both"/>
+        <w:rPr>
+          <w:b/>
+          <w:bCs/>
+        </w:rPr>
+      </w:pPr>
+      <w:r>
+        <w:rPr>
+          <w:b/>
+          <w:bCs/>
+        </w:rPr>
+        <w:t>Crear archivo .github/workflows/sonarcloud.yml</w:t>
+      </w:r>
+    </w:p>
+    <w:p>
+      <w:pPr>
+        <w:spacing w:after="0" w:line="240" w:lineRule="auto"/>
+        <w:jc w:val="both"/>
+      </w:pPr>
+    </w:p>
+    <w:p>
+      <w:pPr>
+        <w:spacing w:after="0" w:line="240" w:lineRule="auto"/>
+        <w:ind w:left="84" w:firstLine="708"/>
+        <w:jc w:val="both"/>
+        <w:rPr>
+          <w:b/>
+          <w:bCs/>
+        </w:rPr>
+      </w:pPr>
+      <w:r>
+        <w:rPr>
+          <w:b/>
+          <w:bCs/>
+        </w:rPr>
         <w:t>OPCIÓN 1: Desde GitHub Web (Recomendado)</w:t>
       </w:r>
     </w:p>
@@ -534,13 +1703,8 @@
         <w:t>el repositorio</w:t>
       </w:r>
       <w:r>
-        <w:t xml:space="preserve"> de </w:t>
-      </w:r>
-      <w:proofErr w:type="spellStart"/>
-      <w:r>
-        <w:t>Github</w:t>
-      </w:r>
-      <w:proofErr w:type="spellEnd"/>
+        <w:t xml:space="preserve"> de Github</w:t>
+      </w:r>
     </w:p>
     <w:p>
       <w:pPr>
@@ -552,46 +1716,23 @@
         <w:spacing w:after="0" w:line="240" w:lineRule="auto"/>
         <w:ind w:left="1560"/>
         <w:jc w:val="both"/>
-        <w:rPr>
-          <w:lang w:val="en-US"/>
-        </w:rPr>
-      </w:pPr>
-      <w:r>
-        <w:rPr>
-          <w:lang w:val="en-US"/>
-        </w:rPr>
+      </w:pPr>
+      <w:r>
         <w:t xml:space="preserve">Dar click </w:t>
       </w:r>
-      <w:proofErr w:type="spellStart"/>
-      <w:r>
-        <w:rPr>
-          <w:lang w:val="en-US"/>
-        </w:rPr>
+      <w:r>
         <w:t>en</w:t>
       </w:r>
-      <w:proofErr w:type="spellEnd"/>
-      <w:r>
-        <w:rPr>
-          <w:lang w:val="en-US"/>
-        </w:rPr>
+      <w:r>
         <w:t>:</w:t>
       </w:r>
       <w:r>
-        <w:rPr>
-          <w:lang w:val="en-US"/>
-        </w:rPr>
         <w:t xml:space="preserve"> Add file </w:t>
       </w:r>
       <w:r>
-        <w:rPr>
-          <w:lang w:val="en-US"/>
-        </w:rPr>
         <w:t>/</w:t>
       </w:r>
       <w:r>
-        <w:rPr>
-          <w:lang w:val="en-US"/>
-        </w:rPr>
         <w:t xml:space="preserve"> Create new file</w:t>
       </w:r>
     </w:p>
@@ -607,31 +1748,7 @@
         <w:jc w:val="both"/>
       </w:pPr>
       <w:r>
-        <w:t>Escribe la ruta: `.</w:t>
-      </w:r>
-      <w:proofErr w:type="spellStart"/>
-      <w:r>
-        <w:t>github</w:t>
-      </w:r>
-      <w:proofErr w:type="spellEnd"/>
-      <w:r>
-        <w:t>/</w:t>
-      </w:r>
-      <w:proofErr w:type="spellStart"/>
-      <w:r>
-        <w:t>workflows</w:t>
-      </w:r>
-      <w:proofErr w:type="spellEnd"/>
-      <w:r>
-        <w:t>/</w:t>
-      </w:r>
-      <w:proofErr w:type="spellStart"/>
-      <w:r>
-        <w:t>sonarcloud.yml</w:t>
-      </w:r>
-      <w:proofErr w:type="spellEnd"/>
-      <w:r>
-        <w:t>`</w:t>
+        <w:t>Escribe la ruta: `.github/workflows/sonarcloud.yml`</w:t>
       </w:r>
     </w:p>
     <w:p>
@@ -646,10 +1763,7 @@
         <w:jc w:val="both"/>
       </w:pPr>
       <w:r>
-        <w:t>Pega el contenido</w:t>
-      </w:r>
-      <w:r>
-        <w:t>:</w:t>
+        <w:t>Pega el contenido:</w:t>
       </w:r>
     </w:p>
     <w:p>
@@ -658,29 +1772,9 @@
         <w:spacing w:after="0" w:line="240" w:lineRule="auto"/>
         <w:ind w:left="1560"/>
         <w:jc w:val="both"/>
-        <w:rPr>
-          <w:lang w:val="en-US"/>
-        </w:rPr>
-      </w:pPr>
-      <w:r>
-        <w:rPr>
-          <w:lang w:val="en-US"/>
-        </w:rPr>
-        <w:t xml:space="preserve">name: </w:t>
-      </w:r>
-      <w:proofErr w:type="spellStart"/>
-      <w:r>
-        <w:rPr>
-          <w:lang w:val="en-US"/>
-        </w:rPr>
-        <w:t>SonarCloud</w:t>
-      </w:r>
-      <w:proofErr w:type="spellEnd"/>
-      <w:r>
-        <w:rPr>
-          <w:lang w:val="en-US"/>
-        </w:rPr>
-        <w:t xml:space="preserve"> Analysis PHP</w:t>
+      </w:pPr>
+      <w:r>
+        <w:t>name: SonarCloud Analysis PHP</w:t>
       </w:r>
     </w:p>
     <w:p>
@@ -689,14 +1783,8 @@
         <w:spacing w:after="0" w:line="240" w:lineRule="auto"/>
         <w:ind w:left="1560"/>
         <w:jc w:val="both"/>
-        <w:rPr>
-          <w:lang w:val="en-US"/>
-        </w:rPr>
-      </w:pPr>
-      <w:r>
-        <w:rPr>
-          <w:lang w:val="en-US"/>
-        </w:rPr>
+      </w:pPr>
+      <w:r>
         <w:t>on:</w:t>
       </w:r>
     </w:p>
@@ -706,14 +1794,8 @@
         <w:spacing w:after="0" w:line="240" w:lineRule="auto"/>
         <w:ind w:left="1560"/>
         <w:jc w:val="both"/>
-        <w:rPr>
-          <w:lang w:val="en-US"/>
-        </w:rPr>
-      </w:pPr>
-      <w:r>
-        <w:rPr>
-          <w:lang w:val="en-US"/>
-        </w:rPr>
+      </w:pPr>
+      <w:r>
         <w:t xml:space="preserve">  push:</w:t>
       </w:r>
     </w:p>
@@ -723,24 +1805,10 @@
         <w:spacing w:after="0" w:line="240" w:lineRule="auto"/>
         <w:ind w:left="1560"/>
         <w:jc w:val="both"/>
-        <w:rPr>
-          <w:lang w:val="en-US"/>
-        </w:rPr>
-      </w:pPr>
-      <w:r>
-        <w:rPr>
-          <w:lang w:val="en-US"/>
-        </w:rPr>
-        <w:t xml:space="preserve">    branches: [ </w:t>
-      </w:r>
-      <w:proofErr w:type="gramStart"/>
-      <w:r>
-        <w:rPr>
-          <w:lang w:val="en-US"/>
-        </w:rPr>
-        <w:t>main ]</w:t>
-      </w:r>
-      <w:proofErr w:type="gramEnd"/>
+      </w:pPr>
+      <w:r>
+        <w:t xml:space="preserve">    branches: [ main ]</w:t>
+      </w:r>
     </w:p>
     <w:p>
       <w:pPr>
@@ -748,29 +1816,9 @@
         <w:spacing w:after="0" w:line="240" w:lineRule="auto"/>
         <w:ind w:left="1560"/>
         <w:jc w:val="both"/>
-        <w:rPr>
-          <w:lang w:val="en-US"/>
-        </w:rPr>
-      </w:pPr>
-      <w:r>
-        <w:rPr>
-          <w:lang w:val="en-US"/>
-        </w:rPr>
-        <w:t xml:space="preserve">  </w:t>
-      </w:r>
-      <w:proofErr w:type="spellStart"/>
-      <w:r>
-        <w:rPr>
-          <w:lang w:val="en-US"/>
-        </w:rPr>
-        <w:t>pull_request</w:t>
-      </w:r>
-      <w:proofErr w:type="spellEnd"/>
-      <w:r>
-        <w:rPr>
-          <w:lang w:val="en-US"/>
-        </w:rPr>
-        <w:t>:</w:t>
+      </w:pPr>
+      <w:r>
+        <w:t xml:space="preserve">  pull_request:</w:t>
       </w:r>
     </w:p>
     <w:p>
@@ -779,24 +1827,10 @@
         <w:spacing w:after="0" w:line="240" w:lineRule="auto"/>
         <w:ind w:left="1560"/>
         <w:jc w:val="both"/>
-        <w:rPr>
-          <w:lang w:val="en-US"/>
-        </w:rPr>
-      </w:pPr>
-      <w:r>
-        <w:rPr>
-          <w:lang w:val="en-US"/>
-        </w:rPr>
-        <w:t xml:space="preserve">    branches: [ </w:t>
-      </w:r>
-      <w:proofErr w:type="gramStart"/>
-      <w:r>
-        <w:rPr>
-          <w:lang w:val="en-US"/>
-        </w:rPr>
-        <w:t>main ]</w:t>
-      </w:r>
-      <w:proofErr w:type="gramEnd"/>
+      </w:pPr>
+      <w:r>
+        <w:t xml:space="preserve">    branches: [ main ]</w:t>
+      </w:r>
     </w:p>
     <w:p>
       <w:pPr>
@@ -804,9 +1838,6 @@
         <w:spacing w:after="0" w:line="240" w:lineRule="auto"/>
         <w:ind w:left="1560"/>
         <w:jc w:val="both"/>
-        <w:rPr>
-          <w:lang w:val="en-US"/>
-        </w:rPr>
       </w:pPr>
     </w:p>
     <w:p>
@@ -815,14 +1846,8 @@
         <w:spacing w:after="0" w:line="240" w:lineRule="auto"/>
         <w:ind w:left="1560"/>
         <w:jc w:val="both"/>
-        <w:rPr>
-          <w:lang w:val="en-US"/>
-        </w:rPr>
-      </w:pPr>
-      <w:r>
-        <w:rPr>
-          <w:lang w:val="en-US"/>
-        </w:rPr>
+      </w:pPr>
+      <w:r>
         <w:t>jobs:</w:t>
       </w:r>
     </w:p>
@@ -832,29 +1857,9 @@
         <w:spacing w:after="0" w:line="240" w:lineRule="auto"/>
         <w:ind w:left="1560"/>
         <w:jc w:val="both"/>
-        <w:rPr>
-          <w:lang w:val="en-US"/>
-        </w:rPr>
-      </w:pPr>
-      <w:r>
-        <w:rPr>
-          <w:lang w:val="en-US"/>
-        </w:rPr>
-        <w:t xml:space="preserve">  </w:t>
-      </w:r>
-      <w:proofErr w:type="spellStart"/>
-      <w:r>
-        <w:rPr>
-          <w:lang w:val="en-US"/>
-        </w:rPr>
-        <w:t>sonarcloud</w:t>
-      </w:r>
-      <w:proofErr w:type="spellEnd"/>
-      <w:r>
-        <w:rPr>
-          <w:lang w:val="en-US"/>
-        </w:rPr>
-        <w:t>:</w:t>
+      </w:pPr>
+      <w:r>
+        <w:t xml:space="preserve">  sonarcloud:</w:t>
       </w:r>
     </w:p>
     <w:p>
@@ -863,29 +1868,9 @@
         <w:spacing w:after="0" w:line="240" w:lineRule="auto"/>
         <w:ind w:left="1560"/>
         <w:jc w:val="both"/>
-        <w:rPr>
-          <w:lang w:val="en-US"/>
-        </w:rPr>
-      </w:pPr>
-      <w:r>
-        <w:rPr>
-          <w:lang w:val="en-US"/>
-        </w:rPr>
-        <w:t xml:space="preserve">    name: </w:t>
-      </w:r>
-      <w:proofErr w:type="spellStart"/>
-      <w:r>
-        <w:rPr>
-          <w:lang w:val="en-US"/>
-        </w:rPr>
-        <w:t>SonarCloud</w:t>
-      </w:r>
-      <w:proofErr w:type="spellEnd"/>
-      <w:r>
-        <w:rPr>
-          <w:lang w:val="en-US"/>
-        </w:rPr>
-        <w:t xml:space="preserve"> Scan</w:t>
+      </w:pPr>
+      <w:r>
+        <w:t xml:space="preserve">    name: SonarCloud Scan</w:t>
       </w:r>
     </w:p>
     <w:p>
@@ -894,14 +1879,8 @@
         <w:spacing w:after="0" w:line="240" w:lineRule="auto"/>
         <w:ind w:left="1560"/>
         <w:jc w:val="both"/>
-        <w:rPr>
-          <w:lang w:val="en-US"/>
-        </w:rPr>
-      </w:pPr>
-      <w:r>
-        <w:rPr>
-          <w:lang w:val="en-US"/>
-        </w:rPr>
+      </w:pPr>
+      <w:r>
         <w:t xml:space="preserve">    runs-on: ubuntu-latest</w:t>
       </w:r>
     </w:p>
@@ -911,14 +1890,8 @@
         <w:spacing w:after="0" w:line="240" w:lineRule="auto"/>
         <w:ind w:left="1560"/>
         <w:jc w:val="both"/>
-        <w:rPr>
-          <w:lang w:val="en-US"/>
-        </w:rPr>
-      </w:pPr>
-      <w:r>
-        <w:rPr>
-          <w:lang w:val="en-US"/>
-        </w:rPr>
+      </w:pPr>
+      <w:r>
         <w:t xml:space="preserve">    </w:t>
       </w:r>
     </w:p>
@@ -928,29 +1901,9 @@
         <w:spacing w:after="0" w:line="240" w:lineRule="auto"/>
         <w:ind w:left="1560"/>
         <w:jc w:val="both"/>
-        <w:rPr>
-          <w:lang w:val="en-US"/>
-        </w:rPr>
-      </w:pPr>
-      <w:r>
-        <w:rPr>
-          <w:lang w:val="en-US"/>
-        </w:rPr>
-        <w:t xml:space="preserve">    </w:t>
-      </w:r>
-      <w:proofErr w:type="gramStart"/>
-      <w:r>
-        <w:rPr>
-          <w:lang w:val="en-US"/>
-        </w:rPr>
-        <w:t>steps</w:t>
-      </w:r>
-      <w:proofErr w:type="gramEnd"/>
-      <w:r>
-        <w:rPr>
-          <w:lang w:val="en-US"/>
-        </w:rPr>
-        <w:t>:</w:t>
+      </w:pPr>
+      <w:r>
+        <w:t xml:space="preserve">    steps:</w:t>
       </w:r>
     </w:p>
     <w:p>
@@ -959,14 +1912,8 @@
         <w:spacing w:after="0" w:line="240" w:lineRule="auto"/>
         <w:ind w:left="1560"/>
         <w:jc w:val="both"/>
-        <w:rPr>
-          <w:lang w:val="en-US"/>
-        </w:rPr>
-      </w:pPr>
-      <w:r>
-        <w:rPr>
-          <w:lang w:val="en-US"/>
-        </w:rPr>
+      </w:pPr>
+      <w:r>
         <w:t xml:space="preserve">    - name: Checkout code</w:t>
       </w:r>
     </w:p>
@@ -976,14 +1923,8 @@
         <w:spacing w:after="0" w:line="240" w:lineRule="auto"/>
         <w:ind w:left="1560"/>
         <w:jc w:val="both"/>
-        <w:rPr>
-          <w:lang w:val="en-US"/>
-        </w:rPr>
-      </w:pPr>
-      <w:r>
-        <w:rPr>
-          <w:lang w:val="en-US"/>
-        </w:rPr>
+      </w:pPr>
+      <w:r>
         <w:t xml:space="preserve">      uses: actions/checkout@v3</w:t>
       </w:r>
     </w:p>
@@ -993,14 +1934,8 @@
         <w:spacing w:after="0" w:line="240" w:lineRule="auto"/>
         <w:ind w:left="1560"/>
         <w:jc w:val="both"/>
-        <w:rPr>
-          <w:lang w:val="en-US"/>
-        </w:rPr>
-      </w:pPr>
-      <w:r>
-        <w:rPr>
-          <w:lang w:val="en-US"/>
-        </w:rPr>
+      </w:pPr>
+      <w:r>
         <w:t xml:space="preserve">      with:</w:t>
       </w:r>
     </w:p>
@@ -1010,14 +1945,8 @@
         <w:spacing w:after="0" w:line="240" w:lineRule="auto"/>
         <w:ind w:left="1560"/>
         <w:jc w:val="both"/>
-        <w:rPr>
-          <w:lang w:val="en-US"/>
-        </w:rPr>
-      </w:pPr>
-      <w:r>
-        <w:rPr>
-          <w:lang w:val="en-US"/>
-        </w:rPr>
+      </w:pPr>
+      <w:r>
         <w:t xml:space="preserve">        fetch-depth: 0</w:t>
       </w:r>
     </w:p>
@@ -1027,14 +1956,8 @@
         <w:spacing w:after="0" w:line="240" w:lineRule="auto"/>
         <w:ind w:left="1560"/>
         <w:jc w:val="both"/>
-        <w:rPr>
-          <w:lang w:val="en-US"/>
-        </w:rPr>
-      </w:pPr>
-      <w:r>
-        <w:rPr>
-          <w:lang w:val="en-US"/>
-        </w:rPr>
+      </w:pPr>
+      <w:r>
         <w:lastRenderedPageBreak/>
         <w:t xml:space="preserve">        </w:t>
       </w:r>
@@ -1045,14 +1968,8 @@
         <w:spacing w:after="0" w:line="240" w:lineRule="auto"/>
         <w:ind w:left="1560"/>
         <w:jc w:val="both"/>
-        <w:rPr>
-          <w:lang w:val="en-US"/>
-        </w:rPr>
-      </w:pPr>
-      <w:r>
-        <w:rPr>
-          <w:lang w:val="en-US"/>
-        </w:rPr>
+      </w:pPr>
+      <w:r>
         <w:t xml:space="preserve">    - name: Setup PHP</w:t>
       </w:r>
     </w:p>
@@ -1062,29 +1979,9 @@
         <w:spacing w:after="0" w:line="240" w:lineRule="auto"/>
         <w:ind w:left="1560"/>
         <w:jc w:val="both"/>
-        <w:rPr>
-          <w:lang w:val="en-US"/>
-        </w:rPr>
-      </w:pPr>
-      <w:r>
-        <w:rPr>
-          <w:lang w:val="en-US"/>
-        </w:rPr>
-        <w:t xml:space="preserve">      uses: </w:t>
-      </w:r>
-      <w:proofErr w:type="spellStart"/>
-      <w:r>
-        <w:rPr>
-          <w:lang w:val="en-US"/>
-        </w:rPr>
-        <w:t>shivammathur</w:t>
-      </w:r>
-      <w:proofErr w:type="spellEnd"/>
-      <w:r>
-        <w:rPr>
-          <w:lang w:val="en-US"/>
-        </w:rPr>
-        <w:t>/setup-php@v2</w:t>
+      </w:pPr>
+      <w:r>
+        <w:t xml:space="preserve">      uses: shivammathur/setup-php@v2</w:t>
       </w:r>
     </w:p>
     <w:p>
@@ -1093,14 +1990,8 @@
         <w:spacing w:after="0" w:line="240" w:lineRule="auto"/>
         <w:ind w:left="1560"/>
         <w:jc w:val="both"/>
-        <w:rPr>
-          <w:lang w:val="en-US"/>
-        </w:rPr>
-      </w:pPr>
-      <w:r>
-        <w:rPr>
-          <w:lang w:val="en-US"/>
-        </w:rPr>
+      </w:pPr>
+      <w:r>
         <w:t xml:space="preserve">      with:</w:t>
       </w:r>
     </w:p>
@@ -1110,30 +2001,21 @@
         <w:spacing w:after="0" w:line="240" w:lineRule="auto"/>
         <w:ind w:left="1560"/>
         <w:jc w:val="both"/>
-        <w:rPr>
-          <w:lang w:val="en-US"/>
-        </w:rPr>
-      </w:pPr>
-      <w:r>
-        <w:rPr>
-          <w:lang w:val="en-US"/>
-        </w:rPr>
+      </w:pPr>
+      <w:r>
+        <w:t xml:space="preserve">        php-version: '8.1'</w:t>
+      </w:r>
+    </w:p>
+    <w:p>
+      <w:pPr>
+        <w:pStyle w:val="Prrafodelista"/>
+        <w:spacing w:after="0" w:line="240" w:lineRule="auto"/>
+        <w:ind w:left="1560"/>
+        <w:jc w:val="both"/>
+      </w:pPr>
+      <w:r>
         <w:t xml:space="preserve">        </w:t>
       </w:r>
-      <w:proofErr w:type="spellStart"/>
-      <w:r>
-        <w:rPr>
-          <w:lang w:val="en-US"/>
-        </w:rPr>
-        <w:t>php</w:t>
-      </w:r>
-      <w:proofErr w:type="spellEnd"/>
-      <w:r>
-        <w:rPr>
-          <w:lang w:val="en-US"/>
-        </w:rPr>
-        <w:t>-version: '8.1'</w:t>
-      </w:r>
     </w:p>
     <w:p>
       <w:pPr>
@@ -1141,15 +2023,9 @@
         <w:spacing w:after="0" w:line="240" w:lineRule="auto"/>
         <w:ind w:left="1560"/>
         <w:jc w:val="both"/>
-        <w:rPr>
-          <w:lang w:val="en-US"/>
-        </w:rPr>
-      </w:pPr>
-      <w:r>
-        <w:rPr>
-          <w:lang w:val="en-US"/>
-        </w:rPr>
-        <w:t xml:space="preserve">        </w:t>
+      </w:pPr>
+      <w:r>
+        <w:t xml:space="preserve">    - name: SonarCloud Scan</w:t>
       </w:r>
     </w:p>
     <w:p>
@@ -1158,29 +2034,9 @@
         <w:spacing w:after="0" w:line="240" w:lineRule="auto"/>
         <w:ind w:left="1560"/>
         <w:jc w:val="both"/>
-        <w:rPr>
-          <w:lang w:val="en-US"/>
-        </w:rPr>
-      </w:pPr>
-      <w:r>
-        <w:rPr>
-          <w:lang w:val="en-US"/>
-        </w:rPr>
-        <w:t xml:space="preserve">    - name: </w:t>
-      </w:r>
-      <w:proofErr w:type="spellStart"/>
-      <w:r>
-        <w:rPr>
-          <w:lang w:val="en-US"/>
-        </w:rPr>
-        <w:t>SonarCloud</w:t>
-      </w:r>
-      <w:proofErr w:type="spellEnd"/>
-      <w:r>
-        <w:rPr>
-          <w:lang w:val="en-US"/>
-        </w:rPr>
-        <w:t xml:space="preserve"> Scan</w:t>
+      </w:pPr>
+      <w:r>
+        <w:t xml:space="preserve">      uses: SonarSource/sonarcloud-github-action@v2</w:t>
       </w:r>
     </w:p>
     <w:p>
@@ -1189,29 +2045,9 @@
         <w:spacing w:after="0" w:line="240" w:lineRule="auto"/>
         <w:ind w:left="1560"/>
         <w:jc w:val="both"/>
-        <w:rPr>
-          <w:lang w:val="en-US"/>
-        </w:rPr>
-      </w:pPr>
-      <w:r>
-        <w:rPr>
-          <w:lang w:val="en-US"/>
-        </w:rPr>
-        <w:t xml:space="preserve">      uses: </w:t>
-      </w:r>
-      <w:proofErr w:type="spellStart"/>
-      <w:r>
-        <w:rPr>
-          <w:lang w:val="en-US"/>
-        </w:rPr>
-        <w:t>SonarSource</w:t>
-      </w:r>
-      <w:proofErr w:type="spellEnd"/>
-      <w:r>
-        <w:rPr>
-          <w:lang w:val="en-US"/>
-        </w:rPr>
-        <w:t>/sonarcloud-github-action@v2</w:t>
+      </w:pPr>
+      <w:r>
+        <w:t xml:space="preserve">      env:</w:t>
       </w:r>
     </w:p>
     <w:p>
@@ -1220,15 +2056,9 @@
         <w:spacing w:after="0" w:line="240" w:lineRule="auto"/>
         <w:ind w:left="1560"/>
         <w:jc w:val="both"/>
-        <w:rPr>
-          <w:lang w:val="en-US"/>
-        </w:rPr>
-      </w:pPr>
-      <w:r>
-        <w:rPr>
-          <w:lang w:val="en-US"/>
-        </w:rPr>
-        <w:t xml:space="preserve">      env:</w:t>
+      </w:pPr>
+      <w:r>
+        <w:t xml:space="preserve">        GITHUB_TOKEN: ${{ secrets.GITHUB_TOKEN }}</w:t>
       </w:r>
     </w:p>
     <w:p>
@@ -1237,116 +2067,9 @@
         <w:spacing w:after="0" w:line="240" w:lineRule="auto"/>
         <w:ind w:left="1560"/>
         <w:jc w:val="both"/>
-        <w:rPr>
-          <w:lang w:val="en-US"/>
-        </w:rPr>
-      </w:pPr>
-      <w:r>
-        <w:rPr>
-          <w:lang w:val="en-US"/>
-        </w:rPr>
-        <w:t xml:space="preserve">        GITHUB_TOKEN: $</w:t>
-      </w:r>
-      <w:proofErr w:type="gramStart"/>
-      <w:r>
-        <w:rPr>
-          <w:lang w:val="en-US"/>
-        </w:rPr>
-        <w:t xml:space="preserve">{{ </w:t>
-      </w:r>
-      <w:proofErr w:type="spellStart"/>
-      <w:r>
-        <w:rPr>
-          <w:lang w:val="en-US"/>
-        </w:rPr>
-        <w:t>secrets</w:t>
-      </w:r>
-      <w:proofErr w:type="gramEnd"/>
-      <w:r>
-        <w:rPr>
-          <w:lang w:val="en-US"/>
-        </w:rPr>
-        <w:t>.GITHUB_</w:t>
-      </w:r>
-      <w:proofErr w:type="gramStart"/>
-      <w:r>
-        <w:rPr>
-          <w:lang w:val="en-US"/>
-        </w:rPr>
-        <w:t>TOKEN</w:t>
-      </w:r>
-      <w:proofErr w:type="spellEnd"/>
-      <w:r>
-        <w:rPr>
-          <w:lang w:val="en-US"/>
-        </w:rPr>
-        <w:t xml:space="preserve"> }</w:t>
-      </w:r>
-      <w:proofErr w:type="gramEnd"/>
-      <w:r>
-        <w:rPr>
-          <w:lang w:val="en-US"/>
-        </w:rPr>
-        <w:t>}</w:t>
-      </w:r>
-    </w:p>
-    <w:p>
-      <w:pPr>
-        <w:pStyle w:val="Prrafodelista"/>
-        <w:spacing w:after="0" w:line="240" w:lineRule="auto"/>
-        <w:ind w:left="1560"/>
-        <w:jc w:val="both"/>
-        <w:rPr>
-          <w:lang w:val="en-US"/>
-        </w:rPr>
-      </w:pPr>
-      <w:r>
-        <w:rPr>
-          <w:lang w:val="en-US"/>
-        </w:rPr>
-        <w:t xml:space="preserve">        SONAR_TOKEN: $</w:t>
-      </w:r>
-      <w:proofErr w:type="gramStart"/>
-      <w:r>
-        <w:rPr>
-          <w:lang w:val="en-US"/>
-        </w:rPr>
-        <w:t xml:space="preserve">{{ </w:t>
-      </w:r>
-      <w:proofErr w:type="spellStart"/>
-      <w:r>
-        <w:rPr>
-          <w:lang w:val="en-US"/>
-        </w:rPr>
-        <w:t>secrets</w:t>
-      </w:r>
-      <w:proofErr w:type="gramEnd"/>
-      <w:r>
-        <w:rPr>
-          <w:lang w:val="en-US"/>
-        </w:rPr>
-        <w:t>.SONAR_</w:t>
-      </w:r>
-      <w:proofErr w:type="gramStart"/>
-      <w:r>
-        <w:rPr>
-          <w:lang w:val="en-US"/>
-        </w:rPr>
-        <w:t>TOKEN</w:t>
-      </w:r>
-      <w:proofErr w:type="spellEnd"/>
-      <w:r>
-        <w:rPr>
-          <w:lang w:val="en-US"/>
-        </w:rPr>
-        <w:t xml:space="preserve"> }</w:t>
-      </w:r>
-      <w:proofErr w:type="gramEnd"/>
-      <w:r>
-        <w:rPr>
-          <w:lang w:val="en-US"/>
-        </w:rPr>
-        <w:t>}</w:t>
+      </w:pPr>
+      <w:r>
+        <w:t xml:space="preserve">        SONAR_TOKEN: ${{ secrets.SONAR_TOKEN }}</w:t>
       </w:r>
     </w:p>
     <w:p>
@@ -1359,38 +2082,15 @@
         <w:spacing w:after="0" w:line="240" w:lineRule="auto"/>
         <w:ind w:left="1560"/>
         <w:jc w:val="both"/>
-        <w:rPr>
-          <w:lang w:val="en-US"/>
-        </w:rPr>
-      </w:pPr>
-      <w:r>
-        <w:rPr>
-          <w:lang w:val="en-US"/>
-        </w:rPr>
-        <w:t xml:space="preserve">Commit </w:t>
-      </w:r>
-      <w:proofErr w:type="spellStart"/>
-      <w:r>
-        <w:rPr>
-          <w:lang w:val="en-US"/>
-        </w:rPr>
-        <w:t>directo</w:t>
-      </w:r>
-      <w:proofErr w:type="spellEnd"/>
-      <w:r>
-        <w:rPr>
-          <w:lang w:val="en-US"/>
-        </w:rPr>
-        <w:t xml:space="preserve"> a main branch</w:t>
-      </w:r>
-    </w:p>
-    <w:p>
-      <w:pPr>
-        <w:spacing w:after="0" w:line="240" w:lineRule="auto"/>
-        <w:jc w:val="both"/>
-        <w:rPr>
-          <w:lang w:val="en-US"/>
-        </w:rPr>
+      </w:pPr>
+      <w:r>
+        <w:t>Commit directo a main branch</w:t>
+      </w:r>
+    </w:p>
+    <w:p>
+      <w:pPr>
+        <w:spacing w:after="0" w:line="240" w:lineRule="auto"/>
+        <w:jc w:val="both"/>
       </w:pPr>
     </w:p>
     <w:p>
@@ -1433,32 +2133,9 @@
         <w:ind w:left="1560"/>
         <w:jc w:val="both"/>
       </w:pPr>
-      <w:proofErr w:type="spellStart"/>
-      <w:r>
-        <w:t>mkdir</w:t>
-      </w:r>
-      <w:proofErr w:type="spellEnd"/>
-      <w:r>
-        <w:t xml:space="preserve"> -</w:t>
-      </w:r>
-      <w:proofErr w:type="gramStart"/>
-      <w:r>
-        <w:t>p .</w:t>
-      </w:r>
-      <w:proofErr w:type="spellStart"/>
-      <w:r>
-        <w:t>github</w:t>
-      </w:r>
-      <w:proofErr w:type="spellEnd"/>
-      <w:proofErr w:type="gramEnd"/>
-      <w:r>
-        <w:t>/</w:t>
-      </w:r>
-      <w:proofErr w:type="spellStart"/>
-      <w:r>
-        <w:t>workflows</w:t>
-      </w:r>
-      <w:proofErr w:type="spellEnd"/>
+      <w:r>
+        <w:t>mkdir -p .github/workflows</w:t>
+      </w:r>
     </w:p>
     <w:p>
       <w:pPr>
@@ -1481,38 +2158,10 @@
         <w:spacing w:after="0" w:line="240" w:lineRule="auto"/>
         <w:ind w:left="1560"/>
         <w:jc w:val="both"/>
-        <w:rPr>
-          <w:lang w:val="en-US"/>
-        </w:rPr>
-      </w:pPr>
-      <w:r>
-        <w:rPr>
-          <w:lang w:val="en-US"/>
-        </w:rPr>
-        <w:t>git add .</w:t>
-      </w:r>
-      <w:proofErr w:type="spellStart"/>
-      <w:r>
-        <w:rPr>
-          <w:lang w:val="en-US"/>
-        </w:rPr>
-        <w:t>github</w:t>
-      </w:r>
-      <w:proofErr w:type="spellEnd"/>
-      <w:r>
-        <w:rPr>
-          <w:lang w:val="en-US"/>
-        </w:rPr>
-        <w:t>/workflows/</w:t>
-      </w:r>
-      <w:proofErr w:type="spellStart"/>
-      <w:r>
-        <w:rPr>
-          <w:lang w:val="en-US"/>
-        </w:rPr>
-        <w:t>sonarcloud.yml</w:t>
-      </w:r>
-      <w:proofErr w:type="spellEnd"/>
+      </w:pPr>
+      <w:r>
+        <w:t>git add .github/workflows/sonarcloud.yml</w:t>
+      </w:r>
     </w:p>
     <w:p>
       <w:pPr>
@@ -1520,29 +2169,9 @@
         <w:spacing w:after="0" w:line="240" w:lineRule="auto"/>
         <w:ind w:left="1560"/>
         <w:jc w:val="both"/>
-        <w:rPr>
-          <w:lang w:val="en-US"/>
-        </w:rPr>
-      </w:pPr>
-      <w:r>
-        <w:rPr>
-          <w:lang w:val="en-US"/>
-        </w:rPr>
-        <w:t xml:space="preserve">git commit -m "feat: add </w:t>
-      </w:r>
-      <w:proofErr w:type="spellStart"/>
-      <w:r>
-        <w:rPr>
-          <w:lang w:val="en-US"/>
-        </w:rPr>
-        <w:t>sonarcloud</w:t>
-      </w:r>
-      <w:proofErr w:type="spellEnd"/>
-      <w:r>
-        <w:rPr>
-          <w:lang w:val="en-US"/>
-        </w:rPr>
-        <w:t xml:space="preserve"> analysis workflow"</w:t>
+      </w:pPr>
+      <w:r>
+        <w:t>git commit -m "feat: add sonarcloud analysis workflow"</w:t>
       </w:r>
     </w:p>
     <w:p>
@@ -1551,14 +2180,8 @@
         <w:spacing w:after="0" w:line="240" w:lineRule="auto"/>
         <w:ind w:left="1560"/>
         <w:jc w:val="both"/>
-        <w:rPr>
-          <w:lang w:val="en-US"/>
-        </w:rPr>
-      </w:pPr>
-      <w:r>
-        <w:rPr>
-          <w:lang w:val="en-US"/>
-        </w:rPr>
+      </w:pPr>
+      <w:r>
         <w:t>git push origin main</w:t>
       </w:r>
     </w:p>
@@ -1566,9 +2189,6 @@
       <w:pPr>
         <w:spacing w:after="0" w:line="240" w:lineRule="auto"/>
         <w:jc w:val="both"/>
-        <w:rPr>
-          <w:lang w:val="en-US"/>
-        </w:rPr>
       </w:pPr>
     </w:p>
     <w:p>
@@ -1583,87 +2203,36 @@
         <w:rPr>
           <w:b/>
           <w:bCs/>
-          <w:lang w:val="en-US"/>
         </w:rPr>
       </w:pPr>
       <w:r>
         <w:rPr>
           <w:b/>
           <w:bCs/>
-          <w:lang w:val="en-US"/>
-        </w:rPr>
-        <w:t xml:space="preserve">Crear </w:t>
-      </w:r>
-      <w:proofErr w:type="spellStart"/>
-      <w:r>
+        </w:rPr>
+        <w:t>Crear archivo .github/workflows/sonarcloud.yml</w:t>
+      </w:r>
+    </w:p>
+    <w:p>
+      <w:pPr>
+        <w:spacing w:after="0" w:line="240" w:lineRule="auto"/>
+        <w:jc w:val="both"/>
+      </w:pPr>
+    </w:p>
+    <w:p>
+      <w:pPr>
+        <w:spacing w:after="0" w:line="240" w:lineRule="auto"/>
+        <w:ind w:left="84" w:firstLine="708"/>
+        <w:jc w:val="both"/>
         <w:rPr>
           <w:b/>
           <w:bCs/>
-          <w:lang w:val="en-US"/>
-        </w:rPr>
-        <w:t>archivo</w:t>
-      </w:r>
-      <w:proofErr w:type="spellEnd"/>
+        </w:rPr>
+      </w:pPr>
       <w:r>
         <w:rPr>
           <w:b/>
           <w:bCs/>
-          <w:lang w:val="en-US"/>
-        </w:rPr>
-        <w:t xml:space="preserve"> .</w:t>
-      </w:r>
-      <w:proofErr w:type="spellStart"/>
-      <w:r>
-        <w:rPr>
-          <w:b/>
-          <w:bCs/>
-          <w:lang w:val="en-US"/>
-        </w:rPr>
-        <w:t>github</w:t>
-      </w:r>
-      <w:proofErr w:type="spellEnd"/>
-      <w:r>
-        <w:rPr>
-          <w:b/>
-          <w:bCs/>
-          <w:lang w:val="en-US"/>
-        </w:rPr>
-        <w:t>/workflows/</w:t>
-      </w:r>
-      <w:proofErr w:type="spellStart"/>
-      <w:r>
-        <w:rPr>
-          <w:b/>
-          <w:bCs/>
-          <w:lang w:val="en-US"/>
-        </w:rPr>
-        <w:t>sonarcloud.yml</w:t>
-      </w:r>
-      <w:proofErr w:type="spellEnd"/>
-    </w:p>
-    <w:p>
-      <w:pPr>
-        <w:spacing w:after="0" w:line="240" w:lineRule="auto"/>
-        <w:jc w:val="both"/>
-        <w:rPr>
-          <w:lang w:val="en-US"/>
-        </w:rPr>
-      </w:pPr>
-    </w:p>
-    <w:p>
-      <w:pPr>
-        <w:spacing w:after="0" w:line="240" w:lineRule="auto"/>
-        <w:ind w:left="84" w:firstLine="708"/>
-        <w:jc w:val="both"/>
-        <w:rPr>
-          <w:b/>
-          <w:bCs/>
-        </w:rPr>
-      </w:pPr>
-      <w:r>
-        <w:rPr>
-          <w:b/>
-          <w:bCs/>
         </w:rPr>
         <w:t>OPCIÓN 1: Desde GitHub Web (Recomendado)</w:t>
       </w:r>
@@ -1681,7 +2250,7 @@
       <w:r>
         <w:t xml:space="preserve">Ve a tu repositorio: </w:t>
       </w:r>
-      <w:hyperlink r:id="rId9" w:history="1">
+      <w:hyperlink r:id="rId10" w:history="1">
         <w:r>
           <w:rPr>
             <w:rStyle w:val="Hipervnculo"/>
@@ -1699,43 +2268,9 @@
         </w:numPr>
         <w:spacing w:after="0" w:line="240" w:lineRule="auto"/>
         <w:jc w:val="both"/>
-        <w:rPr>
-          <w:lang w:val="en-US"/>
-        </w:rPr>
-      </w:pPr>
-      <w:r>
-        <w:rPr>
-          <w:lang w:val="en-US"/>
-        </w:rPr>
-        <w:t xml:space="preserve">Haz </w:t>
-      </w:r>
-      <w:proofErr w:type="spellStart"/>
-      <w:r>
-        <w:rPr>
-          <w:lang w:val="en-US"/>
-        </w:rPr>
-        <w:t>clic</w:t>
-      </w:r>
-      <w:proofErr w:type="spellEnd"/>
-      <w:r>
-        <w:rPr>
-          <w:lang w:val="en-US"/>
-        </w:rPr>
-        <w:t xml:space="preserve"> </w:t>
-      </w:r>
-      <w:proofErr w:type="spellStart"/>
-      <w:r>
-        <w:rPr>
-          <w:lang w:val="en-US"/>
-        </w:rPr>
-        <w:t>en</w:t>
-      </w:r>
-      <w:proofErr w:type="spellEnd"/>
-      <w:r>
-        <w:rPr>
-          <w:lang w:val="en-US"/>
-        </w:rPr>
-        <w:t xml:space="preserve"> "Add file" → "Create new file"</w:t>
+      </w:pPr>
+      <w:r>
+        <w:t>Haz clic en "Add file" → "Create new file"</w:t>
       </w:r>
     </w:p>
     <w:p>
@@ -1749,20 +2284,7 @@
         <w:jc w:val="both"/>
       </w:pPr>
       <w:r>
-        <w:t>Escribe la ruta: `</w:t>
-      </w:r>
-      <w:r>
-        <w:t>sonar-</w:t>
-      </w:r>
-      <w:proofErr w:type="spellStart"/>
-      <w:proofErr w:type="gramStart"/>
-      <w:r>
-        <w:t>project.properties</w:t>
-      </w:r>
-      <w:proofErr w:type="spellEnd"/>
-      <w:proofErr w:type="gramEnd"/>
-      <w:r>
-        <w:t>`</w:t>
+        <w:t>Escribe la ruta: `sonar-project.properties`</w:t>
       </w:r>
     </w:p>
     <w:p>
@@ -1776,10 +2298,7 @@
         <w:jc w:val="both"/>
       </w:pPr>
       <w:r>
-        <w:t>Pega el contenido</w:t>
-      </w:r>
-      <w:r>
-        <w:t>:</w:t>
+        <w:t>Pega el contenido:</w:t>
       </w:r>
     </w:p>
     <w:p>
@@ -1788,34 +2307,10 @@
         <w:spacing w:after="0" w:line="240" w:lineRule="auto"/>
         <w:ind w:left="1428"/>
         <w:jc w:val="both"/>
-        <w:rPr>
-          <w:lang w:val="en-US"/>
-        </w:rPr>
-      </w:pPr>
-      <w:proofErr w:type="spellStart"/>
-      <w:proofErr w:type="gramStart"/>
-      <w:r>
-        <w:rPr>
-          <w:lang w:val="en-US"/>
-        </w:rPr>
-        <w:t>sonar.projectKey</w:t>
-      </w:r>
-      <w:proofErr w:type="spellEnd"/>
-      <w:proofErr w:type="gramEnd"/>
-      <w:r>
-        <w:rPr>
-          <w:lang w:val="en-US"/>
-        </w:rPr>
-        <w:t>=</w:t>
-      </w:r>
-      <w:proofErr w:type="spellStart"/>
-      <w:r>
-        <w:rPr>
-          <w:lang w:val="en-US"/>
-        </w:rPr>
-        <w:t>ProfeAlbeiro_php_puro</w:t>
-      </w:r>
-      <w:proofErr w:type="spellEnd"/>
+      </w:pPr>
+      <w:r>
+        <w:t>sonar.projectKey=ProfeAlbeiro_php_puro</w:t>
+      </w:r>
     </w:p>
     <w:p>
       <w:pPr>
@@ -1823,34 +2318,10 @@
         <w:spacing w:after="0" w:line="240" w:lineRule="auto"/>
         <w:ind w:left="1428"/>
         <w:jc w:val="both"/>
-        <w:rPr>
-          <w:lang w:val="en-US"/>
-        </w:rPr>
-      </w:pPr>
-      <w:proofErr w:type="spellStart"/>
-      <w:proofErr w:type="gramStart"/>
-      <w:r>
-        <w:rPr>
-          <w:lang w:val="en-US"/>
-        </w:rPr>
-        <w:t>sonar.organization</w:t>
-      </w:r>
-      <w:proofErr w:type="spellEnd"/>
-      <w:proofErr w:type="gramEnd"/>
-      <w:r>
-        <w:rPr>
-          <w:lang w:val="en-US"/>
-        </w:rPr>
-        <w:t>=</w:t>
-      </w:r>
-      <w:proofErr w:type="spellStart"/>
-      <w:r>
-        <w:rPr>
-          <w:lang w:val="en-US"/>
-        </w:rPr>
-        <w:t>profealbeiro</w:t>
-      </w:r>
-      <w:proofErr w:type="spellEnd"/>
+      </w:pPr>
+      <w:r>
+        <w:t>sonar.organization=profealbeiro</w:t>
+      </w:r>
     </w:p>
     <w:p>
       <w:pPr>
@@ -1858,25 +2329,9 @@
         <w:spacing w:after="0" w:line="240" w:lineRule="auto"/>
         <w:ind w:left="1428"/>
         <w:jc w:val="both"/>
-        <w:rPr>
-          <w:lang w:val="en-US"/>
-        </w:rPr>
-      </w:pPr>
-      <w:proofErr w:type="spellStart"/>
-      <w:proofErr w:type="gramStart"/>
-      <w:r>
-        <w:rPr>
-          <w:lang w:val="en-US"/>
-        </w:rPr>
-        <w:t>sonar.projectName</w:t>
-      </w:r>
-      <w:proofErr w:type="spellEnd"/>
-      <w:proofErr w:type="gramEnd"/>
-      <w:r>
-        <w:rPr>
-          <w:lang w:val="en-US"/>
-        </w:rPr>
-        <w:t>=PHP Puro Project</w:t>
+      </w:pPr>
+      <w:r>
+        <w:t>sonar.projectName=PHP Puro Project</w:t>
       </w:r>
     </w:p>
     <w:p>
@@ -1885,25 +2340,9 @@
         <w:spacing w:after="0" w:line="240" w:lineRule="auto"/>
         <w:ind w:left="1428"/>
         <w:jc w:val="both"/>
-        <w:rPr>
-          <w:lang w:val="en-US"/>
-        </w:rPr>
-      </w:pPr>
-      <w:proofErr w:type="spellStart"/>
-      <w:proofErr w:type="gramStart"/>
-      <w:r>
-        <w:rPr>
-          <w:lang w:val="en-US"/>
-        </w:rPr>
-        <w:t>sonar.projectVersion</w:t>
-      </w:r>
-      <w:proofErr w:type="spellEnd"/>
-      <w:proofErr w:type="gramEnd"/>
-      <w:r>
-        <w:rPr>
-          <w:lang w:val="en-US"/>
-        </w:rPr>
-        <w:t>=1.0</w:t>
+      </w:pPr>
+      <w:r>
+        <w:t>sonar.projectVersion=1.0</w:t>
       </w:r>
     </w:p>
     <w:p>
@@ -1912,25 +2351,9 @@
         <w:spacing w:after="0" w:line="240" w:lineRule="auto"/>
         <w:ind w:left="1428"/>
         <w:jc w:val="both"/>
-        <w:rPr>
-          <w:lang w:val="en-US"/>
-        </w:rPr>
-      </w:pPr>
-      <w:proofErr w:type="spellStart"/>
-      <w:proofErr w:type="gramStart"/>
-      <w:r>
-        <w:rPr>
-          <w:lang w:val="en-US"/>
-        </w:rPr>
-        <w:t>sonar.sources</w:t>
-      </w:r>
-      <w:proofErr w:type="spellEnd"/>
-      <w:proofErr w:type="gramEnd"/>
-      <w:r>
-        <w:rPr>
-          <w:lang w:val="en-US"/>
-        </w:rPr>
-        <w:t>=.</w:t>
+      </w:pPr>
+      <w:r>
+        <w:t>sonar.sources=.</w:t>
       </w:r>
     </w:p>
     <w:p>
@@ -1939,67 +2362,9 @@
         <w:spacing w:after="0" w:line="240" w:lineRule="auto"/>
         <w:ind w:left="1428"/>
         <w:jc w:val="both"/>
-        <w:rPr>
-          <w:lang w:val="en-US"/>
-        </w:rPr>
-      </w:pPr>
-      <w:proofErr w:type="spellStart"/>
-      <w:proofErr w:type="gramStart"/>
-      <w:r>
-        <w:rPr>
-          <w:lang w:val="en-US"/>
-        </w:rPr>
-        <w:t>sonar.exclusions</w:t>
-      </w:r>
-      <w:proofErr w:type="spellEnd"/>
-      <w:proofErr w:type="gramEnd"/>
-      <w:r>
-        <w:rPr>
-          <w:lang w:val="en-US"/>
-        </w:rPr>
-        <w:t>=**/vendor/*</w:t>
-      </w:r>
-      <w:proofErr w:type="gramStart"/>
-      <w:r>
-        <w:rPr>
-          <w:lang w:val="en-US"/>
-        </w:rPr>
-        <w:t>*,*</w:t>
-      </w:r>
-      <w:proofErr w:type="gramEnd"/>
-      <w:r>
-        <w:rPr>
-          <w:lang w:val="en-US"/>
-        </w:rPr>
-        <w:t>*/</w:t>
-      </w:r>
-      <w:proofErr w:type="spellStart"/>
-      <w:r>
-        <w:rPr>
-          <w:lang w:val="en-US"/>
-        </w:rPr>
-        <w:t>node_modules</w:t>
-      </w:r>
-      <w:proofErr w:type="spellEnd"/>
-      <w:r>
-        <w:rPr>
-          <w:lang w:val="en-US"/>
-        </w:rPr>
-        <w:t>/*</w:t>
-      </w:r>
-      <w:proofErr w:type="gramStart"/>
-      <w:r>
-        <w:rPr>
-          <w:lang w:val="en-US"/>
-        </w:rPr>
-        <w:t>*,*</w:t>
-      </w:r>
-      <w:proofErr w:type="gramEnd"/>
-      <w:r>
-        <w:rPr>
-          <w:lang w:val="en-US"/>
-        </w:rPr>
-        <w:t>*/tests/**</w:t>
+      </w:pPr>
+      <w:r>
+        <w:t>sonar.exclusions=**/vendor/**,**/node_modules/**,**/tests/**</w:t>
       </w:r>
     </w:p>
     <w:p>
@@ -2008,25 +2373,9 @@
         <w:spacing w:after="0" w:line="240" w:lineRule="auto"/>
         <w:ind w:left="1428"/>
         <w:jc w:val="both"/>
-        <w:rPr>
-          <w:lang w:val="en-US"/>
-        </w:rPr>
-      </w:pPr>
-      <w:proofErr w:type="spellStart"/>
-      <w:proofErr w:type="gramStart"/>
-      <w:r>
-        <w:rPr>
-          <w:lang w:val="en-US"/>
-        </w:rPr>
-        <w:t>sonar.php.version</w:t>
-      </w:r>
-      <w:proofErr w:type="spellEnd"/>
-      <w:proofErr w:type="gramEnd"/>
-      <w:r>
-        <w:rPr>
-          <w:lang w:val="en-US"/>
-        </w:rPr>
-        <w:t>=8.1</w:t>
+      </w:pPr>
+      <w:r>
+        <w:t>sonar.php.version=8.1</w:t>
       </w:r>
     </w:p>
     <w:p>
@@ -2035,25 +2384,9 @@
         <w:spacing w:after="0" w:line="240" w:lineRule="auto"/>
         <w:ind w:left="1428"/>
         <w:jc w:val="both"/>
-        <w:rPr>
-          <w:lang w:val="en-US"/>
-        </w:rPr>
-      </w:pPr>
-      <w:proofErr w:type="spellStart"/>
-      <w:proofErr w:type="gramStart"/>
-      <w:r>
-        <w:rPr>
-          <w:lang w:val="en-US"/>
-        </w:rPr>
-        <w:t>sonar.sourceEncoding</w:t>
-      </w:r>
-      <w:proofErr w:type="spellEnd"/>
-      <w:proofErr w:type="gramEnd"/>
-      <w:r>
-        <w:rPr>
-          <w:lang w:val="en-US"/>
-        </w:rPr>
-        <w:t>=UTF-8</w:t>
+      </w:pPr>
+      <w:r>
+        <w:t>sonar.sourceEncoding=UTF-8</w:t>
       </w:r>
     </w:p>
     <w:p>
@@ -2066,27 +2399,9 @@
         <w:spacing w:after="0" w:line="240" w:lineRule="auto"/>
         <w:jc w:val="both"/>
       </w:pPr>
-      <w:proofErr w:type="spellStart"/>
-      <w:r>
-        <w:t>Commit</w:t>
-      </w:r>
-      <w:proofErr w:type="spellEnd"/>
-      <w:r>
-        <w:t xml:space="preserve"> directo a </w:t>
-      </w:r>
-      <w:proofErr w:type="spellStart"/>
-      <w:r>
-        <w:t>main</w:t>
-      </w:r>
-      <w:proofErr w:type="spellEnd"/>
-      <w:r>
-        <w:t xml:space="preserve"> </w:t>
-      </w:r>
-      <w:proofErr w:type="spellStart"/>
-      <w:r>
-        <w:t>branch</w:t>
-      </w:r>
-      <w:proofErr w:type="spellEnd"/>
+      <w:r>
+        <w:t>Commit directo a main branch</w:t>
+      </w:r>
     </w:p>
     <w:p>
       <w:pPr>
@@ -2119,17 +2434,148 @@
           <w:b/>
           <w:bCs/>
         </w:rPr>
-        <w:t xml:space="preserve">Obtener SONAR_TOKEN de </w:t>
-      </w:r>
-      <w:proofErr w:type="spellStart"/>
-      <w:r>
+        <w:t>Obtener SONAR_TOKEN de SonarCloud</w:t>
+      </w:r>
+    </w:p>
+    <w:p>
+      <w:pPr>
+        <w:spacing w:after="0" w:line="240" w:lineRule="auto"/>
+        <w:jc w:val="both"/>
+      </w:pPr>
+    </w:p>
+    <w:p>
+      <w:pPr>
+        <w:pStyle w:val="Prrafodelista"/>
+        <w:numPr>
+          <w:ilvl w:val="0"/>
+          <w:numId w:val="6"/>
+        </w:numPr>
+        <w:spacing w:after="0" w:line="240" w:lineRule="auto"/>
+        <w:ind w:left="1512"/>
+        <w:jc w:val="both"/>
+      </w:pPr>
+      <w:r>
+        <w:t>Ve a SonarCloud: https://sonarcloud.io</w:t>
+      </w:r>
+    </w:p>
+    <w:p>
+      <w:pPr>
+        <w:pStyle w:val="Prrafodelista"/>
+        <w:numPr>
+          <w:ilvl w:val="0"/>
+          <w:numId w:val="6"/>
+        </w:numPr>
+        <w:spacing w:after="0" w:line="240" w:lineRule="auto"/>
+        <w:ind w:left="1512"/>
+        <w:jc w:val="both"/>
+      </w:pPr>
+      <w:r>
+        <w:t>Haz clic en tu avatar → "My Account"</w:t>
+      </w:r>
+    </w:p>
+    <w:p>
+      <w:pPr>
+        <w:pStyle w:val="Prrafodelista"/>
+        <w:numPr>
+          <w:ilvl w:val="0"/>
+          <w:numId w:val="6"/>
+        </w:numPr>
+        <w:spacing w:after="0" w:line="240" w:lineRule="auto"/>
+        <w:ind w:left="1512"/>
+        <w:jc w:val="both"/>
+      </w:pPr>
+      <w:r>
+        <w:t>Ve a la pestaña "Security"</w:t>
+      </w:r>
+    </w:p>
+    <w:p>
+      <w:pPr>
+        <w:pStyle w:val="Prrafodelista"/>
+        <w:numPr>
+          <w:ilvl w:val="0"/>
+          <w:numId w:val="6"/>
+        </w:numPr>
+        <w:spacing w:after="0" w:line="240" w:lineRule="auto"/>
+        <w:ind w:left="1512"/>
+        <w:jc w:val="both"/>
+      </w:pPr>
+      <w:r>
+        <w:lastRenderedPageBreak/>
+        <w:t xml:space="preserve">Genera un token: </w:t>
+      </w:r>
+    </w:p>
+    <w:p>
+      <w:pPr>
+        <w:pStyle w:val="Prrafodelista"/>
+        <w:numPr>
+          <w:ilvl w:val="1"/>
+          <w:numId w:val="5"/>
+        </w:numPr>
+        <w:spacing w:after="0" w:line="240" w:lineRule="auto"/>
+        <w:ind w:left="2232"/>
+        <w:jc w:val="both"/>
+      </w:pPr>
+      <w:r>
+        <w:t>Name: "php_puro_analysis"</w:t>
+      </w:r>
+    </w:p>
+    <w:p>
+      <w:pPr>
+        <w:pStyle w:val="Prrafodelista"/>
+        <w:numPr>
+          <w:ilvl w:val="1"/>
+          <w:numId w:val="5"/>
+        </w:numPr>
+        <w:spacing w:after="0" w:line="240" w:lineRule="auto"/>
+        <w:ind w:left="2232"/>
+        <w:jc w:val="both"/>
+      </w:pPr>
+      <w:r>
+        <w:t>Expiration: "No expiration" (para proyectos educativos)</w:t>
+      </w:r>
+    </w:p>
+    <w:p>
+      <w:pPr>
+        <w:pStyle w:val="Prrafodelista"/>
+        <w:numPr>
+          <w:ilvl w:val="0"/>
+          <w:numId w:val="6"/>
+        </w:numPr>
+        <w:spacing w:after="0" w:line="240" w:lineRule="auto"/>
+        <w:ind w:left="1512"/>
+        <w:jc w:val="both"/>
+      </w:pPr>
+      <w:r>
+        <w:t>Copia el token (solo se muestra una vez)</w:t>
+      </w:r>
+    </w:p>
+    <w:p>
+      <w:pPr>
+        <w:spacing w:after="0" w:line="240" w:lineRule="auto"/>
+        <w:jc w:val="both"/>
+      </w:pPr>
+    </w:p>
+    <w:p>
+      <w:pPr>
+        <w:pStyle w:val="Prrafodelista"/>
+        <w:numPr>
+          <w:ilvl w:val="1"/>
+          <w:numId w:val="1"/>
+        </w:numPr>
+        <w:spacing w:after="0" w:line="240" w:lineRule="auto"/>
+        <w:jc w:val="both"/>
         <w:rPr>
           <w:b/>
           <w:bCs/>
         </w:rPr>
-        <w:t>SonarCloud</w:t>
-      </w:r>
-      <w:proofErr w:type="spellEnd"/>
+      </w:pPr>
+      <w:r>
+        <w:rPr>
+          <w:b/>
+          <w:bCs/>
+        </w:rPr>
+        <w:t>Agregar SONAR_TOKEN a GitHub Secrets</w:t>
+      </w:r>
     </w:p>
     <w:p>
       <w:pPr>
@@ -2142,22 +2588,13 @@
         <w:pStyle w:val="Prrafodelista"/>
         <w:numPr>
           <w:ilvl w:val="0"/>
-          <w:numId w:val="6"/>
-        </w:numPr>
-        <w:spacing w:after="0" w:line="240" w:lineRule="auto"/>
-        <w:ind w:left="1512"/>
-        <w:jc w:val="both"/>
-      </w:pPr>
-      <w:r>
-        <w:t xml:space="preserve">Ve a </w:t>
-      </w:r>
-      <w:proofErr w:type="spellStart"/>
-      <w:r>
-        <w:t>SonarCloud</w:t>
-      </w:r>
-      <w:proofErr w:type="spellEnd"/>
-      <w:r>
-        <w:t>: https://sonarcloud.io</w:t>
+          <w:numId w:val="7"/>
+        </w:numPr>
+        <w:spacing w:after="0" w:line="240" w:lineRule="auto"/>
+        <w:jc w:val="both"/>
+      </w:pPr>
+      <w:r>
+        <w:t>Ve a tu repo GitHub: Settings → Secrets and variables → Actions</w:t>
       </w:r>
     </w:p>
     <w:p>
@@ -2165,62 +2602,13 @@
         <w:pStyle w:val="Prrafodelista"/>
         <w:numPr>
           <w:ilvl w:val="0"/>
-          <w:numId w:val="6"/>
-        </w:numPr>
-        <w:spacing w:after="0" w:line="240" w:lineRule="auto"/>
-        <w:ind w:left="1512"/>
-        <w:jc w:val="both"/>
-        <w:rPr>
-          <w:lang w:val="en-US"/>
-        </w:rPr>
-      </w:pPr>
-      <w:r>
-        <w:rPr>
-          <w:lang w:val="en-US"/>
-        </w:rPr>
-        <w:t xml:space="preserve">Haz </w:t>
-      </w:r>
-      <w:proofErr w:type="spellStart"/>
-      <w:r>
-        <w:rPr>
-          <w:lang w:val="en-US"/>
-        </w:rPr>
-        <w:t>clic</w:t>
-      </w:r>
-      <w:proofErr w:type="spellEnd"/>
-      <w:r>
-        <w:rPr>
-          <w:lang w:val="en-US"/>
-        </w:rPr>
-        <w:t xml:space="preserve"> </w:t>
-      </w:r>
-      <w:proofErr w:type="spellStart"/>
-      <w:r>
-        <w:rPr>
-          <w:lang w:val="en-US"/>
-        </w:rPr>
-        <w:t>en</w:t>
-      </w:r>
-      <w:proofErr w:type="spellEnd"/>
-      <w:r>
-        <w:rPr>
-          <w:lang w:val="en-US"/>
-        </w:rPr>
-        <w:t xml:space="preserve"> </w:t>
-      </w:r>
-      <w:proofErr w:type="spellStart"/>
-      <w:r>
-        <w:rPr>
-          <w:lang w:val="en-US"/>
-        </w:rPr>
-        <w:t>tu</w:t>
-      </w:r>
-      <w:proofErr w:type="spellEnd"/>
-      <w:r>
-        <w:rPr>
-          <w:lang w:val="en-US"/>
-        </w:rPr>
-        <w:t xml:space="preserve"> avatar → "My Account"</w:t>
+          <w:numId w:val="7"/>
+        </w:numPr>
+        <w:spacing w:after="0" w:line="240" w:lineRule="auto"/>
+        <w:jc w:val="both"/>
+      </w:pPr>
+      <w:r>
+        <w:t>Haz clic en "New repository secret"</w:t>
       </w:r>
     </w:p>
     <w:p>
@@ -2228,14 +2616,13 @@
         <w:pStyle w:val="Prrafodelista"/>
         <w:numPr>
           <w:ilvl w:val="0"/>
-          <w:numId w:val="6"/>
-        </w:numPr>
-        <w:spacing w:after="0" w:line="240" w:lineRule="auto"/>
-        <w:ind w:left="1512"/>
-        <w:jc w:val="both"/>
-      </w:pPr>
-      <w:r>
-        <w:t>Ve a la pestaña "Security"</w:t>
+          <w:numId w:val="7"/>
+        </w:numPr>
+        <w:spacing w:after="0" w:line="240" w:lineRule="auto"/>
+        <w:jc w:val="both"/>
+      </w:pPr>
+      <w:r>
+        <w:t>Nombre: SONAR_TOKEN</w:t>
       </w:r>
     </w:p>
     <w:p>
@@ -2243,66 +2630,13 @@
         <w:pStyle w:val="Prrafodelista"/>
         <w:numPr>
           <w:ilvl w:val="0"/>
-          <w:numId w:val="6"/>
-        </w:numPr>
-        <w:spacing w:after="0" w:line="240" w:lineRule="auto"/>
-        <w:ind w:left="1512"/>
-        <w:jc w:val="both"/>
-      </w:pPr>
-      <w:r>
-        <w:lastRenderedPageBreak/>
-        <w:t xml:space="preserve">Genera un token: </w:t>
-      </w:r>
-    </w:p>
-    <w:p>
-      <w:pPr>
-        <w:pStyle w:val="Prrafodelista"/>
-        <w:numPr>
-          <w:ilvl w:val="1"/>
-          <w:numId w:val="5"/>
-        </w:numPr>
-        <w:spacing w:after="0" w:line="240" w:lineRule="auto"/>
-        <w:ind w:left="2232"/>
-        <w:jc w:val="both"/>
-      </w:pPr>
-      <w:r>
-        <w:t>Name: "</w:t>
-      </w:r>
-      <w:proofErr w:type="spellStart"/>
-      <w:r>
-        <w:t>php_puro_analysis</w:t>
-      </w:r>
-      <w:proofErr w:type="spellEnd"/>
-      <w:r>
-        <w:t>"</w:t>
-      </w:r>
-    </w:p>
-    <w:p>
-      <w:pPr>
-        <w:pStyle w:val="Prrafodelista"/>
-        <w:numPr>
-          <w:ilvl w:val="1"/>
-          <w:numId w:val="5"/>
-        </w:numPr>
-        <w:spacing w:after="0" w:line="240" w:lineRule="auto"/>
-        <w:ind w:left="2232"/>
-        <w:jc w:val="both"/>
-      </w:pPr>
-      <w:proofErr w:type="spellStart"/>
-      <w:r>
-        <w:t>Expiration</w:t>
-      </w:r>
-      <w:proofErr w:type="spellEnd"/>
-      <w:r>
-        <w:t xml:space="preserve">: "No </w:t>
-      </w:r>
-      <w:proofErr w:type="spellStart"/>
-      <w:r>
-        <w:t>expiration</w:t>
-      </w:r>
-      <w:proofErr w:type="spellEnd"/>
-      <w:r>
-        <w:t>" (para proyectos educativos)</w:t>
+          <w:numId w:val="7"/>
+        </w:numPr>
+        <w:spacing w:after="0" w:line="240" w:lineRule="auto"/>
+        <w:jc w:val="both"/>
+      </w:pPr>
+      <w:r>
+        <w:t>Valor: Pega el token que copiaste de SonarCloud</w:t>
       </w:r>
     </w:p>
     <w:p>
@@ -2310,14 +2644,13 @@
         <w:pStyle w:val="Prrafodelista"/>
         <w:numPr>
           <w:ilvl w:val="0"/>
-          <w:numId w:val="6"/>
-        </w:numPr>
-        <w:spacing w:after="0" w:line="240" w:lineRule="auto"/>
-        <w:ind w:left="1512"/>
-        <w:jc w:val="both"/>
-      </w:pPr>
-      <w:r>
-        <w:t>Copia el token (solo se muestra una vez)</w:t>
+          <w:numId w:val="7"/>
+        </w:numPr>
+        <w:spacing w:after="0" w:line="240" w:lineRule="auto"/>
+        <w:jc w:val="both"/>
+      </w:pPr>
+      <w:r>
+        <w:t>Guardar</w:t>
       </w:r>
     </w:p>
     <w:p>
@@ -2338,208 +2671,173 @@
         <w:rPr>
           <w:b/>
           <w:bCs/>
-          <w:lang w:val="en-US"/>
-        </w:rPr>
-      </w:pPr>
-      <w:proofErr w:type="spellStart"/>
+        </w:rPr>
+      </w:pPr>
       <w:r>
         <w:rPr>
           <w:b/>
           <w:bCs/>
-          <w:lang w:val="en-US"/>
-        </w:rPr>
-        <w:t>Agregar</w:t>
-      </w:r>
-      <w:proofErr w:type="spellEnd"/>
-      <w:r>
+        </w:rPr>
+        <w:t>Verificación Final</w:t>
+      </w:r>
+    </w:p>
+    <w:p>
+      <w:pPr>
+        <w:spacing w:after="0" w:line="240" w:lineRule="auto"/>
+        <w:jc w:val="both"/>
+      </w:pPr>
+    </w:p>
+    <w:p>
+      <w:pPr>
+        <w:pStyle w:val="Prrafodelista"/>
+        <w:numPr>
+          <w:ilvl w:val="0"/>
+          <w:numId w:val="8"/>
+        </w:numPr>
+        <w:spacing w:after="0" w:line="240" w:lineRule="auto"/>
+        <w:jc w:val="both"/>
         <w:rPr>
           <w:b/>
           <w:bCs/>
-          <w:lang w:val="en-US"/>
-        </w:rPr>
-        <w:t xml:space="preserve"> SONAR_TOKEN a GitHub Secrets</w:t>
-      </w:r>
-    </w:p>
-    <w:p>
-      <w:pPr>
-        <w:spacing w:after="0" w:line="240" w:lineRule="auto"/>
-        <w:jc w:val="both"/>
-        <w:rPr>
-          <w:lang w:val="en-US"/>
-        </w:rPr>
-      </w:pPr>
-    </w:p>
-    <w:p>
-      <w:pPr>
-        <w:pStyle w:val="Prrafodelista"/>
-        <w:numPr>
-          <w:ilvl w:val="0"/>
-          <w:numId w:val="7"/>
-        </w:numPr>
-        <w:spacing w:after="0" w:line="240" w:lineRule="auto"/>
-        <w:jc w:val="both"/>
-        <w:rPr>
-          <w:lang w:val="en-US"/>
-        </w:rPr>
-      </w:pPr>
-      <w:r>
-        <w:rPr>
-          <w:lang w:val="en-US"/>
-        </w:rPr>
-        <w:t xml:space="preserve">Ve a </w:t>
-      </w:r>
-      <w:proofErr w:type="spellStart"/>
-      <w:r>
-        <w:rPr>
-          <w:lang w:val="en-US"/>
-        </w:rPr>
-        <w:t>tu</w:t>
-      </w:r>
-      <w:proofErr w:type="spellEnd"/>
-      <w:r>
-        <w:rPr>
-          <w:lang w:val="en-US"/>
-        </w:rPr>
-        <w:t xml:space="preserve"> repo GitHub: Settings → Secrets and variables → Actions</w:t>
-      </w:r>
-    </w:p>
-    <w:p>
-      <w:pPr>
-        <w:pStyle w:val="Prrafodelista"/>
-        <w:numPr>
-          <w:ilvl w:val="0"/>
-          <w:numId w:val="7"/>
-        </w:numPr>
-        <w:spacing w:after="0" w:line="240" w:lineRule="auto"/>
-        <w:jc w:val="both"/>
-        <w:rPr>
-          <w:lang w:val="en-US"/>
-        </w:rPr>
-      </w:pPr>
-      <w:r>
-        <w:rPr>
-          <w:lang w:val="en-US"/>
-        </w:rPr>
-        <w:t xml:space="preserve">Haz </w:t>
-      </w:r>
-      <w:proofErr w:type="spellStart"/>
-      <w:r>
-        <w:rPr>
-          <w:lang w:val="en-US"/>
-        </w:rPr>
-        <w:t>clic</w:t>
-      </w:r>
-      <w:proofErr w:type="spellEnd"/>
-      <w:r>
-        <w:rPr>
-          <w:lang w:val="en-US"/>
-        </w:rPr>
-        <w:t xml:space="preserve"> </w:t>
-      </w:r>
-      <w:proofErr w:type="spellStart"/>
-      <w:r>
-        <w:rPr>
-          <w:lang w:val="en-US"/>
-        </w:rPr>
-        <w:t>en</w:t>
-      </w:r>
-      <w:proofErr w:type="spellEnd"/>
-      <w:r>
-        <w:rPr>
-          <w:lang w:val="en-US"/>
-        </w:rPr>
-        <w:t xml:space="preserve"> "New repository secret"</w:t>
-      </w:r>
-    </w:p>
-    <w:p>
-      <w:pPr>
-        <w:pStyle w:val="Prrafodelista"/>
-        <w:numPr>
-          <w:ilvl w:val="0"/>
-          <w:numId w:val="7"/>
-        </w:numPr>
-        <w:spacing w:after="0" w:line="240" w:lineRule="auto"/>
-        <w:jc w:val="both"/>
-      </w:pPr>
-      <w:r>
-        <w:t>Nombre: SONAR_TOKEN</w:t>
-      </w:r>
-    </w:p>
-    <w:p>
-      <w:pPr>
-        <w:pStyle w:val="Prrafodelista"/>
-        <w:numPr>
-          <w:ilvl w:val="0"/>
-          <w:numId w:val="7"/>
-        </w:numPr>
-        <w:spacing w:after="0" w:line="240" w:lineRule="auto"/>
-        <w:jc w:val="both"/>
-      </w:pPr>
-      <w:r>
-        <w:t xml:space="preserve">Valor: Pega el token que copiaste de </w:t>
-      </w:r>
-      <w:proofErr w:type="spellStart"/>
-      <w:r>
-        <w:t>SonarCloud</w:t>
-      </w:r>
-      <w:proofErr w:type="spellEnd"/>
-    </w:p>
-    <w:p>
-      <w:pPr>
-        <w:pStyle w:val="Prrafodelista"/>
-        <w:numPr>
-          <w:ilvl w:val="0"/>
-          <w:numId w:val="7"/>
-        </w:numPr>
-        <w:spacing w:after="0" w:line="240" w:lineRule="auto"/>
-        <w:jc w:val="both"/>
-        <w:rPr>
-          <w:lang w:val="en-US"/>
-        </w:rPr>
-      </w:pPr>
-      <w:proofErr w:type="spellStart"/>
-      <w:r>
-        <w:rPr>
-          <w:lang w:val="en-US"/>
-        </w:rPr>
-        <w:t>Guardar</w:t>
-      </w:r>
-      <w:proofErr w:type="spellEnd"/>
-    </w:p>
-    <w:p>
-      <w:pPr>
-        <w:spacing w:after="0" w:line="240" w:lineRule="auto"/>
-        <w:jc w:val="both"/>
-        <w:rPr>
-          <w:lang w:val="en-US"/>
-        </w:rPr>
-      </w:pPr>
-    </w:p>
-    <w:p>
-      <w:pPr>
-        <w:pStyle w:val="Prrafodelista"/>
-        <w:numPr>
-          <w:ilvl w:val="1"/>
-          <w:numId w:val="1"/>
-        </w:numPr>
-        <w:spacing w:after="0" w:line="240" w:lineRule="auto"/>
-        <w:jc w:val="both"/>
+        </w:rPr>
+      </w:pPr>
+      <w:r>
         <w:rPr>
           <w:b/>
           <w:bCs/>
         </w:rPr>
-      </w:pPr>
-      <w:r>
+        <w:t>Haz un pequeño cambio para triggerear el workflow:</w:t>
+      </w:r>
+    </w:p>
+    <w:p>
+      <w:pPr>
+        <w:pStyle w:val="Prrafodelista"/>
+        <w:spacing w:after="0" w:line="240" w:lineRule="auto"/>
+        <w:ind w:left="1512"/>
+        <w:jc w:val="both"/>
+      </w:pPr>
+      <w:r>
+        <w:t>echo " " &gt;&gt; README.md</w:t>
+      </w:r>
+    </w:p>
+    <w:p>
+      <w:pPr>
+        <w:pStyle w:val="Prrafodelista"/>
+        <w:spacing w:after="0" w:line="240" w:lineRule="auto"/>
+        <w:ind w:left="1512"/>
+        <w:jc w:val="both"/>
+      </w:pPr>
+      <w:r>
+        <w:t>git add README.md</w:t>
+      </w:r>
+    </w:p>
+    <w:p>
+      <w:pPr>
+        <w:pStyle w:val="Prrafodelista"/>
+        <w:spacing w:after="0" w:line="240" w:lineRule="auto"/>
+        <w:ind w:left="1512"/>
+        <w:jc w:val="both"/>
+      </w:pPr>
+      <w:r>
+        <w:t>git commit -m "trigger: sonarcloud analysis"</w:t>
+      </w:r>
+    </w:p>
+    <w:p>
+      <w:pPr>
+        <w:pStyle w:val="Prrafodelista"/>
+        <w:spacing w:after="0" w:line="240" w:lineRule="auto"/>
+        <w:ind w:left="1512"/>
+        <w:jc w:val="both"/>
+      </w:pPr>
+      <w:r>
+        <w:t>git push origin main</w:t>
+      </w:r>
+    </w:p>
+    <w:p>
+      <w:pPr>
+        <w:pStyle w:val="Prrafodelista"/>
+        <w:numPr>
+          <w:ilvl w:val="0"/>
+          <w:numId w:val="8"/>
+        </w:numPr>
+        <w:spacing w:after="0" w:line="240" w:lineRule="auto"/>
+        <w:jc w:val="both"/>
         <w:rPr>
           <w:b/>
           <w:bCs/>
         </w:rPr>
-        <w:t>Verificación Final</w:t>
-      </w:r>
-    </w:p>
-    <w:p>
-      <w:pPr>
-        <w:spacing w:after="0" w:line="240" w:lineRule="auto"/>
+      </w:pPr>
+      <w:r>
+        <w:rPr>
+          <w:b/>
+          <w:bCs/>
+        </w:rPr>
+        <w:t>Verificar en GitHub Actions</w:t>
+      </w:r>
+      <w:r>
+        <w:rPr>
+          <w:b/>
+          <w:bCs/>
+        </w:rPr>
+        <w:t>:</w:t>
+      </w:r>
+    </w:p>
+    <w:p>
+      <w:pPr>
+        <w:pStyle w:val="Prrafodelista"/>
+        <w:spacing w:after="0" w:line="240" w:lineRule="auto"/>
+        <w:ind w:left="1512"/>
+        <w:jc w:val="both"/>
+      </w:pPr>
+      <w:r>
+        <w:t>- "SonarCloud Analysis PHP" en la lista de workflows</w:t>
+      </w:r>
+    </w:p>
+    <w:p>
+      <w:pPr>
+        <w:pStyle w:val="Prrafodelista"/>
+        <w:spacing w:after="0" w:line="240" w:lineRule="auto"/>
+        <w:ind w:left="1512"/>
+        <w:jc w:val="both"/>
+      </w:pPr>
+      <w:r>
+        <w:t>- Ejecuci</w:t>
+      </w:r>
+      <w:r>
+        <w:rPr>
+          <w:rFonts w:ascii="Aptos" w:hAnsi="Aptos" w:cs="Aptos"/>
+        </w:rPr>
+        <w:t>ó</w:t>
+      </w:r>
+      <w:r>
+        <w:t>n en progreso o completada</w:t>
+      </w:r>
+    </w:p>
+    <w:p>
+      <w:pPr>
+        <w:pStyle w:val="Prrafodelista"/>
+        <w:spacing w:after="0" w:line="240" w:lineRule="auto"/>
+        <w:ind w:left="1512"/>
+        <w:jc w:val="both"/>
+      </w:pPr>
+      <w:r>
+        <w:t xml:space="preserve">- Icono verde de </w:t>
+      </w:r>
+      <w:r>
+        <w:rPr>
+          <w:rFonts w:ascii="Aptos" w:hAnsi="Aptos" w:cs="Aptos"/>
+        </w:rPr>
+        <w:t>é</w:t>
+      </w:r>
+      <w:r>
+        <w:t>xito</w:t>
+      </w:r>
+    </w:p>
+    <w:p>
+      <w:pPr>
+        <w:pStyle w:val="Prrafodelista"/>
+        <w:spacing w:after="0" w:line="240" w:lineRule="auto"/>
+        <w:ind w:left="1512"/>
         <w:jc w:val="both"/>
       </w:pPr>
     </w:p>
@@ -2562,39 +2860,7 @@
           <w:b/>
           <w:bCs/>
         </w:rPr>
-        <w:t xml:space="preserve">Haz un pequeño cambio para </w:t>
-      </w:r>
-      <w:proofErr w:type="spellStart"/>
-      <w:r>
-        <w:rPr>
-          <w:b/>
-          <w:bCs/>
-        </w:rPr>
-        <w:t>triggerear</w:t>
-      </w:r>
-      <w:proofErr w:type="spellEnd"/>
-      <w:r>
-        <w:rPr>
-          <w:b/>
-          <w:bCs/>
-        </w:rPr>
-        <w:t xml:space="preserve"> el </w:t>
-      </w:r>
-      <w:proofErr w:type="spellStart"/>
-      <w:r>
-        <w:rPr>
-          <w:b/>
-          <w:bCs/>
-        </w:rPr>
-        <w:t>workflow</w:t>
-      </w:r>
-      <w:proofErr w:type="spellEnd"/>
-      <w:r>
-        <w:rPr>
-          <w:b/>
-          <w:bCs/>
-        </w:rPr>
-        <w:t>:</w:t>
+        <w:t>Revisar resultados actualizados en SonarCloud</w:t>
       </w:r>
     </w:p>
     <w:p>
@@ -2603,15 +2869,9 @@
         <w:spacing w:after="0" w:line="240" w:lineRule="auto"/>
         <w:ind w:left="1512"/>
         <w:jc w:val="both"/>
-        <w:rPr>
-          <w:lang w:val="en-US"/>
-        </w:rPr>
-      </w:pPr>
-      <w:r>
-        <w:rPr>
-          <w:lang w:val="en-US"/>
-        </w:rPr>
-        <w:t>echo " " &gt;&gt; README.md</w:t>
+      </w:pPr>
+      <w:r>
+        <w:t>- Click en ‘ProfeAlbeiro / PHP Puro Project’</w:t>
       </w:r>
     </w:p>
     <w:p>
@@ -2621,291 +2881,14 @@
         <w:ind w:left="1512"/>
         <w:jc w:val="both"/>
         <w:rPr>
-          <w:lang w:val="en-US"/>
-        </w:rPr>
-      </w:pPr>
-      <w:r>
-        <w:rPr>
-          <w:lang w:val="en-US"/>
-        </w:rPr>
-        <w:t>git add README.md</w:t>
-      </w:r>
-    </w:p>
-    <w:p>
-      <w:pPr>
-        <w:pStyle w:val="Prrafodelista"/>
-        <w:spacing w:after="0" w:line="240" w:lineRule="auto"/>
-        <w:ind w:left="1512"/>
-        <w:jc w:val="both"/>
-        <w:rPr>
-          <w:lang w:val="en-US"/>
-        </w:rPr>
-      </w:pPr>
-      <w:r>
-        <w:rPr>
-          <w:lang w:val="en-US"/>
-        </w:rPr>
-        <w:t xml:space="preserve">git commit -m "trigger: </w:t>
-      </w:r>
-      <w:proofErr w:type="spellStart"/>
-      <w:r>
-        <w:rPr>
-          <w:lang w:val="en-US"/>
-        </w:rPr>
-        <w:t>sonarcloud</w:t>
-      </w:r>
-      <w:proofErr w:type="spellEnd"/>
-      <w:r>
-        <w:rPr>
-          <w:lang w:val="en-US"/>
-        </w:rPr>
-        <w:t xml:space="preserve"> analysis"</w:t>
-      </w:r>
-    </w:p>
-    <w:p>
-      <w:pPr>
-        <w:pStyle w:val="Prrafodelista"/>
-        <w:spacing w:after="0" w:line="240" w:lineRule="auto"/>
-        <w:ind w:left="1512"/>
-        <w:jc w:val="both"/>
-      </w:pPr>
-      <w:proofErr w:type="spellStart"/>
-      <w:r>
-        <w:t>git</w:t>
-      </w:r>
-      <w:proofErr w:type="spellEnd"/>
-      <w:r>
-        <w:t xml:space="preserve"> </w:t>
-      </w:r>
-      <w:proofErr w:type="spellStart"/>
-      <w:r>
-        <w:t>push</w:t>
-      </w:r>
-      <w:proofErr w:type="spellEnd"/>
-      <w:r>
-        <w:t xml:space="preserve"> </w:t>
-      </w:r>
-      <w:proofErr w:type="spellStart"/>
-      <w:r>
-        <w:t>origin</w:t>
-      </w:r>
-      <w:proofErr w:type="spellEnd"/>
-      <w:r>
-        <w:t xml:space="preserve"> </w:t>
-      </w:r>
-      <w:proofErr w:type="spellStart"/>
-      <w:r>
-        <w:t>main</w:t>
-      </w:r>
-      <w:proofErr w:type="spellEnd"/>
-    </w:p>
-    <w:p>
-      <w:pPr>
-        <w:pStyle w:val="Prrafodelista"/>
-        <w:numPr>
-          <w:ilvl w:val="0"/>
-          <w:numId w:val="8"/>
-        </w:numPr>
-        <w:spacing w:after="0" w:line="240" w:lineRule="auto"/>
-        <w:jc w:val="both"/>
-        <w:rPr>
-          <w:b/>
-          <w:bCs/>
-        </w:rPr>
-      </w:pPr>
-      <w:r>
-        <w:rPr>
-          <w:b/>
-          <w:bCs/>
-        </w:rPr>
-        <w:t xml:space="preserve">Verificar en GitHub </w:t>
-      </w:r>
-      <w:proofErr w:type="spellStart"/>
-      <w:r>
-        <w:rPr>
-          <w:b/>
-          <w:bCs/>
-        </w:rPr>
-        <w:t>Actions</w:t>
-      </w:r>
-      <w:proofErr w:type="spellEnd"/>
-      <w:r>
-        <w:rPr>
-          <w:b/>
-          <w:bCs/>
-        </w:rPr>
-        <w:t>:</w:t>
-      </w:r>
-    </w:p>
-    <w:p>
-      <w:pPr>
-        <w:pStyle w:val="Prrafodelista"/>
-        <w:spacing w:after="0" w:line="240" w:lineRule="auto"/>
-        <w:ind w:left="1512"/>
-        <w:jc w:val="both"/>
-      </w:pPr>
-      <w:r>
-        <w:t>- "</w:t>
-      </w:r>
-      <w:proofErr w:type="spellStart"/>
-      <w:r>
-        <w:t>SonarCloud</w:t>
-      </w:r>
-      <w:proofErr w:type="spellEnd"/>
-      <w:r>
-        <w:t xml:space="preserve"> </w:t>
-      </w:r>
-      <w:proofErr w:type="spellStart"/>
-      <w:r>
-        <w:t>Analysis</w:t>
-      </w:r>
-      <w:proofErr w:type="spellEnd"/>
-      <w:r>
-        <w:t xml:space="preserve"> PHP" en la lista de </w:t>
-      </w:r>
-      <w:proofErr w:type="spellStart"/>
-      <w:r>
-        <w:t>workflows</w:t>
-      </w:r>
-      <w:proofErr w:type="spellEnd"/>
-    </w:p>
-    <w:p>
-      <w:pPr>
-        <w:pStyle w:val="Prrafodelista"/>
-        <w:spacing w:after="0" w:line="240" w:lineRule="auto"/>
-        <w:ind w:left="1512"/>
-        <w:jc w:val="both"/>
-      </w:pPr>
-      <w:r>
-        <w:t>- Ejecuci</w:t>
-      </w:r>
-      <w:r>
-        <w:rPr>
-          <w:rFonts w:ascii="Aptos" w:hAnsi="Aptos" w:cs="Aptos"/>
-        </w:rPr>
-        <w:t>ó</w:t>
-      </w:r>
-      <w:r>
-        <w:t>n en progreso o completada</w:t>
-      </w:r>
-    </w:p>
-    <w:p>
-      <w:pPr>
-        <w:pStyle w:val="Prrafodelista"/>
-        <w:spacing w:after="0" w:line="240" w:lineRule="auto"/>
-        <w:ind w:left="1512"/>
-        <w:jc w:val="both"/>
-      </w:pPr>
-      <w:r>
-        <w:t xml:space="preserve">- Icono verde de </w:t>
-      </w:r>
-      <w:r>
-        <w:rPr>
-          <w:rFonts w:ascii="Aptos" w:hAnsi="Aptos" w:cs="Aptos"/>
-        </w:rPr>
-        <w:t>é</w:t>
-      </w:r>
-      <w:r>
-        <w:t>xito</w:t>
-      </w:r>
-    </w:p>
-    <w:p>
-      <w:pPr>
-        <w:pStyle w:val="Prrafodelista"/>
-        <w:spacing w:after="0" w:line="240" w:lineRule="auto"/>
-        <w:ind w:left="1512"/>
-        <w:jc w:val="both"/>
-      </w:pPr>
-    </w:p>
-    <w:p>
-      <w:pPr>
-        <w:pStyle w:val="Prrafodelista"/>
-        <w:numPr>
-          <w:ilvl w:val="0"/>
-          <w:numId w:val="8"/>
-        </w:numPr>
-        <w:spacing w:after="0" w:line="240" w:lineRule="auto"/>
-        <w:jc w:val="both"/>
-        <w:rPr>
-          <w:b/>
-          <w:bCs/>
-        </w:rPr>
-      </w:pPr>
-      <w:r>
-        <w:rPr>
-          <w:b/>
-          <w:bCs/>
-        </w:rPr>
-        <w:t xml:space="preserve">Revisar resultados actualizados en </w:t>
-      </w:r>
-      <w:proofErr w:type="spellStart"/>
-      <w:r>
-        <w:rPr>
-          <w:b/>
-          <w:bCs/>
-        </w:rPr>
-        <w:t>SonarCloud</w:t>
-      </w:r>
-      <w:proofErr w:type="spellEnd"/>
-    </w:p>
-    <w:p>
-      <w:pPr>
-        <w:pStyle w:val="Prrafodelista"/>
-        <w:spacing w:after="0" w:line="240" w:lineRule="auto"/>
-        <w:ind w:left="1512"/>
-        <w:jc w:val="both"/>
+          <w:u w:val="single"/>
+        </w:rPr>
       </w:pPr>
       <w:r>
         <w:t xml:space="preserve">- </w:t>
       </w:r>
-      <w:proofErr w:type="gramStart"/>
-      <w:r>
-        <w:t>Click</w:t>
-      </w:r>
-      <w:proofErr w:type="gramEnd"/>
-      <w:r>
-        <w:t xml:space="preserve"> en ‘</w:t>
-      </w:r>
-      <w:proofErr w:type="spellStart"/>
-      <w:r>
-        <w:t>ProfeAlbeiro</w:t>
-      </w:r>
-      <w:proofErr w:type="spellEnd"/>
-      <w:r>
-        <w:t xml:space="preserve"> / PHP Puro Project’</w:t>
-      </w:r>
-    </w:p>
-    <w:p>
-      <w:pPr>
-        <w:pStyle w:val="Prrafodelista"/>
-        <w:spacing w:after="0" w:line="240" w:lineRule="auto"/>
-        <w:ind w:left="1512"/>
-        <w:jc w:val="both"/>
-        <w:rPr>
-          <w:u w:val="single"/>
-        </w:rPr>
-      </w:pPr>
-      <w:r>
-        <w:t xml:space="preserve">- </w:t>
-      </w:r>
-      <w:r>
-        <w:t>Verificar que en ‘</w:t>
-      </w:r>
-      <w:proofErr w:type="spellStart"/>
-      <w:r>
-        <w:t>Latest</w:t>
-      </w:r>
-      <w:proofErr w:type="spellEnd"/>
-      <w:r>
-        <w:t xml:space="preserve"> </w:t>
-      </w:r>
-      <w:proofErr w:type="spellStart"/>
-      <w:r>
-        <w:t>Activity</w:t>
-      </w:r>
-      <w:proofErr w:type="spellEnd"/>
-      <w:r>
-        <w:t>’, se encuentre la fecha de hoy</w:t>
+      <w:r>
+        <w:t>Verificar que en ‘Latest Activity’, se encuentre la fecha de hoy</w:t>
       </w:r>
     </w:p>
     <w:p>
@@ -2937,7 +2920,7 @@
         <w:spacing w:after="0" w:line="240" w:lineRule="auto"/>
         <w:jc w:val="both"/>
         <w:sectPr>
-          <w:headerReference w:type="default" r:id="rId10"/>
+          <w:headerReference w:type="default" r:id="rId11"/>
           <w:pgSz w:w="12240" w:h="15840"/>
           <w:pgMar w:top="1440" w:right="1440" w:bottom="1440" w:left="1440" w:header="709" w:footer="709" w:gutter="0"/>
           <w:cols w:space="708"/>
@@ -2993,14 +2976,7 @@
           <w:b/>
           <w:bCs/>
         </w:rPr>
-        <w:t xml:space="preserve">MY PROJECTS: </w:t>
-      </w:r>
-      <w:r>
-        <w:rPr>
-          <w:b/>
-          <w:bCs/>
-        </w:rPr>
-        <w:t>PANEL LATERAL</w:t>
+        <w:t>MY PROJECTS: PANEL LATERAL</w:t>
       </w:r>
     </w:p>
     <w:p>
@@ -3022,9 +2998,6 @@
         <w:jc w:val="both"/>
       </w:pPr>
       <w:r>
-        <w:rPr>
-          <w:noProof/>
-        </w:rPr>
         <w:drawing>
           <wp:inline distT="0" distB="0" distL="0" distR="0" wp14:anchorId="1F6FC263" wp14:editId="1D810338">
             <wp:extent cx="1620000" cy="4567401"/>
@@ -3041,7 +3014,7 @@
                     <pic:cNvPicPr/>
                   </pic:nvPicPr>
                   <pic:blipFill>
-                    <a:blip r:embed="rId11"/>
+                    <a:blip r:embed="rId12"/>
                     <a:stretch>
                       <a:fillRect/>
                     </a:stretch>
@@ -3065,9 +3038,6 @@
         <w:tab/>
       </w:r>
       <w:r>
-        <w:rPr>
-          <w:noProof/>
-        </w:rPr>
         <w:drawing>
           <wp:inline distT="0" distB="0" distL="0" distR="0" wp14:anchorId="7965381B" wp14:editId="3B266FED">
             <wp:extent cx="1620000" cy="4995595"/>
@@ -3084,7 +3054,7 @@
                     <pic:cNvPicPr/>
                   </pic:nvPicPr>
                   <pic:blipFill>
-                    <a:blip r:embed="rId12"/>
+                    <a:blip r:embed="rId13"/>
                     <a:stretch>
                       <a:fillRect/>
                     </a:stretch>
@@ -3108,9 +3078,6 @@
         <w:tab/>
       </w:r>
       <w:r>
-        <w:rPr>
-          <w:noProof/>
-        </w:rPr>
         <w:drawing>
           <wp:inline distT="0" distB="0" distL="0" distR="0" wp14:anchorId="4CA0A459" wp14:editId="49CDCE96">
             <wp:extent cx="1620000" cy="2933128"/>
@@ -3127,7 +3094,7 @@
                     <pic:cNvPicPr/>
                   </pic:nvPicPr>
                   <pic:blipFill>
-                    <a:blip r:embed="rId13"/>
+                    <a:blip r:embed="rId14"/>
                     <a:stretch>
                       <a:fillRect/>
                     </a:stretch>
@@ -3204,31 +3171,21 @@
           <w:bCs/>
         </w:rPr>
         <w:lastRenderedPageBreak/>
-        <w:t xml:space="preserve">MY PROJECTS: </w:t>
-      </w:r>
-      <w:r>
-        <w:rPr>
-          <w:b/>
-          <w:bCs/>
-        </w:rPr>
-        <w:t>ÁREA DE TRABAJO</w:t>
-      </w:r>
-    </w:p>
-    <w:p>
-      <w:pPr>
-        <w:spacing w:after="0" w:line="240" w:lineRule="auto"/>
-        <w:jc w:val="both"/>
-      </w:pPr>
-    </w:p>
-    <w:p>
-      <w:pPr>
-        <w:spacing w:after="0" w:line="240" w:lineRule="auto"/>
-        <w:jc w:val="both"/>
-      </w:pPr>
-      <w:r>
-        <w:rPr>
-          <w:noProof/>
-        </w:rPr>
+        <w:t>MY PROJECTS: ÁREA DE TRABAJO</w:t>
+      </w:r>
+    </w:p>
+    <w:p>
+      <w:pPr>
+        <w:spacing w:after="0" w:line="240" w:lineRule="auto"/>
+        <w:jc w:val="both"/>
+      </w:pPr>
+    </w:p>
+    <w:p>
+      <w:pPr>
+        <w:spacing w:after="0" w:line="240" w:lineRule="auto"/>
+        <w:jc w:val="both"/>
+      </w:pPr>
+      <w:r>
         <w:drawing>
           <wp:inline distT="0" distB="0" distL="0" distR="0" wp14:anchorId="777B2BAD" wp14:editId="4B478E39">
             <wp:extent cx="5943600" cy="3054350"/>
@@ -3245,7 +3202,7 @@
                     <pic:cNvPicPr/>
                   </pic:nvPicPr>
                   <pic:blipFill>
-                    <a:blip r:embed="rId14"/>
+                    <a:blip r:embed="rId15"/>
                     <a:stretch>
                       <a:fillRect/>
                     </a:stretch>
@@ -3356,37 +3313,7 @@
         <w:jc w:val="both"/>
       </w:pPr>
       <w:r>
-        <w:t xml:space="preserve">Reemplaza </w:t>
-      </w:r>
-      <w:r>
-        <w:t>este</w:t>
-      </w:r>
-      <w:r>
-        <w:t xml:space="preserve"> código:</w:t>
-      </w:r>
-      <w:r>
-        <w:t xml:space="preserve"> ‘</w:t>
-      </w:r>
-      <w:r>
-        <w:t>$</w:t>
-      </w:r>
-      <w:proofErr w:type="spellStart"/>
-      <w:proofErr w:type="gramStart"/>
-      <w:r>
-        <w:t>password</w:t>
-      </w:r>
-      <w:proofErr w:type="spellEnd"/>
-      <w:proofErr w:type="gramEnd"/>
-      <w:r>
-        <w:t xml:space="preserve"> = "</w:t>
-      </w:r>
-      <w:proofErr w:type="spellStart"/>
-      <w:r>
-        <w:t>Contradb</w:t>
-      </w:r>
-      <w:proofErr w:type="spellEnd"/>
-      <w:r>
-        <w:t>.";</w:t>
+        <w:t>Reemplaza este código: ‘$password = "Contradb.";</w:t>
       </w:r>
     </w:p>
     <w:p>
@@ -3406,37 +3333,7 @@
         <w:rPr>
           <w:u w:val="single"/>
         </w:rPr>
-        <w:t>$</w:t>
-      </w:r>
-      <w:proofErr w:type="spellStart"/>
-      <w:proofErr w:type="gramStart"/>
-      <w:r>
-        <w:rPr>
-          <w:u w:val="single"/>
-        </w:rPr>
-        <w:t>password</w:t>
-      </w:r>
-      <w:proofErr w:type="spellEnd"/>
-      <w:proofErr w:type="gramEnd"/>
-      <w:r>
-        <w:rPr>
-          <w:u w:val="single"/>
-        </w:rPr>
-        <w:t xml:space="preserve"> = </w:t>
-      </w:r>
-      <w:proofErr w:type="spellStart"/>
-      <w:r>
-        <w:rPr>
-          <w:u w:val="single"/>
-        </w:rPr>
-        <w:t>getenv</w:t>
-      </w:r>
-      <w:proofErr w:type="spellEnd"/>
-      <w:r>
-        <w:rPr>
-          <w:u w:val="single"/>
-        </w:rPr>
-        <w:t>('DB_PASSWORD');</w:t>
+        <w:t>$password = getenv('DB_PASSWORD');</w:t>
       </w:r>
       <w:r>
         <w:t>’</w:t>
@@ -3494,13 +3391,8 @@
         <w:spacing w:after="0" w:line="240" w:lineRule="auto"/>
         <w:jc w:val="both"/>
       </w:pPr>
-      <w:proofErr w:type="spellStart"/>
-      <w:r>
-        <w:t>Configuration</w:t>
-      </w:r>
-      <w:proofErr w:type="spellEnd"/>
-      <w:r>
-        <w:t xml:space="preserve"> / Variables de Entorno</w:t>
+      <w:r>
+        <w:t>Configuration / Variables de Entorno</w:t>
       </w:r>
     </w:p>
     <w:p>
@@ -3536,23 +3428,7 @@
         <w:jc w:val="both"/>
       </w:pPr>
       <w:r>
-        <w:t xml:space="preserve">- </w:t>
-      </w:r>
-      <w:proofErr w:type="spellStart"/>
-      <w:r>
-        <w:t>Value</w:t>
-      </w:r>
-      <w:proofErr w:type="spellEnd"/>
-      <w:r>
-        <w:t xml:space="preserve">: </w:t>
-      </w:r>
-      <w:proofErr w:type="spellStart"/>
-      <w:r>
-        <w:t>Contradb</w:t>
-      </w:r>
-      <w:proofErr w:type="spellEnd"/>
-      <w:r>
-        <w:t>.</w:t>
+        <w:t>- Value: Contradb.</w:t>
       </w:r>
     </w:p>
     <w:p>
@@ -3563,15 +3439,7 @@
         <w:jc w:val="both"/>
       </w:pPr>
       <w:r>
-        <w:t xml:space="preserve">- Slot </w:t>
-      </w:r>
-      <w:proofErr w:type="spellStart"/>
-      <w:r>
-        <w:t>setting</w:t>
-      </w:r>
-      <w:proofErr w:type="spellEnd"/>
-      <w:r>
-        <w:t>: ✓</w:t>
+        <w:t>- Slot setting: ✓</w:t>
       </w:r>
     </w:p>
     <w:p>
@@ -3616,37 +3484,10 @@
         <w:jc w:val="both"/>
       </w:pPr>
       <w:r>
-        <w:t xml:space="preserve">Crear en la raíz el archivo </w:t>
-      </w:r>
-      <w:proofErr w:type="gramStart"/>
-      <w:r>
-        <w:t>‘.</w:t>
-      </w:r>
-      <w:proofErr w:type="spellStart"/>
-      <w:r>
-        <w:t>env</w:t>
-      </w:r>
-      <w:proofErr w:type="spellEnd"/>
-      <w:proofErr w:type="gramEnd"/>
-      <w:r>
-        <w:t>’</w:t>
-      </w:r>
-      <w:r>
-        <w:t xml:space="preserve"> y escribir: ‘</w:t>
-      </w:r>
-      <w:r>
-        <w:t>DB_PASSWORD=</w:t>
-      </w:r>
-      <w:proofErr w:type="spellStart"/>
-      <w:r>
-        <w:t>Contradb</w:t>
-      </w:r>
-      <w:proofErr w:type="spellEnd"/>
-      <w:r>
-        <w:t>.</w:t>
-      </w:r>
-      <w:r>
-        <w:t>’</w:t>
+        <w:t>Crear en la raíz el archivo ‘.env’</w:t>
+      </w:r>
+      <w:r>
+        <w:t xml:space="preserve"> y escribir: ‘DB_PASSWORD=Contradb.’</w:t>
       </w:r>
     </w:p>
     <w:p>
@@ -3660,23 +3501,7 @@
         <w:jc w:val="both"/>
       </w:pPr>
       <w:r>
-        <w:t>Modificar el código ‘</w:t>
-      </w:r>
-      <w:proofErr w:type="spellStart"/>
-      <w:r>
-        <w:t>models</w:t>
-      </w:r>
-      <w:proofErr w:type="spellEnd"/>
-      <w:r>
-        <w:t>/</w:t>
-      </w:r>
-      <w:proofErr w:type="spellStart"/>
-      <w:r>
-        <w:t>DataBase.php</w:t>
-      </w:r>
-      <w:proofErr w:type="spellEnd"/>
-      <w:r>
-        <w:t>’</w:t>
+        <w:t>Modificar el código ‘models/DataBase.php’</w:t>
       </w:r>
     </w:p>
     <w:p>
@@ -3696,38 +3521,10 @@
         <w:spacing w:after="0" w:line="240" w:lineRule="auto"/>
         <w:ind w:left="1068"/>
         <w:jc w:val="both"/>
-        <w:rPr>
-          <w:lang w:val="en-US"/>
-        </w:rPr>
-      </w:pPr>
-      <w:r>
-        <w:rPr>
-          <w:lang w:val="en-US"/>
-        </w:rPr>
-        <w:t>if (file_exists(</w:t>
-      </w:r>
-      <w:proofErr w:type="gramStart"/>
-      <w:r>
-        <w:rPr>
-          <w:lang w:val="en-US"/>
-        </w:rPr>
-        <w:t>'.env</w:t>
-      </w:r>
-      <w:proofErr w:type="gramEnd"/>
-      <w:r>
-        <w:rPr>
-          <w:lang w:val="en-US"/>
-        </w:rPr>
-        <w:t>'</w:t>
-      </w:r>
-      <w:proofErr w:type="gramStart"/>
-      <w:r>
-        <w:rPr>
-          <w:lang w:val="en-US"/>
-        </w:rPr>
-        <w:t>)) {</w:t>
-      </w:r>
-      <w:proofErr w:type="gramEnd"/>
+      </w:pPr>
+      <w:r>
+        <w:t>if (file_exists('.env')) {</w:t>
+      </w:r>
     </w:p>
     <w:p>
       <w:pPr>
@@ -3737,42 +3534,7 @@
         <w:jc w:val="both"/>
       </w:pPr>
       <w:r>
-        <w:rPr>
-          <w:lang w:val="en-US"/>
-        </w:rPr>
-        <w:t xml:space="preserve">    </w:t>
-      </w:r>
-      <w:r>
-        <w:t>$</w:t>
-      </w:r>
-      <w:proofErr w:type="spellStart"/>
-      <w:r>
-        <w:t>env</w:t>
-      </w:r>
-      <w:proofErr w:type="spellEnd"/>
-      <w:r>
-        <w:t xml:space="preserve"> = </w:t>
-      </w:r>
-      <w:proofErr w:type="spellStart"/>
-      <w:r>
-        <w:t>parse_ini_file</w:t>
-      </w:r>
-      <w:proofErr w:type="spellEnd"/>
-      <w:r>
-        <w:t>(</w:t>
-      </w:r>
-      <w:proofErr w:type="gramStart"/>
-      <w:r>
-        <w:t>'.</w:t>
-      </w:r>
-      <w:proofErr w:type="spellStart"/>
-      <w:r>
-        <w:t>env</w:t>
-      </w:r>
-      <w:proofErr w:type="spellEnd"/>
-      <w:proofErr w:type="gramEnd"/>
-      <w:r>
-        <w:t>');</w:t>
+        <w:t xml:space="preserve">    $env = parse_ini_file('.env');</w:t>
       </w:r>
     </w:p>
     <w:p>
@@ -3781,27 +3543,10 @@
         <w:spacing w:after="0" w:line="240" w:lineRule="auto"/>
         <w:ind w:left="1068"/>
         <w:jc w:val="both"/>
-        <w:rPr>
-          <w:lang w:val="en-US"/>
-        </w:rPr>
-      </w:pPr>
-      <w:r>
-        <w:t xml:space="preserve">    </w:t>
-      </w:r>
-      <w:r>
-        <w:rPr>
-          <w:lang w:val="en-US"/>
-        </w:rPr>
-        <w:t>$password = $env['DB_PASSWORD'</w:t>
-      </w:r>
-      <w:proofErr w:type="gramStart"/>
-      <w:r>
-        <w:rPr>
-          <w:lang w:val="en-US"/>
-        </w:rPr>
-        <w:t>];</w:t>
-      </w:r>
-      <w:proofErr w:type="gramEnd"/>
+      </w:pPr>
+      <w:r>
+        <w:t xml:space="preserve">    $password = $env['DB_PASSWORD'];</w:t>
+      </w:r>
     </w:p>
     <w:p>
       <w:pPr>
@@ -3809,14 +3554,8 @@
         <w:spacing w:after="0" w:line="240" w:lineRule="auto"/>
         <w:ind w:left="1068"/>
         <w:jc w:val="both"/>
-        <w:rPr>
-          <w:lang w:val="en-US"/>
-        </w:rPr>
-      </w:pPr>
-      <w:r>
-        <w:rPr>
-          <w:lang w:val="en-US"/>
-        </w:rPr>
+      </w:pPr>
+      <w:r>
         <w:t>} else {</w:t>
       </w:r>
     </w:p>
@@ -3828,13 +3567,7 @@
         <w:jc w:val="both"/>
       </w:pPr>
       <w:r>
-        <w:rPr>
-          <w:lang w:val="en-US"/>
-        </w:rPr>
-        <w:t xml:space="preserve">    </w:t>
-      </w:r>
-      <w:r>
-        <w:t>// Para producción (Azure)</w:t>
+        <w:t xml:space="preserve">    // Para producción (Azure)</w:t>
       </w:r>
     </w:p>
     <w:p>
@@ -3845,25 +3578,7 @@
         <w:jc w:val="both"/>
       </w:pPr>
       <w:r>
-        <w:t xml:space="preserve">    $</w:t>
-      </w:r>
-      <w:proofErr w:type="spellStart"/>
-      <w:proofErr w:type="gramStart"/>
-      <w:r>
-        <w:t>password</w:t>
-      </w:r>
-      <w:proofErr w:type="spellEnd"/>
-      <w:proofErr w:type="gramEnd"/>
-      <w:r>
-        <w:t xml:space="preserve"> = </w:t>
-      </w:r>
-      <w:proofErr w:type="spellStart"/>
-      <w:r>
-        <w:t>getenv</w:t>
-      </w:r>
-      <w:proofErr w:type="spellEnd"/>
-      <w:r>
-        <w:t>('DB_PASSWORD');</w:t>
+        <w:t xml:space="preserve">    $password = getenv('DB_PASSWORD');</w:t>
       </w:r>
     </w:p>
     <w:p>
@@ -3917,86 +3632,29 @@
           <w:b/>
           <w:bCs/>
         </w:rPr>
-        <w:t xml:space="preserve">Hacer </w:t>
-      </w:r>
-      <w:proofErr w:type="spellStart"/>
-      <w:r>
+        <w:t>Hacer commit y push</w:t>
+      </w:r>
+    </w:p>
+    <w:p>
+      <w:pPr>
+        <w:pStyle w:val="Prrafodelista"/>
+        <w:numPr>
+          <w:ilvl w:val="0"/>
+          <w:numId w:val="10"/>
+        </w:numPr>
+        <w:spacing w:after="0" w:line="240" w:lineRule="auto"/>
+        <w:jc w:val="both"/>
         <w:rPr>
           <w:b/>
           <w:bCs/>
         </w:rPr>
-        <w:t>commit</w:t>
-      </w:r>
-      <w:proofErr w:type="spellEnd"/>
+      </w:pPr>
       <w:r>
         <w:rPr>
           <w:b/>
           <w:bCs/>
         </w:rPr>
-        <w:t xml:space="preserve"> y </w:t>
-      </w:r>
-      <w:proofErr w:type="spellStart"/>
-      <w:r>
-        <w:rPr>
-          <w:b/>
-          <w:bCs/>
-        </w:rPr>
-        <w:t>push</w:t>
-      </w:r>
-      <w:proofErr w:type="spellEnd"/>
-    </w:p>
-    <w:p>
-      <w:pPr>
-        <w:pStyle w:val="Prrafodelista"/>
-        <w:numPr>
-          <w:ilvl w:val="0"/>
-          <w:numId w:val="10"/>
-        </w:numPr>
-        <w:spacing w:after="0" w:line="240" w:lineRule="auto"/>
-        <w:jc w:val="both"/>
-        <w:rPr>
-          <w:b/>
-          <w:bCs/>
-        </w:rPr>
-      </w:pPr>
-      <w:r>
-        <w:rPr>
-          <w:b/>
-          <w:bCs/>
-        </w:rPr>
-        <w:t xml:space="preserve">Verificar en </w:t>
-      </w:r>
-      <w:proofErr w:type="spellStart"/>
-      <w:r>
-        <w:rPr>
-          <w:b/>
-          <w:bCs/>
-        </w:rPr>
-        <w:t>SonarCloud</w:t>
-      </w:r>
-      <w:proofErr w:type="spellEnd"/>
-      <w:r>
-        <w:rPr>
-          <w:b/>
-          <w:bCs/>
-        </w:rPr>
-        <w:t xml:space="preserve"> que el </w:t>
-      </w:r>
-      <w:proofErr w:type="spellStart"/>
-      <w:r>
-        <w:rPr>
-          <w:b/>
-          <w:bCs/>
-        </w:rPr>
-        <w:t>issue</w:t>
-      </w:r>
-      <w:proofErr w:type="spellEnd"/>
-      <w:r>
-        <w:rPr>
-          <w:b/>
-          <w:bCs/>
-        </w:rPr>
-        <w:t xml:space="preserve"> se resuelve</w:t>
+        <w:t>Verificar en SonarCloud que el issue se resuelve</w:t>
       </w:r>
     </w:p>
     <w:p>
@@ -4438,6 +4096,99 @@
     </w:lvl>
   </w:abstractNum>
   <w:abstractNum w:abstractNumId="3" w15:restartNumberingAfterBreak="0">
+    <w:nsid w:val="251D72DC"/>
+    <w:multiLevelType w:val="multilevel"/>
+    <w:tmpl w:val="D570E64A"/>
+    <w:lvl w:ilvl="0">
+      <w:start w:val="1"/>
+      <w:numFmt w:val="decimal"/>
+      <w:lvlText w:val="%1."/>
+      <w:lvlJc w:val="left"/>
+      <w:pPr>
+        <w:ind w:left="360" w:hanging="360"/>
+      </w:pPr>
+      <w:rPr>
+        <w:rFonts w:hint="default"/>
+      </w:rPr>
+    </w:lvl>
+    <w:lvl w:ilvl="1">
+      <w:start w:val="1"/>
+      <w:numFmt w:val="decimal"/>
+      <w:lvlText w:val="%1.%2."/>
+      <w:lvlJc w:val="left"/>
+      <w:pPr>
+        <w:ind w:left="792" w:hanging="432"/>
+      </w:pPr>
+      <w:rPr>
+        <w:b/>
+        <w:bCs/>
+      </w:rPr>
+    </w:lvl>
+    <w:lvl w:ilvl="2">
+      <w:start w:val="1"/>
+      <w:numFmt w:val="decimal"/>
+      <w:lvlText w:val="%1.%2.%3."/>
+      <w:lvlJc w:val="left"/>
+      <w:pPr>
+        <w:ind w:left="1224" w:hanging="504"/>
+      </w:pPr>
+    </w:lvl>
+    <w:lvl w:ilvl="3">
+      <w:start w:val="1"/>
+      <w:numFmt w:val="decimal"/>
+      <w:lvlText w:val="%1.%2.%3.%4."/>
+      <w:lvlJc w:val="left"/>
+      <w:pPr>
+        <w:ind w:left="1728" w:hanging="648"/>
+      </w:pPr>
+    </w:lvl>
+    <w:lvl w:ilvl="4">
+      <w:start w:val="1"/>
+      <w:numFmt w:val="decimal"/>
+      <w:lvlText w:val="%1.%2.%3.%4.%5."/>
+      <w:lvlJc w:val="left"/>
+      <w:pPr>
+        <w:ind w:left="2232" w:hanging="792"/>
+      </w:pPr>
+    </w:lvl>
+    <w:lvl w:ilvl="5">
+      <w:start w:val="1"/>
+      <w:numFmt w:val="decimal"/>
+      <w:lvlText w:val="%1.%2.%3.%4.%5.%6."/>
+      <w:lvlJc w:val="left"/>
+      <w:pPr>
+        <w:ind w:left="2736" w:hanging="936"/>
+      </w:pPr>
+    </w:lvl>
+    <w:lvl w:ilvl="6">
+      <w:start w:val="1"/>
+      <w:numFmt w:val="decimal"/>
+      <w:lvlText w:val="%1.%2.%3.%4.%5.%6.%7."/>
+      <w:lvlJc w:val="left"/>
+      <w:pPr>
+        <w:ind w:left="3240" w:hanging="1080"/>
+      </w:pPr>
+    </w:lvl>
+    <w:lvl w:ilvl="7">
+      <w:start w:val="1"/>
+      <w:numFmt w:val="decimal"/>
+      <w:lvlText w:val="%1.%2.%3.%4.%5.%6.%7.%8."/>
+      <w:lvlJc w:val="left"/>
+      <w:pPr>
+        <w:ind w:left="3744" w:hanging="1224"/>
+      </w:pPr>
+    </w:lvl>
+    <w:lvl w:ilvl="8">
+      <w:start w:val="1"/>
+      <w:numFmt w:val="decimal"/>
+      <w:lvlText w:val="%1.%2.%3.%4.%5.%6.%7.%8.%9."/>
+      <w:lvlJc w:val="left"/>
+      <w:pPr>
+        <w:ind w:left="4320" w:hanging="1440"/>
+      </w:pPr>
+    </w:lvl>
+  </w:abstractNum>
+  <w:abstractNum w:abstractNumId="4" w15:restartNumberingAfterBreak="0">
     <w:nsid w:val="27CF7B78"/>
     <w:multiLevelType w:val="hybridMultilevel"/>
     <w:tmpl w:val="EDD6EAE4"/>
@@ -4526,7 +4277,7 @@
       </w:pPr>
     </w:lvl>
   </w:abstractNum>
-  <w:abstractNum w:abstractNumId="4" w15:restartNumberingAfterBreak="0">
+  <w:abstractNum w:abstractNumId="5" w15:restartNumberingAfterBreak="0">
     <w:nsid w:val="3DD669B5"/>
     <w:multiLevelType w:val="multilevel"/>
     <w:tmpl w:val="D570E64A"/>
@@ -4619,7 +4370,213 @@
       </w:pPr>
     </w:lvl>
   </w:abstractNum>
-  <w:abstractNum w:abstractNumId="5" w15:restartNumberingAfterBreak="0">
+  <w:abstractNum w:abstractNumId="6" w15:restartNumberingAfterBreak="0">
+    <w:nsid w:val="45824372"/>
+    <w:multiLevelType w:val="hybridMultilevel"/>
+    <w:tmpl w:val="4B7A1B4A"/>
+    <w:lvl w:ilvl="0" w:tplc="240A0001">
+      <w:start w:val="1"/>
+      <w:numFmt w:val="bullet"/>
+      <w:lvlText w:val=""/>
+      <w:lvlJc w:val="left"/>
+      <w:pPr>
+        <w:ind w:left="1152" w:hanging="360"/>
+      </w:pPr>
+      <w:rPr>
+        <w:rFonts w:ascii="Symbol" w:hAnsi="Symbol" w:hint="default"/>
+      </w:rPr>
+    </w:lvl>
+    <w:lvl w:ilvl="1" w:tplc="240A0003">
+      <w:start w:val="1"/>
+      <w:numFmt w:val="bullet"/>
+      <w:lvlText w:val="o"/>
+      <w:lvlJc w:val="left"/>
+      <w:pPr>
+        <w:ind w:left="1872" w:hanging="360"/>
+      </w:pPr>
+      <w:rPr>
+        <w:rFonts w:ascii="Courier New" w:hAnsi="Courier New" w:cs="Courier New" w:hint="default"/>
+      </w:rPr>
+    </w:lvl>
+    <w:lvl w:ilvl="2" w:tplc="240A0005" w:tentative="1">
+      <w:start w:val="1"/>
+      <w:numFmt w:val="bullet"/>
+      <w:lvlText w:val=""/>
+      <w:lvlJc w:val="left"/>
+      <w:pPr>
+        <w:ind w:left="2592" w:hanging="360"/>
+      </w:pPr>
+      <w:rPr>
+        <w:rFonts w:ascii="Wingdings" w:hAnsi="Wingdings" w:hint="default"/>
+      </w:rPr>
+    </w:lvl>
+    <w:lvl w:ilvl="3" w:tplc="240A0001" w:tentative="1">
+      <w:start w:val="1"/>
+      <w:numFmt w:val="bullet"/>
+      <w:lvlText w:val=""/>
+      <w:lvlJc w:val="left"/>
+      <w:pPr>
+        <w:ind w:left="3312" w:hanging="360"/>
+      </w:pPr>
+      <w:rPr>
+        <w:rFonts w:ascii="Symbol" w:hAnsi="Symbol" w:hint="default"/>
+      </w:rPr>
+    </w:lvl>
+    <w:lvl w:ilvl="4" w:tplc="240A0003" w:tentative="1">
+      <w:start w:val="1"/>
+      <w:numFmt w:val="bullet"/>
+      <w:lvlText w:val="o"/>
+      <w:lvlJc w:val="left"/>
+      <w:pPr>
+        <w:ind w:left="4032" w:hanging="360"/>
+      </w:pPr>
+      <w:rPr>
+        <w:rFonts w:ascii="Courier New" w:hAnsi="Courier New" w:cs="Courier New" w:hint="default"/>
+      </w:rPr>
+    </w:lvl>
+    <w:lvl w:ilvl="5" w:tplc="240A0005" w:tentative="1">
+      <w:start w:val="1"/>
+      <w:numFmt w:val="bullet"/>
+      <w:lvlText w:val=""/>
+      <w:lvlJc w:val="left"/>
+      <w:pPr>
+        <w:ind w:left="4752" w:hanging="360"/>
+      </w:pPr>
+      <w:rPr>
+        <w:rFonts w:ascii="Wingdings" w:hAnsi="Wingdings" w:hint="default"/>
+      </w:rPr>
+    </w:lvl>
+    <w:lvl w:ilvl="6" w:tplc="240A0001" w:tentative="1">
+      <w:start w:val="1"/>
+      <w:numFmt w:val="bullet"/>
+      <w:lvlText w:val=""/>
+      <w:lvlJc w:val="left"/>
+      <w:pPr>
+        <w:ind w:left="5472" w:hanging="360"/>
+      </w:pPr>
+      <w:rPr>
+        <w:rFonts w:ascii="Symbol" w:hAnsi="Symbol" w:hint="default"/>
+      </w:rPr>
+    </w:lvl>
+    <w:lvl w:ilvl="7" w:tplc="240A0003" w:tentative="1">
+      <w:start w:val="1"/>
+      <w:numFmt w:val="bullet"/>
+      <w:lvlText w:val="o"/>
+      <w:lvlJc w:val="left"/>
+      <w:pPr>
+        <w:ind w:left="6192" w:hanging="360"/>
+      </w:pPr>
+      <w:rPr>
+        <w:rFonts w:ascii="Courier New" w:hAnsi="Courier New" w:cs="Courier New" w:hint="default"/>
+      </w:rPr>
+    </w:lvl>
+    <w:lvl w:ilvl="8" w:tplc="240A0005" w:tentative="1">
+      <w:start w:val="1"/>
+      <w:numFmt w:val="bullet"/>
+      <w:lvlText w:val=""/>
+      <w:lvlJc w:val="left"/>
+      <w:pPr>
+        <w:ind w:left="6912" w:hanging="360"/>
+      </w:pPr>
+      <w:rPr>
+        <w:rFonts w:ascii="Wingdings" w:hAnsi="Wingdings" w:hint="default"/>
+      </w:rPr>
+    </w:lvl>
+  </w:abstractNum>
+  <w:abstractNum w:abstractNumId="7" w15:restartNumberingAfterBreak="0">
+    <w:nsid w:val="45B8712A"/>
+    <w:multiLevelType w:val="multilevel"/>
+    <w:tmpl w:val="D570E64A"/>
+    <w:lvl w:ilvl="0">
+      <w:start w:val="1"/>
+      <w:numFmt w:val="decimal"/>
+      <w:lvlText w:val="%1."/>
+      <w:lvlJc w:val="left"/>
+      <w:pPr>
+        <w:ind w:left="1152" w:hanging="360"/>
+      </w:pPr>
+      <w:rPr>
+        <w:rFonts w:hint="default"/>
+      </w:rPr>
+    </w:lvl>
+    <w:lvl w:ilvl="1">
+      <w:start w:val="1"/>
+      <w:numFmt w:val="decimal"/>
+      <w:lvlText w:val="%1.%2."/>
+      <w:lvlJc w:val="left"/>
+      <w:pPr>
+        <w:ind w:left="1584" w:hanging="432"/>
+      </w:pPr>
+      <w:rPr>
+        <w:b/>
+        <w:bCs/>
+      </w:rPr>
+    </w:lvl>
+    <w:lvl w:ilvl="2">
+      <w:start w:val="1"/>
+      <w:numFmt w:val="decimal"/>
+      <w:lvlText w:val="%1.%2.%3."/>
+      <w:lvlJc w:val="left"/>
+      <w:pPr>
+        <w:ind w:left="2016" w:hanging="504"/>
+      </w:pPr>
+    </w:lvl>
+    <w:lvl w:ilvl="3">
+      <w:start w:val="1"/>
+      <w:numFmt w:val="decimal"/>
+      <w:lvlText w:val="%1.%2.%3.%4."/>
+      <w:lvlJc w:val="left"/>
+      <w:pPr>
+        <w:ind w:left="2520" w:hanging="648"/>
+      </w:pPr>
+    </w:lvl>
+    <w:lvl w:ilvl="4">
+      <w:start w:val="1"/>
+      <w:numFmt w:val="decimal"/>
+      <w:lvlText w:val="%1.%2.%3.%4.%5."/>
+      <w:lvlJc w:val="left"/>
+      <w:pPr>
+        <w:ind w:left="3024" w:hanging="792"/>
+      </w:pPr>
+    </w:lvl>
+    <w:lvl w:ilvl="5">
+      <w:start w:val="1"/>
+      <w:numFmt w:val="decimal"/>
+      <w:lvlText w:val="%1.%2.%3.%4.%5.%6."/>
+      <w:lvlJc w:val="left"/>
+      <w:pPr>
+        <w:ind w:left="3528" w:hanging="936"/>
+      </w:pPr>
+    </w:lvl>
+    <w:lvl w:ilvl="6">
+      <w:start w:val="1"/>
+      <w:numFmt w:val="decimal"/>
+      <w:lvlText w:val="%1.%2.%3.%4.%5.%6.%7."/>
+      <w:lvlJc w:val="left"/>
+      <w:pPr>
+        <w:ind w:left="4032" w:hanging="1080"/>
+      </w:pPr>
+    </w:lvl>
+    <w:lvl w:ilvl="7">
+      <w:start w:val="1"/>
+      <w:numFmt w:val="decimal"/>
+      <w:lvlText w:val="%1.%2.%3.%4.%5.%6.%7.%8."/>
+      <w:lvlJc w:val="left"/>
+      <w:pPr>
+        <w:ind w:left="4536" w:hanging="1224"/>
+      </w:pPr>
+    </w:lvl>
+    <w:lvl w:ilvl="8">
+      <w:start w:val="1"/>
+      <w:numFmt w:val="decimal"/>
+      <w:lvlText w:val="%1.%2.%3.%4.%5.%6.%7.%8.%9."/>
+      <w:lvlJc w:val="left"/>
+      <w:pPr>
+        <w:ind w:left="5112" w:hanging="1440"/>
+      </w:pPr>
+    </w:lvl>
+  </w:abstractNum>
+  <w:abstractNum w:abstractNumId="8" w15:restartNumberingAfterBreak="0">
     <w:nsid w:val="4A6A0FD5"/>
     <w:multiLevelType w:val="hybridMultilevel"/>
     <w:tmpl w:val="2DF43B4C"/>
@@ -4711,7 +4668,7 @@
       </w:pPr>
     </w:lvl>
   </w:abstractNum>
-  <w:abstractNum w:abstractNumId="6" w15:restartNumberingAfterBreak="0">
+  <w:abstractNum w:abstractNumId="9" w15:restartNumberingAfterBreak="0">
     <w:nsid w:val="4FE13711"/>
     <w:multiLevelType w:val="hybridMultilevel"/>
     <w:tmpl w:val="9C7CC42A"/>
@@ -4802,7 +4759,7 @@
       </w:pPr>
     </w:lvl>
   </w:abstractNum>
-  <w:abstractNum w:abstractNumId="7" w15:restartNumberingAfterBreak="0">
+  <w:abstractNum w:abstractNumId="10" w15:restartNumberingAfterBreak="0">
     <w:nsid w:val="555555F5"/>
     <w:multiLevelType w:val="hybridMultilevel"/>
     <w:tmpl w:val="C116E796"/>
@@ -4915,7 +4872,7 @@
       </w:rPr>
     </w:lvl>
   </w:abstractNum>
-  <w:abstractNum w:abstractNumId="8" w15:restartNumberingAfterBreak="0">
+  <w:abstractNum w:abstractNumId="11" w15:restartNumberingAfterBreak="0">
     <w:nsid w:val="6656506F"/>
     <w:multiLevelType w:val="hybridMultilevel"/>
     <w:tmpl w:val="EDD6EAE4"/>
@@ -5004,7 +4961,7 @@
       </w:pPr>
     </w:lvl>
   </w:abstractNum>
-  <w:abstractNum w:abstractNumId="9" w15:restartNumberingAfterBreak="0">
+  <w:abstractNum w:abstractNumId="12" w15:restartNumberingAfterBreak="0">
     <w:nsid w:val="6D285757"/>
     <w:multiLevelType w:val="hybridMultilevel"/>
     <w:tmpl w:val="E190D6F6"/>
@@ -5090,7 +5047,7 @@
       </w:pPr>
     </w:lvl>
   </w:abstractNum>
-  <w:abstractNum w:abstractNumId="10" w15:restartNumberingAfterBreak="0">
+  <w:abstractNum w:abstractNumId="13" w15:restartNumberingAfterBreak="0">
     <w:nsid w:val="783F64C2"/>
     <w:multiLevelType w:val="hybridMultilevel"/>
     <w:tmpl w:val="3FC864AA"/>
@@ -5177,36 +5134,45 @@
     </w:lvl>
   </w:abstractNum>
   <w:num w:numId="1" w16cid:durableId="1260987316">
-    <w:abstractNumId w:val="4"/>
+    <w:abstractNumId w:val="5"/>
   </w:num>
   <w:num w:numId="2" w16cid:durableId="1747605072">
     <w:abstractNumId w:val="1"/>
   </w:num>
   <w:num w:numId="3" w16cid:durableId="23331432">
-    <w:abstractNumId w:val="8"/>
+    <w:abstractNumId w:val="11"/>
   </w:num>
   <w:num w:numId="4" w16cid:durableId="466512021">
-    <w:abstractNumId w:val="9"/>
+    <w:abstractNumId w:val="12"/>
   </w:num>
   <w:num w:numId="5" w16cid:durableId="1039429305">
     <w:abstractNumId w:val="0"/>
   </w:num>
   <w:num w:numId="6" w16cid:durableId="2117754243">
-    <w:abstractNumId w:val="5"/>
+    <w:abstractNumId w:val="8"/>
   </w:num>
   <w:num w:numId="7" w16cid:durableId="1369644279">
     <w:abstractNumId w:val="2"/>
   </w:num>
   <w:num w:numId="8" w16cid:durableId="490800297">
+    <w:abstractNumId w:val="13"/>
+  </w:num>
+  <w:num w:numId="9" w16cid:durableId="226191095">
+    <w:abstractNumId w:val="4"/>
+  </w:num>
+  <w:num w:numId="10" w16cid:durableId="287661629">
+    <w:abstractNumId w:val="9"/>
+  </w:num>
+  <w:num w:numId="11" w16cid:durableId="1475874121">
     <w:abstractNumId w:val="10"/>
   </w:num>
-  <w:num w:numId="9" w16cid:durableId="226191095">
+  <w:num w:numId="12" w16cid:durableId="1788816705">
+    <w:abstractNumId w:val="6"/>
+  </w:num>
+  <w:num w:numId="13" w16cid:durableId="642586649">
     <w:abstractNumId w:val="3"/>
   </w:num>
-  <w:num w:numId="10" w16cid:durableId="287661629">
-    <w:abstractNumId w:val="6"/>
-  </w:num>
-  <w:num w:numId="11" w16cid:durableId="1475874121">
+  <w:num w:numId="14" w16cid:durableId="1043560661">
     <w:abstractNumId w:val="7"/>
   </w:num>
 </w:numbering>
@@ -5814,7 +5780,6 @@
   <w:style w:type="character" w:default="1" w:styleId="Fuentedeprrafopredeter">
     <w:name w:val="Default Paragraph Font"/>
     <w:uiPriority w:val="1"/>
-    <w:semiHidden/>
     <w:unhideWhenUsed/>
   </w:style>
   <w:style w:type="table" w:default="1" w:styleId="Tablanormal">
@@ -6236,6 +6201,25 @@
       <w:u w:val="single"/>
     </w:rPr>
   </w:style>
+  <w:style w:type="table" w:styleId="Tablaconcuadrcula">
+    <w:name w:val="Table Grid"/>
+    <w:basedOn w:val="Tablanormal"/>
+    <w:uiPriority w:val="39"/>
+    <w:rsid w:val="0053131F"/>
+    <w:pPr>
+      <w:spacing w:after="0" w:line="240" w:lineRule="auto"/>
+    </w:pPr>
+    <w:tblPr>
+      <w:tblBorders>
+        <w:top w:val="single" w:sz="4" w:space="0" w:color="auto"/>
+        <w:left w:val="single" w:sz="4" w:space="0" w:color="auto"/>
+        <w:bottom w:val="single" w:sz="4" w:space="0" w:color="auto"/>
+        <w:right w:val="single" w:sz="4" w:space="0" w:color="auto"/>
+        <w:insideH w:val="single" w:sz="4" w:space="0" w:color="auto"/>
+        <w:insideV w:val="single" w:sz="4" w:space="0" w:color="auto"/>
+      </w:tblBorders>
+    </w:tblPr>
+  </w:style>
 </w:styles>
 </file>
 
@@ -6552,4 +6536,16 @@
     </a:ext>
   </a:extLst>
 </a:theme>
+</file>
+
+<file path=customXml/item1.xml><?xml version="1.0" encoding="utf-8"?>
+<b:Sources xmlns:b="http://schemas.openxmlformats.org/officeDocument/2006/bibliography" xmlns="http://schemas.openxmlformats.org/officeDocument/2006/bibliography" SelectedStyle="\APASixthEditionOfficeOnline.xsl" StyleName="APA" Version="6"/>
+</file>
+
+<file path=customXml/itemProps1.xml><?xml version="1.0" encoding="utf-8"?>
+<ds:datastoreItem xmlns:ds="http://schemas.openxmlformats.org/officeDocument/2006/customXml" ds:itemID="{F8CC2697-D288-495A-8D37-B29920E0E1B8}">
+  <ds:schemaRefs>
+    <ds:schemaRef ds:uri="http://schemas.openxmlformats.org/officeDocument/2006/bibliography"/>
+  </ds:schemaRefs>
+</ds:datastoreItem>
 </file>
--- a/assets/_docs_/informe_sonarqube.docx
+++ b/assets/_docs_/informe_sonarqube.docx
@@ -78,10 +78,7 @@
         <w:t xml:space="preserve">Ir </w:t>
       </w:r>
       <w:r>
-        <w:t>a</w:t>
-      </w:r>
-      <w:r>
-        <w:t xml:space="preserve">: </w:t>
+        <w:t xml:space="preserve">a: </w:t>
       </w:r>
       <w:hyperlink r:id="rId8" w:history="1">
         <w:r>
@@ -101,18 +98,47 @@
         </w:numPr>
         <w:spacing w:after="0" w:line="240" w:lineRule="auto"/>
         <w:jc w:val="both"/>
-      </w:pPr>
-      <w:r>
+        <w:rPr>
+          <w:lang w:val="en-US"/>
+        </w:rPr>
+      </w:pPr>
+      <w:r>
+        <w:rPr>
+          <w:lang w:val="en-US"/>
+        </w:rPr>
         <w:t xml:space="preserve">Dar </w:t>
       </w:r>
       <w:r>
+        <w:rPr>
+          <w:lang w:val="en-US"/>
+        </w:rPr>
         <w:t>clic</w:t>
       </w:r>
       <w:r>
+        <w:rPr>
+          <w:lang w:val="en-US"/>
+        </w:rPr>
         <w:t>k</w:t>
       </w:r>
       <w:r>
-        <w:t xml:space="preserve"> en "Start for free" o "Log in with GitHub".</w:t>
+        <w:rPr>
+          <w:lang w:val="en-US"/>
+        </w:rPr>
+        <w:t xml:space="preserve"> </w:t>
+      </w:r>
+      <w:proofErr w:type="spellStart"/>
+      <w:r>
+        <w:rPr>
+          <w:lang w:val="en-US"/>
+        </w:rPr>
+        <w:t>en</w:t>
+      </w:r>
+      <w:proofErr w:type="spellEnd"/>
+      <w:r>
+        <w:rPr>
+          <w:lang w:val="en-US"/>
+        </w:rPr>
+        <w:t xml:space="preserve"> "Start for free" o "Log in with GitHub".</w:t>
       </w:r>
     </w:p>
     <w:p>
@@ -221,37 +247,35 @@
         <w:rPr>
           <w:lang w:val="en-US"/>
         </w:rPr>
-        <w:t xml:space="preserve">Dar </w:t>
-      </w:r>
-      <w:r>
-        <w:rPr>
-          <w:lang w:val="en-US"/>
-        </w:rPr>
-        <w:t>clic</w:t>
-      </w:r>
-      <w:r>
-        <w:rPr>
-          <w:lang w:val="en-US"/>
-        </w:rPr>
-        <w:t>k</w:t>
-      </w:r>
-      <w:r>
-        <w:rPr>
-          <w:lang w:val="en-US"/>
-        </w:rPr>
-        <w:t xml:space="preserve"> en "Analyze new project" (botón </w:t>
-      </w:r>
-      <w:r>
-        <w:rPr>
-          <w:lang w:val="en-US"/>
-        </w:rPr>
-        <w:t>+</w:t>
-      </w:r>
-      <w:r>
-        <w:rPr>
-          <w:lang w:val="en-US"/>
-        </w:rPr>
-        <w:t>).</w:t>
+        <w:t xml:space="preserve">Dar click </w:t>
+      </w:r>
+      <w:proofErr w:type="spellStart"/>
+      <w:r>
+        <w:rPr>
+          <w:lang w:val="en-US"/>
+        </w:rPr>
+        <w:t>en</w:t>
+      </w:r>
+      <w:proofErr w:type="spellEnd"/>
+      <w:r>
+        <w:rPr>
+          <w:lang w:val="en-US"/>
+        </w:rPr>
+        <w:t xml:space="preserve"> "Analyze new project" (</w:t>
+      </w:r>
+      <w:proofErr w:type="spellStart"/>
+      <w:r>
+        <w:rPr>
+          <w:lang w:val="en-US"/>
+        </w:rPr>
+        <w:t>botón</w:t>
+      </w:r>
+      <w:proofErr w:type="spellEnd"/>
+      <w:r>
+        <w:rPr>
+          <w:lang w:val="en-US"/>
+        </w:rPr>
+        <w:t xml:space="preserve"> +).</w:t>
       </w:r>
     </w:p>
     <w:p>
@@ -265,34 +289,45 @@
         <w:jc w:val="both"/>
       </w:pPr>
       <w:r>
-        <w:t xml:space="preserve">Autorizar </w:t>
-      </w:r>
-      <w:r>
-        <w:t xml:space="preserve">a SonarCloud a acceder a </w:t>
-      </w:r>
-      <w:r>
-        <w:t xml:space="preserve">los </w:t>
-      </w:r>
-      <w:r>
-        <w:t xml:space="preserve">repositorios de GitHub (si no </w:t>
-      </w:r>
-      <w:r>
-        <w:t xml:space="preserve">se hizo </w:t>
-      </w:r>
-      <w:r>
-        <w:t xml:space="preserve">antes). </w:t>
+        <w:t xml:space="preserve">Autorizar a </w:t>
+      </w:r>
+      <w:proofErr w:type="spellStart"/>
+      <w:r>
+        <w:t>SonarCloud</w:t>
+      </w:r>
+      <w:proofErr w:type="spellEnd"/>
+      <w:r>
+        <w:t xml:space="preserve"> a acceder a los repositorios de GitHub (si no se hizo antes). </w:t>
       </w:r>
       <w:r>
         <w:t xml:space="preserve">Dar </w:t>
       </w:r>
+      <w:proofErr w:type="spellStart"/>
       <w:r>
         <w:t>clic</w:t>
       </w:r>
       <w:r>
         <w:t>k</w:t>
       </w:r>
-      <w:r>
-        <w:t xml:space="preserve"> en "Install &amp; authorize".</w:t>
+      <w:proofErr w:type="spellEnd"/>
+      <w:r>
+        <w:t xml:space="preserve"> en "</w:t>
+      </w:r>
+      <w:proofErr w:type="spellStart"/>
+      <w:r>
+        <w:t>Install</w:t>
+      </w:r>
+      <w:proofErr w:type="spellEnd"/>
+      <w:r>
+        <w:t xml:space="preserve"> &amp; </w:t>
+      </w:r>
+      <w:proofErr w:type="spellStart"/>
+      <w:r>
+        <w:t>authorize</w:t>
+      </w:r>
+      <w:proofErr w:type="spellEnd"/>
+      <w:r>
+        <w:t>".</w:t>
       </w:r>
     </w:p>
     <w:p>
@@ -362,7 +397,21 @@
         <w:rPr>
           <w:lang w:val="en-US"/>
         </w:rPr>
-        <w:t xml:space="preserve"> en "Set up" o "Add repository".</w:t>
+        <w:t xml:space="preserve"> </w:t>
+      </w:r>
+      <w:proofErr w:type="spellStart"/>
+      <w:r>
+        <w:rPr>
+          <w:lang w:val="en-US"/>
+        </w:rPr>
+        <w:t>en</w:t>
+      </w:r>
+      <w:proofErr w:type="spellEnd"/>
+      <w:r>
+        <w:rPr>
+          <w:lang w:val="en-US"/>
+        </w:rPr>
+        <w:t xml:space="preserve"> "Set up" o "Add repository".</w:t>
       </w:r>
     </w:p>
     <w:p>
@@ -378,12 +427,14 @@
           <w:lang w:val="en-US"/>
         </w:rPr>
       </w:pPr>
+      <w:proofErr w:type="spellStart"/>
       <w:r>
         <w:rPr>
           <w:lang w:val="en-US"/>
         </w:rPr>
         <w:t>Seleccionar</w:t>
       </w:r>
+      <w:proofErr w:type="spellEnd"/>
       <w:r>
         <w:rPr>
           <w:lang w:val="en-US"/>
@@ -512,11 +563,33 @@
           <w:lang w:val="en-US"/>
         </w:rPr>
       </w:pPr>
-      <w:r>
-        <w:rPr>
-          <w:lang w:val="en-US"/>
-        </w:rPr>
-        <w:t>Resumen general (parte superior)</w:t>
+      <w:proofErr w:type="spellStart"/>
+      <w:r>
+        <w:rPr>
+          <w:lang w:val="en-US"/>
+        </w:rPr>
+        <w:t>Resumen</w:t>
+      </w:r>
+      <w:proofErr w:type="spellEnd"/>
+      <w:r>
+        <w:rPr>
+          <w:lang w:val="en-US"/>
+        </w:rPr>
+        <w:t xml:space="preserve"> general (</w:t>
+      </w:r>
+      <w:proofErr w:type="spellStart"/>
+      <w:r>
+        <w:rPr>
+          <w:lang w:val="en-US"/>
+        </w:rPr>
+        <w:t>parte</w:t>
+      </w:r>
+      <w:proofErr w:type="spellEnd"/>
+      <w:r>
+        <w:rPr>
+          <w:lang w:val="en-US"/>
+        </w:rPr>
+        <w:t xml:space="preserve"> superior)</w:t>
       </w:r>
     </w:p>
     <w:p>
@@ -539,8 +612,13 @@
         <w:jc w:val="both"/>
       </w:pPr>
       <w:r>
-        <w:t>Nombre del proyecto: app_web_php_dss_test</w:t>
-      </w:r>
+        <w:t xml:space="preserve">Nombre del proyecto: </w:t>
+      </w:r>
+      <w:proofErr w:type="spellStart"/>
+      <w:r>
+        <w:t>app_web_php_dss_test</w:t>
+      </w:r>
+      <w:proofErr w:type="spellEnd"/>
     </w:p>
     <w:p>
       <w:pPr>
@@ -583,12 +661,20 @@
           <w:lang w:val="en-US"/>
         </w:rPr>
       </w:pPr>
+      <w:proofErr w:type="spellStart"/>
       <w:r>
         <w:rPr>
           <w:lang w:val="en-US"/>
         </w:rPr>
         <w:lastRenderedPageBreak/>
-        <w:t>Repositorio: Privado</w:t>
+        <w:t>Repositorio</w:t>
+      </w:r>
+      <w:proofErr w:type="spellEnd"/>
+      <w:r>
+        <w:rPr>
+          <w:lang w:val="en-US"/>
+        </w:rPr>
+        <w:t>: Privado</w:t>
       </w:r>
     </w:p>
     <w:p>
@@ -608,7 +694,21 @@
         <w:rPr>
           <w:lang w:val="en-US"/>
         </w:rPr>
-        <w:t>Rama analizada: main</w:t>
+        <w:t xml:space="preserve">Rama </w:t>
+      </w:r>
+      <w:proofErr w:type="spellStart"/>
+      <w:r>
+        <w:rPr>
+          <w:lang w:val="en-US"/>
+        </w:rPr>
+        <w:t>analizada</w:t>
+      </w:r>
+      <w:proofErr w:type="spellEnd"/>
+      <w:r>
+        <w:rPr>
+          <w:lang w:val="en-US"/>
+        </w:rPr>
+        <w:t>: main</w:t>
       </w:r>
     </w:p>
     <w:p>
@@ -630,8 +730,13 @@
         <w:spacing w:after="0" w:line="240" w:lineRule="auto"/>
         <w:jc w:val="both"/>
       </w:pPr>
-      <w:r>
-        <w:t>Quality Gate (Puerta de Calidad)</w:t>
+      <w:proofErr w:type="spellStart"/>
+      <w:r>
+        <w:t>Quality</w:t>
+      </w:r>
+      <w:proofErr w:type="spellEnd"/>
+      <w:r>
+        <w:t xml:space="preserve"> Gate (Puerta de Calidad)</w:t>
       </w:r>
     </w:p>
     <w:p>
@@ -651,7 +756,15 @@
         <w:jc w:val="both"/>
       </w:pPr>
       <w:r>
-        <w:t>Dice: "Not computed" → "No calculada"</w:t>
+        <w:t xml:space="preserve">Dice: "Not </w:t>
+      </w:r>
+      <w:proofErr w:type="spellStart"/>
+      <w:r>
+        <w:t>computed</w:t>
+      </w:r>
+      <w:proofErr w:type="spellEnd"/>
+      <w:r>
+        <w:t>" → "No calculada"</w:t>
       </w:r>
       <w:r>
         <w:t>:</w:t>
@@ -682,7 +795,39 @@
         <w:jc w:val="both"/>
       </w:pPr>
       <w:r>
-        <w:t>La razón: "Next scan will generate a Quality Gate" → Necesitas ejecutar otro análisis (el segundo) para que calcule si tu código cumple los estándares.</w:t>
+        <w:t xml:space="preserve">La razón: "Next </w:t>
+      </w:r>
+      <w:proofErr w:type="spellStart"/>
+      <w:r>
+        <w:t>scan</w:t>
+      </w:r>
+      <w:proofErr w:type="spellEnd"/>
+      <w:r>
+        <w:t xml:space="preserve"> </w:t>
+      </w:r>
+      <w:proofErr w:type="spellStart"/>
+      <w:r>
+        <w:t>will</w:t>
+      </w:r>
+      <w:proofErr w:type="spellEnd"/>
+      <w:r>
+        <w:t xml:space="preserve"> </w:t>
+      </w:r>
+      <w:proofErr w:type="spellStart"/>
+      <w:r>
+        <w:t>generate</w:t>
+      </w:r>
+      <w:proofErr w:type="spellEnd"/>
+      <w:r>
+        <w:t xml:space="preserve"> a </w:t>
+      </w:r>
+      <w:proofErr w:type="spellStart"/>
+      <w:r>
+        <w:t>Quality</w:t>
+      </w:r>
+      <w:proofErr w:type="spellEnd"/>
+      <w:r>
+        <w:t xml:space="preserve"> Gate" → Necesitas ejecutar otro análisis (el segundo) para que calcule si tu código cumple los estándares.</w:t>
       </w:r>
     </w:p>
     <w:p>
@@ -929,6 +1074,7 @@
                 <w:szCs w:val="20"/>
               </w:rPr>
             </w:pPr>
+            <w:proofErr w:type="spellStart"/>
             <w:r>
               <w:rPr>
                 <w:b/>
@@ -938,6 +1084,7 @@
               </w:rPr>
               <w:t>Reliability</w:t>
             </w:r>
+            <w:proofErr w:type="spellEnd"/>
           </w:p>
           <w:p>
             <w:pPr>
@@ -952,21 +1099,7 @@
                 <w:sz w:val="20"/>
                 <w:szCs w:val="20"/>
               </w:rPr>
-              <w:t>(</w:t>
-            </w:r>
-            <w:r>
-              <w:rPr>
-                <w:sz w:val="20"/>
-                <w:szCs w:val="20"/>
-              </w:rPr>
-              <w:t>Fiabilidad</w:t>
-            </w:r>
-            <w:r>
-              <w:rPr>
-                <w:sz w:val="20"/>
-                <w:szCs w:val="20"/>
-              </w:rPr>
-              <w:t>)</w:t>
+              <w:t>(Fiabilidad)</w:t>
             </w:r>
           </w:p>
         </w:tc>
@@ -1030,6 +1163,7 @@
                 <w:szCs w:val="20"/>
               </w:rPr>
             </w:pPr>
+            <w:proofErr w:type="spellStart"/>
             <w:r>
               <w:rPr>
                 <w:b/>
@@ -1039,6 +1173,7 @@
               </w:rPr>
               <w:t>Maintainability</w:t>
             </w:r>
+            <w:proofErr w:type="spellEnd"/>
           </w:p>
           <w:p>
             <w:pPr>
@@ -1053,21 +1188,7 @@
                 <w:sz w:val="20"/>
                 <w:szCs w:val="20"/>
               </w:rPr>
-              <w:t>(</w:t>
-            </w:r>
-            <w:r>
-              <w:rPr>
-                <w:sz w:val="20"/>
-                <w:szCs w:val="20"/>
-              </w:rPr>
-              <w:t>Mantenibilidad</w:t>
-            </w:r>
-            <w:r>
-              <w:rPr>
-                <w:sz w:val="20"/>
-                <w:szCs w:val="20"/>
-              </w:rPr>
-              <w:t>)</w:t>
+              <w:t>(Mantenibilidad)</w:t>
             </w:r>
           </w:p>
         </w:tc>
@@ -1149,7 +1270,27 @@
                 <w:sz w:val="20"/>
                 <w:szCs w:val="20"/>
               </w:rPr>
-              <w:t xml:space="preserve">Total de issues: </w:t>
+              <w:t xml:space="preserve">Total de </w:t>
+            </w:r>
+            <w:proofErr w:type="spellStart"/>
+            <w:r>
+              <w:rPr>
+                <w:b/>
+                <w:bCs/>
+                <w:sz w:val="20"/>
+                <w:szCs w:val="20"/>
+              </w:rPr>
+              <w:t>issues</w:t>
+            </w:r>
+            <w:proofErr w:type="spellEnd"/>
+            <w:r>
+              <w:rPr>
+                <w:b/>
+                <w:bCs/>
+                <w:sz w:val="20"/>
+                <w:szCs w:val="20"/>
+              </w:rPr>
+              <w:t xml:space="preserve">: </w:t>
             </w:r>
             <w:r>
               <w:rPr>
@@ -1218,12 +1359,21 @@
         <w:spacing w:after="0" w:line="240" w:lineRule="auto"/>
         <w:jc w:val="both"/>
       </w:pPr>
+      <w:proofErr w:type="spellStart"/>
       <w:r>
         <w:rPr>
           <w:b/>
           <w:bCs/>
         </w:rPr>
-        <w:t>Coverage (Cobertura de pruebas)</w:t>
+        <w:t>Coverage</w:t>
+      </w:r>
+      <w:proofErr w:type="spellEnd"/>
+      <w:r>
+        <w:rPr>
+          <w:b/>
+          <w:bCs/>
+        </w:rPr>
+        <w:t xml:space="preserve"> (Cobertura de pruebas)</w:t>
       </w:r>
       <w:r>
         <w:t>: 0.4% → Muy baja. Significa que casi no hay pruebas automatizadas.</w:t>
@@ -1239,15 +1389,32 @@
         <w:spacing w:after="0" w:line="240" w:lineRule="auto"/>
         <w:jc w:val="both"/>
       </w:pPr>
+      <w:proofErr w:type="spellStart"/>
       <w:r>
         <w:rPr>
           <w:b/>
           <w:bCs/>
         </w:rPr>
-        <w:t>Duplications (Duplicación)</w:t>
-      </w:r>
-      <w:r>
-        <w:t>: "No conditions set" → No hay regla definida, pero seguramente hay código duplicado.</w:t>
+        <w:t>Duplications</w:t>
+      </w:r>
+      <w:proofErr w:type="spellEnd"/>
+      <w:r>
+        <w:rPr>
+          <w:b/>
+          <w:bCs/>
+        </w:rPr>
+        <w:t xml:space="preserve"> (Duplicación)</w:t>
+      </w:r>
+      <w:r>
+        <w:t xml:space="preserve">: "No </w:t>
+      </w:r>
+      <w:proofErr w:type="spellStart"/>
+      <w:r>
+        <w:t>conditions</w:t>
+      </w:r>
+      <w:proofErr w:type="spellEnd"/>
+      <w:r>
+        <w:t xml:space="preserve"> set" → No hay regla definida, pero seguramente hay código duplicado.</w:t>
       </w:r>
     </w:p>
     <w:p>
@@ -1265,8 +1432,17 @@
           <w:b/>
           <w:bCs/>
         </w:rPr>
-        <w:t>Security Hotspots</w:t>
-      </w:r>
+        <w:t xml:space="preserve">Security </w:t>
+      </w:r>
+      <w:proofErr w:type="spellStart"/>
+      <w:r>
+        <w:rPr>
+          <w:b/>
+          <w:bCs/>
+        </w:rPr>
+        <w:t>Hotspots</w:t>
+      </w:r>
+      <w:proofErr w:type="spellEnd"/>
       <w:r>
         <w:t>: Puntos que revisar manualmente por seguridad.</w:t>
       </w:r>
@@ -1416,7 +1592,7 @@
           <w:bCs/>
         </w:rPr>
         <w:lastRenderedPageBreak/>
-        <w:t>CONFIGURAR GITHUB ACTIONS PARA EL ANÁLISIS AUTOMÁTICO</w:t>
+        <w:t>ANALIZA UN PROYECTO CON UNA ACCIÓN DE GITHUB</w:t>
       </w:r>
     </w:p>
     <w:p>
@@ -1436,8 +1612,13 @@
         <w:jc w:val="both"/>
       </w:pPr>
       <w:r>
-        <w:t>Deshabilitar el análisis automático de SonarCloud</w:t>
-      </w:r>
+        <w:t xml:space="preserve">Deshabilitar el análisis automático de </w:t>
+      </w:r>
+      <w:proofErr w:type="spellStart"/>
+      <w:r>
+        <w:t>SonarCloud</w:t>
+      </w:r>
+      <w:proofErr w:type="spellEnd"/>
     </w:p>
     <w:p>
       <w:pPr>
@@ -1450,13 +1631,48 @@
         <w:pStyle w:val="Prrafodelista"/>
         <w:numPr>
           <w:ilvl w:val="0"/>
-          <w:numId w:val="14"/>
+          <w:numId w:val="16"/>
         </w:numPr>
         <w:spacing w:after="0" w:line="240" w:lineRule="auto"/>
         <w:jc w:val="both"/>
-      </w:pPr>
-      <w:r>
-        <w:t>En el menú lateral izquierdo, desplazar hacia abajo y hacer clic en Administration</w:t>
+        <w:rPr>
+          <w:lang w:val="en-US"/>
+        </w:rPr>
+      </w:pPr>
+      <w:r>
+        <w:t xml:space="preserve">Dar </w:t>
+      </w:r>
+      <w:proofErr w:type="spellStart"/>
+      <w:r>
+        <w:t>click</w:t>
+      </w:r>
+      <w:proofErr w:type="spellEnd"/>
+      <w:r>
+        <w:t xml:space="preserve"> en ‘</w:t>
+      </w:r>
+      <w:proofErr w:type="spellStart"/>
+      <w:r>
+        <w:t>Administration</w:t>
+      </w:r>
+      <w:proofErr w:type="spellEnd"/>
+      <w:r>
+        <w:t xml:space="preserve"> / </w:t>
+      </w:r>
+      <w:proofErr w:type="spellStart"/>
+      <w:r>
+        <w:t>Analysis</w:t>
+      </w:r>
+      <w:proofErr w:type="spellEnd"/>
+      <w:r>
+        <w:t xml:space="preserve"> </w:t>
+      </w:r>
+      <w:proofErr w:type="spellStart"/>
+      <w:r>
+        <w:t>method</w:t>
+      </w:r>
+      <w:proofErr w:type="spellEnd"/>
+      <w:r>
+        <w:t>’ (menú lateral izquierdo)</w:t>
       </w:r>
     </w:p>
     <w:p>
@@ -1464,7 +1680,7 @@
         <w:pStyle w:val="Prrafodelista"/>
         <w:numPr>
           <w:ilvl w:val="0"/>
-          <w:numId w:val="14"/>
+          <w:numId w:val="16"/>
         </w:numPr>
         <w:spacing w:after="0" w:line="240" w:lineRule="auto"/>
         <w:jc w:val="both"/>
@@ -1476,7 +1692,33 @@
         <w:rPr>
           <w:lang w:val="en-US"/>
         </w:rPr>
-        <w:t>Hacer clic en Analysis method (o General settings)</w:t>
+        <w:t xml:space="preserve">Dar click </w:t>
+      </w:r>
+      <w:proofErr w:type="spellStart"/>
+      <w:r>
+        <w:rPr>
+          <w:lang w:val="en-US"/>
+        </w:rPr>
+        <w:t>en</w:t>
+      </w:r>
+      <w:proofErr w:type="spellEnd"/>
+      <w:r>
+        <w:rPr>
+          <w:lang w:val="en-US"/>
+        </w:rPr>
+        <w:t xml:space="preserve"> ‘</w:t>
+      </w:r>
+      <w:r>
+        <w:rPr>
+          <w:lang w:val="en-US"/>
+        </w:rPr>
+        <w:t>With GitHub Actions</w:t>
+      </w:r>
+      <w:r>
+        <w:rPr>
+          <w:lang w:val="en-US"/>
+        </w:rPr>
+        <w:t>’</w:t>
       </w:r>
     </w:p>
     <w:p>
@@ -1484,42 +1726,32 @@
         <w:pStyle w:val="Prrafodelista"/>
         <w:numPr>
           <w:ilvl w:val="0"/>
-          <w:numId w:val="14"/>
+          <w:numId w:val="16"/>
         </w:numPr>
         <w:spacing w:after="0" w:line="240" w:lineRule="auto"/>
         <w:jc w:val="both"/>
       </w:pPr>
       <w:r>
-        <w:t>Buscar la opción "Automatic Analysis"</w:t>
-      </w:r>
-    </w:p>
-    <w:p>
-      <w:pPr>
-        <w:pStyle w:val="Prrafodelista"/>
-        <w:numPr>
-          <w:ilvl w:val="0"/>
-          <w:numId w:val="14"/>
-        </w:numPr>
-        <w:spacing w:after="0" w:line="240" w:lineRule="auto"/>
-        <w:jc w:val="both"/>
-      </w:pPr>
-      <w:r>
-        <w:t xml:space="preserve">Deshabilitar (apagar) el análisis automático haciendo clic en </w:t>
-      </w:r>
-      <w:r>
-        <w:t>‘</w:t>
-      </w:r>
-      <w:r>
-        <w:t>Switch off Automatic Analysis</w:t>
-      </w:r>
+        <w:t>Deshabilitar: ‘</w:t>
+      </w:r>
+      <w:r>
+        <w:t xml:space="preserve">Switch off </w:t>
+      </w:r>
+      <w:proofErr w:type="spellStart"/>
+      <w:r>
+        <w:t>Automatic</w:t>
+      </w:r>
+      <w:proofErr w:type="spellEnd"/>
+      <w:r>
+        <w:t xml:space="preserve"> </w:t>
+      </w:r>
+      <w:proofErr w:type="spellStart"/>
+      <w:r>
+        <w:t>Analysis</w:t>
+      </w:r>
+      <w:proofErr w:type="spellEnd"/>
       <w:r>
         <w:t>’</w:t>
-      </w:r>
-      <w:r>
-        <w:t xml:space="preserve"> / Confirmar que está en </w:t>
-      </w:r>
-      <w:r>
-        <w:t>"Off"</w:t>
       </w:r>
     </w:p>
     <w:p>
@@ -1538,18 +1770,1001 @@
         <w:spacing w:after="0" w:line="240" w:lineRule="auto"/>
         <w:jc w:val="both"/>
       </w:pPr>
-    </w:p>
-    <w:p>
-      <w:pPr>
-        <w:spacing w:after="0" w:line="240" w:lineRule="auto"/>
-        <w:jc w:val="both"/>
-      </w:pPr>
-    </w:p>
-    <w:p>
-      <w:pPr>
-        <w:spacing w:after="0" w:line="240" w:lineRule="auto"/>
-        <w:jc w:val="both"/>
-      </w:pPr>
+      <w:r>
+        <w:t xml:space="preserve">Configurar el TOKEN en </w:t>
+      </w:r>
+      <w:proofErr w:type="spellStart"/>
+      <w:r>
+        <w:t>Github</w:t>
+      </w:r>
+      <w:proofErr w:type="spellEnd"/>
+      <w:r>
+        <w:t xml:space="preserve"> y SonarQube Cloud</w:t>
+      </w:r>
+    </w:p>
+    <w:p>
+      <w:pPr>
+        <w:spacing w:after="0" w:line="240" w:lineRule="auto"/>
+        <w:jc w:val="both"/>
+      </w:pPr>
+    </w:p>
+    <w:p>
+      <w:pPr>
+        <w:pStyle w:val="Prrafodelista"/>
+        <w:numPr>
+          <w:ilvl w:val="0"/>
+          <w:numId w:val="17"/>
+        </w:numPr>
+        <w:spacing w:after="0" w:line="240" w:lineRule="auto"/>
+        <w:jc w:val="both"/>
+        <w:rPr>
+          <w:lang w:val="en-US"/>
+        </w:rPr>
+      </w:pPr>
+      <w:proofErr w:type="spellStart"/>
+      <w:r>
+        <w:rPr>
+          <w:lang w:val="en-US"/>
+        </w:rPr>
+        <w:t>Ir</w:t>
+      </w:r>
+      <w:proofErr w:type="spellEnd"/>
+      <w:r>
+        <w:rPr>
+          <w:lang w:val="en-US"/>
+        </w:rPr>
+        <w:t xml:space="preserve"> a ‘</w:t>
+      </w:r>
+      <w:r>
+        <w:rPr>
+          <w:lang w:val="en-US"/>
+        </w:rPr>
+        <w:t xml:space="preserve">Settings </w:t>
+      </w:r>
+      <w:r>
+        <w:rPr>
+          <w:lang w:val="en-US"/>
+        </w:rPr>
+        <w:t>/</w:t>
+      </w:r>
+      <w:r>
+        <w:rPr>
+          <w:lang w:val="en-US"/>
+        </w:rPr>
+        <w:t xml:space="preserve"> Secrets and variables </w:t>
+      </w:r>
+      <w:r>
+        <w:rPr>
+          <w:lang w:val="en-US"/>
+        </w:rPr>
+        <w:t>/</w:t>
+      </w:r>
+      <w:r>
+        <w:rPr>
+          <w:lang w:val="en-US"/>
+        </w:rPr>
+        <w:t xml:space="preserve"> Actions</w:t>
+      </w:r>
+      <w:r>
+        <w:rPr>
+          <w:lang w:val="en-US"/>
+        </w:rPr>
+        <w:t>’</w:t>
+      </w:r>
+    </w:p>
+    <w:p>
+      <w:pPr>
+        <w:pStyle w:val="Prrafodelista"/>
+        <w:numPr>
+          <w:ilvl w:val="0"/>
+          <w:numId w:val="17"/>
+        </w:numPr>
+        <w:spacing w:after="0" w:line="240" w:lineRule="auto"/>
+        <w:jc w:val="both"/>
+        <w:rPr>
+          <w:lang w:val="en-US"/>
+        </w:rPr>
+      </w:pPr>
+      <w:r>
+        <w:rPr>
+          <w:lang w:val="en-US"/>
+        </w:rPr>
+        <w:t xml:space="preserve">Dar click </w:t>
+      </w:r>
+      <w:proofErr w:type="spellStart"/>
+      <w:r>
+        <w:rPr>
+          <w:lang w:val="en-US"/>
+        </w:rPr>
+        <w:t>en</w:t>
+      </w:r>
+      <w:proofErr w:type="spellEnd"/>
+      <w:r>
+        <w:rPr>
+          <w:lang w:val="en-US"/>
+        </w:rPr>
+        <w:t xml:space="preserve"> ‘</w:t>
+      </w:r>
+      <w:r>
+        <w:rPr>
+          <w:lang w:val="en-US"/>
+        </w:rPr>
+        <w:t>New repository secret</w:t>
+      </w:r>
+      <w:r>
+        <w:rPr>
+          <w:lang w:val="en-US"/>
+        </w:rPr>
+        <w:t>’</w:t>
+      </w:r>
+    </w:p>
+    <w:p>
+      <w:pPr>
+        <w:pStyle w:val="Prrafodelista"/>
+        <w:numPr>
+          <w:ilvl w:val="0"/>
+          <w:numId w:val="17"/>
+        </w:numPr>
+        <w:spacing w:after="0" w:line="240" w:lineRule="auto"/>
+        <w:jc w:val="both"/>
+      </w:pPr>
+      <w:r>
+        <w:t xml:space="preserve">Copiar de SonarQube Cloud el </w:t>
+      </w:r>
+      <w:r>
+        <w:t>‘Name’ y el ‘</w:t>
+      </w:r>
+      <w:proofErr w:type="spellStart"/>
+      <w:r>
+        <w:t>Value</w:t>
+      </w:r>
+      <w:proofErr w:type="spellEnd"/>
+      <w:r>
+        <w:t xml:space="preserve">’. Pegar en </w:t>
+      </w:r>
+      <w:proofErr w:type="spellStart"/>
+      <w:r>
+        <w:t>Github</w:t>
+      </w:r>
+      <w:proofErr w:type="spellEnd"/>
+      <w:r>
+        <w:t xml:space="preserve"> en ‘Name *’ y ‘Secret *’, respectivamente</w:t>
+      </w:r>
+    </w:p>
+    <w:p>
+      <w:pPr>
+        <w:pStyle w:val="Prrafodelista"/>
+        <w:numPr>
+          <w:ilvl w:val="0"/>
+          <w:numId w:val="17"/>
+        </w:numPr>
+        <w:spacing w:after="0" w:line="240" w:lineRule="auto"/>
+        <w:jc w:val="both"/>
+      </w:pPr>
+      <w:r>
+        <w:t xml:space="preserve">Dar </w:t>
+      </w:r>
+      <w:proofErr w:type="spellStart"/>
+      <w:r>
+        <w:t>click</w:t>
+      </w:r>
+      <w:proofErr w:type="spellEnd"/>
+      <w:r>
+        <w:t xml:space="preserve"> en ‘Add </w:t>
+      </w:r>
+      <w:proofErr w:type="spellStart"/>
+      <w:r>
+        <w:t>secret</w:t>
+      </w:r>
+      <w:proofErr w:type="spellEnd"/>
+      <w:r>
+        <w:t>’</w:t>
+      </w:r>
+    </w:p>
+    <w:p>
+      <w:pPr>
+        <w:spacing w:after="0" w:line="240" w:lineRule="auto"/>
+        <w:jc w:val="both"/>
+      </w:pPr>
+    </w:p>
+    <w:p>
+      <w:pPr>
+        <w:pStyle w:val="Prrafodelista"/>
+        <w:numPr>
+          <w:ilvl w:val="1"/>
+          <w:numId w:val="1"/>
+        </w:numPr>
+        <w:spacing w:after="0" w:line="240" w:lineRule="auto"/>
+        <w:jc w:val="both"/>
+      </w:pPr>
+      <w:r>
+        <w:t xml:space="preserve">En </w:t>
+      </w:r>
+      <w:proofErr w:type="spellStart"/>
+      <w:r>
+        <w:t>Github</w:t>
+      </w:r>
+      <w:proofErr w:type="spellEnd"/>
+      <w:r>
+        <w:t>: Crear el archivo ‘</w:t>
+      </w:r>
+      <w:r>
+        <w:rPr>
+          <w:b/>
+          <w:bCs/>
+        </w:rPr>
+        <w:t>.</w:t>
+      </w:r>
+      <w:proofErr w:type="spellStart"/>
+      <w:r>
+        <w:rPr>
+          <w:b/>
+          <w:bCs/>
+        </w:rPr>
+        <w:t>github</w:t>
+      </w:r>
+      <w:proofErr w:type="spellEnd"/>
+      <w:r>
+        <w:rPr>
+          <w:b/>
+          <w:bCs/>
+        </w:rPr>
+        <w:t>/</w:t>
+      </w:r>
+      <w:proofErr w:type="spellStart"/>
+      <w:r>
+        <w:rPr>
+          <w:b/>
+          <w:bCs/>
+        </w:rPr>
+        <w:t>workflows</w:t>
+      </w:r>
+      <w:proofErr w:type="spellEnd"/>
+      <w:r>
+        <w:rPr>
+          <w:b/>
+          <w:bCs/>
+        </w:rPr>
+        <w:t>/</w:t>
+      </w:r>
+      <w:proofErr w:type="spellStart"/>
+      <w:r>
+        <w:rPr>
+          <w:b/>
+          <w:bCs/>
+        </w:rPr>
+        <w:t>build.yml</w:t>
+      </w:r>
+      <w:proofErr w:type="spellEnd"/>
+      <w:r>
+        <w:t>’</w:t>
+      </w:r>
+      <w:r>
+        <w:t xml:space="preserve"> y pegar el código sugerido de SonarQube Cloud que se parece al siguiente:</w:t>
+      </w:r>
+    </w:p>
+    <w:p>
+      <w:pPr>
+        <w:spacing w:after="0" w:line="240" w:lineRule="auto"/>
+        <w:jc w:val="both"/>
+      </w:pPr>
+    </w:p>
+    <w:p>
+      <w:pPr>
+        <w:spacing w:after="0" w:line="240" w:lineRule="auto"/>
+        <w:ind w:left="2124"/>
+        <w:jc w:val="both"/>
+        <w:rPr>
+          <w:lang w:val="en-US"/>
+        </w:rPr>
+      </w:pPr>
+      <w:r>
+        <w:rPr>
+          <w:lang w:val="en-US"/>
+        </w:rPr>
+        <w:t>name: Build</w:t>
+      </w:r>
+    </w:p>
+    <w:p>
+      <w:pPr>
+        <w:spacing w:after="0" w:line="240" w:lineRule="auto"/>
+        <w:ind w:left="2124"/>
+        <w:jc w:val="both"/>
+        <w:rPr>
+          <w:lang w:val="en-US"/>
+        </w:rPr>
+      </w:pPr>
+    </w:p>
+    <w:p>
+      <w:pPr>
+        <w:spacing w:after="0" w:line="240" w:lineRule="auto"/>
+        <w:ind w:left="2124"/>
+        <w:jc w:val="both"/>
+        <w:rPr>
+          <w:lang w:val="en-US"/>
+        </w:rPr>
+      </w:pPr>
+      <w:r>
+        <w:rPr>
+          <w:lang w:val="en-US"/>
+        </w:rPr>
+        <w:t>on:</w:t>
+      </w:r>
+    </w:p>
+    <w:p>
+      <w:pPr>
+        <w:spacing w:after="0" w:line="240" w:lineRule="auto"/>
+        <w:ind w:left="2124"/>
+        <w:jc w:val="both"/>
+        <w:rPr>
+          <w:lang w:val="en-US"/>
+        </w:rPr>
+      </w:pPr>
+      <w:r>
+        <w:rPr>
+          <w:lang w:val="en-US"/>
+        </w:rPr>
+        <w:t xml:space="preserve">  push:</w:t>
+      </w:r>
+    </w:p>
+    <w:p>
+      <w:pPr>
+        <w:spacing w:after="0" w:line="240" w:lineRule="auto"/>
+        <w:ind w:left="2124"/>
+        <w:jc w:val="both"/>
+        <w:rPr>
+          <w:lang w:val="en-US"/>
+        </w:rPr>
+      </w:pPr>
+      <w:r>
+        <w:rPr>
+          <w:lang w:val="en-US"/>
+        </w:rPr>
+        <w:t xml:space="preserve">    branches:</w:t>
+      </w:r>
+    </w:p>
+    <w:p>
+      <w:pPr>
+        <w:spacing w:after="0" w:line="240" w:lineRule="auto"/>
+        <w:ind w:left="2124"/>
+        <w:jc w:val="both"/>
+        <w:rPr>
+          <w:lang w:val="en-US"/>
+        </w:rPr>
+      </w:pPr>
+      <w:r>
+        <w:rPr>
+          <w:lang w:val="en-US"/>
+        </w:rPr>
+        <w:t xml:space="preserve">      - main</w:t>
+      </w:r>
+    </w:p>
+    <w:p>
+      <w:pPr>
+        <w:spacing w:after="0" w:line="240" w:lineRule="auto"/>
+        <w:ind w:left="2124"/>
+        <w:jc w:val="both"/>
+        <w:rPr>
+          <w:lang w:val="en-US"/>
+        </w:rPr>
+      </w:pPr>
+      <w:r>
+        <w:rPr>
+          <w:lang w:val="en-US"/>
+        </w:rPr>
+        <w:t xml:space="preserve">  </w:t>
+      </w:r>
+      <w:proofErr w:type="spellStart"/>
+      <w:r>
+        <w:rPr>
+          <w:lang w:val="en-US"/>
+        </w:rPr>
+        <w:t>pull_request</w:t>
+      </w:r>
+      <w:proofErr w:type="spellEnd"/>
+      <w:r>
+        <w:rPr>
+          <w:lang w:val="en-US"/>
+        </w:rPr>
+        <w:t>:</w:t>
+      </w:r>
+    </w:p>
+    <w:p>
+      <w:pPr>
+        <w:spacing w:after="0" w:line="240" w:lineRule="auto"/>
+        <w:ind w:left="2124"/>
+        <w:jc w:val="both"/>
+        <w:rPr>
+          <w:lang w:val="en-US"/>
+        </w:rPr>
+      </w:pPr>
+      <w:r>
+        <w:rPr>
+          <w:lang w:val="en-US"/>
+        </w:rPr>
+        <w:t xml:space="preserve">    types: [opened, synchronize, reopened]</w:t>
+      </w:r>
+    </w:p>
+    <w:p>
+      <w:pPr>
+        <w:spacing w:after="0" w:line="240" w:lineRule="auto"/>
+        <w:ind w:left="2124"/>
+        <w:jc w:val="both"/>
+        <w:rPr>
+          <w:lang w:val="en-US"/>
+        </w:rPr>
+      </w:pPr>
+    </w:p>
+    <w:p>
+      <w:pPr>
+        <w:spacing w:after="0" w:line="240" w:lineRule="auto"/>
+        <w:ind w:left="2124"/>
+        <w:jc w:val="both"/>
+        <w:rPr>
+          <w:lang w:val="en-US"/>
+        </w:rPr>
+      </w:pPr>
+      <w:r>
+        <w:rPr>
+          <w:lang w:val="en-US"/>
+        </w:rPr>
+        <w:t>jobs:</w:t>
+      </w:r>
+    </w:p>
+    <w:p>
+      <w:pPr>
+        <w:spacing w:after="0" w:line="240" w:lineRule="auto"/>
+        <w:ind w:left="2124"/>
+        <w:jc w:val="both"/>
+        <w:rPr>
+          <w:lang w:val="en-US"/>
+        </w:rPr>
+      </w:pPr>
+      <w:r>
+        <w:rPr>
+          <w:lang w:val="en-US"/>
+        </w:rPr>
+        <w:t xml:space="preserve">  </w:t>
+      </w:r>
+      <w:proofErr w:type="spellStart"/>
+      <w:r>
+        <w:rPr>
+          <w:lang w:val="en-US"/>
+        </w:rPr>
+        <w:t>sonarqube</w:t>
+      </w:r>
+      <w:proofErr w:type="spellEnd"/>
+      <w:r>
+        <w:rPr>
+          <w:lang w:val="en-US"/>
+        </w:rPr>
+        <w:t>:</w:t>
+      </w:r>
+    </w:p>
+    <w:p>
+      <w:pPr>
+        <w:spacing w:after="0" w:line="240" w:lineRule="auto"/>
+        <w:ind w:left="2124"/>
+        <w:jc w:val="both"/>
+        <w:rPr>
+          <w:lang w:val="en-US"/>
+        </w:rPr>
+      </w:pPr>
+      <w:r>
+        <w:rPr>
+          <w:lang w:val="en-US"/>
+        </w:rPr>
+        <w:t xml:space="preserve">    name: SonarQube</w:t>
+      </w:r>
+    </w:p>
+    <w:p>
+      <w:pPr>
+        <w:spacing w:after="0" w:line="240" w:lineRule="auto"/>
+        <w:ind w:left="2124"/>
+        <w:jc w:val="both"/>
+        <w:rPr>
+          <w:lang w:val="en-US"/>
+        </w:rPr>
+      </w:pPr>
+      <w:r>
+        <w:rPr>
+          <w:lang w:val="en-US"/>
+        </w:rPr>
+        <w:t xml:space="preserve">    runs-on: windows-latest</w:t>
+      </w:r>
+    </w:p>
+    <w:p>
+      <w:pPr>
+        <w:spacing w:after="0" w:line="240" w:lineRule="auto"/>
+        <w:ind w:left="2124"/>
+        <w:jc w:val="both"/>
+        <w:rPr>
+          <w:lang w:val="en-US"/>
+        </w:rPr>
+      </w:pPr>
+      <w:r>
+        <w:rPr>
+          <w:lang w:val="en-US"/>
+        </w:rPr>
+        <w:t xml:space="preserve">    steps:</w:t>
+      </w:r>
+    </w:p>
+    <w:p>
+      <w:pPr>
+        <w:spacing w:after="0" w:line="240" w:lineRule="auto"/>
+        <w:ind w:left="2124"/>
+        <w:jc w:val="both"/>
+        <w:rPr>
+          <w:lang w:val="en-US"/>
+        </w:rPr>
+      </w:pPr>
+      <w:r>
+        <w:rPr>
+          <w:lang w:val="en-US"/>
+        </w:rPr>
+        <w:t xml:space="preserve">      - uses: actions/checkout@v4</w:t>
+      </w:r>
+    </w:p>
+    <w:p>
+      <w:pPr>
+        <w:spacing w:after="0" w:line="240" w:lineRule="auto"/>
+        <w:ind w:left="2124"/>
+        <w:jc w:val="both"/>
+        <w:rPr>
+          <w:lang w:val="en-US"/>
+        </w:rPr>
+      </w:pPr>
+      <w:r>
+        <w:rPr>
+          <w:lang w:val="en-US"/>
+        </w:rPr>
+        <w:t xml:space="preserve">        with:</w:t>
+      </w:r>
+    </w:p>
+    <w:p>
+      <w:pPr>
+        <w:spacing w:after="0" w:line="240" w:lineRule="auto"/>
+        <w:ind w:left="2124"/>
+        <w:jc w:val="both"/>
+        <w:rPr>
+          <w:lang w:val="en-US"/>
+        </w:rPr>
+      </w:pPr>
+      <w:r>
+        <w:rPr>
+          <w:lang w:val="en-US"/>
+        </w:rPr>
+        <w:t xml:space="preserve">          fetch-depth: 0</w:t>
+      </w:r>
+    </w:p>
+    <w:p>
+      <w:pPr>
+        <w:spacing w:after="0" w:line="240" w:lineRule="auto"/>
+        <w:ind w:left="2124"/>
+        <w:jc w:val="both"/>
+        <w:rPr>
+          <w:lang w:val="en-US"/>
+        </w:rPr>
+      </w:pPr>
+      <w:r>
+        <w:rPr>
+          <w:lang w:val="en-US"/>
+        </w:rPr>
+        <w:t xml:space="preserve">      </w:t>
+      </w:r>
+    </w:p>
+    <w:p>
+      <w:pPr>
+        <w:spacing w:after="0" w:line="240" w:lineRule="auto"/>
+        <w:ind w:left="2124"/>
+        <w:jc w:val="both"/>
+        <w:rPr>
+          <w:lang w:val="en-US"/>
+        </w:rPr>
+      </w:pPr>
+      <w:r>
+        <w:rPr>
+          <w:lang w:val="en-US"/>
+        </w:rPr>
+        <w:t xml:space="preserve">      - name: SonarQube Scan</w:t>
+      </w:r>
+    </w:p>
+    <w:p>
+      <w:pPr>
+        <w:spacing w:after="0" w:line="240" w:lineRule="auto"/>
+        <w:ind w:left="2124"/>
+        <w:jc w:val="both"/>
+        <w:rPr>
+          <w:lang w:val="en-US"/>
+        </w:rPr>
+      </w:pPr>
+      <w:r>
+        <w:rPr>
+          <w:lang w:val="en-US"/>
+        </w:rPr>
+        <w:t xml:space="preserve">        uses: </w:t>
+      </w:r>
+      <w:proofErr w:type="spellStart"/>
+      <w:r>
+        <w:rPr>
+          <w:lang w:val="en-US"/>
+        </w:rPr>
+        <w:t>SonarSource</w:t>
+      </w:r>
+      <w:proofErr w:type="spellEnd"/>
+      <w:r>
+        <w:rPr>
+          <w:lang w:val="en-US"/>
+        </w:rPr>
+        <w:t>/sonarqube-scan-action@v4</w:t>
+      </w:r>
+    </w:p>
+    <w:p>
+      <w:pPr>
+        <w:spacing w:after="0" w:line="240" w:lineRule="auto"/>
+        <w:ind w:left="2124"/>
+        <w:jc w:val="both"/>
+        <w:rPr>
+          <w:lang w:val="en-US"/>
+        </w:rPr>
+      </w:pPr>
+      <w:r>
+        <w:rPr>
+          <w:lang w:val="en-US"/>
+        </w:rPr>
+        <w:t xml:space="preserve">        env:</w:t>
+      </w:r>
+    </w:p>
+    <w:p>
+      <w:pPr>
+        <w:spacing w:after="0" w:line="240" w:lineRule="auto"/>
+        <w:ind w:left="2124"/>
+        <w:jc w:val="both"/>
+        <w:rPr>
+          <w:lang w:val="en-US"/>
+        </w:rPr>
+      </w:pPr>
+      <w:r>
+        <w:rPr>
+          <w:lang w:val="en-US"/>
+        </w:rPr>
+        <w:t xml:space="preserve">          SONAR_TOKEN: ${{ </w:t>
+      </w:r>
+      <w:proofErr w:type="spellStart"/>
+      <w:r>
+        <w:rPr>
+          <w:lang w:val="en-US"/>
+        </w:rPr>
+        <w:t>secrets.SONAR_TOKEN</w:t>
+      </w:r>
+      <w:proofErr w:type="spellEnd"/>
+      <w:r>
+        <w:rPr>
+          <w:lang w:val="en-US"/>
+        </w:rPr>
+        <w:t xml:space="preserve"> }}</w:t>
+      </w:r>
+    </w:p>
+    <w:p>
+      <w:pPr>
+        <w:spacing w:after="0" w:line="240" w:lineRule="auto"/>
+        <w:jc w:val="both"/>
+        <w:rPr>
+          <w:lang w:val="en-US"/>
+        </w:rPr>
+      </w:pPr>
+    </w:p>
+    <w:p>
+      <w:pPr>
+        <w:pStyle w:val="Prrafodelista"/>
+        <w:numPr>
+          <w:ilvl w:val="1"/>
+          <w:numId w:val="1"/>
+        </w:numPr>
+        <w:spacing w:after="0" w:line="240" w:lineRule="auto"/>
+        <w:jc w:val="both"/>
+      </w:pPr>
+      <w:r>
+        <w:t xml:space="preserve">En </w:t>
+      </w:r>
+      <w:proofErr w:type="spellStart"/>
+      <w:r>
+        <w:t>Github</w:t>
+      </w:r>
+      <w:proofErr w:type="spellEnd"/>
+      <w:r>
+        <w:t>: Crear el archivo ‘</w:t>
+      </w:r>
+      <w:r>
+        <w:rPr>
+          <w:b/>
+          <w:bCs/>
+        </w:rPr>
+        <w:t>sonar-</w:t>
+      </w:r>
+      <w:proofErr w:type="spellStart"/>
+      <w:r>
+        <w:rPr>
+          <w:b/>
+          <w:bCs/>
+        </w:rPr>
+        <w:t>project.properties</w:t>
+      </w:r>
+      <w:proofErr w:type="spellEnd"/>
+      <w:r>
+        <w:t>’ y pegar el código sugerido de SonarQube Cloud que se parece al siguiente:</w:t>
+      </w:r>
+    </w:p>
+    <w:p>
+      <w:pPr>
+        <w:spacing w:after="0" w:line="240" w:lineRule="auto"/>
+        <w:jc w:val="both"/>
+      </w:pPr>
+    </w:p>
+    <w:p>
+      <w:pPr>
+        <w:spacing w:after="0" w:line="240" w:lineRule="auto"/>
+        <w:ind w:left="2124"/>
+        <w:jc w:val="both"/>
+        <w:rPr>
+          <w:lang w:val="en-US"/>
+        </w:rPr>
+      </w:pPr>
+      <w:proofErr w:type="spellStart"/>
+      <w:r>
+        <w:rPr>
+          <w:lang w:val="en-US"/>
+        </w:rPr>
+        <w:t>sonar.projectKey</w:t>
+      </w:r>
+      <w:proofErr w:type="spellEnd"/>
+      <w:r>
+        <w:rPr>
+          <w:lang w:val="en-US"/>
+        </w:rPr>
+        <w:t>=</w:t>
+      </w:r>
+      <w:proofErr w:type="spellStart"/>
+      <w:r>
+        <w:rPr>
+          <w:lang w:val="en-US"/>
+        </w:rPr>
+        <w:t>ProfeAlbeiro_app_web_php_dss_test</w:t>
+      </w:r>
+      <w:proofErr w:type="spellEnd"/>
+    </w:p>
+    <w:p>
+      <w:pPr>
+        <w:spacing w:after="0" w:line="240" w:lineRule="auto"/>
+        <w:ind w:left="2124"/>
+        <w:jc w:val="both"/>
+        <w:rPr>
+          <w:lang w:val="en-US"/>
+        </w:rPr>
+      </w:pPr>
+      <w:proofErr w:type="spellStart"/>
+      <w:r>
+        <w:rPr>
+          <w:lang w:val="en-US"/>
+        </w:rPr>
+        <w:t>sonar.organization</w:t>
+      </w:r>
+      <w:proofErr w:type="spellEnd"/>
+      <w:r>
+        <w:rPr>
+          <w:lang w:val="en-US"/>
+        </w:rPr>
+        <w:t>=</w:t>
+      </w:r>
+      <w:proofErr w:type="spellStart"/>
+      <w:r>
+        <w:rPr>
+          <w:lang w:val="en-US"/>
+        </w:rPr>
+        <w:t>profealbeiro</w:t>
+      </w:r>
+      <w:proofErr w:type="spellEnd"/>
+    </w:p>
+    <w:p>
+      <w:pPr>
+        <w:spacing w:after="0" w:line="240" w:lineRule="auto"/>
+        <w:ind w:left="2124"/>
+        <w:jc w:val="both"/>
+        <w:rPr>
+          <w:lang w:val="en-US"/>
+        </w:rPr>
+      </w:pPr>
+    </w:p>
+    <w:p>
+      <w:pPr>
+        <w:spacing w:after="0" w:line="240" w:lineRule="auto"/>
+        <w:ind w:left="2124"/>
+        <w:jc w:val="both"/>
+        <w:rPr>
+          <w:lang w:val="en-US"/>
+        </w:rPr>
+      </w:pPr>
+      <w:r>
+        <w:rPr>
+          <w:lang w:val="en-US"/>
+        </w:rPr>
+        <w:t xml:space="preserve"># This is the name and version displayed in the </w:t>
+      </w:r>
+      <w:proofErr w:type="spellStart"/>
+      <w:r>
+        <w:rPr>
+          <w:lang w:val="en-US"/>
+        </w:rPr>
+        <w:t>SonarCloud</w:t>
+      </w:r>
+      <w:proofErr w:type="spellEnd"/>
+      <w:r>
+        <w:rPr>
+          <w:lang w:val="en-US"/>
+        </w:rPr>
+        <w:t xml:space="preserve"> UI.</w:t>
+      </w:r>
+    </w:p>
+    <w:p>
+      <w:pPr>
+        <w:spacing w:after="0" w:line="240" w:lineRule="auto"/>
+        <w:ind w:left="2124"/>
+        <w:jc w:val="both"/>
+        <w:rPr>
+          <w:lang w:val="en-US"/>
+        </w:rPr>
+      </w:pPr>
+      <w:r>
+        <w:rPr>
+          <w:lang w:val="en-US"/>
+        </w:rPr>
+        <w:t>#sonar.projectName=app_web_php_dss_test</w:t>
+      </w:r>
+    </w:p>
+    <w:p>
+      <w:pPr>
+        <w:spacing w:after="0" w:line="240" w:lineRule="auto"/>
+        <w:ind w:left="2124"/>
+        <w:jc w:val="both"/>
+        <w:rPr>
+          <w:lang w:val="en-US"/>
+        </w:rPr>
+      </w:pPr>
+      <w:r>
+        <w:rPr>
+          <w:lang w:val="en-US"/>
+        </w:rPr>
+        <w:t>#sonar.projectVersion=1.0</w:t>
+      </w:r>
+    </w:p>
+    <w:p>
+      <w:pPr>
+        <w:spacing w:after="0" w:line="240" w:lineRule="auto"/>
+        <w:ind w:left="2124"/>
+        <w:jc w:val="both"/>
+        <w:rPr>
+          <w:lang w:val="en-US"/>
+        </w:rPr>
+      </w:pPr>
+    </w:p>
+    <w:p>
+      <w:pPr>
+        <w:spacing w:after="0" w:line="240" w:lineRule="auto"/>
+        <w:ind w:left="2124"/>
+        <w:jc w:val="both"/>
+        <w:rPr>
+          <w:lang w:val="en-US"/>
+        </w:rPr>
+      </w:pPr>
+      <w:r>
+        <w:rPr>
+          <w:lang w:val="en-US"/>
+        </w:rPr>
+        <w:t># Path is relative to the sonar-</w:t>
+      </w:r>
+      <w:proofErr w:type="spellStart"/>
+      <w:r>
+        <w:rPr>
+          <w:lang w:val="en-US"/>
+        </w:rPr>
+        <w:t>project.properties</w:t>
+      </w:r>
+      <w:proofErr w:type="spellEnd"/>
+      <w:r>
+        <w:rPr>
+          <w:lang w:val="en-US"/>
+        </w:rPr>
+        <w:t xml:space="preserve"> file. Replace "\" by "/" on Windows.</w:t>
+      </w:r>
+    </w:p>
+    <w:p>
+      <w:pPr>
+        <w:spacing w:after="0" w:line="240" w:lineRule="auto"/>
+        <w:ind w:left="2124"/>
+        <w:jc w:val="both"/>
+        <w:rPr>
+          <w:lang w:val="en-US"/>
+        </w:rPr>
+      </w:pPr>
+      <w:r>
+        <w:rPr>
+          <w:lang w:val="en-US"/>
+        </w:rPr>
+        <w:t>#sonar.sources=.</w:t>
+      </w:r>
+    </w:p>
+    <w:p>
+      <w:pPr>
+        <w:spacing w:after="0" w:line="240" w:lineRule="auto"/>
+        <w:ind w:left="2124"/>
+        <w:jc w:val="both"/>
+        <w:rPr>
+          <w:lang w:val="en-US"/>
+        </w:rPr>
+      </w:pPr>
+    </w:p>
+    <w:p>
+      <w:pPr>
+        <w:spacing w:after="0" w:line="240" w:lineRule="auto"/>
+        <w:ind w:left="2124"/>
+        <w:jc w:val="both"/>
+        <w:rPr>
+          <w:lang w:val="en-US"/>
+        </w:rPr>
+      </w:pPr>
+      <w:r>
+        <w:rPr>
+          <w:lang w:val="en-US"/>
+        </w:rPr>
+        <w:t># Encoding of the source code. Default is default system encoding</w:t>
+      </w:r>
+    </w:p>
+    <w:p>
+      <w:pPr>
+        <w:spacing w:after="0" w:line="240" w:lineRule="auto"/>
+        <w:ind w:left="2124"/>
+        <w:jc w:val="both"/>
+        <w:rPr>
+          <w:lang w:val="en-US"/>
+        </w:rPr>
+      </w:pPr>
+      <w:r>
+        <w:rPr>
+          <w:lang w:val="en-US"/>
+        </w:rPr>
+        <w:t>#sonar.sourceEncoding=UTF-8</w:t>
+      </w:r>
+    </w:p>
+    <w:p>
+      <w:pPr>
+        <w:spacing w:after="0" w:line="240" w:lineRule="auto"/>
+        <w:jc w:val="both"/>
+        <w:rPr>
+          <w:lang w:val="en-US"/>
+        </w:rPr>
+      </w:pPr>
+    </w:p>
+    <w:p>
+      <w:pPr>
+        <w:pStyle w:val="Prrafodelista"/>
+        <w:numPr>
+          <w:ilvl w:val="1"/>
+          <w:numId w:val="1"/>
+        </w:numPr>
+        <w:spacing w:after="0" w:line="240" w:lineRule="auto"/>
+        <w:jc w:val="both"/>
+      </w:pPr>
+      <w:r>
+        <w:t>Subir los cambios al r</w:t>
+      </w:r>
+      <w:r>
+        <w:t xml:space="preserve">epositorio en </w:t>
+      </w:r>
+      <w:proofErr w:type="spellStart"/>
+      <w:r>
+        <w:t>Github</w:t>
+      </w:r>
+      <w:proofErr w:type="spellEnd"/>
     </w:p>
     <w:p>
       <w:pPr>
@@ -1576,1701 +2791,6 @@
           <w:b/>
           <w:bCs/>
         </w:rPr>
-        <w:t xml:space="preserve">AUTORIZAR E IMPORTAR </w:t>
-      </w:r>
-      <w:r>
-        <w:rPr>
-          <w:b/>
-          <w:bCs/>
-        </w:rPr>
-        <w:t>EL</w:t>
-      </w:r>
-      <w:r>
-        <w:rPr>
-          <w:b/>
-          <w:bCs/>
-        </w:rPr>
-        <w:t xml:space="preserve"> REPOSITORIO DE GITHUB</w:t>
-      </w:r>
-    </w:p>
-    <w:p>
-      <w:pPr>
-        <w:spacing w:after="0" w:line="240" w:lineRule="auto"/>
-        <w:jc w:val="both"/>
-      </w:pPr>
-    </w:p>
-    <w:p>
-      <w:pPr>
-        <w:spacing w:after="0" w:line="240" w:lineRule="auto"/>
-        <w:jc w:val="both"/>
-      </w:pPr>
-    </w:p>
-    <w:p>
-      <w:pPr>
-        <w:spacing w:after="0" w:line="240" w:lineRule="auto"/>
-        <w:jc w:val="both"/>
-      </w:pPr>
-    </w:p>
-    <w:p>
-      <w:pPr>
-        <w:pStyle w:val="Prrafodelista"/>
-        <w:numPr>
-          <w:ilvl w:val="0"/>
-          <w:numId w:val="1"/>
-        </w:numPr>
-        <w:spacing w:after="0" w:line="240" w:lineRule="auto"/>
-        <w:jc w:val="both"/>
-        <w:rPr>
-          <w:b/>
-          <w:bCs/>
-        </w:rPr>
-      </w:pPr>
-      <w:r>
-        <w:rPr>
-          <w:b/>
-          <w:bCs/>
-        </w:rPr>
-        <w:t>CONFIGURACIÓN DEL PROYECTO</w:t>
-      </w:r>
-    </w:p>
-    <w:p>
-      <w:pPr>
-        <w:spacing w:after="0" w:line="240" w:lineRule="auto"/>
-        <w:jc w:val="both"/>
-      </w:pPr>
-    </w:p>
-    <w:p>
-      <w:pPr>
-        <w:pStyle w:val="Prrafodelista"/>
-        <w:numPr>
-          <w:ilvl w:val="1"/>
-          <w:numId w:val="1"/>
-        </w:numPr>
-        <w:spacing w:after="0" w:line="240" w:lineRule="auto"/>
-        <w:jc w:val="both"/>
-        <w:rPr>
-          <w:b/>
-          <w:bCs/>
-        </w:rPr>
-      </w:pPr>
-      <w:r>
-        <w:rPr>
-          <w:b/>
-          <w:bCs/>
-        </w:rPr>
-        <w:t>Crear archivo .github/workflows/sonarcloud.yml</w:t>
-      </w:r>
-    </w:p>
-    <w:p>
-      <w:pPr>
-        <w:spacing w:after="0" w:line="240" w:lineRule="auto"/>
-        <w:jc w:val="both"/>
-      </w:pPr>
-    </w:p>
-    <w:p>
-      <w:pPr>
-        <w:spacing w:after="0" w:line="240" w:lineRule="auto"/>
-        <w:ind w:left="84" w:firstLine="708"/>
-        <w:jc w:val="both"/>
-        <w:rPr>
-          <w:b/>
-          <w:bCs/>
-        </w:rPr>
-      </w:pPr>
-      <w:r>
-        <w:rPr>
-          <w:b/>
-          <w:bCs/>
-        </w:rPr>
-        <w:t>OPCIÓN 1: Desde GitHub Web (Recomendado)</w:t>
-      </w:r>
-    </w:p>
-    <w:p>
-      <w:pPr>
-        <w:pStyle w:val="Prrafodelista"/>
-        <w:numPr>
-          <w:ilvl w:val="0"/>
-          <w:numId w:val="3"/>
-        </w:numPr>
-        <w:spacing w:after="0" w:line="240" w:lineRule="auto"/>
-        <w:ind w:left="1560"/>
-        <w:jc w:val="both"/>
-      </w:pPr>
-      <w:r>
-        <w:t xml:space="preserve">Estar ubicado en </w:t>
-      </w:r>
-      <w:r>
-        <w:t>el repositorio</w:t>
-      </w:r>
-      <w:r>
-        <w:t xml:space="preserve"> de Github</w:t>
-      </w:r>
-    </w:p>
-    <w:p>
-      <w:pPr>
-        <w:pStyle w:val="Prrafodelista"/>
-        <w:numPr>
-          <w:ilvl w:val="0"/>
-          <w:numId w:val="3"/>
-        </w:numPr>
-        <w:spacing w:after="0" w:line="240" w:lineRule="auto"/>
-        <w:ind w:left="1560"/>
-        <w:jc w:val="both"/>
-      </w:pPr>
-      <w:r>
-        <w:t xml:space="preserve">Dar click </w:t>
-      </w:r>
-      <w:r>
-        <w:t>en</w:t>
-      </w:r>
-      <w:r>
-        <w:t>:</w:t>
-      </w:r>
-      <w:r>
-        <w:t xml:space="preserve"> Add file </w:t>
-      </w:r>
-      <w:r>
-        <w:t>/</w:t>
-      </w:r>
-      <w:r>
-        <w:t xml:space="preserve"> Create new file</w:t>
-      </w:r>
-    </w:p>
-    <w:p>
-      <w:pPr>
-        <w:pStyle w:val="Prrafodelista"/>
-        <w:numPr>
-          <w:ilvl w:val="0"/>
-          <w:numId w:val="3"/>
-        </w:numPr>
-        <w:spacing w:after="0" w:line="240" w:lineRule="auto"/>
-        <w:ind w:left="1560"/>
-        <w:jc w:val="both"/>
-      </w:pPr>
-      <w:r>
-        <w:t>Escribe la ruta: `.github/workflows/sonarcloud.yml`</w:t>
-      </w:r>
-    </w:p>
-    <w:p>
-      <w:pPr>
-        <w:pStyle w:val="Prrafodelista"/>
-        <w:numPr>
-          <w:ilvl w:val="0"/>
-          <w:numId w:val="3"/>
-        </w:numPr>
-        <w:spacing w:after="0" w:line="240" w:lineRule="auto"/>
-        <w:ind w:left="1560"/>
-        <w:jc w:val="both"/>
-      </w:pPr>
-      <w:r>
-        <w:t>Pega el contenido:</w:t>
-      </w:r>
-    </w:p>
-    <w:p>
-      <w:pPr>
-        <w:pStyle w:val="Prrafodelista"/>
-        <w:spacing w:after="0" w:line="240" w:lineRule="auto"/>
-        <w:ind w:left="1560"/>
-        <w:jc w:val="both"/>
-      </w:pPr>
-      <w:r>
-        <w:t>name: SonarCloud Analysis PHP</w:t>
-      </w:r>
-    </w:p>
-    <w:p>
-      <w:pPr>
-        <w:pStyle w:val="Prrafodelista"/>
-        <w:spacing w:after="0" w:line="240" w:lineRule="auto"/>
-        <w:ind w:left="1560"/>
-        <w:jc w:val="both"/>
-      </w:pPr>
-      <w:r>
-        <w:t>on:</w:t>
-      </w:r>
-    </w:p>
-    <w:p>
-      <w:pPr>
-        <w:pStyle w:val="Prrafodelista"/>
-        <w:spacing w:after="0" w:line="240" w:lineRule="auto"/>
-        <w:ind w:left="1560"/>
-        <w:jc w:val="both"/>
-      </w:pPr>
-      <w:r>
-        <w:t xml:space="preserve">  push:</w:t>
-      </w:r>
-    </w:p>
-    <w:p>
-      <w:pPr>
-        <w:pStyle w:val="Prrafodelista"/>
-        <w:spacing w:after="0" w:line="240" w:lineRule="auto"/>
-        <w:ind w:left="1560"/>
-        <w:jc w:val="both"/>
-      </w:pPr>
-      <w:r>
-        <w:t xml:space="preserve">    branches: [ main ]</w:t>
-      </w:r>
-    </w:p>
-    <w:p>
-      <w:pPr>
-        <w:pStyle w:val="Prrafodelista"/>
-        <w:spacing w:after="0" w:line="240" w:lineRule="auto"/>
-        <w:ind w:left="1560"/>
-        <w:jc w:val="both"/>
-      </w:pPr>
-      <w:r>
-        <w:t xml:space="preserve">  pull_request:</w:t>
-      </w:r>
-    </w:p>
-    <w:p>
-      <w:pPr>
-        <w:pStyle w:val="Prrafodelista"/>
-        <w:spacing w:after="0" w:line="240" w:lineRule="auto"/>
-        <w:ind w:left="1560"/>
-        <w:jc w:val="both"/>
-      </w:pPr>
-      <w:r>
-        <w:t xml:space="preserve">    branches: [ main ]</w:t>
-      </w:r>
-    </w:p>
-    <w:p>
-      <w:pPr>
-        <w:pStyle w:val="Prrafodelista"/>
-        <w:spacing w:after="0" w:line="240" w:lineRule="auto"/>
-        <w:ind w:left="1560"/>
-        <w:jc w:val="both"/>
-      </w:pPr>
-    </w:p>
-    <w:p>
-      <w:pPr>
-        <w:pStyle w:val="Prrafodelista"/>
-        <w:spacing w:after="0" w:line="240" w:lineRule="auto"/>
-        <w:ind w:left="1560"/>
-        <w:jc w:val="both"/>
-      </w:pPr>
-      <w:r>
-        <w:t>jobs:</w:t>
-      </w:r>
-    </w:p>
-    <w:p>
-      <w:pPr>
-        <w:pStyle w:val="Prrafodelista"/>
-        <w:spacing w:after="0" w:line="240" w:lineRule="auto"/>
-        <w:ind w:left="1560"/>
-        <w:jc w:val="both"/>
-      </w:pPr>
-      <w:r>
-        <w:t xml:space="preserve">  sonarcloud:</w:t>
-      </w:r>
-    </w:p>
-    <w:p>
-      <w:pPr>
-        <w:pStyle w:val="Prrafodelista"/>
-        <w:spacing w:after="0" w:line="240" w:lineRule="auto"/>
-        <w:ind w:left="1560"/>
-        <w:jc w:val="both"/>
-      </w:pPr>
-      <w:r>
-        <w:t xml:space="preserve">    name: SonarCloud Scan</w:t>
-      </w:r>
-    </w:p>
-    <w:p>
-      <w:pPr>
-        <w:pStyle w:val="Prrafodelista"/>
-        <w:spacing w:after="0" w:line="240" w:lineRule="auto"/>
-        <w:ind w:left="1560"/>
-        <w:jc w:val="both"/>
-      </w:pPr>
-      <w:r>
-        <w:t xml:space="preserve">    runs-on: ubuntu-latest</w:t>
-      </w:r>
-    </w:p>
-    <w:p>
-      <w:pPr>
-        <w:pStyle w:val="Prrafodelista"/>
-        <w:spacing w:after="0" w:line="240" w:lineRule="auto"/>
-        <w:ind w:left="1560"/>
-        <w:jc w:val="both"/>
-      </w:pPr>
-      <w:r>
-        <w:t xml:space="preserve">    </w:t>
-      </w:r>
-    </w:p>
-    <w:p>
-      <w:pPr>
-        <w:pStyle w:val="Prrafodelista"/>
-        <w:spacing w:after="0" w:line="240" w:lineRule="auto"/>
-        <w:ind w:left="1560"/>
-        <w:jc w:val="both"/>
-      </w:pPr>
-      <w:r>
-        <w:t xml:space="preserve">    steps:</w:t>
-      </w:r>
-    </w:p>
-    <w:p>
-      <w:pPr>
-        <w:pStyle w:val="Prrafodelista"/>
-        <w:spacing w:after="0" w:line="240" w:lineRule="auto"/>
-        <w:ind w:left="1560"/>
-        <w:jc w:val="both"/>
-      </w:pPr>
-      <w:r>
-        <w:t xml:space="preserve">    - name: Checkout code</w:t>
-      </w:r>
-    </w:p>
-    <w:p>
-      <w:pPr>
-        <w:pStyle w:val="Prrafodelista"/>
-        <w:spacing w:after="0" w:line="240" w:lineRule="auto"/>
-        <w:ind w:left="1560"/>
-        <w:jc w:val="both"/>
-      </w:pPr>
-      <w:r>
-        <w:t xml:space="preserve">      uses: actions/checkout@v3</w:t>
-      </w:r>
-    </w:p>
-    <w:p>
-      <w:pPr>
-        <w:pStyle w:val="Prrafodelista"/>
-        <w:spacing w:after="0" w:line="240" w:lineRule="auto"/>
-        <w:ind w:left="1560"/>
-        <w:jc w:val="both"/>
-      </w:pPr>
-      <w:r>
-        <w:t xml:space="preserve">      with:</w:t>
-      </w:r>
-    </w:p>
-    <w:p>
-      <w:pPr>
-        <w:pStyle w:val="Prrafodelista"/>
-        <w:spacing w:after="0" w:line="240" w:lineRule="auto"/>
-        <w:ind w:left="1560"/>
-        <w:jc w:val="both"/>
-      </w:pPr>
-      <w:r>
-        <w:t xml:space="preserve">        fetch-depth: 0</w:t>
-      </w:r>
-    </w:p>
-    <w:p>
-      <w:pPr>
-        <w:pStyle w:val="Prrafodelista"/>
-        <w:spacing w:after="0" w:line="240" w:lineRule="auto"/>
-        <w:ind w:left="1560"/>
-        <w:jc w:val="both"/>
-      </w:pPr>
-      <w:r>
-        <w:lastRenderedPageBreak/>
-        <w:t xml:space="preserve">        </w:t>
-      </w:r>
-    </w:p>
-    <w:p>
-      <w:pPr>
-        <w:pStyle w:val="Prrafodelista"/>
-        <w:spacing w:after="0" w:line="240" w:lineRule="auto"/>
-        <w:ind w:left="1560"/>
-        <w:jc w:val="both"/>
-      </w:pPr>
-      <w:r>
-        <w:t xml:space="preserve">    - name: Setup PHP</w:t>
-      </w:r>
-    </w:p>
-    <w:p>
-      <w:pPr>
-        <w:pStyle w:val="Prrafodelista"/>
-        <w:spacing w:after="0" w:line="240" w:lineRule="auto"/>
-        <w:ind w:left="1560"/>
-        <w:jc w:val="both"/>
-      </w:pPr>
-      <w:r>
-        <w:t xml:space="preserve">      uses: shivammathur/setup-php@v2</w:t>
-      </w:r>
-    </w:p>
-    <w:p>
-      <w:pPr>
-        <w:pStyle w:val="Prrafodelista"/>
-        <w:spacing w:after="0" w:line="240" w:lineRule="auto"/>
-        <w:ind w:left="1560"/>
-        <w:jc w:val="both"/>
-      </w:pPr>
-      <w:r>
-        <w:t xml:space="preserve">      with:</w:t>
-      </w:r>
-    </w:p>
-    <w:p>
-      <w:pPr>
-        <w:pStyle w:val="Prrafodelista"/>
-        <w:spacing w:after="0" w:line="240" w:lineRule="auto"/>
-        <w:ind w:left="1560"/>
-        <w:jc w:val="both"/>
-      </w:pPr>
-      <w:r>
-        <w:t xml:space="preserve">        php-version: '8.1'</w:t>
-      </w:r>
-    </w:p>
-    <w:p>
-      <w:pPr>
-        <w:pStyle w:val="Prrafodelista"/>
-        <w:spacing w:after="0" w:line="240" w:lineRule="auto"/>
-        <w:ind w:left="1560"/>
-        <w:jc w:val="both"/>
-      </w:pPr>
-      <w:r>
-        <w:t xml:space="preserve">        </w:t>
-      </w:r>
-    </w:p>
-    <w:p>
-      <w:pPr>
-        <w:pStyle w:val="Prrafodelista"/>
-        <w:spacing w:after="0" w:line="240" w:lineRule="auto"/>
-        <w:ind w:left="1560"/>
-        <w:jc w:val="both"/>
-      </w:pPr>
-      <w:r>
-        <w:t xml:space="preserve">    - name: SonarCloud Scan</w:t>
-      </w:r>
-    </w:p>
-    <w:p>
-      <w:pPr>
-        <w:pStyle w:val="Prrafodelista"/>
-        <w:spacing w:after="0" w:line="240" w:lineRule="auto"/>
-        <w:ind w:left="1560"/>
-        <w:jc w:val="both"/>
-      </w:pPr>
-      <w:r>
-        <w:t xml:space="preserve">      uses: SonarSource/sonarcloud-github-action@v2</w:t>
-      </w:r>
-    </w:p>
-    <w:p>
-      <w:pPr>
-        <w:pStyle w:val="Prrafodelista"/>
-        <w:spacing w:after="0" w:line="240" w:lineRule="auto"/>
-        <w:ind w:left="1560"/>
-        <w:jc w:val="both"/>
-      </w:pPr>
-      <w:r>
-        <w:t xml:space="preserve">      env:</w:t>
-      </w:r>
-    </w:p>
-    <w:p>
-      <w:pPr>
-        <w:pStyle w:val="Prrafodelista"/>
-        <w:spacing w:after="0" w:line="240" w:lineRule="auto"/>
-        <w:ind w:left="1560"/>
-        <w:jc w:val="both"/>
-      </w:pPr>
-      <w:r>
-        <w:t xml:space="preserve">        GITHUB_TOKEN: ${{ secrets.GITHUB_TOKEN }}</w:t>
-      </w:r>
-    </w:p>
-    <w:p>
-      <w:pPr>
-        <w:pStyle w:val="Prrafodelista"/>
-        <w:spacing w:after="0" w:line="240" w:lineRule="auto"/>
-        <w:ind w:left="1560"/>
-        <w:jc w:val="both"/>
-      </w:pPr>
-      <w:r>
-        <w:t xml:space="preserve">        SONAR_TOKEN: ${{ secrets.SONAR_TOKEN }}</w:t>
-      </w:r>
-    </w:p>
-    <w:p>
-      <w:pPr>
-        <w:pStyle w:val="Prrafodelista"/>
-        <w:numPr>
-          <w:ilvl w:val="0"/>
-          <w:numId w:val="3"/>
-        </w:numPr>
-        <w:spacing w:after="0" w:line="240" w:lineRule="auto"/>
-        <w:ind w:left="1560"/>
-        <w:jc w:val="both"/>
-      </w:pPr>
-      <w:r>
-        <w:t>Commit directo a main branch</w:t>
-      </w:r>
-    </w:p>
-    <w:p>
-      <w:pPr>
-        <w:spacing w:after="0" w:line="240" w:lineRule="auto"/>
-        <w:jc w:val="both"/>
-      </w:pPr>
-    </w:p>
-    <w:p>
-      <w:pPr>
-        <w:spacing w:after="0" w:line="240" w:lineRule="auto"/>
-        <w:ind w:left="720"/>
-        <w:jc w:val="both"/>
-        <w:rPr>
-          <w:b/>
-          <w:bCs/>
-        </w:rPr>
-      </w:pPr>
-      <w:r>
-        <w:rPr>
-          <w:b/>
-          <w:bCs/>
-        </w:rPr>
-        <w:t>OPCIÓN 2: Desde tu Máquina Local</w:t>
-      </w:r>
-    </w:p>
-    <w:p>
-      <w:pPr>
-        <w:pStyle w:val="Prrafodelista"/>
-        <w:numPr>
-          <w:ilvl w:val="0"/>
-          <w:numId w:val="4"/>
-        </w:numPr>
-        <w:spacing w:after="0" w:line="240" w:lineRule="auto"/>
-        <w:ind w:left="1560"/>
-        <w:jc w:val="both"/>
-      </w:pPr>
-      <w:r>
-        <w:t>Crea la carpeta y archivo:</w:t>
-      </w:r>
-    </w:p>
-    <w:p>
-      <w:pPr>
-        <w:pStyle w:val="Prrafodelista"/>
-        <w:spacing w:after="0" w:line="240" w:lineRule="auto"/>
-        <w:ind w:left="1560"/>
-        <w:jc w:val="both"/>
-      </w:pPr>
-      <w:r>
-        <w:t>mkdir -p .github/workflows</w:t>
-      </w:r>
-    </w:p>
-    <w:p>
-      <w:pPr>
-        <w:pStyle w:val="Prrafodelista"/>
-        <w:numPr>
-          <w:ilvl w:val="0"/>
-          <w:numId w:val="4"/>
-        </w:numPr>
-        <w:spacing w:after="0" w:line="240" w:lineRule="auto"/>
-        <w:ind w:left="1560"/>
-        <w:jc w:val="both"/>
-      </w:pPr>
-      <w:r>
-        <w:t>Crea el archivo con el contenido YAML</w:t>
-      </w:r>
-    </w:p>
-    <w:p>
-      <w:pPr>
-        <w:pStyle w:val="Prrafodelista"/>
-        <w:spacing w:after="0" w:line="240" w:lineRule="auto"/>
-        <w:ind w:left="1560"/>
-        <w:jc w:val="both"/>
-      </w:pPr>
-      <w:r>
-        <w:t>git add .github/workflows/sonarcloud.yml</w:t>
-      </w:r>
-    </w:p>
-    <w:p>
-      <w:pPr>
-        <w:pStyle w:val="Prrafodelista"/>
-        <w:spacing w:after="0" w:line="240" w:lineRule="auto"/>
-        <w:ind w:left="1560"/>
-        <w:jc w:val="both"/>
-      </w:pPr>
-      <w:r>
-        <w:t>git commit -m "feat: add sonarcloud analysis workflow"</w:t>
-      </w:r>
-    </w:p>
-    <w:p>
-      <w:pPr>
-        <w:pStyle w:val="Prrafodelista"/>
-        <w:spacing w:after="0" w:line="240" w:lineRule="auto"/>
-        <w:ind w:left="1560"/>
-        <w:jc w:val="both"/>
-      </w:pPr>
-      <w:r>
-        <w:t>git push origin main</w:t>
-      </w:r>
-    </w:p>
-    <w:p>
-      <w:pPr>
-        <w:spacing w:after="0" w:line="240" w:lineRule="auto"/>
-        <w:jc w:val="both"/>
-      </w:pPr>
-    </w:p>
-    <w:p>
-      <w:pPr>
-        <w:pStyle w:val="Prrafodelista"/>
-        <w:numPr>
-          <w:ilvl w:val="1"/>
-          <w:numId w:val="1"/>
-        </w:numPr>
-        <w:spacing w:after="0" w:line="240" w:lineRule="auto"/>
-        <w:jc w:val="both"/>
-        <w:rPr>
-          <w:b/>
-          <w:bCs/>
-        </w:rPr>
-      </w:pPr>
-      <w:r>
-        <w:rPr>
-          <w:b/>
-          <w:bCs/>
-        </w:rPr>
-        <w:t>Crear archivo .github/workflows/sonarcloud.yml</w:t>
-      </w:r>
-    </w:p>
-    <w:p>
-      <w:pPr>
-        <w:spacing w:after="0" w:line="240" w:lineRule="auto"/>
-        <w:jc w:val="both"/>
-      </w:pPr>
-    </w:p>
-    <w:p>
-      <w:pPr>
-        <w:spacing w:after="0" w:line="240" w:lineRule="auto"/>
-        <w:ind w:left="84" w:firstLine="708"/>
-        <w:jc w:val="both"/>
-        <w:rPr>
-          <w:b/>
-          <w:bCs/>
-        </w:rPr>
-      </w:pPr>
-      <w:r>
-        <w:rPr>
-          <w:b/>
-          <w:bCs/>
-        </w:rPr>
-        <w:t>OPCIÓN 1: Desde GitHub Web (Recomendado)</w:t>
-      </w:r>
-    </w:p>
-    <w:p>
-      <w:pPr>
-        <w:pStyle w:val="Prrafodelista"/>
-        <w:numPr>
-          <w:ilvl w:val="0"/>
-          <w:numId w:val="9"/>
-        </w:numPr>
-        <w:spacing w:after="0" w:line="240" w:lineRule="auto"/>
-        <w:jc w:val="both"/>
-      </w:pPr>
-      <w:r>
-        <w:t xml:space="preserve">Ve a tu repositorio: </w:t>
-      </w:r>
-      <w:hyperlink r:id="rId10" w:history="1">
-        <w:r>
-          <w:rPr>
-            <w:rStyle w:val="Hipervnculo"/>
-          </w:rPr>
-          <w:t>https://github.com/ProfeAlbeiro/php_puro</w:t>
-        </w:r>
-      </w:hyperlink>
-    </w:p>
-    <w:p>
-      <w:pPr>
-        <w:pStyle w:val="Prrafodelista"/>
-        <w:numPr>
-          <w:ilvl w:val="0"/>
-          <w:numId w:val="9"/>
-        </w:numPr>
-        <w:spacing w:after="0" w:line="240" w:lineRule="auto"/>
-        <w:jc w:val="both"/>
-      </w:pPr>
-      <w:r>
-        <w:t>Haz clic en "Add file" → "Create new file"</w:t>
-      </w:r>
-    </w:p>
-    <w:p>
-      <w:pPr>
-        <w:pStyle w:val="Prrafodelista"/>
-        <w:numPr>
-          <w:ilvl w:val="0"/>
-          <w:numId w:val="9"/>
-        </w:numPr>
-        <w:spacing w:line="240" w:lineRule="auto"/>
-        <w:jc w:val="both"/>
-      </w:pPr>
-      <w:r>
-        <w:t>Escribe la ruta: `sonar-project.properties`</w:t>
-      </w:r>
-    </w:p>
-    <w:p>
-      <w:pPr>
-        <w:pStyle w:val="Prrafodelista"/>
-        <w:numPr>
-          <w:ilvl w:val="0"/>
-          <w:numId w:val="9"/>
-        </w:numPr>
-        <w:spacing w:after="0" w:line="240" w:lineRule="auto"/>
-        <w:jc w:val="both"/>
-      </w:pPr>
-      <w:r>
-        <w:t>Pega el contenido:</w:t>
-      </w:r>
-    </w:p>
-    <w:p>
-      <w:pPr>
-        <w:pStyle w:val="Prrafodelista"/>
-        <w:spacing w:after="0" w:line="240" w:lineRule="auto"/>
-        <w:ind w:left="1428"/>
-        <w:jc w:val="both"/>
-      </w:pPr>
-      <w:r>
-        <w:t>sonar.projectKey=ProfeAlbeiro_php_puro</w:t>
-      </w:r>
-    </w:p>
-    <w:p>
-      <w:pPr>
-        <w:pStyle w:val="Prrafodelista"/>
-        <w:spacing w:after="0" w:line="240" w:lineRule="auto"/>
-        <w:ind w:left="1428"/>
-        <w:jc w:val="both"/>
-      </w:pPr>
-      <w:r>
-        <w:t>sonar.organization=profealbeiro</w:t>
-      </w:r>
-    </w:p>
-    <w:p>
-      <w:pPr>
-        <w:pStyle w:val="Prrafodelista"/>
-        <w:spacing w:after="0" w:line="240" w:lineRule="auto"/>
-        <w:ind w:left="1428"/>
-        <w:jc w:val="both"/>
-      </w:pPr>
-      <w:r>
-        <w:t>sonar.projectName=PHP Puro Project</w:t>
-      </w:r>
-    </w:p>
-    <w:p>
-      <w:pPr>
-        <w:pStyle w:val="Prrafodelista"/>
-        <w:spacing w:after="0" w:line="240" w:lineRule="auto"/>
-        <w:ind w:left="1428"/>
-        <w:jc w:val="both"/>
-      </w:pPr>
-      <w:r>
-        <w:t>sonar.projectVersion=1.0</w:t>
-      </w:r>
-    </w:p>
-    <w:p>
-      <w:pPr>
-        <w:pStyle w:val="Prrafodelista"/>
-        <w:spacing w:after="0" w:line="240" w:lineRule="auto"/>
-        <w:ind w:left="1428"/>
-        <w:jc w:val="both"/>
-      </w:pPr>
-      <w:r>
-        <w:t>sonar.sources=.</w:t>
-      </w:r>
-    </w:p>
-    <w:p>
-      <w:pPr>
-        <w:pStyle w:val="Prrafodelista"/>
-        <w:spacing w:after="0" w:line="240" w:lineRule="auto"/>
-        <w:ind w:left="1428"/>
-        <w:jc w:val="both"/>
-      </w:pPr>
-      <w:r>
-        <w:t>sonar.exclusions=**/vendor/**,**/node_modules/**,**/tests/**</w:t>
-      </w:r>
-    </w:p>
-    <w:p>
-      <w:pPr>
-        <w:pStyle w:val="Prrafodelista"/>
-        <w:spacing w:after="0" w:line="240" w:lineRule="auto"/>
-        <w:ind w:left="1428"/>
-        <w:jc w:val="both"/>
-      </w:pPr>
-      <w:r>
-        <w:t>sonar.php.version=8.1</w:t>
-      </w:r>
-    </w:p>
-    <w:p>
-      <w:pPr>
-        <w:pStyle w:val="Prrafodelista"/>
-        <w:spacing w:after="0" w:line="240" w:lineRule="auto"/>
-        <w:ind w:left="1428"/>
-        <w:jc w:val="both"/>
-      </w:pPr>
-      <w:r>
-        <w:t>sonar.sourceEncoding=UTF-8</w:t>
-      </w:r>
-    </w:p>
-    <w:p>
-      <w:pPr>
-        <w:pStyle w:val="Prrafodelista"/>
-        <w:numPr>
-          <w:ilvl w:val="0"/>
-          <w:numId w:val="9"/>
-        </w:numPr>
-        <w:spacing w:after="0" w:line="240" w:lineRule="auto"/>
-        <w:jc w:val="both"/>
-      </w:pPr>
-      <w:r>
-        <w:t>Commit directo a main branch</w:t>
-      </w:r>
-    </w:p>
-    <w:p>
-      <w:pPr>
-        <w:spacing w:after="0" w:line="240" w:lineRule="auto"/>
-        <w:jc w:val="both"/>
-      </w:pPr>
-    </w:p>
-    <w:p>
-      <w:pPr>
-        <w:spacing w:after="0" w:line="240" w:lineRule="auto"/>
-        <w:jc w:val="both"/>
-      </w:pPr>
-    </w:p>
-    <w:p>
-      <w:pPr>
-        <w:pStyle w:val="Prrafodelista"/>
-        <w:numPr>
-          <w:ilvl w:val="1"/>
-          <w:numId w:val="1"/>
-        </w:numPr>
-        <w:spacing w:after="0" w:line="240" w:lineRule="auto"/>
-        <w:jc w:val="both"/>
-        <w:rPr>
-          <w:b/>
-          <w:bCs/>
-        </w:rPr>
-      </w:pPr>
-      <w:r>
-        <w:rPr>
-          <w:b/>
-          <w:bCs/>
-        </w:rPr>
-        <w:t>Obtener SONAR_TOKEN de SonarCloud</w:t>
-      </w:r>
-    </w:p>
-    <w:p>
-      <w:pPr>
-        <w:spacing w:after="0" w:line="240" w:lineRule="auto"/>
-        <w:jc w:val="both"/>
-      </w:pPr>
-    </w:p>
-    <w:p>
-      <w:pPr>
-        <w:pStyle w:val="Prrafodelista"/>
-        <w:numPr>
-          <w:ilvl w:val="0"/>
-          <w:numId w:val="6"/>
-        </w:numPr>
-        <w:spacing w:after="0" w:line="240" w:lineRule="auto"/>
-        <w:ind w:left="1512"/>
-        <w:jc w:val="both"/>
-      </w:pPr>
-      <w:r>
-        <w:t>Ve a SonarCloud: https://sonarcloud.io</w:t>
-      </w:r>
-    </w:p>
-    <w:p>
-      <w:pPr>
-        <w:pStyle w:val="Prrafodelista"/>
-        <w:numPr>
-          <w:ilvl w:val="0"/>
-          <w:numId w:val="6"/>
-        </w:numPr>
-        <w:spacing w:after="0" w:line="240" w:lineRule="auto"/>
-        <w:ind w:left="1512"/>
-        <w:jc w:val="both"/>
-      </w:pPr>
-      <w:r>
-        <w:t>Haz clic en tu avatar → "My Account"</w:t>
-      </w:r>
-    </w:p>
-    <w:p>
-      <w:pPr>
-        <w:pStyle w:val="Prrafodelista"/>
-        <w:numPr>
-          <w:ilvl w:val="0"/>
-          <w:numId w:val="6"/>
-        </w:numPr>
-        <w:spacing w:after="0" w:line="240" w:lineRule="auto"/>
-        <w:ind w:left="1512"/>
-        <w:jc w:val="both"/>
-      </w:pPr>
-      <w:r>
-        <w:t>Ve a la pestaña "Security"</w:t>
-      </w:r>
-    </w:p>
-    <w:p>
-      <w:pPr>
-        <w:pStyle w:val="Prrafodelista"/>
-        <w:numPr>
-          <w:ilvl w:val="0"/>
-          <w:numId w:val="6"/>
-        </w:numPr>
-        <w:spacing w:after="0" w:line="240" w:lineRule="auto"/>
-        <w:ind w:left="1512"/>
-        <w:jc w:val="both"/>
-      </w:pPr>
-      <w:r>
-        <w:lastRenderedPageBreak/>
-        <w:t xml:space="preserve">Genera un token: </w:t>
-      </w:r>
-    </w:p>
-    <w:p>
-      <w:pPr>
-        <w:pStyle w:val="Prrafodelista"/>
-        <w:numPr>
-          <w:ilvl w:val="1"/>
-          <w:numId w:val="5"/>
-        </w:numPr>
-        <w:spacing w:after="0" w:line="240" w:lineRule="auto"/>
-        <w:ind w:left="2232"/>
-        <w:jc w:val="both"/>
-      </w:pPr>
-      <w:r>
-        <w:t>Name: "php_puro_analysis"</w:t>
-      </w:r>
-    </w:p>
-    <w:p>
-      <w:pPr>
-        <w:pStyle w:val="Prrafodelista"/>
-        <w:numPr>
-          <w:ilvl w:val="1"/>
-          <w:numId w:val="5"/>
-        </w:numPr>
-        <w:spacing w:after="0" w:line="240" w:lineRule="auto"/>
-        <w:ind w:left="2232"/>
-        <w:jc w:val="both"/>
-      </w:pPr>
-      <w:r>
-        <w:t>Expiration: "No expiration" (para proyectos educativos)</w:t>
-      </w:r>
-    </w:p>
-    <w:p>
-      <w:pPr>
-        <w:pStyle w:val="Prrafodelista"/>
-        <w:numPr>
-          <w:ilvl w:val="0"/>
-          <w:numId w:val="6"/>
-        </w:numPr>
-        <w:spacing w:after="0" w:line="240" w:lineRule="auto"/>
-        <w:ind w:left="1512"/>
-        <w:jc w:val="both"/>
-      </w:pPr>
-      <w:r>
-        <w:t>Copia el token (solo se muestra una vez)</w:t>
-      </w:r>
-    </w:p>
-    <w:p>
-      <w:pPr>
-        <w:spacing w:after="0" w:line="240" w:lineRule="auto"/>
-        <w:jc w:val="both"/>
-      </w:pPr>
-    </w:p>
-    <w:p>
-      <w:pPr>
-        <w:pStyle w:val="Prrafodelista"/>
-        <w:numPr>
-          <w:ilvl w:val="1"/>
-          <w:numId w:val="1"/>
-        </w:numPr>
-        <w:spacing w:after="0" w:line="240" w:lineRule="auto"/>
-        <w:jc w:val="both"/>
-        <w:rPr>
-          <w:b/>
-          <w:bCs/>
-        </w:rPr>
-      </w:pPr>
-      <w:r>
-        <w:rPr>
-          <w:b/>
-          <w:bCs/>
-        </w:rPr>
-        <w:t>Agregar SONAR_TOKEN a GitHub Secrets</w:t>
-      </w:r>
-    </w:p>
-    <w:p>
-      <w:pPr>
-        <w:spacing w:after="0" w:line="240" w:lineRule="auto"/>
-        <w:jc w:val="both"/>
-      </w:pPr>
-    </w:p>
-    <w:p>
-      <w:pPr>
-        <w:pStyle w:val="Prrafodelista"/>
-        <w:numPr>
-          <w:ilvl w:val="0"/>
-          <w:numId w:val="7"/>
-        </w:numPr>
-        <w:spacing w:after="0" w:line="240" w:lineRule="auto"/>
-        <w:jc w:val="both"/>
-      </w:pPr>
-      <w:r>
-        <w:t>Ve a tu repo GitHub: Settings → Secrets and variables → Actions</w:t>
-      </w:r>
-    </w:p>
-    <w:p>
-      <w:pPr>
-        <w:pStyle w:val="Prrafodelista"/>
-        <w:numPr>
-          <w:ilvl w:val="0"/>
-          <w:numId w:val="7"/>
-        </w:numPr>
-        <w:spacing w:after="0" w:line="240" w:lineRule="auto"/>
-        <w:jc w:val="both"/>
-      </w:pPr>
-      <w:r>
-        <w:t>Haz clic en "New repository secret"</w:t>
-      </w:r>
-    </w:p>
-    <w:p>
-      <w:pPr>
-        <w:pStyle w:val="Prrafodelista"/>
-        <w:numPr>
-          <w:ilvl w:val="0"/>
-          <w:numId w:val="7"/>
-        </w:numPr>
-        <w:spacing w:after="0" w:line="240" w:lineRule="auto"/>
-        <w:jc w:val="both"/>
-      </w:pPr>
-      <w:r>
-        <w:t>Nombre: SONAR_TOKEN</w:t>
-      </w:r>
-    </w:p>
-    <w:p>
-      <w:pPr>
-        <w:pStyle w:val="Prrafodelista"/>
-        <w:numPr>
-          <w:ilvl w:val="0"/>
-          <w:numId w:val="7"/>
-        </w:numPr>
-        <w:spacing w:after="0" w:line="240" w:lineRule="auto"/>
-        <w:jc w:val="both"/>
-      </w:pPr>
-      <w:r>
-        <w:t>Valor: Pega el token que copiaste de SonarCloud</w:t>
-      </w:r>
-    </w:p>
-    <w:p>
-      <w:pPr>
-        <w:pStyle w:val="Prrafodelista"/>
-        <w:numPr>
-          <w:ilvl w:val="0"/>
-          <w:numId w:val="7"/>
-        </w:numPr>
-        <w:spacing w:after="0" w:line="240" w:lineRule="auto"/>
-        <w:jc w:val="both"/>
-      </w:pPr>
-      <w:r>
-        <w:t>Guardar</w:t>
-      </w:r>
-    </w:p>
-    <w:p>
-      <w:pPr>
-        <w:spacing w:after="0" w:line="240" w:lineRule="auto"/>
-        <w:jc w:val="both"/>
-      </w:pPr>
-    </w:p>
-    <w:p>
-      <w:pPr>
-        <w:pStyle w:val="Prrafodelista"/>
-        <w:numPr>
-          <w:ilvl w:val="1"/>
-          <w:numId w:val="1"/>
-        </w:numPr>
-        <w:spacing w:after="0" w:line="240" w:lineRule="auto"/>
-        <w:jc w:val="both"/>
-        <w:rPr>
-          <w:b/>
-          <w:bCs/>
-        </w:rPr>
-      </w:pPr>
-      <w:r>
-        <w:rPr>
-          <w:b/>
-          <w:bCs/>
-        </w:rPr>
-        <w:t>Verificación Final</w:t>
-      </w:r>
-    </w:p>
-    <w:p>
-      <w:pPr>
-        <w:spacing w:after="0" w:line="240" w:lineRule="auto"/>
-        <w:jc w:val="both"/>
-      </w:pPr>
-    </w:p>
-    <w:p>
-      <w:pPr>
-        <w:pStyle w:val="Prrafodelista"/>
-        <w:numPr>
-          <w:ilvl w:val="0"/>
-          <w:numId w:val="8"/>
-        </w:numPr>
-        <w:spacing w:after="0" w:line="240" w:lineRule="auto"/>
-        <w:jc w:val="both"/>
-        <w:rPr>
-          <w:b/>
-          <w:bCs/>
-        </w:rPr>
-      </w:pPr>
-      <w:r>
-        <w:rPr>
-          <w:b/>
-          <w:bCs/>
-        </w:rPr>
-        <w:t>Haz un pequeño cambio para triggerear el workflow:</w:t>
-      </w:r>
-    </w:p>
-    <w:p>
-      <w:pPr>
-        <w:pStyle w:val="Prrafodelista"/>
-        <w:spacing w:after="0" w:line="240" w:lineRule="auto"/>
-        <w:ind w:left="1512"/>
-        <w:jc w:val="both"/>
-      </w:pPr>
-      <w:r>
-        <w:t>echo " " &gt;&gt; README.md</w:t>
-      </w:r>
-    </w:p>
-    <w:p>
-      <w:pPr>
-        <w:pStyle w:val="Prrafodelista"/>
-        <w:spacing w:after="0" w:line="240" w:lineRule="auto"/>
-        <w:ind w:left="1512"/>
-        <w:jc w:val="both"/>
-      </w:pPr>
-      <w:r>
-        <w:t>git add README.md</w:t>
-      </w:r>
-    </w:p>
-    <w:p>
-      <w:pPr>
-        <w:pStyle w:val="Prrafodelista"/>
-        <w:spacing w:after="0" w:line="240" w:lineRule="auto"/>
-        <w:ind w:left="1512"/>
-        <w:jc w:val="both"/>
-      </w:pPr>
-      <w:r>
-        <w:t>git commit -m "trigger: sonarcloud analysis"</w:t>
-      </w:r>
-    </w:p>
-    <w:p>
-      <w:pPr>
-        <w:pStyle w:val="Prrafodelista"/>
-        <w:spacing w:after="0" w:line="240" w:lineRule="auto"/>
-        <w:ind w:left="1512"/>
-        <w:jc w:val="both"/>
-      </w:pPr>
-      <w:r>
-        <w:t>git push origin main</w:t>
-      </w:r>
-    </w:p>
-    <w:p>
-      <w:pPr>
-        <w:pStyle w:val="Prrafodelista"/>
-        <w:numPr>
-          <w:ilvl w:val="0"/>
-          <w:numId w:val="8"/>
-        </w:numPr>
-        <w:spacing w:after="0" w:line="240" w:lineRule="auto"/>
-        <w:jc w:val="both"/>
-        <w:rPr>
-          <w:b/>
-          <w:bCs/>
-        </w:rPr>
-      </w:pPr>
-      <w:r>
-        <w:rPr>
-          <w:b/>
-          <w:bCs/>
-        </w:rPr>
-        <w:t>Verificar en GitHub Actions</w:t>
-      </w:r>
-      <w:r>
-        <w:rPr>
-          <w:b/>
-          <w:bCs/>
-        </w:rPr>
-        <w:t>:</w:t>
-      </w:r>
-    </w:p>
-    <w:p>
-      <w:pPr>
-        <w:pStyle w:val="Prrafodelista"/>
-        <w:spacing w:after="0" w:line="240" w:lineRule="auto"/>
-        <w:ind w:left="1512"/>
-        <w:jc w:val="both"/>
-      </w:pPr>
-      <w:r>
-        <w:t>- "SonarCloud Analysis PHP" en la lista de workflows</w:t>
-      </w:r>
-    </w:p>
-    <w:p>
-      <w:pPr>
-        <w:pStyle w:val="Prrafodelista"/>
-        <w:spacing w:after="0" w:line="240" w:lineRule="auto"/>
-        <w:ind w:left="1512"/>
-        <w:jc w:val="both"/>
-      </w:pPr>
-      <w:r>
-        <w:t>- Ejecuci</w:t>
-      </w:r>
-      <w:r>
-        <w:rPr>
-          <w:rFonts w:ascii="Aptos" w:hAnsi="Aptos" w:cs="Aptos"/>
-        </w:rPr>
-        <w:t>ó</w:t>
-      </w:r>
-      <w:r>
-        <w:t>n en progreso o completada</w:t>
-      </w:r>
-    </w:p>
-    <w:p>
-      <w:pPr>
-        <w:pStyle w:val="Prrafodelista"/>
-        <w:spacing w:after="0" w:line="240" w:lineRule="auto"/>
-        <w:ind w:left="1512"/>
-        <w:jc w:val="both"/>
-      </w:pPr>
-      <w:r>
-        <w:t xml:space="preserve">- Icono verde de </w:t>
-      </w:r>
-      <w:r>
-        <w:rPr>
-          <w:rFonts w:ascii="Aptos" w:hAnsi="Aptos" w:cs="Aptos"/>
-        </w:rPr>
-        <w:t>é</w:t>
-      </w:r>
-      <w:r>
-        <w:t>xito</w:t>
-      </w:r>
-    </w:p>
-    <w:p>
-      <w:pPr>
-        <w:pStyle w:val="Prrafodelista"/>
-        <w:spacing w:after="0" w:line="240" w:lineRule="auto"/>
-        <w:ind w:left="1512"/>
-        <w:jc w:val="both"/>
-      </w:pPr>
-    </w:p>
-    <w:p>
-      <w:pPr>
-        <w:pStyle w:val="Prrafodelista"/>
-        <w:numPr>
-          <w:ilvl w:val="0"/>
-          <w:numId w:val="8"/>
-        </w:numPr>
-        <w:spacing w:after="0" w:line="240" w:lineRule="auto"/>
-        <w:jc w:val="both"/>
-        <w:rPr>
-          <w:b/>
-          <w:bCs/>
-        </w:rPr>
-      </w:pPr>
-      <w:r>
-        <w:rPr>
-          <w:b/>
-          <w:bCs/>
-        </w:rPr>
-        <w:t>Revisar resultados actualizados en SonarCloud</w:t>
-      </w:r>
-    </w:p>
-    <w:p>
-      <w:pPr>
-        <w:pStyle w:val="Prrafodelista"/>
-        <w:spacing w:after="0" w:line="240" w:lineRule="auto"/>
-        <w:ind w:left="1512"/>
-        <w:jc w:val="both"/>
-      </w:pPr>
-      <w:r>
-        <w:t>- Click en ‘ProfeAlbeiro / PHP Puro Project’</w:t>
-      </w:r>
-    </w:p>
-    <w:p>
-      <w:pPr>
-        <w:pStyle w:val="Prrafodelista"/>
-        <w:spacing w:after="0" w:line="240" w:lineRule="auto"/>
-        <w:ind w:left="1512"/>
-        <w:jc w:val="both"/>
-        <w:rPr>
-          <w:u w:val="single"/>
-        </w:rPr>
-      </w:pPr>
-      <w:r>
-        <w:t xml:space="preserve">- </w:t>
-      </w:r>
-      <w:r>
-        <w:t>Verificar que en ‘Latest Activity’, se encuentre la fecha de hoy</w:t>
-      </w:r>
-    </w:p>
-    <w:p>
-      <w:pPr>
-        <w:spacing w:after="0" w:line="240" w:lineRule="auto"/>
-        <w:jc w:val="both"/>
-      </w:pPr>
-    </w:p>
-    <w:p>
-      <w:pPr>
-        <w:spacing w:after="0" w:line="240" w:lineRule="auto"/>
-        <w:jc w:val="both"/>
-      </w:pPr>
-    </w:p>
-    <w:p>
-      <w:pPr>
-        <w:spacing w:after="0" w:line="240" w:lineRule="auto"/>
-        <w:jc w:val="both"/>
-      </w:pPr>
-    </w:p>
-    <w:p>
-      <w:pPr>
-        <w:spacing w:after="0" w:line="240" w:lineRule="auto"/>
-        <w:jc w:val="both"/>
-      </w:pPr>
-    </w:p>
-    <w:p>
-      <w:pPr>
-        <w:spacing w:after="0" w:line="240" w:lineRule="auto"/>
-        <w:jc w:val="both"/>
-        <w:sectPr>
-          <w:headerReference w:type="default" r:id="rId11"/>
-          <w:pgSz w:w="12240" w:h="15840"/>
-          <w:pgMar w:top="1440" w:right="1440" w:bottom="1440" w:left="1440" w:header="709" w:footer="709" w:gutter="0"/>
-          <w:cols w:space="708"/>
-          <w:docGrid w:linePitch="360"/>
-        </w:sectPr>
-      </w:pPr>
-    </w:p>
-    <w:p>
-      <w:pPr>
-        <w:pStyle w:val="Prrafodelista"/>
-        <w:numPr>
-          <w:ilvl w:val="0"/>
-          <w:numId w:val="1"/>
-        </w:numPr>
-        <w:spacing w:after="0" w:line="240" w:lineRule="auto"/>
-        <w:jc w:val="both"/>
-        <w:rPr>
-          <w:b/>
-          <w:bCs/>
-        </w:rPr>
-      </w:pPr>
-      <w:r>
-        <w:rPr>
-          <w:b/>
-          <w:bCs/>
-        </w:rPr>
-        <w:lastRenderedPageBreak/>
-        <w:t>CONCEPTOS CLAVE</w:t>
-      </w:r>
-    </w:p>
-    <w:p>
-      <w:pPr>
-        <w:spacing w:after="0" w:line="240" w:lineRule="auto"/>
-        <w:jc w:val="both"/>
-      </w:pPr>
-    </w:p>
-    <w:p>
-      <w:pPr>
-        <w:pStyle w:val="Prrafodelista"/>
-        <w:numPr>
-          <w:ilvl w:val="1"/>
-          <w:numId w:val="1"/>
-        </w:numPr>
-        <w:spacing w:after="0" w:line="240" w:lineRule="auto"/>
-        <w:jc w:val="both"/>
-        <w:rPr>
-          <w:b/>
-          <w:bCs/>
-        </w:rPr>
-      </w:pPr>
-      <w:r>
-        <w:rPr>
-          <w:b/>
-          <w:bCs/>
-        </w:rPr>
-        <w:t>MY PROJECTS: PANEL LATERAL</w:t>
-      </w:r>
-    </w:p>
-    <w:p>
-      <w:pPr>
-        <w:spacing w:after="0" w:line="240" w:lineRule="auto"/>
-        <w:jc w:val="both"/>
-      </w:pPr>
-    </w:p>
-    <w:p>
-      <w:pPr>
-        <w:spacing w:after="0" w:line="240" w:lineRule="auto"/>
-        <w:jc w:val="center"/>
-      </w:pPr>
-    </w:p>
-    <w:p>
-      <w:pPr>
-        <w:spacing w:after="0" w:line="240" w:lineRule="auto"/>
-        <w:ind w:firstLine="708"/>
-        <w:jc w:val="both"/>
-      </w:pPr>
-      <w:r>
-        <w:drawing>
-          <wp:inline distT="0" distB="0" distL="0" distR="0" wp14:anchorId="1F6FC263" wp14:editId="1D810338">
-            <wp:extent cx="1620000" cy="4567401"/>
-            <wp:effectExtent l="0" t="0" r="0" b="5080"/>
-            <wp:docPr id="1073783849" name="Imagen 1" descr="Interfaz de usuario gráfica, Aplicación&#10;&#10;El contenido generado por IA puede ser incorrecto."/>
-            <wp:cNvGraphicFramePr>
-              <a:graphicFrameLocks xmlns:a="http://schemas.openxmlformats.org/drawingml/2006/main" noChangeAspect="1"/>
-            </wp:cNvGraphicFramePr>
-            <a:graphic xmlns:a="http://schemas.openxmlformats.org/drawingml/2006/main">
-              <a:graphicData uri="http://schemas.openxmlformats.org/drawingml/2006/picture">
-                <pic:pic xmlns:pic="http://schemas.openxmlformats.org/drawingml/2006/picture">
-                  <pic:nvPicPr>
-                    <pic:cNvPr id="1073783849" name="Imagen 1" descr="Interfaz de usuario gráfica, Aplicación&#10;&#10;El contenido generado por IA puede ser incorrecto."/>
-                    <pic:cNvPicPr/>
-                  </pic:nvPicPr>
-                  <pic:blipFill>
-                    <a:blip r:embed="rId12"/>
-                    <a:stretch>
-                      <a:fillRect/>
-                    </a:stretch>
-                  </pic:blipFill>
-                  <pic:spPr>
-                    <a:xfrm>
-                      <a:off x="0" y="0"/>
-                      <a:ext cx="1620000" cy="4567401"/>
-                    </a:xfrm>
-                    <a:prstGeom prst="rect">
-                      <a:avLst/>
-                    </a:prstGeom>
-                  </pic:spPr>
-                </pic:pic>
-              </a:graphicData>
-            </a:graphic>
-          </wp:inline>
-        </w:drawing>
-      </w:r>
-      <w:r>
-        <w:tab/>
-      </w:r>
-      <w:r>
-        <w:drawing>
-          <wp:inline distT="0" distB="0" distL="0" distR="0" wp14:anchorId="7965381B" wp14:editId="3B266FED">
-            <wp:extent cx="1620000" cy="4995595"/>
-            <wp:effectExtent l="0" t="0" r="0" b="0"/>
-            <wp:docPr id="27591831" name="Imagen 1" descr="Interfaz de usuario gráfica&#10;&#10;El contenido generado por IA puede ser incorrecto."/>
-            <wp:cNvGraphicFramePr>
-              <a:graphicFrameLocks xmlns:a="http://schemas.openxmlformats.org/drawingml/2006/main" noChangeAspect="1"/>
-            </wp:cNvGraphicFramePr>
-            <a:graphic xmlns:a="http://schemas.openxmlformats.org/drawingml/2006/main">
-              <a:graphicData uri="http://schemas.openxmlformats.org/drawingml/2006/picture">
-                <pic:pic xmlns:pic="http://schemas.openxmlformats.org/drawingml/2006/picture">
-                  <pic:nvPicPr>
-                    <pic:cNvPr id="27591831" name="Imagen 1" descr="Interfaz de usuario gráfica&#10;&#10;El contenido generado por IA puede ser incorrecto."/>
-                    <pic:cNvPicPr/>
-                  </pic:nvPicPr>
-                  <pic:blipFill>
-                    <a:blip r:embed="rId13"/>
-                    <a:stretch>
-                      <a:fillRect/>
-                    </a:stretch>
-                  </pic:blipFill>
-                  <pic:spPr>
-                    <a:xfrm>
-                      <a:off x="0" y="0"/>
-                      <a:ext cx="1620000" cy="4995595"/>
-                    </a:xfrm>
-                    <a:prstGeom prst="rect">
-                      <a:avLst/>
-                    </a:prstGeom>
-                  </pic:spPr>
-                </pic:pic>
-              </a:graphicData>
-            </a:graphic>
-          </wp:inline>
-        </w:drawing>
-      </w:r>
-      <w:r>
-        <w:tab/>
-      </w:r>
-      <w:r>
-        <w:drawing>
-          <wp:inline distT="0" distB="0" distL="0" distR="0" wp14:anchorId="4CA0A459" wp14:editId="49CDCE96">
-            <wp:extent cx="1620000" cy="2933128"/>
-            <wp:effectExtent l="0" t="0" r="0" b="635"/>
-            <wp:docPr id="1041895199" name="Imagen 1" descr="Captura de pantalla de un celular&#10;&#10;El contenido generado por IA puede ser incorrecto."/>
-            <wp:cNvGraphicFramePr>
-              <a:graphicFrameLocks xmlns:a="http://schemas.openxmlformats.org/drawingml/2006/main" noChangeAspect="1"/>
-            </wp:cNvGraphicFramePr>
-            <a:graphic xmlns:a="http://schemas.openxmlformats.org/drawingml/2006/main">
-              <a:graphicData uri="http://schemas.openxmlformats.org/drawingml/2006/picture">
-                <pic:pic xmlns:pic="http://schemas.openxmlformats.org/drawingml/2006/picture">
-                  <pic:nvPicPr>
-                    <pic:cNvPr id="1041895199" name="Imagen 1" descr="Captura de pantalla de un celular&#10;&#10;El contenido generado por IA puede ser incorrecto."/>
-                    <pic:cNvPicPr/>
-                  </pic:nvPicPr>
-                  <pic:blipFill>
-                    <a:blip r:embed="rId14"/>
-                    <a:stretch>
-                      <a:fillRect/>
-                    </a:stretch>
-                  </pic:blipFill>
-                  <pic:spPr>
-                    <a:xfrm>
-                      <a:off x="0" y="0"/>
-                      <a:ext cx="1620000" cy="2933128"/>
-                    </a:xfrm>
-                    <a:prstGeom prst="rect">
-                      <a:avLst/>
-                    </a:prstGeom>
-                  </pic:spPr>
-                </pic:pic>
-              </a:graphicData>
-            </a:graphic>
-          </wp:inline>
-        </w:drawing>
-      </w:r>
-    </w:p>
-    <w:p>
-      <w:pPr>
-        <w:spacing w:after="0" w:line="240" w:lineRule="auto"/>
-        <w:jc w:val="center"/>
-      </w:pPr>
-    </w:p>
-    <w:p>
-      <w:pPr>
-        <w:spacing w:after="0" w:line="240" w:lineRule="auto"/>
-        <w:jc w:val="center"/>
-      </w:pPr>
-    </w:p>
-    <w:p>
-      <w:pPr>
-        <w:spacing w:after="0" w:line="240" w:lineRule="auto"/>
-        <w:jc w:val="both"/>
-      </w:pPr>
-    </w:p>
-    <w:p>
-      <w:pPr>
-        <w:spacing w:after="0" w:line="240" w:lineRule="auto"/>
-        <w:jc w:val="center"/>
-      </w:pPr>
-    </w:p>
-    <w:p>
-      <w:pPr>
-        <w:spacing w:after="0" w:line="240" w:lineRule="auto"/>
-        <w:jc w:val="center"/>
-        <w:sectPr>
-          <w:pgSz w:w="12240" w:h="15840"/>
-          <w:pgMar w:top="1440" w:right="1440" w:bottom="1440" w:left="1440" w:header="709" w:footer="709" w:gutter="0"/>
-          <w:cols w:space="708"/>
-          <w:docGrid w:linePitch="360"/>
-        </w:sectPr>
-      </w:pPr>
-    </w:p>
-    <w:p>
-      <w:pPr>
-        <w:pStyle w:val="Prrafodelista"/>
-        <w:numPr>
-          <w:ilvl w:val="1"/>
-          <w:numId w:val="1"/>
-        </w:numPr>
-        <w:spacing w:after="0" w:line="240" w:lineRule="auto"/>
-        <w:jc w:val="both"/>
-        <w:rPr>
-          <w:b/>
-          <w:bCs/>
-        </w:rPr>
-      </w:pPr>
-      <w:r>
-        <w:rPr>
-          <w:b/>
-          <w:bCs/>
-        </w:rPr>
-        <w:lastRenderedPageBreak/>
-        <w:t>MY PROJECTS: ÁREA DE TRABAJO</w:t>
-      </w:r>
-    </w:p>
-    <w:p>
-      <w:pPr>
-        <w:spacing w:after="0" w:line="240" w:lineRule="auto"/>
-        <w:jc w:val="both"/>
-      </w:pPr>
-    </w:p>
-    <w:p>
-      <w:pPr>
-        <w:spacing w:after="0" w:line="240" w:lineRule="auto"/>
-        <w:jc w:val="both"/>
-      </w:pPr>
-      <w:r>
-        <w:drawing>
-          <wp:inline distT="0" distB="0" distL="0" distR="0" wp14:anchorId="777B2BAD" wp14:editId="4B478E39">
-            <wp:extent cx="5943600" cy="3054350"/>
-            <wp:effectExtent l="0" t="0" r="0" b="0"/>
-            <wp:docPr id="1233784147" name="Imagen 1" descr="Captura de pantalla de computadora&#10;&#10;El contenido generado por IA puede ser incorrecto."/>
-            <wp:cNvGraphicFramePr>
-              <a:graphicFrameLocks xmlns:a="http://schemas.openxmlformats.org/drawingml/2006/main" noChangeAspect="1"/>
-            </wp:cNvGraphicFramePr>
-            <a:graphic xmlns:a="http://schemas.openxmlformats.org/drawingml/2006/main">
-              <a:graphicData uri="http://schemas.openxmlformats.org/drawingml/2006/picture">
-                <pic:pic xmlns:pic="http://schemas.openxmlformats.org/drawingml/2006/picture">
-                  <pic:nvPicPr>
-                    <pic:cNvPr id="1233784147" name="Imagen 1" descr="Captura de pantalla de computadora&#10;&#10;El contenido generado por IA puede ser incorrecto."/>
-                    <pic:cNvPicPr/>
-                  </pic:nvPicPr>
-                  <pic:blipFill>
-                    <a:blip r:embed="rId15"/>
-                    <a:stretch>
-                      <a:fillRect/>
-                    </a:stretch>
-                  </pic:blipFill>
-                  <pic:spPr>
-                    <a:xfrm>
-                      <a:off x="0" y="0"/>
-                      <a:ext cx="5943600" cy="3054350"/>
-                    </a:xfrm>
-                    <a:prstGeom prst="rect">
-                      <a:avLst/>
-                    </a:prstGeom>
-                  </pic:spPr>
-                </pic:pic>
-              </a:graphicData>
-            </a:graphic>
-          </wp:inline>
-        </w:drawing>
-      </w:r>
-    </w:p>
-    <w:p>
-      <w:pPr>
-        <w:spacing w:after="0" w:line="240" w:lineRule="auto"/>
-        <w:jc w:val="both"/>
-      </w:pPr>
-    </w:p>
-    <w:p>
-      <w:pPr>
-        <w:spacing w:after="0" w:line="240" w:lineRule="auto"/>
-        <w:jc w:val="both"/>
-      </w:pPr>
-    </w:p>
-    <w:p>
-      <w:pPr>
-        <w:spacing w:after="0" w:line="240" w:lineRule="auto"/>
-        <w:jc w:val="both"/>
-      </w:pPr>
-    </w:p>
-    <w:p>
-      <w:pPr>
-        <w:spacing w:after="0" w:line="240" w:lineRule="auto"/>
-        <w:jc w:val="both"/>
-      </w:pPr>
-    </w:p>
-    <w:p>
-      <w:pPr>
-        <w:spacing w:after="0" w:line="240" w:lineRule="auto"/>
-        <w:jc w:val="both"/>
-        <w:sectPr>
-          <w:pgSz w:w="12240" w:h="15840"/>
-          <w:pgMar w:top="1440" w:right="1440" w:bottom="1440" w:left="1440" w:header="709" w:footer="709" w:gutter="0"/>
-          <w:cols w:space="708"/>
-          <w:docGrid w:linePitch="360"/>
-        </w:sectPr>
-      </w:pPr>
-    </w:p>
-    <w:p>
-      <w:pPr>
-        <w:pStyle w:val="Prrafodelista"/>
-        <w:numPr>
-          <w:ilvl w:val="0"/>
-          <w:numId w:val="1"/>
-        </w:numPr>
-        <w:spacing w:after="0" w:line="240" w:lineRule="auto"/>
-        <w:jc w:val="both"/>
-      </w:pPr>
-      <w:r>
-        <w:lastRenderedPageBreak/>
         <w:t>ISSUES. EJEMPLO ‘MODELS/DATABASE.PHP’</w:t>
       </w:r>
     </w:p>
@@ -3313,7 +2833,23 @@
         <w:jc w:val="both"/>
       </w:pPr>
       <w:r>
-        <w:t>Reemplaza este código: ‘$password = "Contradb.";</w:t>
+        <w:t>Reemplaza este código: ‘$</w:t>
+      </w:r>
+      <w:proofErr w:type="spellStart"/>
+      <w:r>
+        <w:t>password</w:t>
+      </w:r>
+      <w:proofErr w:type="spellEnd"/>
+      <w:r>
+        <w:t xml:space="preserve"> = "</w:t>
+      </w:r>
+      <w:proofErr w:type="spellStart"/>
+      <w:r>
+        <w:t>Contradb</w:t>
+      </w:r>
+      <w:proofErr w:type="spellEnd"/>
+      <w:r>
+        <w:t>.";</w:t>
       </w:r>
     </w:p>
     <w:p>
@@ -3333,7 +2869,35 @@
         <w:rPr>
           <w:u w:val="single"/>
         </w:rPr>
-        <w:t>$password = getenv('DB_PASSWORD');</w:t>
+        <w:t>$</w:t>
+      </w:r>
+      <w:proofErr w:type="spellStart"/>
+      <w:r>
+        <w:rPr>
+          <w:u w:val="single"/>
+        </w:rPr>
+        <w:t>password</w:t>
+      </w:r>
+      <w:proofErr w:type="spellEnd"/>
+      <w:r>
+        <w:rPr>
+          <w:u w:val="single"/>
+        </w:rPr>
+        <w:t xml:space="preserve"> = </w:t>
+      </w:r>
+      <w:proofErr w:type="spellStart"/>
+      <w:r>
+        <w:rPr>
+          <w:u w:val="single"/>
+        </w:rPr>
+        <w:t>getenv</w:t>
+      </w:r>
+      <w:proofErr w:type="spellEnd"/>
+      <w:r>
+        <w:rPr>
+          <w:u w:val="single"/>
+        </w:rPr>
+        <w:t>('DB_PASSWORD');</w:t>
       </w:r>
       <w:r>
         <w:t>’</w:t>
@@ -3391,8 +2955,13 @@
         <w:spacing w:after="0" w:line="240" w:lineRule="auto"/>
         <w:jc w:val="both"/>
       </w:pPr>
-      <w:r>
-        <w:t>Configuration / Variables de Entorno</w:t>
+      <w:proofErr w:type="spellStart"/>
+      <w:r>
+        <w:t>Configuration</w:t>
+      </w:r>
+      <w:proofErr w:type="spellEnd"/>
+      <w:r>
+        <w:t xml:space="preserve"> / Variables de Entorno</w:t>
       </w:r>
     </w:p>
     <w:p>
@@ -3428,7 +2997,23 @@
         <w:jc w:val="both"/>
       </w:pPr>
       <w:r>
-        <w:t>- Value: Contradb.</w:t>
+        <w:t xml:space="preserve">- </w:t>
+      </w:r>
+      <w:proofErr w:type="spellStart"/>
+      <w:r>
+        <w:t>Value</w:t>
+      </w:r>
+      <w:proofErr w:type="spellEnd"/>
+      <w:r>
+        <w:t xml:space="preserve">: </w:t>
+      </w:r>
+      <w:proofErr w:type="spellStart"/>
+      <w:r>
+        <w:t>Contradb</w:t>
+      </w:r>
+      <w:proofErr w:type="spellEnd"/>
+      <w:r>
+        <w:t>.</w:t>
       </w:r>
     </w:p>
     <w:p>
@@ -3439,7 +3024,15 @@
         <w:jc w:val="both"/>
       </w:pPr>
       <w:r>
-        <w:t>- Slot setting: ✓</w:t>
+        <w:t xml:space="preserve">- Slot </w:t>
+      </w:r>
+      <w:proofErr w:type="spellStart"/>
+      <w:r>
+        <w:t>setting</w:t>
+      </w:r>
+      <w:proofErr w:type="spellEnd"/>
+      <w:r>
+        <w:t>: ✓</w:t>
       </w:r>
     </w:p>
     <w:p>
@@ -3484,10 +3077,26 @@
         <w:jc w:val="both"/>
       </w:pPr>
       <w:r>
-        <w:t>Crear en la raíz el archivo ‘.env’</w:t>
-      </w:r>
-      <w:r>
-        <w:t xml:space="preserve"> y escribir: ‘DB_PASSWORD=Contradb.’</w:t>
+        <w:t>Crear en la raíz el archivo ‘.</w:t>
+      </w:r>
+      <w:proofErr w:type="spellStart"/>
+      <w:r>
+        <w:t>env</w:t>
+      </w:r>
+      <w:proofErr w:type="spellEnd"/>
+      <w:r>
+        <w:t>’</w:t>
+      </w:r>
+      <w:r>
+        <w:t xml:space="preserve"> y escribir: ‘DB_PASSWORD=</w:t>
+      </w:r>
+      <w:proofErr w:type="spellStart"/>
+      <w:r>
+        <w:t>Contradb</w:t>
+      </w:r>
+      <w:proofErr w:type="spellEnd"/>
+      <w:r>
+        <w:t>.’</w:t>
       </w:r>
     </w:p>
     <w:p>
@@ -3501,7 +3110,23 @@
         <w:jc w:val="both"/>
       </w:pPr>
       <w:r>
-        <w:t>Modificar el código ‘models/DataBase.php’</w:t>
+        <w:t>Modificar el código ‘</w:t>
+      </w:r>
+      <w:proofErr w:type="spellStart"/>
+      <w:r>
+        <w:t>models</w:t>
+      </w:r>
+      <w:proofErr w:type="spellEnd"/>
+      <w:r>
+        <w:t>/</w:t>
+      </w:r>
+      <w:proofErr w:type="spellStart"/>
+      <w:r>
+        <w:t>DataBase.php</w:t>
+      </w:r>
+      <w:proofErr w:type="spellEnd"/>
+      <w:r>
+        <w:t>’</w:t>
       </w:r>
     </w:p>
     <w:p>
@@ -3522,8 +3147,29 @@
         <w:ind w:left="1068"/>
         <w:jc w:val="both"/>
       </w:pPr>
-      <w:r>
-        <w:t>if (file_exists('.env')) {</w:t>
+      <w:proofErr w:type="spellStart"/>
+      <w:r>
+        <w:t>if</w:t>
+      </w:r>
+      <w:proofErr w:type="spellEnd"/>
+      <w:r>
+        <w:t xml:space="preserve"> (</w:t>
+      </w:r>
+      <w:proofErr w:type="spellStart"/>
+      <w:r>
+        <w:t>file_exists</w:t>
+      </w:r>
+      <w:proofErr w:type="spellEnd"/>
+      <w:r>
+        <w:t>('.</w:t>
+      </w:r>
+      <w:proofErr w:type="spellStart"/>
+      <w:r>
+        <w:t>env</w:t>
+      </w:r>
+      <w:proofErr w:type="spellEnd"/>
+      <w:r>
+        <w:t>')) {</w:t>
       </w:r>
     </w:p>
     <w:p>
@@ -3534,7 +3180,31 @@
         <w:jc w:val="both"/>
       </w:pPr>
       <w:r>
-        <w:t xml:space="preserve">    $env = parse_ini_file('.env');</w:t>
+        <w:t xml:space="preserve">    $</w:t>
+      </w:r>
+      <w:proofErr w:type="spellStart"/>
+      <w:r>
+        <w:t>env</w:t>
+      </w:r>
+      <w:proofErr w:type="spellEnd"/>
+      <w:r>
+        <w:t xml:space="preserve"> = </w:t>
+      </w:r>
+      <w:proofErr w:type="spellStart"/>
+      <w:r>
+        <w:t>parse_ini_file</w:t>
+      </w:r>
+      <w:proofErr w:type="spellEnd"/>
+      <w:r>
+        <w:t>('.</w:t>
+      </w:r>
+      <w:proofErr w:type="spellStart"/>
+      <w:r>
+        <w:t>env</w:t>
+      </w:r>
+      <w:proofErr w:type="spellEnd"/>
+      <w:r>
+        <w:t>');</w:t>
       </w:r>
     </w:p>
     <w:p>
@@ -3543,9 +3213,18 @@
         <w:spacing w:after="0" w:line="240" w:lineRule="auto"/>
         <w:ind w:left="1068"/>
         <w:jc w:val="both"/>
-      </w:pPr>
-      <w:r>
-        <w:t xml:space="preserve">    $password = $env['DB_PASSWORD'];</w:t>
+        <w:rPr>
+          <w:lang w:val="en-US"/>
+        </w:rPr>
+      </w:pPr>
+      <w:r>
+        <w:t xml:space="preserve">    </w:t>
+      </w:r>
+      <w:r>
+        <w:rPr>
+          <w:lang w:val="en-US"/>
+        </w:rPr>
+        <w:t>$password = $env['DB_PASSWORD'];</w:t>
       </w:r>
     </w:p>
     <w:p>
@@ -3554,8 +3233,14 @@
         <w:spacing w:after="0" w:line="240" w:lineRule="auto"/>
         <w:ind w:left="1068"/>
         <w:jc w:val="both"/>
-      </w:pPr>
-      <w:r>
+        <w:rPr>
+          <w:lang w:val="en-US"/>
+        </w:rPr>
+      </w:pPr>
+      <w:r>
+        <w:rPr>
+          <w:lang w:val="en-US"/>
+        </w:rPr>
         <w:t>} else {</w:t>
       </w:r>
     </w:p>
@@ -3567,7 +3252,13 @@
         <w:jc w:val="both"/>
       </w:pPr>
       <w:r>
-        <w:t xml:space="preserve">    // Para producción (Azure)</w:t>
+        <w:rPr>
+          <w:lang w:val="en-US"/>
+        </w:rPr>
+        <w:t xml:space="preserve">    </w:t>
+      </w:r>
+      <w:r>
+        <w:t>// Para producción (Azure)</w:t>
       </w:r>
     </w:p>
     <w:p>
@@ -3578,7 +3269,23 @@
         <w:jc w:val="both"/>
       </w:pPr>
       <w:r>
-        <w:t xml:space="preserve">    $password = getenv('DB_PASSWORD');</w:t>
+        <w:t xml:space="preserve">    $</w:t>
+      </w:r>
+      <w:proofErr w:type="spellStart"/>
+      <w:r>
+        <w:t>password</w:t>
+      </w:r>
+      <w:proofErr w:type="spellEnd"/>
+      <w:r>
+        <w:t xml:space="preserve"> = </w:t>
+      </w:r>
+      <w:proofErr w:type="spellStart"/>
+      <w:r>
+        <w:t>getenv</w:t>
+      </w:r>
+      <w:proofErr w:type="spellEnd"/>
+      <w:r>
+        <w:t>('DB_PASSWORD');</w:t>
       </w:r>
     </w:p>
     <w:p>
@@ -3632,8 +3339,33 @@
           <w:b/>
           <w:bCs/>
         </w:rPr>
-        <w:t>Hacer commit y push</w:t>
-      </w:r>
+        <w:t xml:space="preserve">Hacer </w:t>
+      </w:r>
+      <w:proofErr w:type="spellStart"/>
+      <w:r>
+        <w:rPr>
+          <w:b/>
+          <w:bCs/>
+        </w:rPr>
+        <w:t>commit</w:t>
+      </w:r>
+      <w:proofErr w:type="spellEnd"/>
+      <w:r>
+        <w:rPr>
+          <w:b/>
+          <w:bCs/>
+        </w:rPr>
+        <w:t xml:space="preserve"> y </w:t>
+      </w:r>
+      <w:proofErr w:type="spellStart"/>
+      <w:r>
+        <w:rPr>
+          <w:b/>
+          <w:bCs/>
+        </w:rPr>
+        <w:t>push</w:t>
+      </w:r>
+      <w:proofErr w:type="spellEnd"/>
     </w:p>
     <w:p>
       <w:pPr>
@@ -3654,7 +3386,39 @@
           <w:b/>
           <w:bCs/>
         </w:rPr>
-        <w:t>Verificar en SonarCloud que el issue se resuelve</w:t>
+        <w:t xml:space="preserve">Verificar en </w:t>
+      </w:r>
+      <w:proofErr w:type="spellStart"/>
+      <w:r>
+        <w:rPr>
+          <w:b/>
+          <w:bCs/>
+        </w:rPr>
+        <w:t>SonarCloud</w:t>
+      </w:r>
+      <w:proofErr w:type="spellEnd"/>
+      <w:r>
+        <w:rPr>
+          <w:b/>
+          <w:bCs/>
+        </w:rPr>
+        <w:t xml:space="preserve"> que el </w:t>
+      </w:r>
+      <w:proofErr w:type="spellStart"/>
+      <w:r>
+        <w:rPr>
+          <w:b/>
+          <w:bCs/>
+        </w:rPr>
+        <w:t>issue</w:t>
+      </w:r>
+      <w:proofErr w:type="spellEnd"/>
+      <w:r>
+        <w:rPr>
+          <w:b/>
+          <w:bCs/>
+        </w:rPr>
+        <w:t xml:space="preserve"> se resuelve</w:t>
       </w:r>
     </w:p>
     <w:p>
@@ -3748,6 +3512,7 @@
       </w:pPr>
     </w:p>
     <w:sectPr>
+      <w:headerReference w:type="default" r:id="rId10"/>
       <w:pgSz w:w="12240" w:h="15840"/>
       <w:pgMar w:top="1440" w:right="1440" w:bottom="1440" w:left="1440" w:header="709" w:footer="709" w:gutter="0"/>
       <w:cols w:space="708"/>
@@ -3921,6 +3686,92 @@
     </w:lvl>
   </w:abstractNum>
   <w:abstractNum w:abstractNumId="1" w15:restartNumberingAfterBreak="0">
+    <w:nsid w:val="05EC57BA"/>
+    <w:multiLevelType w:val="hybridMultilevel"/>
+    <w:tmpl w:val="191A80C4"/>
+    <w:lvl w:ilvl="0" w:tplc="FFFFFFFF">
+      <w:start w:val="1"/>
+      <w:numFmt w:val="decimal"/>
+      <w:lvlText w:val="%1."/>
+      <w:lvlJc w:val="left"/>
+      <w:pPr>
+        <w:ind w:left="1152" w:hanging="360"/>
+      </w:pPr>
+    </w:lvl>
+    <w:lvl w:ilvl="1" w:tplc="FFFFFFFF" w:tentative="1">
+      <w:start w:val="1"/>
+      <w:numFmt w:val="lowerLetter"/>
+      <w:lvlText w:val="%2."/>
+      <w:lvlJc w:val="left"/>
+      <w:pPr>
+        <w:ind w:left="1872" w:hanging="360"/>
+      </w:pPr>
+    </w:lvl>
+    <w:lvl w:ilvl="2" w:tplc="FFFFFFFF" w:tentative="1">
+      <w:start w:val="1"/>
+      <w:numFmt w:val="lowerRoman"/>
+      <w:lvlText w:val="%3."/>
+      <w:lvlJc w:val="right"/>
+      <w:pPr>
+        <w:ind w:left="2592" w:hanging="180"/>
+      </w:pPr>
+    </w:lvl>
+    <w:lvl w:ilvl="3" w:tplc="FFFFFFFF" w:tentative="1">
+      <w:start w:val="1"/>
+      <w:numFmt w:val="decimal"/>
+      <w:lvlText w:val="%4."/>
+      <w:lvlJc w:val="left"/>
+      <w:pPr>
+        <w:ind w:left="3312" w:hanging="360"/>
+      </w:pPr>
+    </w:lvl>
+    <w:lvl w:ilvl="4" w:tplc="FFFFFFFF" w:tentative="1">
+      <w:start w:val="1"/>
+      <w:numFmt w:val="lowerLetter"/>
+      <w:lvlText w:val="%5."/>
+      <w:lvlJc w:val="left"/>
+      <w:pPr>
+        <w:ind w:left="4032" w:hanging="360"/>
+      </w:pPr>
+    </w:lvl>
+    <w:lvl w:ilvl="5" w:tplc="FFFFFFFF" w:tentative="1">
+      <w:start w:val="1"/>
+      <w:numFmt w:val="lowerRoman"/>
+      <w:lvlText w:val="%6."/>
+      <w:lvlJc w:val="right"/>
+      <w:pPr>
+        <w:ind w:left="4752" w:hanging="180"/>
+      </w:pPr>
+    </w:lvl>
+    <w:lvl w:ilvl="6" w:tplc="FFFFFFFF" w:tentative="1">
+      <w:start w:val="1"/>
+      <w:numFmt w:val="decimal"/>
+      <w:lvlText w:val="%7."/>
+      <w:lvlJc w:val="left"/>
+      <w:pPr>
+        <w:ind w:left="5472" w:hanging="360"/>
+      </w:pPr>
+    </w:lvl>
+    <w:lvl w:ilvl="7" w:tplc="FFFFFFFF" w:tentative="1">
+      <w:start w:val="1"/>
+      <w:numFmt w:val="lowerLetter"/>
+      <w:lvlText w:val="%8."/>
+      <w:lvlJc w:val="left"/>
+      <w:pPr>
+        <w:ind w:left="6192" w:hanging="360"/>
+      </w:pPr>
+    </w:lvl>
+    <w:lvl w:ilvl="8" w:tplc="FFFFFFFF" w:tentative="1">
+      <w:start w:val="1"/>
+      <w:numFmt w:val="lowerRoman"/>
+      <w:lvlText w:val="%9."/>
+      <w:lvlJc w:val="right"/>
+      <w:pPr>
+        <w:ind w:left="6912" w:hanging="180"/>
+      </w:pPr>
+    </w:lvl>
+  </w:abstractNum>
+  <w:abstractNum w:abstractNumId="2" w15:restartNumberingAfterBreak="0">
     <w:nsid w:val="0F1D752C"/>
     <w:multiLevelType w:val="multilevel"/>
     <w:tmpl w:val="240A001F"/>
@@ -4006,7 +3857,7 @@
       </w:pPr>
     </w:lvl>
   </w:abstractNum>
-  <w:abstractNum w:abstractNumId="2" w15:restartNumberingAfterBreak="0">
+  <w:abstractNum w:abstractNumId="3" w15:restartNumberingAfterBreak="0">
     <w:nsid w:val="21503CA2"/>
     <w:multiLevelType w:val="hybridMultilevel"/>
     <w:tmpl w:val="C234E9B4"/>
@@ -4095,7 +3946,7 @@
       </w:pPr>
     </w:lvl>
   </w:abstractNum>
-  <w:abstractNum w:abstractNumId="3" w15:restartNumberingAfterBreak="0">
+  <w:abstractNum w:abstractNumId="4" w15:restartNumberingAfterBreak="0">
     <w:nsid w:val="251D72DC"/>
     <w:multiLevelType w:val="multilevel"/>
     <w:tmpl w:val="D570E64A"/>
@@ -4188,7 +4039,7 @@
       </w:pPr>
     </w:lvl>
   </w:abstractNum>
-  <w:abstractNum w:abstractNumId="4" w15:restartNumberingAfterBreak="0">
+  <w:abstractNum w:abstractNumId="5" w15:restartNumberingAfterBreak="0">
     <w:nsid w:val="27CF7B78"/>
     <w:multiLevelType w:val="hybridMultilevel"/>
     <w:tmpl w:val="EDD6EAE4"/>
@@ -4277,10 +4128,10 @@
       </w:pPr>
     </w:lvl>
   </w:abstractNum>
-  <w:abstractNum w:abstractNumId="5" w15:restartNumberingAfterBreak="0">
+  <w:abstractNum w:abstractNumId="6" w15:restartNumberingAfterBreak="0">
     <w:nsid w:val="3DD669B5"/>
     <w:multiLevelType w:val="multilevel"/>
-    <w:tmpl w:val="D570E64A"/>
+    <w:tmpl w:val="818EBABA"/>
     <w:lvl w:ilvl="0">
       <w:start w:val="1"/>
       <w:numFmt w:val="decimal"/>
@@ -4288,397 +4139,6 @@
       <w:lvlJc w:val="left"/>
       <w:pPr>
         <w:ind w:left="360" w:hanging="360"/>
-      </w:pPr>
-      <w:rPr>
-        <w:rFonts w:hint="default"/>
-      </w:rPr>
-    </w:lvl>
-    <w:lvl w:ilvl="1">
-      <w:start w:val="1"/>
-      <w:numFmt w:val="decimal"/>
-      <w:lvlText w:val="%1.%2."/>
-      <w:lvlJc w:val="left"/>
-      <w:pPr>
-        <w:ind w:left="792" w:hanging="432"/>
-      </w:pPr>
-      <w:rPr>
-        <w:b/>
-        <w:bCs/>
-      </w:rPr>
-    </w:lvl>
-    <w:lvl w:ilvl="2">
-      <w:start w:val="1"/>
-      <w:numFmt w:val="decimal"/>
-      <w:lvlText w:val="%1.%2.%3."/>
-      <w:lvlJc w:val="left"/>
-      <w:pPr>
-        <w:ind w:left="1224" w:hanging="504"/>
-      </w:pPr>
-    </w:lvl>
-    <w:lvl w:ilvl="3">
-      <w:start w:val="1"/>
-      <w:numFmt w:val="decimal"/>
-      <w:lvlText w:val="%1.%2.%3.%4."/>
-      <w:lvlJc w:val="left"/>
-      <w:pPr>
-        <w:ind w:left="1728" w:hanging="648"/>
-      </w:pPr>
-    </w:lvl>
-    <w:lvl w:ilvl="4">
-      <w:start w:val="1"/>
-      <w:numFmt w:val="decimal"/>
-      <w:lvlText w:val="%1.%2.%3.%4.%5."/>
-      <w:lvlJc w:val="left"/>
-      <w:pPr>
-        <w:ind w:left="2232" w:hanging="792"/>
-      </w:pPr>
-    </w:lvl>
-    <w:lvl w:ilvl="5">
-      <w:start w:val="1"/>
-      <w:numFmt w:val="decimal"/>
-      <w:lvlText w:val="%1.%2.%3.%4.%5.%6."/>
-      <w:lvlJc w:val="left"/>
-      <w:pPr>
-        <w:ind w:left="2736" w:hanging="936"/>
-      </w:pPr>
-    </w:lvl>
-    <w:lvl w:ilvl="6">
-      <w:start w:val="1"/>
-      <w:numFmt w:val="decimal"/>
-      <w:lvlText w:val="%1.%2.%3.%4.%5.%6.%7."/>
-      <w:lvlJc w:val="left"/>
-      <w:pPr>
-        <w:ind w:left="3240" w:hanging="1080"/>
-      </w:pPr>
-    </w:lvl>
-    <w:lvl w:ilvl="7">
-      <w:start w:val="1"/>
-      <w:numFmt w:val="decimal"/>
-      <w:lvlText w:val="%1.%2.%3.%4.%5.%6.%7.%8."/>
-      <w:lvlJc w:val="left"/>
-      <w:pPr>
-        <w:ind w:left="3744" w:hanging="1224"/>
-      </w:pPr>
-    </w:lvl>
-    <w:lvl w:ilvl="8">
-      <w:start w:val="1"/>
-      <w:numFmt w:val="decimal"/>
-      <w:lvlText w:val="%1.%2.%3.%4.%5.%6.%7.%8.%9."/>
-      <w:lvlJc w:val="left"/>
-      <w:pPr>
-        <w:ind w:left="4320" w:hanging="1440"/>
-      </w:pPr>
-    </w:lvl>
-  </w:abstractNum>
-  <w:abstractNum w:abstractNumId="6" w15:restartNumberingAfterBreak="0">
-    <w:nsid w:val="45824372"/>
-    <w:multiLevelType w:val="hybridMultilevel"/>
-    <w:tmpl w:val="4B7A1B4A"/>
-    <w:lvl w:ilvl="0" w:tplc="240A0001">
-      <w:start w:val="1"/>
-      <w:numFmt w:val="bullet"/>
-      <w:lvlText w:val=""/>
-      <w:lvlJc w:val="left"/>
-      <w:pPr>
-        <w:ind w:left="1152" w:hanging="360"/>
-      </w:pPr>
-      <w:rPr>
-        <w:rFonts w:ascii="Symbol" w:hAnsi="Symbol" w:hint="default"/>
-      </w:rPr>
-    </w:lvl>
-    <w:lvl w:ilvl="1" w:tplc="240A0003">
-      <w:start w:val="1"/>
-      <w:numFmt w:val="bullet"/>
-      <w:lvlText w:val="o"/>
-      <w:lvlJc w:val="left"/>
-      <w:pPr>
-        <w:ind w:left="1872" w:hanging="360"/>
-      </w:pPr>
-      <w:rPr>
-        <w:rFonts w:ascii="Courier New" w:hAnsi="Courier New" w:cs="Courier New" w:hint="default"/>
-      </w:rPr>
-    </w:lvl>
-    <w:lvl w:ilvl="2" w:tplc="240A0005" w:tentative="1">
-      <w:start w:val="1"/>
-      <w:numFmt w:val="bullet"/>
-      <w:lvlText w:val=""/>
-      <w:lvlJc w:val="left"/>
-      <w:pPr>
-        <w:ind w:left="2592" w:hanging="360"/>
-      </w:pPr>
-      <w:rPr>
-        <w:rFonts w:ascii="Wingdings" w:hAnsi="Wingdings" w:hint="default"/>
-      </w:rPr>
-    </w:lvl>
-    <w:lvl w:ilvl="3" w:tplc="240A0001" w:tentative="1">
-      <w:start w:val="1"/>
-      <w:numFmt w:val="bullet"/>
-      <w:lvlText w:val=""/>
-      <w:lvlJc w:val="left"/>
-      <w:pPr>
-        <w:ind w:left="3312" w:hanging="360"/>
-      </w:pPr>
-      <w:rPr>
-        <w:rFonts w:ascii="Symbol" w:hAnsi="Symbol" w:hint="default"/>
-      </w:rPr>
-    </w:lvl>
-    <w:lvl w:ilvl="4" w:tplc="240A0003" w:tentative="1">
-      <w:start w:val="1"/>
-      <w:numFmt w:val="bullet"/>
-      <w:lvlText w:val="o"/>
-      <w:lvlJc w:val="left"/>
-      <w:pPr>
-        <w:ind w:left="4032" w:hanging="360"/>
-      </w:pPr>
-      <w:rPr>
-        <w:rFonts w:ascii="Courier New" w:hAnsi="Courier New" w:cs="Courier New" w:hint="default"/>
-      </w:rPr>
-    </w:lvl>
-    <w:lvl w:ilvl="5" w:tplc="240A0005" w:tentative="1">
-      <w:start w:val="1"/>
-      <w:numFmt w:val="bullet"/>
-      <w:lvlText w:val=""/>
-      <w:lvlJc w:val="left"/>
-      <w:pPr>
-        <w:ind w:left="4752" w:hanging="360"/>
-      </w:pPr>
-      <w:rPr>
-        <w:rFonts w:ascii="Wingdings" w:hAnsi="Wingdings" w:hint="default"/>
-      </w:rPr>
-    </w:lvl>
-    <w:lvl w:ilvl="6" w:tplc="240A0001" w:tentative="1">
-      <w:start w:val="1"/>
-      <w:numFmt w:val="bullet"/>
-      <w:lvlText w:val=""/>
-      <w:lvlJc w:val="left"/>
-      <w:pPr>
-        <w:ind w:left="5472" w:hanging="360"/>
-      </w:pPr>
-      <w:rPr>
-        <w:rFonts w:ascii="Symbol" w:hAnsi="Symbol" w:hint="default"/>
-      </w:rPr>
-    </w:lvl>
-    <w:lvl w:ilvl="7" w:tplc="240A0003" w:tentative="1">
-      <w:start w:val="1"/>
-      <w:numFmt w:val="bullet"/>
-      <w:lvlText w:val="o"/>
-      <w:lvlJc w:val="left"/>
-      <w:pPr>
-        <w:ind w:left="6192" w:hanging="360"/>
-      </w:pPr>
-      <w:rPr>
-        <w:rFonts w:ascii="Courier New" w:hAnsi="Courier New" w:cs="Courier New" w:hint="default"/>
-      </w:rPr>
-    </w:lvl>
-    <w:lvl w:ilvl="8" w:tplc="240A0005" w:tentative="1">
-      <w:start w:val="1"/>
-      <w:numFmt w:val="bullet"/>
-      <w:lvlText w:val=""/>
-      <w:lvlJc w:val="left"/>
-      <w:pPr>
-        <w:ind w:left="6912" w:hanging="360"/>
-      </w:pPr>
-      <w:rPr>
-        <w:rFonts w:ascii="Wingdings" w:hAnsi="Wingdings" w:hint="default"/>
-      </w:rPr>
-    </w:lvl>
-  </w:abstractNum>
-  <w:abstractNum w:abstractNumId="7" w15:restartNumberingAfterBreak="0">
-    <w:nsid w:val="45B8712A"/>
-    <w:multiLevelType w:val="multilevel"/>
-    <w:tmpl w:val="D570E64A"/>
-    <w:lvl w:ilvl="0">
-      <w:start w:val="1"/>
-      <w:numFmt w:val="decimal"/>
-      <w:lvlText w:val="%1."/>
-      <w:lvlJc w:val="left"/>
-      <w:pPr>
-        <w:ind w:left="1152" w:hanging="360"/>
-      </w:pPr>
-      <w:rPr>
-        <w:rFonts w:hint="default"/>
-      </w:rPr>
-    </w:lvl>
-    <w:lvl w:ilvl="1">
-      <w:start w:val="1"/>
-      <w:numFmt w:val="decimal"/>
-      <w:lvlText w:val="%1.%2."/>
-      <w:lvlJc w:val="left"/>
-      <w:pPr>
-        <w:ind w:left="1584" w:hanging="432"/>
-      </w:pPr>
-      <w:rPr>
-        <w:b/>
-        <w:bCs/>
-      </w:rPr>
-    </w:lvl>
-    <w:lvl w:ilvl="2">
-      <w:start w:val="1"/>
-      <w:numFmt w:val="decimal"/>
-      <w:lvlText w:val="%1.%2.%3."/>
-      <w:lvlJc w:val="left"/>
-      <w:pPr>
-        <w:ind w:left="2016" w:hanging="504"/>
-      </w:pPr>
-    </w:lvl>
-    <w:lvl w:ilvl="3">
-      <w:start w:val="1"/>
-      <w:numFmt w:val="decimal"/>
-      <w:lvlText w:val="%1.%2.%3.%4."/>
-      <w:lvlJc w:val="left"/>
-      <w:pPr>
-        <w:ind w:left="2520" w:hanging="648"/>
-      </w:pPr>
-    </w:lvl>
-    <w:lvl w:ilvl="4">
-      <w:start w:val="1"/>
-      <w:numFmt w:val="decimal"/>
-      <w:lvlText w:val="%1.%2.%3.%4.%5."/>
-      <w:lvlJc w:val="left"/>
-      <w:pPr>
-        <w:ind w:left="3024" w:hanging="792"/>
-      </w:pPr>
-    </w:lvl>
-    <w:lvl w:ilvl="5">
-      <w:start w:val="1"/>
-      <w:numFmt w:val="decimal"/>
-      <w:lvlText w:val="%1.%2.%3.%4.%5.%6."/>
-      <w:lvlJc w:val="left"/>
-      <w:pPr>
-        <w:ind w:left="3528" w:hanging="936"/>
-      </w:pPr>
-    </w:lvl>
-    <w:lvl w:ilvl="6">
-      <w:start w:val="1"/>
-      <w:numFmt w:val="decimal"/>
-      <w:lvlText w:val="%1.%2.%3.%4.%5.%6.%7."/>
-      <w:lvlJc w:val="left"/>
-      <w:pPr>
-        <w:ind w:left="4032" w:hanging="1080"/>
-      </w:pPr>
-    </w:lvl>
-    <w:lvl w:ilvl="7">
-      <w:start w:val="1"/>
-      <w:numFmt w:val="decimal"/>
-      <w:lvlText w:val="%1.%2.%3.%4.%5.%6.%7.%8."/>
-      <w:lvlJc w:val="left"/>
-      <w:pPr>
-        <w:ind w:left="4536" w:hanging="1224"/>
-      </w:pPr>
-    </w:lvl>
-    <w:lvl w:ilvl="8">
-      <w:start w:val="1"/>
-      <w:numFmt w:val="decimal"/>
-      <w:lvlText w:val="%1.%2.%3.%4.%5.%6.%7.%8.%9."/>
-      <w:lvlJc w:val="left"/>
-      <w:pPr>
-        <w:ind w:left="5112" w:hanging="1440"/>
-      </w:pPr>
-    </w:lvl>
-  </w:abstractNum>
-  <w:abstractNum w:abstractNumId="8" w15:restartNumberingAfterBreak="0">
-    <w:nsid w:val="4A6A0FD5"/>
-    <w:multiLevelType w:val="hybridMultilevel"/>
-    <w:tmpl w:val="2DF43B4C"/>
-    <w:lvl w:ilvl="0" w:tplc="240A000F">
-      <w:start w:val="1"/>
-      <w:numFmt w:val="decimal"/>
-      <w:lvlText w:val="%1."/>
-      <w:lvlJc w:val="left"/>
-      <w:pPr>
-        <w:ind w:left="720" w:hanging="360"/>
-      </w:pPr>
-      <w:rPr>
-        <w:rFonts w:hint="default"/>
-      </w:rPr>
-    </w:lvl>
-    <w:lvl w:ilvl="1" w:tplc="776276F6">
-      <w:start w:val="4"/>
-      <w:numFmt w:val="bullet"/>
-      <w:lvlText w:val="-"/>
-      <w:lvlJc w:val="left"/>
-      <w:pPr>
-        <w:ind w:left="1440" w:hanging="360"/>
-      </w:pPr>
-      <w:rPr>
-        <w:rFonts w:ascii="Aptos" w:eastAsiaTheme="minorHAnsi" w:hAnsi="Aptos" w:cstheme="minorBidi" w:hint="default"/>
-      </w:rPr>
-    </w:lvl>
-    <w:lvl w:ilvl="2" w:tplc="240A001B" w:tentative="1">
-      <w:start w:val="1"/>
-      <w:numFmt w:val="lowerRoman"/>
-      <w:lvlText w:val="%3."/>
-      <w:lvlJc w:val="right"/>
-      <w:pPr>
-        <w:ind w:left="2160" w:hanging="180"/>
-      </w:pPr>
-    </w:lvl>
-    <w:lvl w:ilvl="3" w:tplc="240A000F" w:tentative="1">
-      <w:start w:val="1"/>
-      <w:numFmt w:val="decimal"/>
-      <w:lvlText w:val="%4."/>
-      <w:lvlJc w:val="left"/>
-      <w:pPr>
-        <w:ind w:left="2880" w:hanging="360"/>
-      </w:pPr>
-    </w:lvl>
-    <w:lvl w:ilvl="4" w:tplc="240A0019" w:tentative="1">
-      <w:start w:val="1"/>
-      <w:numFmt w:val="lowerLetter"/>
-      <w:lvlText w:val="%5."/>
-      <w:lvlJc w:val="left"/>
-      <w:pPr>
-        <w:ind w:left="3600" w:hanging="360"/>
-      </w:pPr>
-    </w:lvl>
-    <w:lvl w:ilvl="5" w:tplc="240A001B" w:tentative="1">
-      <w:start w:val="1"/>
-      <w:numFmt w:val="lowerRoman"/>
-      <w:lvlText w:val="%6."/>
-      <w:lvlJc w:val="right"/>
-      <w:pPr>
-        <w:ind w:left="4320" w:hanging="180"/>
-      </w:pPr>
-    </w:lvl>
-    <w:lvl w:ilvl="6" w:tplc="240A000F" w:tentative="1">
-      <w:start w:val="1"/>
-      <w:numFmt w:val="decimal"/>
-      <w:lvlText w:val="%7."/>
-      <w:lvlJc w:val="left"/>
-      <w:pPr>
-        <w:ind w:left="5040" w:hanging="360"/>
-      </w:pPr>
-    </w:lvl>
-    <w:lvl w:ilvl="7" w:tplc="240A0019" w:tentative="1">
-      <w:start w:val="1"/>
-      <w:numFmt w:val="lowerLetter"/>
-      <w:lvlText w:val="%8."/>
-      <w:lvlJc w:val="left"/>
-      <w:pPr>
-        <w:ind w:left="5760" w:hanging="360"/>
-      </w:pPr>
-    </w:lvl>
-    <w:lvl w:ilvl="8" w:tplc="240A001B" w:tentative="1">
-      <w:start w:val="1"/>
-      <w:numFmt w:val="lowerRoman"/>
-      <w:lvlText w:val="%9."/>
-      <w:lvlJc w:val="right"/>
-      <w:pPr>
-        <w:ind w:left="6480" w:hanging="180"/>
-      </w:pPr>
-    </w:lvl>
-  </w:abstractNum>
-  <w:abstractNum w:abstractNumId="9" w15:restartNumberingAfterBreak="0">
-    <w:nsid w:val="4FE13711"/>
-    <w:multiLevelType w:val="hybridMultilevel"/>
-    <w:tmpl w:val="9C7CC42A"/>
-    <w:lvl w:ilvl="0" w:tplc="1E1469A2">
-      <w:start w:val="1"/>
-      <w:numFmt w:val="decimal"/>
-      <w:lvlText w:val="%1."/>
-      <w:lvlJc w:val="left"/>
-      <w:pPr>
-        <w:ind w:left="720" w:hanging="360"/>
       </w:pPr>
       <w:rPr>
         <w:rFonts w:hint="default"/>
@@ -4686,13 +4146,312 @@
         <w:bCs/>
       </w:rPr>
     </w:lvl>
+    <w:lvl w:ilvl="1">
+      <w:start w:val="1"/>
+      <w:numFmt w:val="decimal"/>
+      <w:lvlText w:val="%1.%2."/>
+      <w:lvlJc w:val="left"/>
+      <w:pPr>
+        <w:ind w:left="792" w:hanging="432"/>
+      </w:pPr>
+      <w:rPr>
+        <w:b/>
+        <w:bCs/>
+      </w:rPr>
+    </w:lvl>
+    <w:lvl w:ilvl="2">
+      <w:start w:val="1"/>
+      <w:numFmt w:val="decimal"/>
+      <w:lvlText w:val="%1.%2.%3."/>
+      <w:lvlJc w:val="left"/>
+      <w:pPr>
+        <w:ind w:left="1224" w:hanging="504"/>
+      </w:pPr>
+    </w:lvl>
+    <w:lvl w:ilvl="3">
+      <w:start w:val="1"/>
+      <w:numFmt w:val="decimal"/>
+      <w:lvlText w:val="%1.%2.%3.%4."/>
+      <w:lvlJc w:val="left"/>
+      <w:pPr>
+        <w:ind w:left="1728" w:hanging="648"/>
+      </w:pPr>
+    </w:lvl>
+    <w:lvl w:ilvl="4">
+      <w:start w:val="1"/>
+      <w:numFmt w:val="decimal"/>
+      <w:lvlText w:val="%1.%2.%3.%4.%5."/>
+      <w:lvlJc w:val="left"/>
+      <w:pPr>
+        <w:ind w:left="2232" w:hanging="792"/>
+      </w:pPr>
+    </w:lvl>
+    <w:lvl w:ilvl="5">
+      <w:start w:val="1"/>
+      <w:numFmt w:val="decimal"/>
+      <w:lvlText w:val="%1.%2.%3.%4.%5.%6."/>
+      <w:lvlJc w:val="left"/>
+      <w:pPr>
+        <w:ind w:left="2736" w:hanging="936"/>
+      </w:pPr>
+    </w:lvl>
+    <w:lvl w:ilvl="6">
+      <w:start w:val="1"/>
+      <w:numFmt w:val="decimal"/>
+      <w:lvlText w:val="%1.%2.%3.%4.%5.%6.%7."/>
+      <w:lvlJc w:val="left"/>
+      <w:pPr>
+        <w:ind w:left="3240" w:hanging="1080"/>
+      </w:pPr>
+    </w:lvl>
+    <w:lvl w:ilvl="7">
+      <w:start w:val="1"/>
+      <w:numFmt w:val="decimal"/>
+      <w:lvlText w:val="%1.%2.%3.%4.%5.%6.%7.%8."/>
+      <w:lvlJc w:val="left"/>
+      <w:pPr>
+        <w:ind w:left="3744" w:hanging="1224"/>
+      </w:pPr>
+    </w:lvl>
+    <w:lvl w:ilvl="8">
+      <w:start w:val="1"/>
+      <w:numFmt w:val="decimal"/>
+      <w:lvlText w:val="%1.%2.%3.%4.%5.%6.%7.%8.%9."/>
+      <w:lvlJc w:val="left"/>
+      <w:pPr>
+        <w:ind w:left="4320" w:hanging="1440"/>
+      </w:pPr>
+    </w:lvl>
+  </w:abstractNum>
+  <w:abstractNum w:abstractNumId="7" w15:restartNumberingAfterBreak="0">
+    <w:nsid w:val="45824372"/>
+    <w:multiLevelType w:val="hybridMultilevel"/>
+    <w:tmpl w:val="4B7A1B4A"/>
+    <w:lvl w:ilvl="0" w:tplc="240A0001">
+      <w:start w:val="1"/>
+      <w:numFmt w:val="bullet"/>
+      <w:lvlText w:val=""/>
+      <w:lvlJc w:val="left"/>
+      <w:pPr>
+        <w:ind w:left="1152" w:hanging="360"/>
+      </w:pPr>
+      <w:rPr>
+        <w:rFonts w:ascii="Symbol" w:hAnsi="Symbol" w:hint="default"/>
+      </w:rPr>
+    </w:lvl>
+    <w:lvl w:ilvl="1" w:tplc="240A0003">
+      <w:start w:val="1"/>
+      <w:numFmt w:val="bullet"/>
+      <w:lvlText w:val="o"/>
+      <w:lvlJc w:val="left"/>
+      <w:pPr>
+        <w:ind w:left="1872" w:hanging="360"/>
+      </w:pPr>
+      <w:rPr>
+        <w:rFonts w:ascii="Courier New" w:hAnsi="Courier New" w:cs="Courier New" w:hint="default"/>
+      </w:rPr>
+    </w:lvl>
+    <w:lvl w:ilvl="2" w:tplc="240A0005" w:tentative="1">
+      <w:start w:val="1"/>
+      <w:numFmt w:val="bullet"/>
+      <w:lvlText w:val=""/>
+      <w:lvlJc w:val="left"/>
+      <w:pPr>
+        <w:ind w:left="2592" w:hanging="360"/>
+      </w:pPr>
+      <w:rPr>
+        <w:rFonts w:ascii="Wingdings" w:hAnsi="Wingdings" w:hint="default"/>
+      </w:rPr>
+    </w:lvl>
+    <w:lvl w:ilvl="3" w:tplc="240A0001" w:tentative="1">
+      <w:start w:val="1"/>
+      <w:numFmt w:val="bullet"/>
+      <w:lvlText w:val=""/>
+      <w:lvlJc w:val="left"/>
+      <w:pPr>
+        <w:ind w:left="3312" w:hanging="360"/>
+      </w:pPr>
+      <w:rPr>
+        <w:rFonts w:ascii="Symbol" w:hAnsi="Symbol" w:hint="default"/>
+      </w:rPr>
+    </w:lvl>
+    <w:lvl w:ilvl="4" w:tplc="240A0003" w:tentative="1">
+      <w:start w:val="1"/>
+      <w:numFmt w:val="bullet"/>
+      <w:lvlText w:val="o"/>
+      <w:lvlJc w:val="left"/>
+      <w:pPr>
+        <w:ind w:left="4032" w:hanging="360"/>
+      </w:pPr>
+      <w:rPr>
+        <w:rFonts w:ascii="Courier New" w:hAnsi="Courier New" w:cs="Courier New" w:hint="default"/>
+      </w:rPr>
+    </w:lvl>
+    <w:lvl w:ilvl="5" w:tplc="240A0005" w:tentative="1">
+      <w:start w:val="1"/>
+      <w:numFmt w:val="bullet"/>
+      <w:lvlText w:val=""/>
+      <w:lvlJc w:val="left"/>
+      <w:pPr>
+        <w:ind w:left="4752" w:hanging="360"/>
+      </w:pPr>
+      <w:rPr>
+        <w:rFonts w:ascii="Wingdings" w:hAnsi="Wingdings" w:hint="default"/>
+      </w:rPr>
+    </w:lvl>
+    <w:lvl w:ilvl="6" w:tplc="240A0001" w:tentative="1">
+      <w:start w:val="1"/>
+      <w:numFmt w:val="bullet"/>
+      <w:lvlText w:val=""/>
+      <w:lvlJc w:val="left"/>
+      <w:pPr>
+        <w:ind w:left="5472" w:hanging="360"/>
+      </w:pPr>
+      <w:rPr>
+        <w:rFonts w:ascii="Symbol" w:hAnsi="Symbol" w:hint="default"/>
+      </w:rPr>
+    </w:lvl>
+    <w:lvl w:ilvl="7" w:tplc="240A0003" w:tentative="1">
+      <w:start w:val="1"/>
+      <w:numFmt w:val="bullet"/>
+      <w:lvlText w:val="o"/>
+      <w:lvlJc w:val="left"/>
+      <w:pPr>
+        <w:ind w:left="6192" w:hanging="360"/>
+      </w:pPr>
+      <w:rPr>
+        <w:rFonts w:ascii="Courier New" w:hAnsi="Courier New" w:cs="Courier New" w:hint="default"/>
+      </w:rPr>
+    </w:lvl>
+    <w:lvl w:ilvl="8" w:tplc="240A0005" w:tentative="1">
+      <w:start w:val="1"/>
+      <w:numFmt w:val="bullet"/>
+      <w:lvlText w:val=""/>
+      <w:lvlJc w:val="left"/>
+      <w:pPr>
+        <w:ind w:left="6912" w:hanging="360"/>
+      </w:pPr>
+      <w:rPr>
+        <w:rFonts w:ascii="Wingdings" w:hAnsi="Wingdings" w:hint="default"/>
+      </w:rPr>
+    </w:lvl>
+  </w:abstractNum>
+  <w:abstractNum w:abstractNumId="8" w15:restartNumberingAfterBreak="0">
+    <w:nsid w:val="45B8712A"/>
+    <w:multiLevelType w:val="multilevel"/>
+    <w:tmpl w:val="D570E64A"/>
+    <w:lvl w:ilvl="0">
+      <w:start w:val="1"/>
+      <w:numFmt w:val="decimal"/>
+      <w:lvlText w:val="%1."/>
+      <w:lvlJc w:val="left"/>
+      <w:pPr>
+        <w:ind w:left="1152" w:hanging="360"/>
+      </w:pPr>
+      <w:rPr>
+        <w:rFonts w:hint="default"/>
+      </w:rPr>
+    </w:lvl>
+    <w:lvl w:ilvl="1">
+      <w:start w:val="1"/>
+      <w:numFmt w:val="decimal"/>
+      <w:lvlText w:val="%1.%2."/>
+      <w:lvlJc w:val="left"/>
+      <w:pPr>
+        <w:ind w:left="1584" w:hanging="432"/>
+      </w:pPr>
+      <w:rPr>
+        <w:b/>
+        <w:bCs/>
+      </w:rPr>
+    </w:lvl>
+    <w:lvl w:ilvl="2">
+      <w:start w:val="1"/>
+      <w:numFmt w:val="decimal"/>
+      <w:lvlText w:val="%1.%2.%3."/>
+      <w:lvlJc w:val="left"/>
+      <w:pPr>
+        <w:ind w:left="2016" w:hanging="504"/>
+      </w:pPr>
+    </w:lvl>
+    <w:lvl w:ilvl="3">
+      <w:start w:val="1"/>
+      <w:numFmt w:val="decimal"/>
+      <w:lvlText w:val="%1.%2.%3.%4."/>
+      <w:lvlJc w:val="left"/>
+      <w:pPr>
+        <w:ind w:left="2520" w:hanging="648"/>
+      </w:pPr>
+    </w:lvl>
+    <w:lvl w:ilvl="4">
+      <w:start w:val="1"/>
+      <w:numFmt w:val="decimal"/>
+      <w:lvlText w:val="%1.%2.%3.%4.%5."/>
+      <w:lvlJc w:val="left"/>
+      <w:pPr>
+        <w:ind w:left="3024" w:hanging="792"/>
+      </w:pPr>
+    </w:lvl>
+    <w:lvl w:ilvl="5">
+      <w:start w:val="1"/>
+      <w:numFmt w:val="decimal"/>
+      <w:lvlText w:val="%1.%2.%3.%4.%5.%6."/>
+      <w:lvlJc w:val="left"/>
+      <w:pPr>
+        <w:ind w:left="3528" w:hanging="936"/>
+      </w:pPr>
+    </w:lvl>
+    <w:lvl w:ilvl="6">
+      <w:start w:val="1"/>
+      <w:numFmt w:val="decimal"/>
+      <w:lvlText w:val="%1.%2.%3.%4.%5.%6.%7."/>
+      <w:lvlJc w:val="left"/>
+      <w:pPr>
+        <w:ind w:left="4032" w:hanging="1080"/>
+      </w:pPr>
+    </w:lvl>
+    <w:lvl w:ilvl="7">
+      <w:start w:val="1"/>
+      <w:numFmt w:val="decimal"/>
+      <w:lvlText w:val="%1.%2.%3.%4.%5.%6.%7.%8."/>
+      <w:lvlJc w:val="left"/>
+      <w:pPr>
+        <w:ind w:left="4536" w:hanging="1224"/>
+      </w:pPr>
+    </w:lvl>
+    <w:lvl w:ilvl="8">
+      <w:start w:val="1"/>
+      <w:numFmt w:val="decimal"/>
+      <w:lvlText w:val="%1.%2.%3.%4.%5.%6.%7.%8.%9."/>
+      <w:lvlJc w:val="left"/>
+      <w:pPr>
+        <w:ind w:left="5112" w:hanging="1440"/>
+      </w:pPr>
+    </w:lvl>
+  </w:abstractNum>
+  <w:abstractNum w:abstractNumId="9" w15:restartNumberingAfterBreak="0">
+    <w:nsid w:val="49186D76"/>
+    <w:multiLevelType w:val="hybridMultilevel"/>
+    <w:tmpl w:val="70C83590"/>
+    <w:lvl w:ilvl="0" w:tplc="240A000F">
+      <w:start w:val="1"/>
+      <w:numFmt w:val="decimal"/>
+      <w:lvlText w:val="%1."/>
+      <w:lvlJc w:val="left"/>
+      <w:pPr>
+        <w:ind w:left="1152" w:hanging="360"/>
+      </w:pPr>
+      <w:rPr>
+        <w:rFonts w:hint="default"/>
+      </w:rPr>
+    </w:lvl>
     <w:lvl w:ilvl="1" w:tplc="240A0019" w:tentative="1">
       <w:start w:val="1"/>
       <w:numFmt w:val="lowerLetter"/>
       <w:lvlText w:val="%2."/>
       <w:lvlJc w:val="left"/>
       <w:pPr>
-        <w:ind w:left="1440" w:hanging="360"/>
+        <w:ind w:left="1872" w:hanging="360"/>
       </w:pPr>
     </w:lvl>
     <w:lvl w:ilvl="2" w:tplc="240A001B" w:tentative="1">
@@ -4701,7 +4460,7 @@
       <w:lvlText w:val="%3."/>
       <w:lvlJc w:val="right"/>
       <w:pPr>
-        <w:ind w:left="2160" w:hanging="180"/>
+        <w:ind w:left="2592" w:hanging="180"/>
       </w:pPr>
     </w:lvl>
     <w:lvl w:ilvl="3" w:tplc="240A000F" w:tentative="1">
@@ -4710,7 +4469,7 @@
       <w:lvlText w:val="%4."/>
       <w:lvlJc w:val="left"/>
       <w:pPr>
-        <w:ind w:left="2880" w:hanging="360"/>
+        <w:ind w:left="3312" w:hanging="360"/>
       </w:pPr>
     </w:lvl>
     <w:lvl w:ilvl="4" w:tplc="240A0019" w:tentative="1">
@@ -4719,7 +4478,7 @@
       <w:lvlText w:val="%5."/>
       <w:lvlJc w:val="left"/>
       <w:pPr>
-        <w:ind w:left="3600" w:hanging="360"/>
+        <w:ind w:left="4032" w:hanging="360"/>
       </w:pPr>
     </w:lvl>
     <w:lvl w:ilvl="5" w:tplc="240A001B" w:tentative="1">
@@ -4728,7 +4487,7 @@
       <w:lvlText w:val="%6."/>
       <w:lvlJc w:val="right"/>
       <w:pPr>
-        <w:ind w:left="4320" w:hanging="180"/>
+        <w:ind w:left="4752" w:hanging="180"/>
       </w:pPr>
     </w:lvl>
     <w:lvl w:ilvl="6" w:tplc="240A000F" w:tentative="1">
@@ -4737,7 +4496,7 @@
       <w:lvlText w:val="%7."/>
       <w:lvlJc w:val="left"/>
       <w:pPr>
-        <w:ind w:left="5040" w:hanging="360"/>
+        <w:ind w:left="5472" w:hanging="360"/>
       </w:pPr>
     </w:lvl>
     <w:lvl w:ilvl="7" w:tplc="240A0019" w:tentative="1">
@@ -4746,7 +4505,7 @@
       <w:lvlText w:val="%8."/>
       <w:lvlJc w:val="left"/>
       <w:pPr>
-        <w:ind w:left="5760" w:hanging="360"/>
+        <w:ind w:left="6192" w:hanging="360"/>
       </w:pPr>
     </w:lvl>
     <w:lvl w:ilvl="8" w:tplc="240A001B" w:tentative="1">
@@ -4755,11 +4514,194 @@
       <w:lvlText w:val="%9."/>
       <w:lvlJc w:val="right"/>
       <w:pPr>
-        <w:ind w:left="6480" w:hanging="180"/>
+        <w:ind w:left="6912" w:hanging="180"/>
       </w:pPr>
     </w:lvl>
   </w:abstractNum>
   <w:abstractNum w:abstractNumId="10" w15:restartNumberingAfterBreak="0">
+    <w:nsid w:val="4A6A0FD5"/>
+    <w:multiLevelType w:val="hybridMultilevel"/>
+    <w:tmpl w:val="2DF43B4C"/>
+    <w:lvl w:ilvl="0" w:tplc="240A000F">
+      <w:start w:val="1"/>
+      <w:numFmt w:val="decimal"/>
+      <w:lvlText w:val="%1."/>
+      <w:lvlJc w:val="left"/>
+      <w:pPr>
+        <w:ind w:left="720" w:hanging="360"/>
+      </w:pPr>
+      <w:rPr>
+        <w:rFonts w:hint="default"/>
+      </w:rPr>
+    </w:lvl>
+    <w:lvl w:ilvl="1" w:tplc="776276F6">
+      <w:start w:val="4"/>
+      <w:numFmt w:val="bullet"/>
+      <w:lvlText w:val="-"/>
+      <w:lvlJc w:val="left"/>
+      <w:pPr>
+        <w:ind w:left="1440" w:hanging="360"/>
+      </w:pPr>
+      <w:rPr>
+        <w:rFonts w:ascii="Aptos" w:eastAsiaTheme="minorHAnsi" w:hAnsi="Aptos" w:cstheme="minorBidi" w:hint="default"/>
+      </w:rPr>
+    </w:lvl>
+    <w:lvl w:ilvl="2" w:tplc="240A001B" w:tentative="1">
+      <w:start w:val="1"/>
+      <w:numFmt w:val="lowerRoman"/>
+      <w:lvlText w:val="%3."/>
+      <w:lvlJc w:val="right"/>
+      <w:pPr>
+        <w:ind w:left="2160" w:hanging="180"/>
+      </w:pPr>
+    </w:lvl>
+    <w:lvl w:ilvl="3" w:tplc="240A000F" w:tentative="1">
+      <w:start w:val="1"/>
+      <w:numFmt w:val="decimal"/>
+      <w:lvlText w:val="%4."/>
+      <w:lvlJc w:val="left"/>
+      <w:pPr>
+        <w:ind w:left="2880" w:hanging="360"/>
+      </w:pPr>
+    </w:lvl>
+    <w:lvl w:ilvl="4" w:tplc="240A0019" w:tentative="1">
+      <w:start w:val="1"/>
+      <w:numFmt w:val="lowerLetter"/>
+      <w:lvlText w:val="%5."/>
+      <w:lvlJc w:val="left"/>
+      <w:pPr>
+        <w:ind w:left="3600" w:hanging="360"/>
+      </w:pPr>
+    </w:lvl>
+    <w:lvl w:ilvl="5" w:tplc="240A001B" w:tentative="1">
+      <w:start w:val="1"/>
+      <w:numFmt w:val="lowerRoman"/>
+      <w:lvlText w:val="%6."/>
+      <w:lvlJc w:val="right"/>
+      <w:pPr>
+        <w:ind w:left="4320" w:hanging="180"/>
+      </w:pPr>
+    </w:lvl>
+    <w:lvl w:ilvl="6" w:tplc="240A000F" w:tentative="1">
+      <w:start w:val="1"/>
+      <w:numFmt w:val="decimal"/>
+      <w:lvlText w:val="%7."/>
+      <w:lvlJc w:val="left"/>
+      <w:pPr>
+        <w:ind w:left="5040" w:hanging="360"/>
+      </w:pPr>
+    </w:lvl>
+    <w:lvl w:ilvl="7" w:tplc="240A0019" w:tentative="1">
+      <w:start w:val="1"/>
+      <w:numFmt w:val="lowerLetter"/>
+      <w:lvlText w:val="%8."/>
+      <w:lvlJc w:val="left"/>
+      <w:pPr>
+        <w:ind w:left="5760" w:hanging="360"/>
+      </w:pPr>
+    </w:lvl>
+    <w:lvl w:ilvl="8" w:tplc="240A001B" w:tentative="1">
+      <w:start w:val="1"/>
+      <w:numFmt w:val="lowerRoman"/>
+      <w:lvlText w:val="%9."/>
+      <w:lvlJc w:val="right"/>
+      <w:pPr>
+        <w:ind w:left="6480" w:hanging="180"/>
+      </w:pPr>
+    </w:lvl>
+  </w:abstractNum>
+  <w:abstractNum w:abstractNumId="11" w15:restartNumberingAfterBreak="0">
+    <w:nsid w:val="4FE13711"/>
+    <w:multiLevelType w:val="hybridMultilevel"/>
+    <w:tmpl w:val="9C7CC42A"/>
+    <w:lvl w:ilvl="0" w:tplc="1E1469A2">
+      <w:start w:val="1"/>
+      <w:numFmt w:val="decimal"/>
+      <w:lvlText w:val="%1."/>
+      <w:lvlJc w:val="left"/>
+      <w:pPr>
+        <w:ind w:left="720" w:hanging="360"/>
+      </w:pPr>
+      <w:rPr>
+        <w:rFonts w:hint="default"/>
+        <w:b/>
+        <w:bCs/>
+      </w:rPr>
+    </w:lvl>
+    <w:lvl w:ilvl="1" w:tplc="240A0019" w:tentative="1">
+      <w:start w:val="1"/>
+      <w:numFmt w:val="lowerLetter"/>
+      <w:lvlText w:val="%2."/>
+      <w:lvlJc w:val="left"/>
+      <w:pPr>
+        <w:ind w:left="1440" w:hanging="360"/>
+      </w:pPr>
+    </w:lvl>
+    <w:lvl w:ilvl="2" w:tplc="240A001B" w:tentative="1">
+      <w:start w:val="1"/>
+      <w:numFmt w:val="lowerRoman"/>
+      <w:lvlText w:val="%3."/>
+      <w:lvlJc w:val="right"/>
+      <w:pPr>
+        <w:ind w:left="2160" w:hanging="180"/>
+      </w:pPr>
+    </w:lvl>
+    <w:lvl w:ilvl="3" w:tplc="240A000F" w:tentative="1">
+      <w:start w:val="1"/>
+      <w:numFmt w:val="decimal"/>
+      <w:lvlText w:val="%4."/>
+      <w:lvlJc w:val="left"/>
+      <w:pPr>
+        <w:ind w:left="2880" w:hanging="360"/>
+      </w:pPr>
+    </w:lvl>
+    <w:lvl w:ilvl="4" w:tplc="240A0019" w:tentative="1">
+      <w:start w:val="1"/>
+      <w:numFmt w:val="lowerLetter"/>
+      <w:lvlText w:val="%5."/>
+      <w:lvlJc w:val="left"/>
+      <w:pPr>
+        <w:ind w:left="3600" w:hanging="360"/>
+      </w:pPr>
+    </w:lvl>
+    <w:lvl w:ilvl="5" w:tplc="240A001B" w:tentative="1">
+      <w:start w:val="1"/>
+      <w:numFmt w:val="lowerRoman"/>
+      <w:lvlText w:val="%6."/>
+      <w:lvlJc w:val="right"/>
+      <w:pPr>
+        <w:ind w:left="4320" w:hanging="180"/>
+      </w:pPr>
+    </w:lvl>
+    <w:lvl w:ilvl="6" w:tplc="240A000F" w:tentative="1">
+      <w:start w:val="1"/>
+      <w:numFmt w:val="decimal"/>
+      <w:lvlText w:val="%7."/>
+      <w:lvlJc w:val="left"/>
+      <w:pPr>
+        <w:ind w:left="5040" w:hanging="360"/>
+      </w:pPr>
+    </w:lvl>
+    <w:lvl w:ilvl="7" w:tplc="240A0019" w:tentative="1">
+      <w:start w:val="1"/>
+      <w:numFmt w:val="lowerLetter"/>
+      <w:lvlText w:val="%8."/>
+      <w:lvlJc w:val="left"/>
+      <w:pPr>
+        <w:ind w:left="5760" w:hanging="360"/>
+      </w:pPr>
+    </w:lvl>
+    <w:lvl w:ilvl="8" w:tplc="240A001B" w:tentative="1">
+      <w:start w:val="1"/>
+      <w:numFmt w:val="lowerRoman"/>
+      <w:lvlText w:val="%9."/>
+      <w:lvlJc w:val="right"/>
+      <w:pPr>
+        <w:ind w:left="6480" w:hanging="180"/>
+      </w:pPr>
+    </w:lvl>
+  </w:abstractNum>
+  <w:abstractNum w:abstractNumId="12" w15:restartNumberingAfterBreak="0">
     <w:nsid w:val="555555F5"/>
     <w:multiLevelType w:val="hybridMultilevel"/>
     <w:tmpl w:val="C116E796"/>
@@ -4872,7 +4814,93 @@
       </w:rPr>
     </w:lvl>
   </w:abstractNum>
-  <w:abstractNum w:abstractNumId="11" w15:restartNumberingAfterBreak="0">
+  <w:abstractNum w:abstractNumId="13" w15:restartNumberingAfterBreak="0">
+    <w:nsid w:val="5D553D15"/>
+    <w:multiLevelType w:val="hybridMultilevel"/>
+    <w:tmpl w:val="191A80C4"/>
+    <w:lvl w:ilvl="0" w:tplc="240A000F">
+      <w:start w:val="1"/>
+      <w:numFmt w:val="decimal"/>
+      <w:lvlText w:val="%1."/>
+      <w:lvlJc w:val="left"/>
+      <w:pPr>
+        <w:ind w:left="1152" w:hanging="360"/>
+      </w:pPr>
+    </w:lvl>
+    <w:lvl w:ilvl="1" w:tplc="240A0019" w:tentative="1">
+      <w:start w:val="1"/>
+      <w:numFmt w:val="lowerLetter"/>
+      <w:lvlText w:val="%2."/>
+      <w:lvlJc w:val="left"/>
+      <w:pPr>
+        <w:ind w:left="1872" w:hanging="360"/>
+      </w:pPr>
+    </w:lvl>
+    <w:lvl w:ilvl="2" w:tplc="240A001B" w:tentative="1">
+      <w:start w:val="1"/>
+      <w:numFmt w:val="lowerRoman"/>
+      <w:lvlText w:val="%3."/>
+      <w:lvlJc w:val="right"/>
+      <w:pPr>
+        <w:ind w:left="2592" w:hanging="180"/>
+      </w:pPr>
+    </w:lvl>
+    <w:lvl w:ilvl="3" w:tplc="240A000F" w:tentative="1">
+      <w:start w:val="1"/>
+      <w:numFmt w:val="decimal"/>
+      <w:lvlText w:val="%4."/>
+      <w:lvlJc w:val="left"/>
+      <w:pPr>
+        <w:ind w:left="3312" w:hanging="360"/>
+      </w:pPr>
+    </w:lvl>
+    <w:lvl w:ilvl="4" w:tplc="240A0019" w:tentative="1">
+      <w:start w:val="1"/>
+      <w:numFmt w:val="lowerLetter"/>
+      <w:lvlText w:val="%5."/>
+      <w:lvlJc w:val="left"/>
+      <w:pPr>
+        <w:ind w:left="4032" w:hanging="360"/>
+      </w:pPr>
+    </w:lvl>
+    <w:lvl w:ilvl="5" w:tplc="240A001B" w:tentative="1">
+      <w:start w:val="1"/>
+      <w:numFmt w:val="lowerRoman"/>
+      <w:lvlText w:val="%6."/>
+      <w:lvlJc w:val="right"/>
+      <w:pPr>
+        <w:ind w:left="4752" w:hanging="180"/>
+      </w:pPr>
+    </w:lvl>
+    <w:lvl w:ilvl="6" w:tplc="240A000F" w:tentative="1">
+      <w:start w:val="1"/>
+      <w:numFmt w:val="decimal"/>
+      <w:lvlText w:val="%7."/>
+      <w:lvlJc w:val="left"/>
+      <w:pPr>
+        <w:ind w:left="5472" w:hanging="360"/>
+      </w:pPr>
+    </w:lvl>
+    <w:lvl w:ilvl="7" w:tplc="240A0019" w:tentative="1">
+      <w:start w:val="1"/>
+      <w:numFmt w:val="lowerLetter"/>
+      <w:lvlText w:val="%8."/>
+      <w:lvlJc w:val="left"/>
+      <w:pPr>
+        <w:ind w:left="6192" w:hanging="360"/>
+      </w:pPr>
+    </w:lvl>
+    <w:lvl w:ilvl="8" w:tplc="240A001B" w:tentative="1">
+      <w:start w:val="1"/>
+      <w:numFmt w:val="lowerRoman"/>
+      <w:lvlText w:val="%9."/>
+      <w:lvlJc w:val="right"/>
+      <w:pPr>
+        <w:ind w:left="6912" w:hanging="180"/>
+      </w:pPr>
+    </w:lvl>
+  </w:abstractNum>
+  <w:abstractNum w:abstractNumId="14" w15:restartNumberingAfterBreak="0">
     <w:nsid w:val="6656506F"/>
     <w:multiLevelType w:val="hybridMultilevel"/>
     <w:tmpl w:val="EDD6EAE4"/>
@@ -4961,7 +4989,7 @@
       </w:pPr>
     </w:lvl>
   </w:abstractNum>
-  <w:abstractNum w:abstractNumId="12" w15:restartNumberingAfterBreak="0">
+  <w:abstractNum w:abstractNumId="15" w15:restartNumberingAfterBreak="0">
     <w:nsid w:val="6D285757"/>
     <w:multiLevelType w:val="hybridMultilevel"/>
     <w:tmpl w:val="E190D6F6"/>
@@ -5047,7 +5075,7 @@
       </w:pPr>
     </w:lvl>
   </w:abstractNum>
-  <w:abstractNum w:abstractNumId="13" w15:restartNumberingAfterBreak="0">
+  <w:abstractNum w:abstractNumId="16" w15:restartNumberingAfterBreak="0">
     <w:nsid w:val="783F64C2"/>
     <w:multiLevelType w:val="hybridMultilevel"/>
     <w:tmpl w:val="3FC864AA"/>
@@ -5134,46 +5162,55 @@
     </w:lvl>
   </w:abstractNum>
   <w:num w:numId="1" w16cid:durableId="1260987316">
-    <w:abstractNumId w:val="5"/>
+    <w:abstractNumId w:val="6"/>
   </w:num>
   <w:num w:numId="2" w16cid:durableId="1747605072">
-    <w:abstractNumId w:val="1"/>
+    <w:abstractNumId w:val="2"/>
   </w:num>
   <w:num w:numId="3" w16cid:durableId="23331432">
-    <w:abstractNumId w:val="11"/>
+    <w:abstractNumId w:val="14"/>
   </w:num>
   <w:num w:numId="4" w16cid:durableId="466512021">
-    <w:abstractNumId w:val="12"/>
+    <w:abstractNumId w:val="15"/>
   </w:num>
   <w:num w:numId="5" w16cid:durableId="1039429305">
     <w:abstractNumId w:val="0"/>
   </w:num>
   <w:num w:numId="6" w16cid:durableId="2117754243">
+    <w:abstractNumId w:val="10"/>
+  </w:num>
+  <w:num w:numId="7" w16cid:durableId="1369644279">
+    <w:abstractNumId w:val="3"/>
+  </w:num>
+  <w:num w:numId="8" w16cid:durableId="490800297">
+    <w:abstractNumId w:val="16"/>
+  </w:num>
+  <w:num w:numId="9" w16cid:durableId="226191095">
+    <w:abstractNumId w:val="5"/>
+  </w:num>
+  <w:num w:numId="10" w16cid:durableId="287661629">
+    <w:abstractNumId w:val="11"/>
+  </w:num>
+  <w:num w:numId="11" w16cid:durableId="1475874121">
+    <w:abstractNumId w:val="12"/>
+  </w:num>
+  <w:num w:numId="12" w16cid:durableId="1788816705">
+    <w:abstractNumId w:val="7"/>
+  </w:num>
+  <w:num w:numId="13" w16cid:durableId="642586649">
+    <w:abstractNumId w:val="4"/>
+  </w:num>
+  <w:num w:numId="14" w16cid:durableId="1043560661">
     <w:abstractNumId w:val="8"/>
   </w:num>
-  <w:num w:numId="7" w16cid:durableId="1369644279">
-    <w:abstractNumId w:val="2"/>
+  <w:num w:numId="15" w16cid:durableId="771171061">
+    <w:abstractNumId w:val="9"/>
   </w:num>
-  <w:num w:numId="8" w16cid:durableId="490800297">
+  <w:num w:numId="16" w16cid:durableId="1632512578">
     <w:abstractNumId w:val="13"/>
   </w:num>
-  <w:num w:numId="9" w16cid:durableId="226191095">
-    <w:abstractNumId w:val="4"/>
-  </w:num>
-  <w:num w:numId="10" w16cid:durableId="287661629">
-    <w:abstractNumId w:val="9"/>
-  </w:num>
-  <w:num w:numId="11" w16cid:durableId="1475874121">
-    <w:abstractNumId w:val="10"/>
-  </w:num>
-  <w:num w:numId="12" w16cid:durableId="1788816705">
-    <w:abstractNumId w:val="6"/>
-  </w:num>
-  <w:num w:numId="13" w16cid:durableId="642586649">
-    <w:abstractNumId w:val="3"/>
-  </w:num>
-  <w:num w:numId="14" w16cid:durableId="1043560661">
-    <w:abstractNumId w:val="7"/>
+  <w:num w:numId="17" w16cid:durableId="949895300">
+    <w:abstractNumId w:val="1"/>
   </w:num>
 </w:numbering>
 </file>

--- a/assets/_docs_/informe_sonarqube.docx
+++ b/assets/_docs_/informe_sonarqube.docx
@@ -138,7 +138,21 @@
         <w:rPr>
           <w:lang w:val="en-US"/>
         </w:rPr>
-        <w:t xml:space="preserve"> "Start for free" o "Log in with GitHub".</w:t>
+        <w:t xml:space="preserve"> "Start for free" </w:t>
+      </w:r>
+      <w:proofErr w:type="gramStart"/>
+      <w:r>
+        <w:rPr>
+          <w:lang w:val="en-US"/>
+        </w:rPr>
+        <w:t>o "</w:t>
+      </w:r>
+      <w:proofErr w:type="gramEnd"/>
+      <w:r>
+        <w:rPr>
+          <w:lang w:val="en-US"/>
+        </w:rPr>
+        <w:t>Log in with GitHub".</w:t>
       </w:r>
     </w:p>
     <w:p>
@@ -164,10 +178,18 @@
         <w:t>cuenta de GitHub</w:t>
       </w:r>
       <w:r>
-        <w:t xml:space="preserve"> (</w:t>
-      </w:r>
-      <w:r>
-        <w:t xml:space="preserve"> Esto permitirá que SonarQube Cloud acceda a </w:t>
+        <w:t xml:space="preserve"> </w:t>
+      </w:r>
+      <w:proofErr w:type="gramStart"/>
+      <w:r>
+        <w:t>(</w:t>
+      </w:r>
+      <w:r>
+        <w:t xml:space="preserve"> Esto</w:t>
+      </w:r>
+      <w:proofErr w:type="gramEnd"/>
+      <w:r>
+        <w:t xml:space="preserve"> permitirá que SonarQube Cloud acceda a </w:t>
       </w:r>
       <w:r>
         <w:t xml:space="preserve">los </w:t>
@@ -303,6 +325,7 @@
         <w:t xml:space="preserve">Dar </w:t>
       </w:r>
       <w:proofErr w:type="spellStart"/>
+      <w:proofErr w:type="gramStart"/>
       <w:r>
         <w:t>clic</w:t>
       </w:r>
@@ -310,6 +333,7 @@
         <w:t>k</w:t>
       </w:r>
       <w:proofErr w:type="spellEnd"/>
+      <w:proofErr w:type="gramEnd"/>
       <w:r>
         <w:t xml:space="preserve"> en "</w:t>
       </w:r>
@@ -411,7 +435,21 @@
         <w:rPr>
           <w:lang w:val="en-US"/>
         </w:rPr>
-        <w:t xml:space="preserve"> "Set up" o "Add repository".</w:t>
+        <w:t xml:space="preserve"> "Set up" </w:t>
+      </w:r>
+      <w:proofErr w:type="gramStart"/>
+      <w:r>
+        <w:rPr>
+          <w:lang w:val="en-US"/>
+        </w:rPr>
+        <w:t>o "</w:t>
+      </w:r>
+      <w:proofErr w:type="gramEnd"/>
+      <w:r>
+        <w:rPr>
+          <w:lang w:val="en-US"/>
+        </w:rPr>
+        <w:t>Add repository".</w:t>
       </w:r>
     </w:p>
     <w:p>
@@ -445,7 +483,21 @@
         <w:rPr>
           <w:lang w:val="en-US"/>
         </w:rPr>
-        <w:t>‘Number of days’ / ‘Define the number of days: ’ 30</w:t>
+        <w:t>‘Number of days’ / ‘Define the number of days</w:t>
+      </w:r>
+      <w:proofErr w:type="gramStart"/>
+      <w:r>
+        <w:rPr>
+          <w:lang w:val="en-US"/>
+        </w:rPr>
+        <w:t>: ’</w:t>
+      </w:r>
+      <w:proofErr w:type="gramEnd"/>
+      <w:r>
+        <w:rPr>
+          <w:lang w:val="en-US"/>
+        </w:rPr>
+        <w:t xml:space="preserve"> 30</w:t>
       </w:r>
       <w:r>
         <w:rPr>
@@ -615,8 +667,13 @@
         <w:t xml:space="preserve">Nombre del proyecto: </w:t>
       </w:r>
       <w:proofErr w:type="spellStart"/>
-      <w:r>
-        <w:t>app_web_php_dss_test</w:t>
+      <w:proofErr w:type="gramStart"/>
+      <w:r>
+        <w:t>app</w:t>
+      </w:r>
+      <w:proofErr w:type="gramEnd"/>
+      <w:r>
+        <w:t>_web_php_dss_test</w:t>
       </w:r>
       <w:proofErr w:type="spellEnd"/>
     </w:p>
@@ -781,7 +838,15 @@
         <w:jc w:val="both"/>
       </w:pPr>
       <w:r>
-        <w:t>Esto significa que el análisis se completó, pero aún no se ha generado un veredicto final (aprobado/reprobado).</w:t>
+        <w:t xml:space="preserve">Esto significa que el análisis se completó, pero aún no se ha generado un </w:t>
+      </w:r>
+      <w:proofErr w:type="gramStart"/>
+      <w:r>
+        <w:t>veredicto final</w:t>
+      </w:r>
+      <w:proofErr w:type="gramEnd"/>
+      <w:r>
+        <w:t xml:space="preserve"> (aprobado/reprobado).</w:t>
       </w:r>
     </w:p>
     <w:p>
@@ -1263,6 +1328,7 @@
                 <w:szCs w:val="20"/>
               </w:rPr>
             </w:pPr>
+            <w:proofErr w:type="gramStart"/>
             <w:r>
               <w:rPr>
                 <w:b/>
@@ -1270,7 +1336,17 @@
                 <w:sz w:val="20"/>
                 <w:szCs w:val="20"/>
               </w:rPr>
-              <w:t xml:space="preserve">Total de </w:t>
+              <w:t>Total</w:t>
+            </w:r>
+            <w:proofErr w:type="gramEnd"/>
+            <w:r>
+              <w:rPr>
+                <w:b/>
+                <w:bCs/>
+                <w:sz w:val="20"/>
+                <w:szCs w:val="20"/>
+              </w:rPr>
+              <w:t xml:space="preserve"> de </w:t>
             </w:r>
             <w:proofErr w:type="spellStart"/>
             <w:r>
@@ -1643,10 +1719,12 @@
         <w:t xml:space="preserve">Dar </w:t>
       </w:r>
       <w:proofErr w:type="spellStart"/>
+      <w:proofErr w:type="gramStart"/>
       <w:r>
         <w:t>click</w:t>
       </w:r>
       <w:proofErr w:type="spellEnd"/>
+      <w:proofErr w:type="gramEnd"/>
       <w:r>
         <w:t xml:space="preserve"> en ‘</w:t>
       </w:r>
@@ -1706,19 +1784,7 @@
         <w:rPr>
           <w:lang w:val="en-US"/>
         </w:rPr>
-        <w:t xml:space="preserve"> ‘</w:t>
-      </w:r>
-      <w:r>
-        <w:rPr>
-          <w:lang w:val="en-US"/>
-        </w:rPr>
-        <w:t>With GitHub Actions</w:t>
-      </w:r>
-      <w:r>
-        <w:rPr>
-          <w:lang w:val="en-US"/>
-        </w:rPr>
-        <w:t>’</w:t>
+        <w:t xml:space="preserve"> ‘With GitHub Actions’</w:t>
       </w:r>
     </w:p>
     <w:p>
@@ -1813,43 +1879,7 @@
         <w:rPr>
           <w:lang w:val="en-US"/>
         </w:rPr>
-        <w:t xml:space="preserve"> a ‘</w:t>
-      </w:r>
-      <w:r>
-        <w:rPr>
-          <w:lang w:val="en-US"/>
-        </w:rPr>
-        <w:t xml:space="preserve">Settings </w:t>
-      </w:r>
-      <w:r>
-        <w:rPr>
-          <w:lang w:val="en-US"/>
-        </w:rPr>
-        <w:t>/</w:t>
-      </w:r>
-      <w:r>
-        <w:rPr>
-          <w:lang w:val="en-US"/>
-        </w:rPr>
-        <w:t xml:space="preserve"> Secrets and variables </w:t>
-      </w:r>
-      <w:r>
-        <w:rPr>
-          <w:lang w:val="en-US"/>
-        </w:rPr>
-        <w:t>/</w:t>
-      </w:r>
-      <w:r>
-        <w:rPr>
-          <w:lang w:val="en-US"/>
-        </w:rPr>
-        <w:t xml:space="preserve"> Actions</w:t>
-      </w:r>
-      <w:r>
-        <w:rPr>
-          <w:lang w:val="en-US"/>
-        </w:rPr>
-        <w:t>’</w:t>
+        <w:t xml:space="preserve"> a ‘Settings / Secrets and variables / Actions’</w:t>
       </w:r>
     </w:p>
     <w:p>
@@ -1945,10 +1975,12 @@
         <w:t xml:space="preserve">Dar </w:t>
       </w:r>
       <w:proofErr w:type="spellStart"/>
+      <w:proofErr w:type="gramStart"/>
       <w:r>
         <w:t>click</w:t>
       </w:r>
       <w:proofErr w:type="spellEnd"/>
+      <w:proofErr w:type="gramEnd"/>
       <w:r>
         <w:t xml:space="preserve"> en ‘Add </w:t>
       </w:r>
@@ -2270,7 +2302,21 @@
         <w:rPr>
           <w:lang w:val="en-US"/>
         </w:rPr>
-        <w:t xml:space="preserve">    runs-on: windows-latest</w:t>
+        <w:t xml:space="preserve">    runs-</w:t>
+      </w:r>
+      <w:proofErr w:type="gramStart"/>
+      <w:r>
+        <w:rPr>
+          <w:lang w:val="en-US"/>
+        </w:rPr>
+        <w:t>on:</w:t>
+      </w:r>
+      <w:proofErr w:type="gramEnd"/>
+      <w:r>
+        <w:rPr>
+          <w:lang w:val="en-US"/>
+        </w:rPr>
+        <w:t xml:space="preserve"> windows-latest</w:t>
       </w:r>
     </w:p>
     <w:p>
@@ -2286,7 +2332,21 @@
         <w:rPr>
           <w:lang w:val="en-US"/>
         </w:rPr>
-        <w:t xml:space="preserve">    steps:</w:t>
+        <w:t xml:space="preserve">    </w:t>
+      </w:r>
+      <w:proofErr w:type="gramStart"/>
+      <w:r>
+        <w:rPr>
+          <w:lang w:val="en-US"/>
+        </w:rPr>
+        <w:t>steps</w:t>
+      </w:r>
+      <w:proofErr w:type="gramEnd"/>
+      <w:r>
+        <w:rPr>
+          <w:lang w:val="en-US"/>
+        </w:rPr>
+        <w:t>:</w:t>
       </w:r>
     </w:p>
     <w:p>
@@ -2428,21 +2488,130 @@
         <w:rPr>
           <w:lang w:val="en-US"/>
         </w:rPr>
-        <w:t xml:space="preserve">          SONAR_TOKEN: ${{ </w:t>
-      </w:r>
-      <w:proofErr w:type="spellStart"/>
-      <w:r>
-        <w:rPr>
-          <w:lang w:val="en-US"/>
-        </w:rPr>
-        <w:t>secrets.SONAR_TOKEN</w:t>
-      </w:r>
-      <w:proofErr w:type="spellEnd"/>
-      <w:r>
-        <w:rPr>
-          <w:lang w:val="en-US"/>
-        </w:rPr>
-        <w:t xml:space="preserve"> }}</w:t>
+        <w:t xml:space="preserve">          SONAR_TOKEN: $</w:t>
+      </w:r>
+      <w:proofErr w:type="gramStart"/>
+      <w:r>
+        <w:rPr>
+          <w:lang w:val="en-US"/>
+        </w:rPr>
+        <w:t xml:space="preserve">{{ </w:t>
+      </w:r>
+      <w:proofErr w:type="spellStart"/>
+      <w:r>
+        <w:rPr>
+          <w:lang w:val="en-US"/>
+        </w:rPr>
+        <w:t>secrets</w:t>
+      </w:r>
+      <w:proofErr w:type="gramEnd"/>
+      <w:r>
+        <w:rPr>
+          <w:lang w:val="en-US"/>
+        </w:rPr>
+        <w:t>.SONAR_</w:t>
+      </w:r>
+      <w:proofErr w:type="gramStart"/>
+      <w:r>
+        <w:rPr>
+          <w:lang w:val="en-US"/>
+        </w:rPr>
+        <w:t>TOKEN</w:t>
+      </w:r>
+      <w:proofErr w:type="spellEnd"/>
+      <w:r>
+        <w:rPr>
+          <w:lang w:val="en-US"/>
+        </w:rPr>
+        <w:t xml:space="preserve"> }</w:t>
+      </w:r>
+      <w:proofErr w:type="gramEnd"/>
+      <w:r>
+        <w:rPr>
+          <w:lang w:val="en-US"/>
+        </w:rPr>
+        <w:t>}</w:t>
+      </w:r>
+    </w:p>
+    <w:p>
+      <w:pPr>
+        <w:spacing w:after="0" w:line="240" w:lineRule="auto"/>
+        <w:jc w:val="both"/>
+        <w:rPr>
+          <w:lang w:val="en-US"/>
+        </w:rPr>
+      </w:pPr>
+    </w:p>
+    <w:p>
+      <w:pPr>
+        <w:spacing w:after="0" w:line="240" w:lineRule="auto"/>
+        <w:jc w:val="both"/>
+      </w:pPr>
+      <w:r>
+        <w:rPr>
+          <w:b/>
+          <w:bCs/>
+          <w:lang w:val="en-US"/>
+        </w:rPr>
+        <w:tab/>
+      </w:r>
+      <w:r>
+        <w:rPr>
+          <w:b/>
+          <w:bCs/>
+        </w:rPr>
+        <w:t>Nota</w:t>
+      </w:r>
+      <w:r>
+        <w:t>: Reemplazar la línea: ‘</w:t>
+      </w:r>
+      <w:r>
+        <w:t>uses: SonarSource/sonarqube-scan-action@v4</w:t>
+      </w:r>
+      <w:r>
+        <w:t>’</w:t>
+      </w:r>
+      <w:r>
+        <w:t xml:space="preserve"> con</w:t>
+      </w:r>
+    </w:p>
+    <w:p>
+      <w:pPr>
+        <w:spacing w:after="0" w:line="240" w:lineRule="auto"/>
+        <w:jc w:val="both"/>
+        <w:rPr>
+          <w:lang w:val="en-US"/>
+        </w:rPr>
+      </w:pPr>
+      <w:r>
+        <w:lastRenderedPageBreak/>
+        <w:tab/>
+      </w:r>
+      <w:r>
+        <w:tab/>
+      </w:r>
+      <w:r>
+        <w:tab/>
+      </w:r>
+      <w:r>
+        <w:rPr>
+          <w:lang w:val="en-US"/>
+        </w:rPr>
+        <w:t>uses: actions/checkout@11bd71901bbe5b1630ceea73d27597364c9af</w:t>
+      </w:r>
+      <w:proofErr w:type="gramStart"/>
+      <w:r>
+        <w:rPr>
+          <w:lang w:val="en-US"/>
+        </w:rPr>
+        <w:t>683  #</w:t>
+      </w:r>
+      <w:proofErr w:type="gramEnd"/>
+      <w:r>
+        <w:rPr>
+          <w:lang w:val="en-US"/>
+        </w:rPr>
+        <w:t xml:space="preserve"> v4.2.2</w:t>
       </w:r>
     </w:p>
     <w:p>
@@ -2483,6 +2652,7 @@
         <w:t>sonar-</w:t>
       </w:r>
       <w:proofErr w:type="spellStart"/>
+      <w:proofErr w:type="gramStart"/>
       <w:r>
         <w:rPr>
           <w:b/>
@@ -2491,6 +2661,7 @@
         <w:t>project.properties</w:t>
       </w:r>
       <w:proofErr w:type="spellEnd"/>
+      <w:proofErr w:type="gramEnd"/>
       <w:r>
         <w:t>’ y pegar el código sugerido de SonarQube Cloud que se parece al siguiente:</w:t>
       </w:r>
@@ -2511,6 +2682,7 @@
         </w:rPr>
       </w:pPr>
       <w:proofErr w:type="spellStart"/>
+      <w:proofErr w:type="gramStart"/>
       <w:r>
         <w:rPr>
           <w:lang w:val="en-US"/>
@@ -2518,6 +2690,7 @@
         <w:t>sonar.projectKey</w:t>
       </w:r>
       <w:proofErr w:type="spellEnd"/>
+      <w:proofErr w:type="gramEnd"/>
       <w:r>
         <w:rPr>
           <w:lang w:val="en-US"/>
@@ -2543,6 +2716,7 @@
         </w:rPr>
       </w:pPr>
       <w:proofErr w:type="spellStart"/>
+      <w:proofErr w:type="gramStart"/>
       <w:r>
         <w:rPr>
           <w:lang w:val="en-US"/>
@@ -2550,6 +2724,7 @@
         <w:t>sonar.organization</w:t>
       </w:r>
       <w:proofErr w:type="spellEnd"/>
+      <w:proofErr w:type="gramEnd"/>
       <w:r>
         <w:rPr>
           <w:lang w:val="en-US"/>
@@ -2618,7 +2793,21 @@
         <w:rPr>
           <w:lang w:val="en-US"/>
         </w:rPr>
-        <w:t>#sonar.projectName=app_web_php_dss_test</w:t>
+        <w:t>#</w:t>
+      </w:r>
+      <w:proofErr w:type="gramStart"/>
+      <w:r>
+        <w:rPr>
+          <w:lang w:val="en-US"/>
+        </w:rPr>
+        <w:t>sonar.projectName</w:t>
+      </w:r>
+      <w:proofErr w:type="gramEnd"/>
+      <w:r>
+        <w:rPr>
+          <w:lang w:val="en-US"/>
+        </w:rPr>
+        <w:t>=app_web_php_dss_test</w:t>
       </w:r>
     </w:p>
     <w:p>
@@ -2634,7 +2823,21 @@
         <w:rPr>
           <w:lang w:val="en-US"/>
         </w:rPr>
-        <w:t>#sonar.projectVersion=1.0</w:t>
+        <w:t>#</w:t>
+      </w:r>
+      <w:proofErr w:type="gramStart"/>
+      <w:r>
+        <w:rPr>
+          <w:lang w:val="en-US"/>
+        </w:rPr>
+        <w:t>sonar.projectVersion</w:t>
+      </w:r>
+      <w:proofErr w:type="gramEnd"/>
+      <w:r>
+        <w:rPr>
+          <w:lang w:val="en-US"/>
+        </w:rPr>
+        <w:t>=1.0</w:t>
       </w:r>
     </w:p>
     <w:p>
@@ -2663,6 +2866,7 @@
         <w:t># Path is relative to the sonar-</w:t>
       </w:r>
       <w:proofErr w:type="spellStart"/>
+      <w:proofErr w:type="gramStart"/>
       <w:r>
         <w:rPr>
           <w:lang w:val="en-US"/>
@@ -2670,6 +2874,7 @@
         <w:t>project.properties</w:t>
       </w:r>
       <w:proofErr w:type="spellEnd"/>
+      <w:proofErr w:type="gramEnd"/>
       <w:r>
         <w:rPr>
           <w:lang w:val="en-US"/>
@@ -2690,7 +2895,21 @@
         <w:rPr>
           <w:lang w:val="en-US"/>
         </w:rPr>
-        <w:t>#sonar.sources=.</w:t>
+        <w:t>#</w:t>
+      </w:r>
+      <w:proofErr w:type="gramStart"/>
+      <w:r>
+        <w:rPr>
+          <w:lang w:val="en-US"/>
+        </w:rPr>
+        <w:t>sonar.sources</w:t>
+      </w:r>
+      <w:proofErr w:type="gramEnd"/>
+      <w:r>
+        <w:rPr>
+          <w:lang w:val="en-US"/>
+        </w:rPr>
+        <w:t>=.</w:t>
       </w:r>
     </w:p>
     <w:p>
@@ -2732,7 +2951,21 @@
         <w:rPr>
           <w:lang w:val="en-US"/>
         </w:rPr>
-        <w:t>#sonar.sourceEncoding=UTF-8</w:t>
+        <w:t>#</w:t>
+      </w:r>
+      <w:proofErr w:type="gramStart"/>
+      <w:r>
+        <w:rPr>
+          <w:lang w:val="en-US"/>
+        </w:rPr>
+        <w:t>sonar.sourceEncoding</w:t>
+      </w:r>
+      <w:proofErr w:type="gramEnd"/>
+      <w:r>
+        <w:rPr>
+          <w:lang w:val="en-US"/>
+        </w:rPr>
+        <w:t>=UTF-8</w:t>
       </w:r>
     </w:p>
     <w:p>
@@ -2836,10 +3069,12 @@
         <w:t>Reemplaza este código: ‘$</w:t>
       </w:r>
       <w:proofErr w:type="spellStart"/>
+      <w:proofErr w:type="gramStart"/>
       <w:r>
         <w:t>password</w:t>
       </w:r>
       <w:proofErr w:type="spellEnd"/>
+      <w:proofErr w:type="gramEnd"/>
       <w:r>
         <w:t xml:space="preserve"> = "</w:t>
       </w:r>
@@ -2872,6 +3107,7 @@
         <w:t>$</w:t>
       </w:r>
       <w:proofErr w:type="spellStart"/>
+      <w:proofErr w:type="gramStart"/>
       <w:r>
         <w:rPr>
           <w:u w:val="single"/>
@@ -2879,6 +3115,7 @@
         <w:t>password</w:t>
       </w:r>
       <w:proofErr w:type="spellEnd"/>
+      <w:proofErr w:type="gramEnd"/>
       <w:r>
         <w:rPr>
           <w:u w:val="single"/>
@@ -3077,13 +3314,18 @@
         <w:jc w:val="both"/>
       </w:pPr>
       <w:r>
-        <w:t>Crear en la raíz el archivo ‘.</w:t>
+        <w:t xml:space="preserve">Crear en la raíz el archivo </w:t>
+      </w:r>
+      <w:proofErr w:type="gramStart"/>
+      <w:r>
+        <w:t>‘.</w:t>
       </w:r>
       <w:proofErr w:type="spellStart"/>
       <w:r>
         <w:t>env</w:t>
       </w:r>
       <w:proofErr w:type="spellEnd"/>
+      <w:proofErr w:type="gramEnd"/>
       <w:r>
         <w:t>’</w:t>
       </w:r>
@@ -3161,13 +3403,18 @@
       </w:r>
       <w:proofErr w:type="spellEnd"/>
       <w:r>
-        <w:t>('.</w:t>
+        <w:t>(</w:t>
+      </w:r>
+      <w:proofErr w:type="gramStart"/>
+      <w:r>
+        <w:t>'.</w:t>
       </w:r>
       <w:proofErr w:type="spellStart"/>
       <w:r>
         <w:t>env</w:t>
       </w:r>
       <w:proofErr w:type="spellEnd"/>
+      <w:proofErr w:type="gramEnd"/>
       <w:r>
         <w:t>')) {</w:t>
       </w:r>
@@ -3196,13 +3443,18 @@
       </w:r>
       <w:proofErr w:type="spellEnd"/>
       <w:r>
-        <w:t>('.</w:t>
+        <w:t>(</w:t>
+      </w:r>
+      <w:proofErr w:type="gramStart"/>
+      <w:r>
+        <w:t>'.</w:t>
       </w:r>
       <w:proofErr w:type="spellStart"/>
       <w:r>
         <w:t>env</w:t>
       </w:r>
       <w:proofErr w:type="spellEnd"/>
+      <w:proofErr w:type="gramEnd"/>
       <w:r>
         <w:t>');</w:t>
       </w:r>
@@ -3224,8 +3476,16 @@
         <w:rPr>
           <w:lang w:val="en-US"/>
         </w:rPr>
-        <w:t>$password = $env['DB_PASSWORD'];</w:t>
-      </w:r>
+        <w:t>$password = $env['DB_PASSWORD'</w:t>
+      </w:r>
+      <w:proofErr w:type="gramStart"/>
+      <w:r>
+        <w:rPr>
+          <w:lang w:val="en-US"/>
+        </w:rPr>
+        <w:t>];</w:t>
+      </w:r>
+      <w:proofErr w:type="gramEnd"/>
     </w:p>
     <w:p>
       <w:pPr>
@@ -3241,6 +3501,7 @@
         <w:rPr>
           <w:lang w:val="en-US"/>
         </w:rPr>
+        <w:lastRenderedPageBreak/>
         <w:t>} else {</w:t>
       </w:r>
     </w:p>
@@ -3272,10 +3533,12 @@
         <w:t xml:space="preserve">    $</w:t>
       </w:r>
       <w:proofErr w:type="spellStart"/>
+      <w:proofErr w:type="gramStart"/>
       <w:r>
         <w:t>password</w:t>
       </w:r>
       <w:proofErr w:type="spellEnd"/>
+      <w:proofErr w:type="gramEnd"/>
       <w:r>
         <w:t xml:space="preserve"> = </w:t>
       </w:r>
@@ -5817,6 +6080,7 @@
   <w:style w:type="character" w:default="1" w:styleId="Fuentedeprrafopredeter">
     <w:name w:val="Default Paragraph Font"/>
     <w:uiPriority w:val="1"/>
+    <w:semiHidden/>
     <w:unhideWhenUsed/>
   </w:style>
   <w:style w:type="table" w:default="1" w:styleId="Tablanormal">
